--- a/documents/38-clearhaven-cdc-settlement-design.docx
+++ b/documents/38-clearhaven-cdc-settlement-design.docx
@@ -6583,7 +6583,7 @@
         <w:pStyle w:val="Heading1"/>
       </w:pPr>
       <w:r>
-        <w:t>Working remainder for CLH-TDD-2023-002</w:t>
+        <w:t>Open work after January 19, 2023</w:t>
       </w:r>
     </w:p>
     <w:p>
@@ -6597,7 +6597,7 @@
           <w:color w:val="222222"/>
           <w:sz w:val="24"/>
         </w:rPr>
-        <w:t>The front of Technical design: settlement file landings into Kafka is the document. This remainder is the leftover a colleague still trips on: named people, named boxes, named tickets, and the work I still owe after January 19, 2023. It is not a second log and it is not a stack of exhibits with the same stub. If a paragraph fights the decision in the front, strike the paragraph.</w:t>
+        <w:t>What follows is leftover work from Technical design: settlement file landings into Kafka: named people, named boxes, named tickets, and the items I still owe. If a paragraph fights the decision in the front of CLH-TDD-2023-002, strike the paragraph.</w:t>
       </w:r>
     </w:p>
     <w:p>
@@ -6751,7 +6751,7 @@
           <w:color w:val="222222"/>
           <w:sz w:val="24"/>
         </w:rPr>
-        <w:t>I will not put identifiers in chat, logs, or a support zip on a wiki that drifts. CLH-TDD-2023-002 and this file are the record. If Chris Patel needs a diagram, they get a permalink, not a photo of a whiteboard. minio.clh-shadow.internal stays out of the diagram title. If a new engineer asks where the leftover lives, I point here. I do not point at a Slack pin from January 19, 2023. Client Clearhaven.</w:t>
+        <w:t>I will not put identifiers in chat, logs, or a support zip on a wiki that drifts. CLH-TDD-2023-002 and this file are the record. If Chris Patel needs a diagram, they get a permalink, not a photo of a whiteboard. minio.clh-shadow.internal stays out of the diagram title. If a new engineer asks where the leftover lives, I point here. I do not point at a Slack pin from January 19, 2023.</w:t>
       </w:r>
     </w:p>
     <w:p>
@@ -9095,7 +9095,7 @@
           <w:color w:val="222222"/>
           <w:sz w:val="24"/>
         </w:rPr>
-        <w:t>People who were absent still get a usable remainder, not a transcript. Marcus Bell gets the decision, the refuse, and the date. They do not get a reconstruction of who raised their voice. If they object, they object on CLH-PRIME. Client Clearhaven. Author Aman Kumar.</w:t>
+        <w:t>People who were absent still get a usable remainder, not a transcript. Marcus Bell gets the decision, the refuse, and the date. They do not get a reconstruction of who raised their voice. If they object, they object on CLH-PRIME.</w:t>
       </w:r>
     </w:p>
     <w:p>
@@ -10140,7 +10140,7 @@
           <w:color w:val="222222"/>
           <w:sz w:val="24"/>
         </w:rPr>
-        <w:t>If you are implementing, keep the rejected alternative dead. If you are on-call, start read-only. If you are Chris Patel, the ask is unchanged: pick the path in the main body or send it back with a named objection. Sample I would still defend: 2532 rows, 17 minutes, freeze respected. Strike this remainder if it ever fights the decision callout. Author Aman Kumar. Client Clearhaven.</w:t>
+        <w:t>If you are implementing, keep the rejected alternative dead. If you are on-call, start read-only. If you are Chris Patel, the ask is unchanged: pick the path in the main body or send it back with a named objection. Sample I would still defend: 2532 rows, 17 minutes, freeze respected. Strike this section if it ever fights the decision callout.</w:t>
       </w:r>
     </w:p>
     <w:p>
@@ -10154,7 +10154,7 @@
           <w:color w:val="222222"/>
           <w:sz w:val="24"/>
         </w:rPr>
-        <w:t>This heading is the reopen rule, not a promise that nothing follows. If we still need words after the bank, they are named leftovers, not another copy of the same stub. dropping a column in the same release as the readers is done as a heading when Marcus Bell closes CLH-TCK-5119 or writes a new date.</w:t>
+        <w:t>This heading is the reopen rule. dropping a column in the same release as the readers is done when Marcus Bell closes CLH-TCK-5119 or writes a new date.</w:t>
       </w:r>
     </w:p>
     <w:p>
@@ -11306,7 +11306,7 @@
           <w:color w:val="222222"/>
           <w:sz w:val="24"/>
         </w:rPr>
-        <w:t>I am out of new section shapes. What follows is leftover owners and tickets already in this file, written so a colleague can act. I will not invent another exhibit format to fill a page budget.</w:t>
+        <w:t>Owners and tickets still attached to CLH-TDD-2023-002, written so a colleague can act without hunting Slack. Close is a decision, a refuse, or a new date.</w:t>
       </w:r>
     </w:p>
     <w:p>
@@ -11320,7 +11320,7 @@
           <w:color w:val="222222"/>
           <w:sz w:val="24"/>
         </w:rPr>
-        <w:t>CLH-TDD-2023-002 still sits with Chris Patel. Host minio.clh-shadow.internal. Due January 30, 2023 unless they write a new date. Close is a decision, a refuse, or that date. I will not accept a status dump. Front-matter number I am not re-arguing: 19. If this leftover is done, Chris Patel marks CLH-TDD-2023-002 done. Aman Kumar will not keep a shadow list. Client Clearhaven.</w:t>
+        <w:t>CLH-TDD-2023-002 still sits with Chris Patel. Host minio.clh-shadow.internal. Due January 30, 2023 unless they write a new date. Close is a decision, a refuse, or that date. I will not accept a status dump. Front-matter number I am not re-arguing: 19. If this leftover is done, Chris Patel marks CLH-TDD-2023-002 done. Aman Kumar will not keep a shadow list.</w:t>
       </w:r>
     </w:p>
     <w:p>
@@ -11418,7 +11418,7 @@
           <w:color w:val="222222"/>
           <w:sz w:val="24"/>
         </w:rPr>
-        <w:t>Stop leftover: CLH-TCK-5119 is not a twin of CLH-PRIME. Keep one thread. No Debezium on kafka-shadow-01.chi.northstar.internal. If this paragraph fights the front of CLH-TDD-2023-002, strike it. Due February 13, 2023. Client Clearhaven.</w:t>
+        <w:t>Stop leftover: CLH-TCK-5119 is not a twin of CLH-PRIME. Keep one thread. No Debezium on kafka-shadow-01.chi.northstar.internal. If this paragraph fights the front of CLH-TDD-2023-002, strike it. Due February 13, 2023.</w:t>
       </w:r>
     </w:p>
     <w:p>
@@ -11432,7 +11432,7 @@
           <w:color w:val="222222"/>
           <w:sz w:val="24"/>
         </w:rPr>
-        <w:t>CLH-PRIME still sits with No Lambda. Host recon-pg-rw.clh.internal. Due February 15, 2023 unless they write a new date. Close is a decision, a refuse, or that date. I will not accept a status dump. Front-matter number I am not re-arguing: 15. If this leftover is done, No Lambda marks CLH-PRIME done. Aman Kumar will not keep a shadow list. Client Clearhaven.</w:t>
+        <w:t>CLH-PRIME still sits with No Lambda. Host recon-pg-rw.clh.internal. Due February 15, 2023 unless they write a new date. Close is a decision, a refuse, or that date. I will not accept a status dump. Front-matter number I am not re-arguing: 15. If this leftover is done, No Lambda marks CLH-PRIME done. Aman Kumar will not keep a shadow list.</w:t>
       </w:r>
     </w:p>
     <w:p>

--- a/documents/38-clearhaven-cdc-settlement-design.docx
+++ b/documents/38-clearhaven-cdc-settlement-design.docx
@@ -10,7 +10,7 @@
         <w:rPr>
           <w:rFonts w:ascii="Liberation Sans" w:hAnsi="Liberation Sans" w:eastAsia="Liberation Sans" w:cs="Liberation Sans"/>
           <w:b/>
-          <w:color w:val="1B365D"/>
+          <w:color w:val="243447"/>
           <w:sz w:val="18"/>
         </w:rPr>
         <w:t>CLEARHAVEN MARKETS / RECONCILIATION PLATFORM</w:t>
@@ -24,8 +24,8 @@
         <w:rPr>
           <w:rFonts w:ascii="Liberation Sans" w:hAnsi="Liberation Sans" w:eastAsia="Liberation Sans" w:cs="Liberation Sans"/>
           <w:b/>
-          <w:color w:val="1B365D"/>
-          <w:sz w:val="44"/>
+          <w:color w:val="243447"/>
+          <w:sz w:val="42"/>
         </w:rPr>
         <w:t>Technical design: settlement file landings into Kafka</w:t>
       </w:r>
@@ -38,7 +38,7 @@
         <w:rPr>
           <w:rFonts w:ascii="Liberation Serif" w:hAnsi="Liberation Serif" w:eastAsia="Liberation Serif" w:cs="Liberation Serif"/>
           <w:i/>
-          <w:color w:val="2F4A6E"/>
+          <w:color w:val="3A4C5F"/>
           <w:sz w:val="24"/>
         </w:rPr>
         <w:t>Custom S3 lister plus content hash. Not Debezium. Bucket s3://clh-settlement-prod/inbound.</w:t>
@@ -48,7 +48,7 @@
       <w:pPr>
         <w:spacing w:before="0" w:after="200" w:line="80" w:lineRule="auto"/>
         <w:pBdr>
-          <w:bottom w:val="single" w:sz="16" w:space="1" w:color="1B365D"/>
+          <w:bottom w:val="single" w:sz="16" w:space="1" w:color="243447"/>
         </w:pBdr>
       </w:pPr>
     </w:p>
@@ -67,8 +67,8 @@
         </w:tblBorders>
       </w:tblPr>
       <w:tblGrid>
-        <w:gridCol w:w="4464"/>
-        <w:gridCol w:w="4464"/>
+        <w:gridCol w:w="4608"/>
+        <w:gridCol w:w="4608"/>
       </w:tblGrid>
       <w:tr>
         <w:tc>
@@ -97,7 +97,7 @@
               <w:rPr>
                 <w:rFonts w:ascii="Liberation Sans" w:hAnsi="Liberation Sans" w:eastAsia="Liberation Sans" w:cs="Liberation Sans"/>
                 <w:b/>
-                <w:color w:val="1B365D"/>
+                <w:color w:val="243447"/>
                 <w:sz w:val="18"/>
               </w:rPr>
               <w:t>Document ID</w:t>
@@ -106,7 +106,7 @@
         </w:tc>
         <w:tc>
           <w:tcPr>
-            <w:tcW w:type="dxa" w:w="4464"/>
+            <w:tcW w:type="dxa" w:w="4608"/>
             <w:tcMar>
               <w:top w:w="50" w:type="dxa"/>
               <w:left w:w="70" w:type="dxa"/>
@@ -165,7 +165,7 @@
               <w:rPr>
                 <w:rFonts w:ascii="Liberation Sans" w:hAnsi="Liberation Sans" w:eastAsia="Liberation Sans" w:cs="Liberation Sans"/>
                 <w:b/>
-                <w:color w:val="1B365D"/>
+                <w:color w:val="243447"/>
                 <w:sz w:val="18"/>
               </w:rPr>
               <w:t>Version</w:t>
@@ -174,7 +174,7 @@
         </w:tc>
         <w:tc>
           <w:tcPr>
-            <w:tcW w:type="dxa" w:w="4464"/>
+            <w:tcW w:type="dxa" w:w="4608"/>
             <w:tcMar>
               <w:top w:w="50" w:type="dxa"/>
               <w:left w:w="70" w:type="dxa"/>
@@ -233,7 +233,7 @@
               <w:rPr>
                 <w:rFonts w:ascii="Liberation Sans" w:hAnsi="Liberation Sans" w:eastAsia="Liberation Sans" w:cs="Liberation Sans"/>
                 <w:b/>
-                <w:color w:val="1B365D"/>
+                <w:color w:val="243447"/>
                 <w:sz w:val="18"/>
               </w:rPr>
               <w:t>Status</w:t>
@@ -242,7 +242,7 @@
         </w:tc>
         <w:tc>
           <w:tcPr>
-            <w:tcW w:type="dxa" w:w="4464"/>
+            <w:tcW w:type="dxa" w:w="4608"/>
             <w:tcMar>
               <w:top w:w="50" w:type="dxa"/>
               <w:left w:w="70" w:type="dxa"/>
@@ -269,7 +269,7 @@
                 <w:color w:val="222222"/>
                 <w:sz w:val="20"/>
               </w:rPr>
-              <w:t>Approved</w:t>
+              <w:t>In effect</w:t>
             </w:r>
           </w:p>
         </w:tc>
@@ -301,7 +301,7 @@
               <w:rPr>
                 <w:rFonts w:ascii="Liberation Sans" w:hAnsi="Liberation Sans" w:eastAsia="Liberation Sans" w:cs="Liberation Sans"/>
                 <w:b/>
-                <w:color w:val="1B365D"/>
+                <w:color w:val="243447"/>
                 <w:sz w:val="18"/>
               </w:rPr>
               <w:t>Date</w:t>
@@ -310,7 +310,7 @@
         </w:tc>
         <w:tc>
           <w:tcPr>
-            <w:tcW w:type="dxa" w:w="4464"/>
+            <w:tcW w:type="dxa" w:w="4608"/>
             <w:tcMar>
               <w:top w:w="50" w:type="dxa"/>
               <w:left w:w="70" w:type="dxa"/>
@@ -369,7 +369,7 @@
               <w:rPr>
                 <w:rFonts w:ascii="Liberation Sans" w:hAnsi="Liberation Sans" w:eastAsia="Liberation Sans" w:cs="Liberation Sans"/>
                 <w:b/>
-                <w:color w:val="1B365D"/>
+                <w:color w:val="243447"/>
                 <w:sz w:val="18"/>
               </w:rPr>
               <w:t>Author</w:t>
@@ -378,7 +378,7 @@
         </w:tc>
         <w:tc>
           <w:tcPr>
-            <w:tcW w:type="dxa" w:w="4464"/>
+            <w:tcW w:type="dxa" w:w="4608"/>
             <w:tcMar>
               <w:top w:w="50" w:type="dxa"/>
               <w:left w:w="70" w:type="dxa"/>
@@ -437,7 +437,7 @@
               <w:rPr>
                 <w:rFonts w:ascii="Liberation Sans" w:hAnsi="Liberation Sans" w:eastAsia="Liberation Sans" w:cs="Liberation Sans"/>
                 <w:b/>
-                <w:color w:val="1B365D"/>
+                <w:color w:val="243447"/>
                 <w:sz w:val="18"/>
               </w:rPr>
               <w:t>Role</w:t>
@@ -446,7 +446,7 @@
         </w:tc>
         <w:tc>
           <w:tcPr>
-            <w:tcW w:type="dxa" w:w="4464"/>
+            <w:tcW w:type="dxa" w:w="4608"/>
             <w:tcMar>
               <w:top w:w="50" w:type="dxa"/>
               <w:left w:w="70" w:type="dxa"/>
@@ -505,7 +505,7 @@
               <w:rPr>
                 <w:rFonts w:ascii="Liberation Sans" w:hAnsi="Liberation Sans" w:eastAsia="Liberation Sans" w:cs="Liberation Sans"/>
                 <w:b/>
-                <w:color w:val="1B365D"/>
+                <w:color w:val="243447"/>
                 <w:sz w:val="18"/>
               </w:rPr>
               <w:t>Team / engagement</w:t>
@@ -514,7 +514,7 @@
         </w:tc>
         <w:tc>
           <w:tcPr>
-            <w:tcW w:type="dxa" w:w="4464"/>
+            <w:tcW w:type="dxa" w:w="4608"/>
             <w:tcMar>
               <w:top w:w="50" w:type="dxa"/>
               <w:left w:w="70" w:type="dxa"/>
@@ -573,7 +573,7 @@
               <w:rPr>
                 <w:rFonts w:ascii="Liberation Sans" w:hAnsi="Liberation Sans" w:eastAsia="Liberation Sans" w:cs="Liberation Sans"/>
                 <w:b/>
-                <w:color w:val="1B365D"/>
+                <w:color w:val="243447"/>
                 <w:sz w:val="18"/>
               </w:rPr>
               <w:t>Audience</w:t>
@@ -582,7 +582,7 @@
         </w:tc>
         <w:tc>
           <w:tcPr>
-            <w:tcW w:type="dxa" w:w="4464"/>
+            <w:tcW w:type="dxa" w:w="4608"/>
             <w:tcMar>
               <w:top w:w="50" w:type="dxa"/>
               <w:left w:w="70" w:type="dxa"/>
@@ -641,7 +641,7 @@
               <w:rPr>
                 <w:rFonts w:ascii="Liberation Sans" w:hAnsi="Liberation Sans" w:eastAsia="Liberation Sans" w:cs="Liberation Sans"/>
                 <w:b/>
-                <w:color w:val="1B365D"/>
+                <w:color w:val="243447"/>
                 <w:sz w:val="18"/>
               </w:rPr>
               <w:t>Classification</w:t>
@@ -650,7 +650,7 @@
         </w:tc>
         <w:tc>
           <w:tcPr>
-            <w:tcW w:type="dxa" w:w="4464"/>
+            <w:tcW w:type="dxa" w:w="4608"/>
             <w:tcMar>
               <w:top w:w="50" w:type="dxa"/>
               <w:left w:w="70" w:type="dxa"/>
@@ -709,7 +709,7 @@
               <w:rPr>
                 <w:rFonts w:ascii="Liberation Sans" w:hAnsi="Liberation Sans" w:eastAsia="Liberation Sans" w:cs="Liberation Sans"/>
                 <w:b/>
-                <w:color w:val="1B365D"/>
+                <w:color w:val="243447"/>
                 <w:sz w:val="18"/>
               </w:rPr>
               <w:t>Owners</w:t>
@@ -718,7 +718,7 @@
         </w:tc>
         <w:tc>
           <w:tcPr>
-            <w:tcW w:type="dxa" w:w="4464"/>
+            <w:tcW w:type="dxa" w:w="4608"/>
             <w:tcMar>
               <w:top w:w="50" w:type="dxa"/>
               <w:left w:w="70" w:type="dxa"/>
@@ -777,7 +777,7 @@
               <w:rPr>
                 <w:rFonts w:ascii="Liberation Sans" w:hAnsi="Liberation Sans" w:eastAsia="Liberation Sans" w:cs="Liberation Sans"/>
                 <w:b/>
-                <w:color w:val="1B365D"/>
+                <w:color w:val="243447"/>
                 <w:sz w:val="18"/>
               </w:rPr>
               <w:t>Related</w:t>
@@ -786,7 +786,7 @@
         </w:tc>
         <w:tc>
           <w:tcPr>
-            <w:tcW w:type="dxa" w:w="4464"/>
+            <w:tcW w:type="dxa" w:w="4608"/>
             <w:tcMar>
               <w:top w:w="50" w:type="dxa"/>
               <w:left w:w="70" w:type="dxa"/>
@@ -833,7 +833,7 @@
         <w:rPr>
           <w:rFonts w:ascii="Liberation Sans" w:hAnsi="Liberation Sans" w:eastAsia="Liberation Sans" w:cs="Liberation Sans"/>
           <w:b/>
-          <w:color w:val="1B365D"/>
+          <w:color w:val="243447"/>
           <w:sz w:val="22"/>
         </w:rPr>
         <w:t>Revision history</w:t>
@@ -847,21 +847,21 @@
         <w:tblLook w:firstColumn="1" w:firstRow="1" w:lastColumn="0" w:lastRow="0" w:noHBand="0" w:noVBand="1" w:val="04A0"/>
       </w:tblPr>
       <w:tblGrid>
-        <w:gridCol w:w="2232"/>
-        <w:gridCol w:w="2232"/>
-        <w:gridCol w:w="2232"/>
-        <w:gridCol w:w="2232"/>
+        <w:gridCol w:w="2304"/>
+        <w:gridCol w:w="2304"/>
+        <w:gridCol w:w="2304"/>
+        <w:gridCol w:w="2304"/>
       </w:tblGrid>
       <w:tr>
         <w:tc>
           <w:tcPr>
             <w:tcW w:type="dxa" w:w="900"/>
-            <w:shd w:fill="1B365D" w:val="clear"/>
+            <w:shd w:fill="243447" w:val="clear"/>
             <w:tcBorders>
-              <w:top w:val="single" w:sz="4" w:space="0" w:color="1B365D"/>
-              <w:left w:val="single" w:sz="4" w:space="0" w:color="1B365D"/>
-              <w:bottom w:val="single" w:sz="4" w:space="0" w:color="1B365D"/>
-              <w:right w:val="single" w:sz="4" w:space="0" w:color="1B365D"/>
+              <w:top w:val="single" w:sz="4" w:space="0" w:color="243447"/>
+              <w:left w:val="single" w:sz="4" w:space="0" w:color="243447"/>
+              <w:bottom w:val="single" w:sz="4" w:space="0" w:color="243447"/>
+              <w:right w:val="single" w:sz="4" w:space="0" w:color="243447"/>
             </w:tcBorders>
             <w:tcMar>
               <w:top w:w="50" w:type="dxa"/>
@@ -889,12 +889,12 @@
         <w:tc>
           <w:tcPr>
             <w:tcW w:type="dxa" w:w="1600"/>
-            <w:shd w:fill="1B365D" w:val="clear"/>
+            <w:shd w:fill="243447" w:val="clear"/>
             <w:tcBorders>
-              <w:top w:val="single" w:sz="4" w:space="0" w:color="1B365D"/>
-              <w:left w:val="single" w:sz="4" w:space="0" w:color="1B365D"/>
-              <w:bottom w:val="single" w:sz="4" w:space="0" w:color="1B365D"/>
-              <w:right w:val="single" w:sz="4" w:space="0" w:color="1B365D"/>
+              <w:top w:val="single" w:sz="4" w:space="0" w:color="243447"/>
+              <w:left w:val="single" w:sz="4" w:space="0" w:color="243447"/>
+              <w:bottom w:val="single" w:sz="4" w:space="0" w:color="243447"/>
+              <w:right w:val="single" w:sz="4" w:space="0" w:color="243447"/>
             </w:tcBorders>
             <w:tcMar>
               <w:top w:w="50" w:type="dxa"/>
@@ -922,12 +922,12 @@
         <w:tc>
           <w:tcPr>
             <w:tcW w:type="dxa" w:w="2000"/>
-            <w:shd w:fill="1B365D" w:val="clear"/>
+            <w:shd w:fill="243447" w:val="clear"/>
             <w:tcBorders>
-              <w:top w:val="single" w:sz="4" w:space="0" w:color="1B365D"/>
-              <w:left w:val="single" w:sz="4" w:space="0" w:color="1B365D"/>
-              <w:bottom w:val="single" w:sz="4" w:space="0" w:color="1B365D"/>
-              <w:right w:val="single" w:sz="4" w:space="0" w:color="1B365D"/>
+              <w:top w:val="single" w:sz="4" w:space="0" w:color="243447"/>
+              <w:left w:val="single" w:sz="4" w:space="0" w:color="243447"/>
+              <w:bottom w:val="single" w:sz="4" w:space="0" w:color="243447"/>
+              <w:right w:val="single" w:sz="4" w:space="0" w:color="243447"/>
             </w:tcBorders>
             <w:tcMar>
               <w:top w:w="50" w:type="dxa"/>
@@ -955,12 +955,12 @@
         <w:tc>
           <w:tcPr>
             <w:tcW w:type="dxa" w:w="4500"/>
-            <w:shd w:fill="1B365D" w:val="clear"/>
+            <w:shd w:fill="243447" w:val="clear"/>
             <w:tcBorders>
-              <w:top w:val="single" w:sz="4" w:space="0" w:color="1B365D"/>
-              <w:left w:val="single" w:sz="4" w:space="0" w:color="1B365D"/>
-              <w:bottom w:val="single" w:sz="4" w:space="0" w:color="1B365D"/>
-              <w:right w:val="single" w:sz="4" w:space="0" w:color="1B365D"/>
+              <w:top w:val="single" w:sz="4" w:space="0" w:color="243447"/>
+              <w:left w:val="single" w:sz="4" w:space="0" w:color="243447"/>
+              <w:bottom w:val="single" w:sz="4" w:space="0" w:color="243447"/>
+              <w:right w:val="single" w:sz="4" w:space="0" w:color="243447"/>
             </w:tcBorders>
             <w:tcMar>
               <w:top w:w="50" w:type="dxa"/>
@@ -1124,7 +1124,7 @@
         <w:tc>
           <w:tcPr>
             <w:tcW w:type="dxa" w:w="900"/>
-            <w:shd w:fill="EEF2F6" w:val="clear"/>
+            <w:shd w:fill="E8ECF0" w:val="clear"/>
             <w:tcBorders>
               <w:top w:val="single" w:sz="4" w:space="0" w:color="C5CDD6"/>
               <w:left w:val="single" w:sz="4" w:space="0" w:color="C5CDD6"/>
@@ -1157,7 +1157,7 @@
         <w:tc>
           <w:tcPr>
             <w:tcW w:type="dxa" w:w="1600"/>
-            <w:shd w:fill="EEF2F6" w:val="clear"/>
+            <w:shd w:fill="E8ECF0" w:val="clear"/>
             <w:tcBorders>
               <w:top w:val="single" w:sz="4" w:space="0" w:color="C5CDD6"/>
               <w:left w:val="single" w:sz="4" w:space="0" w:color="C5CDD6"/>
@@ -1190,7 +1190,7 @@
         <w:tc>
           <w:tcPr>
             <w:tcW w:type="dxa" w:w="2000"/>
-            <w:shd w:fill="EEF2F6" w:val="clear"/>
+            <w:shd w:fill="E8ECF0" w:val="clear"/>
             <w:tcBorders>
               <w:top w:val="single" w:sz="4" w:space="0" w:color="C5CDD6"/>
               <w:left w:val="single" w:sz="4" w:space="0" w:color="C5CDD6"/>
@@ -1223,7 +1223,7 @@
         <w:tc>
           <w:tcPr>
             <w:tcW w:type="dxa" w:w="4500"/>
-            <w:shd w:fill="EEF2F6" w:val="clear"/>
+            <w:shd w:fill="E8ECF0" w:val="clear"/>
             <w:tcBorders>
               <w:top w:val="single" w:sz="4" w:space="0" w:color="C5CDD6"/>
               <w:left w:val="single" w:sz="4" w:space="0" w:color="C5CDD6"/>
@@ -1392,7 +1392,7 @@
         <w:tc>
           <w:tcPr>
             <w:tcW w:type="dxa" w:w="900"/>
-            <w:shd w:fill="EEF2F6" w:val="clear"/>
+            <w:shd w:fill="E8ECF0" w:val="clear"/>
             <w:tcBorders>
               <w:top w:val="single" w:sz="4" w:space="0" w:color="C5CDD6"/>
               <w:left w:val="single" w:sz="4" w:space="0" w:color="C5CDD6"/>
@@ -1425,7 +1425,7 @@
         <w:tc>
           <w:tcPr>
             <w:tcW w:type="dxa" w:w="1600"/>
-            <w:shd w:fill="EEF2F6" w:val="clear"/>
+            <w:shd w:fill="E8ECF0" w:val="clear"/>
             <w:tcBorders>
               <w:top w:val="single" w:sz="4" w:space="0" w:color="C5CDD6"/>
               <w:left w:val="single" w:sz="4" w:space="0" w:color="C5CDD6"/>
@@ -1458,7 +1458,7 @@
         <w:tc>
           <w:tcPr>
             <w:tcW w:type="dxa" w:w="2000"/>
-            <w:shd w:fill="EEF2F6" w:val="clear"/>
+            <w:shd w:fill="E8ECF0" w:val="clear"/>
             <w:tcBorders>
               <w:top w:val="single" w:sz="4" w:space="0" w:color="C5CDD6"/>
               <w:left w:val="single" w:sz="4" w:space="0" w:color="C5CDD6"/>
@@ -1491,7 +1491,7 @@
         <w:tc>
           <w:tcPr>
             <w:tcW w:type="dxa" w:w="4500"/>
-            <w:shd w:fill="EEF2F6" w:val="clear"/>
+            <w:shd w:fill="E8ECF0" w:val="clear"/>
             <w:tcBorders>
               <w:top w:val="single" w:sz="4" w:space="0" w:color="C5CDD6"/>
               <w:left w:val="single" w:sz="4" w:space="0" w:color="C5CDD6"/>
@@ -1536,7 +1536,7 @@
         <w:rPr>
           <w:rFonts w:ascii="Liberation Sans" w:hAnsi="Liberation Sans" w:eastAsia="Liberation Sans" w:cs="Liberation Sans"/>
           <w:b/>
-          <w:color w:val="1B365D"/>
+          <w:color w:val="243447"/>
           <w:sz w:val="22"/>
         </w:rPr>
         <w:t>What this is</w:t>
@@ -1544,8 +1544,8 @@
     </w:p>
     <w:p>
       <w:pPr>
-        <w:spacing w:before="0" w:after="240" w:line="427" w:lineRule="auto"/>
-        <w:ind w:firstLine="288"/>
+        <w:spacing w:before="0" w:after="200" w:line="389" w:lineRule="auto"/>
+        <w:ind w:firstLine="317"/>
       </w:pPr>
       <w:r>
         <w:rPr>
@@ -1566,8 +1566,8 @@
     </w:p>
     <w:p>
       <w:pPr>
-        <w:spacing w:before="0" w:after="240" w:line="427" w:lineRule="auto"/>
-        <w:ind w:firstLine="288"/>
+        <w:spacing w:before="0" w:after="200" w:line="389" w:lineRule="auto"/>
+        <w:ind w:firstLine="317"/>
       </w:pPr>
       <w:r>
         <w:rPr>
@@ -1584,18 +1584,18 @@
         <w:tblLook w:firstColumn="1" w:firstRow="1" w:lastColumn="0" w:lastRow="0" w:noHBand="0" w:noVBand="1" w:val="04A0"/>
       </w:tblPr>
       <w:tblGrid>
-        <w:gridCol w:w="8928"/>
+        <w:gridCol w:w="9216"/>
       </w:tblGrid>
       <w:tr>
         <w:tc>
           <w:tcPr>
-            <w:tcW w:type="dxa" w:w="8928"/>
+            <w:tcW w:type="dxa" w:w="9216"/>
             <w:shd w:fill="E7EEF5" w:val="clear"/>
             <w:tcBorders>
-              <w:top w:val="single" w:sz="10" w:space="0" w:color="1B365D"/>
-              <w:left w:val="single" w:sz="10" w:space="0" w:color="1B365D"/>
-              <w:bottom w:val="single" w:sz="10" w:space="0" w:color="1B365D"/>
-              <w:right w:val="single" w:sz="10" w:space="0" w:color="1B365D"/>
+              <w:top w:val="single" w:sz="10" w:space="0" w:color="243447"/>
+              <w:left w:val="single" w:sz="10" w:space="0" w:color="243447"/>
+              <w:bottom w:val="single" w:sz="10" w:space="0" w:color="243447"/>
+              <w:right w:val="single" w:sz="10" w:space="0" w:color="243447"/>
             </w:tcBorders>
             <w:tcMar>
               <w:top w:w="80" w:type="dxa"/>
@@ -1613,7 +1613,7 @@
               <w:rPr>
                 <w:rFonts w:ascii="Liberation Sans" w:hAnsi="Liberation Sans" w:eastAsia="Liberation Sans" w:cs="Liberation Sans"/>
                 <w:b/>
-                <w:color w:val="1B365D"/>
+                <w:color w:val="243447"/>
                 <w:sz w:val="16"/>
               </w:rPr>
               <w:t>BUILD THIS</w:t>
@@ -1646,12 +1646,12 @@
         <w:tblLook w:firstColumn="1" w:firstRow="1" w:lastColumn="0" w:lastRow="0" w:noHBand="0" w:noVBand="1" w:val="04A0"/>
       </w:tblPr>
       <w:tblGrid>
-        <w:gridCol w:w="8928"/>
+        <w:gridCol w:w="9216"/>
       </w:tblGrid>
       <w:tr>
         <w:tc>
           <w:tcPr>
-            <w:tcW w:type="dxa" w:w="8928"/>
+            <w:tcW w:type="dxa" w:w="9216"/>
             <w:shd w:fill="F8EDE8" w:val="clear"/>
             <w:tcBorders>
               <w:top w:val="single" w:sz="10" w:space="0" w:color="A15C46"/>
@@ -1704,8 +1704,8 @@
     </w:p>
     <w:p>
       <w:pPr>
-        <w:spacing w:before="0" w:after="240" w:line="427" w:lineRule="auto"/>
-        <w:ind w:firstLine="288"/>
+        <w:spacing w:before="0" w:after="200" w:line="389" w:lineRule="auto"/>
+        <w:ind w:firstLine="317"/>
       </w:pPr>
       <w:r>
         <w:rPr>
@@ -1726,8 +1726,8 @@
     </w:p>
     <w:p>
       <w:pPr>
-        <w:spacing w:before="0" w:after="240" w:line="427" w:lineRule="auto"/>
-        <w:ind w:firstLine="288"/>
+        <w:spacing w:before="0" w:after="200" w:line="389" w:lineRule="auto"/>
+        <w:ind w:firstLine="317"/>
       </w:pPr>
       <w:r>
         <w:rPr>
@@ -1740,8 +1740,8 @@
     </w:p>
     <w:p>
       <w:pPr>
-        <w:spacing w:before="0" w:after="240" w:line="427" w:lineRule="auto"/>
-        <w:ind w:firstLine="288"/>
+        <w:spacing w:before="0" w:after="200" w:line="389" w:lineRule="auto"/>
+        <w:ind w:firstLine="317"/>
       </w:pPr>
       <w:r>
         <w:rPr>
@@ -1762,8 +1762,8 @@
     </w:p>
     <w:p>
       <w:pPr>
-        <w:spacing w:before="0" w:after="240" w:line="427" w:lineRule="auto"/>
-        <w:ind w:firstLine="288"/>
+        <w:spacing w:before="0" w:after="200" w:line="389" w:lineRule="auto"/>
+        <w:ind w:firstLine="317"/>
       </w:pPr>
       <w:r>
         <w:rPr>
@@ -1796,23 +1796,23 @@
         <w:tblLook w:firstColumn="1" w:firstRow="1" w:lastColumn="0" w:lastRow="0" w:noHBand="0" w:noVBand="1" w:val="04A0"/>
       </w:tblPr>
       <w:tblGrid>
-        <w:gridCol w:w="1488"/>
-        <w:gridCol w:w="1488"/>
-        <w:gridCol w:w="1488"/>
-        <w:gridCol w:w="1488"/>
-        <w:gridCol w:w="1488"/>
-        <w:gridCol w:w="1488"/>
+        <w:gridCol w:w="1536"/>
+        <w:gridCol w:w="1536"/>
+        <w:gridCol w:w="1536"/>
+        <w:gridCol w:w="1536"/>
+        <w:gridCol w:w="1536"/>
+        <w:gridCol w:w="1536"/>
       </w:tblGrid>
       <w:tr>
         <w:tc>
           <w:tcPr>
-            <w:tcW w:type="dxa" w:w="1488"/>
-            <w:shd w:fill="1B365D" w:val="clear"/>
+            <w:tcW w:type="dxa" w:w="1536"/>
+            <w:shd w:fill="243447" w:val="clear"/>
             <w:tcBorders>
-              <w:top w:val="single" w:sz="4" w:space="0" w:color="1B365D"/>
-              <w:left w:val="single" w:sz="4" w:space="0" w:color="1B365D"/>
-              <w:bottom w:val="single" w:sz="4" w:space="0" w:color="1B365D"/>
-              <w:right w:val="single" w:sz="4" w:space="0" w:color="1B365D"/>
+              <w:top w:val="single" w:sz="4" w:space="0" w:color="243447"/>
+              <w:left w:val="single" w:sz="4" w:space="0" w:color="243447"/>
+              <w:bottom w:val="single" w:sz="4" w:space="0" w:color="243447"/>
+              <w:right w:val="single" w:sz="4" w:space="0" w:color="243447"/>
             </w:tcBorders>
             <w:tcMar>
               <w:top w:w="50" w:type="dxa"/>
@@ -1839,13 +1839,13 @@
         </w:tc>
         <w:tc>
           <w:tcPr>
-            <w:tcW w:type="dxa" w:w="1488"/>
-            <w:shd w:fill="1B365D" w:val="clear"/>
+            <w:tcW w:type="dxa" w:w="1536"/>
+            <w:shd w:fill="243447" w:val="clear"/>
             <w:tcBorders>
-              <w:top w:val="single" w:sz="4" w:space="0" w:color="1B365D"/>
-              <w:left w:val="single" w:sz="4" w:space="0" w:color="1B365D"/>
-              <w:bottom w:val="single" w:sz="4" w:space="0" w:color="1B365D"/>
-              <w:right w:val="single" w:sz="4" w:space="0" w:color="1B365D"/>
+              <w:top w:val="single" w:sz="4" w:space="0" w:color="243447"/>
+              <w:left w:val="single" w:sz="4" w:space="0" w:color="243447"/>
+              <w:bottom w:val="single" w:sz="4" w:space="0" w:color="243447"/>
+              <w:right w:val="single" w:sz="4" w:space="0" w:color="243447"/>
             </w:tcBorders>
             <w:tcMar>
               <w:top w:w="50" w:type="dxa"/>
@@ -1872,13 +1872,13 @@
         </w:tc>
         <w:tc>
           <w:tcPr>
-            <w:tcW w:type="dxa" w:w="1488"/>
-            <w:shd w:fill="1B365D" w:val="clear"/>
+            <w:tcW w:type="dxa" w:w="1536"/>
+            <w:shd w:fill="243447" w:val="clear"/>
             <w:tcBorders>
-              <w:top w:val="single" w:sz="4" w:space="0" w:color="1B365D"/>
-              <w:left w:val="single" w:sz="4" w:space="0" w:color="1B365D"/>
-              <w:bottom w:val="single" w:sz="4" w:space="0" w:color="1B365D"/>
-              <w:right w:val="single" w:sz="4" w:space="0" w:color="1B365D"/>
+              <w:top w:val="single" w:sz="4" w:space="0" w:color="243447"/>
+              <w:left w:val="single" w:sz="4" w:space="0" w:color="243447"/>
+              <w:bottom w:val="single" w:sz="4" w:space="0" w:color="243447"/>
+              <w:right w:val="single" w:sz="4" w:space="0" w:color="243447"/>
             </w:tcBorders>
             <w:tcMar>
               <w:top w:w="50" w:type="dxa"/>
@@ -1905,13 +1905,13 @@
         </w:tc>
         <w:tc>
           <w:tcPr>
-            <w:tcW w:type="dxa" w:w="1488"/>
-            <w:shd w:fill="1B365D" w:val="clear"/>
+            <w:tcW w:type="dxa" w:w="1536"/>
+            <w:shd w:fill="243447" w:val="clear"/>
             <w:tcBorders>
-              <w:top w:val="single" w:sz="4" w:space="0" w:color="1B365D"/>
-              <w:left w:val="single" w:sz="4" w:space="0" w:color="1B365D"/>
-              <w:bottom w:val="single" w:sz="4" w:space="0" w:color="1B365D"/>
-              <w:right w:val="single" w:sz="4" w:space="0" w:color="1B365D"/>
+              <w:top w:val="single" w:sz="4" w:space="0" w:color="243447"/>
+              <w:left w:val="single" w:sz="4" w:space="0" w:color="243447"/>
+              <w:bottom w:val="single" w:sz="4" w:space="0" w:color="243447"/>
+              <w:right w:val="single" w:sz="4" w:space="0" w:color="243447"/>
             </w:tcBorders>
             <w:tcMar>
               <w:top w:w="50" w:type="dxa"/>
@@ -1938,13 +1938,13 @@
         </w:tc>
         <w:tc>
           <w:tcPr>
-            <w:tcW w:type="dxa" w:w="1488"/>
-            <w:shd w:fill="1B365D" w:val="clear"/>
+            <w:tcW w:type="dxa" w:w="1536"/>
+            <w:shd w:fill="243447" w:val="clear"/>
             <w:tcBorders>
-              <w:top w:val="single" w:sz="4" w:space="0" w:color="1B365D"/>
-              <w:left w:val="single" w:sz="4" w:space="0" w:color="1B365D"/>
-              <w:bottom w:val="single" w:sz="4" w:space="0" w:color="1B365D"/>
-              <w:right w:val="single" w:sz="4" w:space="0" w:color="1B365D"/>
+              <w:top w:val="single" w:sz="4" w:space="0" w:color="243447"/>
+              <w:left w:val="single" w:sz="4" w:space="0" w:color="243447"/>
+              <w:bottom w:val="single" w:sz="4" w:space="0" w:color="243447"/>
+              <w:right w:val="single" w:sz="4" w:space="0" w:color="243447"/>
             </w:tcBorders>
             <w:tcMar>
               <w:top w:w="50" w:type="dxa"/>
@@ -1971,13 +1971,13 @@
         </w:tc>
         <w:tc>
           <w:tcPr>
-            <w:tcW w:type="dxa" w:w="1488"/>
-            <w:shd w:fill="1B365D" w:val="clear"/>
+            <w:tcW w:type="dxa" w:w="1536"/>
+            <w:shd w:fill="243447" w:val="clear"/>
             <w:tcBorders>
-              <w:top w:val="single" w:sz="4" w:space="0" w:color="1B365D"/>
-              <w:left w:val="single" w:sz="4" w:space="0" w:color="1B365D"/>
-              <w:bottom w:val="single" w:sz="4" w:space="0" w:color="1B365D"/>
-              <w:right w:val="single" w:sz="4" w:space="0" w:color="1B365D"/>
+              <w:top w:val="single" w:sz="4" w:space="0" w:color="243447"/>
+              <w:left w:val="single" w:sz="4" w:space="0" w:color="243447"/>
+              <w:bottom w:val="single" w:sz="4" w:space="0" w:color="243447"/>
+              <w:right w:val="single" w:sz="4" w:space="0" w:color="243447"/>
             </w:tcBorders>
             <w:tcMar>
               <w:top w:w="50" w:type="dxa"/>
@@ -2006,7 +2006,7 @@
       <w:tr>
         <w:tc>
           <w:tcPr>
-            <w:tcW w:type="dxa" w:w="1488"/>
+            <w:tcW w:type="dxa" w:w="1536"/>
             <w:shd w:fill="FFFFFF" w:val="clear"/>
             <w:tcBorders>
               <w:top w:val="single" w:sz="4" w:space="0" w:color="C5CDD6"/>
@@ -2039,7 +2039,7 @@
         </w:tc>
         <w:tc>
           <w:tcPr>
-            <w:tcW w:type="dxa" w:w="1488"/>
+            <w:tcW w:type="dxa" w:w="1536"/>
             <w:shd w:fill="FFFFFF" w:val="clear"/>
             <w:tcBorders>
               <w:top w:val="single" w:sz="4" w:space="0" w:color="C5CDD6"/>
@@ -2072,7 +2072,7 @@
         </w:tc>
         <w:tc>
           <w:tcPr>
-            <w:tcW w:type="dxa" w:w="1488"/>
+            <w:tcW w:type="dxa" w:w="1536"/>
             <w:shd w:fill="FFFFFF" w:val="clear"/>
             <w:tcBorders>
               <w:top w:val="single" w:sz="4" w:space="0" w:color="C5CDD6"/>
@@ -2105,7 +2105,7 @@
         </w:tc>
         <w:tc>
           <w:tcPr>
-            <w:tcW w:type="dxa" w:w="1488"/>
+            <w:tcW w:type="dxa" w:w="1536"/>
             <w:shd w:fill="FFFFFF" w:val="clear"/>
             <w:tcBorders>
               <w:top w:val="single" w:sz="4" w:space="0" w:color="C5CDD6"/>
@@ -2138,7 +2138,7 @@
         </w:tc>
         <w:tc>
           <w:tcPr>
-            <w:tcW w:type="dxa" w:w="1488"/>
+            <w:tcW w:type="dxa" w:w="1536"/>
             <w:shd w:fill="FFFFFF" w:val="clear"/>
             <w:tcBorders>
               <w:top w:val="single" w:sz="4" w:space="0" w:color="C5CDD6"/>
@@ -2171,7 +2171,7 @@
         </w:tc>
         <w:tc>
           <w:tcPr>
-            <w:tcW w:type="dxa" w:w="1488"/>
+            <w:tcW w:type="dxa" w:w="1536"/>
             <w:shd w:fill="FFFFFF" w:val="clear"/>
             <w:tcBorders>
               <w:top w:val="single" w:sz="4" w:space="0" w:color="C5CDD6"/>
@@ -2206,8 +2206,8 @@
       <w:tr>
         <w:tc>
           <w:tcPr>
-            <w:tcW w:type="dxa" w:w="1488"/>
-            <w:shd w:fill="EEF2F6" w:val="clear"/>
+            <w:tcW w:type="dxa" w:w="1536"/>
+            <w:shd w:fill="E8ECF0" w:val="clear"/>
             <w:tcBorders>
               <w:top w:val="single" w:sz="4" w:space="0" w:color="C5CDD6"/>
               <w:left w:val="single" w:sz="4" w:space="0" w:color="C5CDD6"/>
@@ -2239,8 +2239,8 @@
         </w:tc>
         <w:tc>
           <w:tcPr>
-            <w:tcW w:type="dxa" w:w="1488"/>
-            <w:shd w:fill="EEF2F6" w:val="clear"/>
+            <w:tcW w:type="dxa" w:w="1536"/>
+            <w:shd w:fill="E8ECF0" w:val="clear"/>
             <w:tcBorders>
               <w:top w:val="single" w:sz="4" w:space="0" w:color="C5CDD6"/>
               <w:left w:val="single" w:sz="4" w:space="0" w:color="C5CDD6"/>
@@ -2272,8 +2272,8 @@
         </w:tc>
         <w:tc>
           <w:tcPr>
-            <w:tcW w:type="dxa" w:w="1488"/>
-            <w:shd w:fill="EEF2F6" w:val="clear"/>
+            <w:tcW w:type="dxa" w:w="1536"/>
+            <w:shd w:fill="E8ECF0" w:val="clear"/>
             <w:tcBorders>
               <w:top w:val="single" w:sz="4" w:space="0" w:color="C5CDD6"/>
               <w:left w:val="single" w:sz="4" w:space="0" w:color="C5CDD6"/>
@@ -2305,8 +2305,8 @@
         </w:tc>
         <w:tc>
           <w:tcPr>
-            <w:tcW w:type="dxa" w:w="1488"/>
-            <w:shd w:fill="EEF2F6" w:val="clear"/>
+            <w:tcW w:type="dxa" w:w="1536"/>
+            <w:shd w:fill="E8ECF0" w:val="clear"/>
             <w:tcBorders>
               <w:top w:val="single" w:sz="4" w:space="0" w:color="C5CDD6"/>
               <w:left w:val="single" w:sz="4" w:space="0" w:color="C5CDD6"/>
@@ -2338,8 +2338,8 @@
         </w:tc>
         <w:tc>
           <w:tcPr>
-            <w:tcW w:type="dxa" w:w="1488"/>
-            <w:shd w:fill="EEF2F6" w:val="clear"/>
+            <w:tcW w:type="dxa" w:w="1536"/>
+            <w:shd w:fill="E8ECF0" w:val="clear"/>
             <w:tcBorders>
               <w:top w:val="single" w:sz="4" w:space="0" w:color="C5CDD6"/>
               <w:left w:val="single" w:sz="4" w:space="0" w:color="C5CDD6"/>
@@ -2371,8 +2371,8 @@
         </w:tc>
         <w:tc>
           <w:tcPr>
-            <w:tcW w:type="dxa" w:w="1488"/>
-            <w:shd w:fill="EEF2F6" w:val="clear"/>
+            <w:tcW w:type="dxa" w:w="1536"/>
+            <w:shd w:fill="E8ECF0" w:val="clear"/>
             <w:tcBorders>
               <w:top w:val="single" w:sz="4" w:space="0" w:color="C5CDD6"/>
               <w:left w:val="single" w:sz="4" w:space="0" w:color="C5CDD6"/>
@@ -2406,7 +2406,7 @@
       <w:tr>
         <w:tc>
           <w:tcPr>
-            <w:tcW w:type="dxa" w:w="1488"/>
+            <w:tcW w:type="dxa" w:w="1536"/>
             <w:shd w:fill="FFFFFF" w:val="clear"/>
             <w:tcBorders>
               <w:top w:val="single" w:sz="4" w:space="0" w:color="C5CDD6"/>
@@ -2439,7 +2439,7 @@
         </w:tc>
         <w:tc>
           <w:tcPr>
-            <w:tcW w:type="dxa" w:w="1488"/>
+            <w:tcW w:type="dxa" w:w="1536"/>
             <w:shd w:fill="FFFFFF" w:val="clear"/>
             <w:tcBorders>
               <w:top w:val="single" w:sz="4" w:space="0" w:color="C5CDD6"/>
@@ -2472,7 +2472,7 @@
         </w:tc>
         <w:tc>
           <w:tcPr>
-            <w:tcW w:type="dxa" w:w="1488"/>
+            <w:tcW w:type="dxa" w:w="1536"/>
             <w:shd w:fill="FFFFFF" w:val="clear"/>
             <w:tcBorders>
               <w:top w:val="single" w:sz="4" w:space="0" w:color="C5CDD6"/>
@@ -2505,7 +2505,7 @@
         </w:tc>
         <w:tc>
           <w:tcPr>
-            <w:tcW w:type="dxa" w:w="1488"/>
+            <w:tcW w:type="dxa" w:w="1536"/>
             <w:shd w:fill="FFFFFF" w:val="clear"/>
             <w:tcBorders>
               <w:top w:val="single" w:sz="4" w:space="0" w:color="C5CDD6"/>
@@ -2538,7 +2538,7 @@
         </w:tc>
         <w:tc>
           <w:tcPr>
-            <w:tcW w:type="dxa" w:w="1488"/>
+            <w:tcW w:type="dxa" w:w="1536"/>
             <w:shd w:fill="FFFFFF" w:val="clear"/>
             <w:tcBorders>
               <w:top w:val="single" w:sz="4" w:space="0" w:color="C5CDD6"/>
@@ -2571,7 +2571,7 @@
         </w:tc>
         <w:tc>
           <w:tcPr>
-            <w:tcW w:type="dxa" w:w="1488"/>
+            <w:tcW w:type="dxa" w:w="1536"/>
             <w:shd w:fill="FFFFFF" w:val="clear"/>
             <w:tcBorders>
               <w:top w:val="single" w:sz="4" w:space="0" w:color="C5CDD6"/>
@@ -2619,8 +2619,8 @@
     </w:p>
     <w:p>
       <w:pPr>
-        <w:spacing w:before="0" w:after="240" w:line="427" w:lineRule="auto"/>
-        <w:ind w:firstLine="288"/>
+        <w:spacing w:before="0" w:after="200" w:line="389" w:lineRule="auto"/>
+        <w:ind w:firstLine="317"/>
       </w:pPr>
       <w:r>
         <w:rPr>
@@ -2710,7 +2710,7 @@
         <w:rPr>
           <w:rFonts w:ascii="Liberation Serif" w:hAnsi="Liberation Serif" w:eastAsia="Liberation Serif" w:cs="Liberation Serif"/>
           <w:i/>
-          <w:color w:val="2F4A6E"/>
+          <w:color w:val="3A4C5F"/>
           <w:sz w:val="22"/>
         </w:rPr>
         <w:t>I am not running Connect so I can CDC a table I just loaded from the file I already had.</w:t>
@@ -2732,8 +2732,8 @@
     </w:p>
     <w:p>
       <w:pPr>
-        <w:spacing w:before="0" w:after="240" w:line="427" w:lineRule="auto"/>
-        <w:ind w:firstLine="288"/>
+        <w:spacing w:before="0" w:after="200" w:line="389" w:lineRule="auto"/>
+        <w:ind w:firstLine="317"/>
       </w:pPr>
       <w:r>
         <w:rPr>
@@ -2762,8 +2762,8 @@
     </w:p>
     <w:p>
       <w:pPr>
-        <w:spacing w:before="0" w:after="240" w:line="427" w:lineRule="auto"/>
-        <w:ind w:firstLine="288"/>
+        <w:spacing w:before="0" w:after="200" w:line="389" w:lineRule="auto"/>
+        <w:ind w:firstLine="317"/>
       </w:pPr>
       <w:r>
         <w:rPr>
@@ -2794,12 +2794,12 @@
         <w:tblLook w:firstColumn="1" w:firstRow="1" w:lastColumn="0" w:lastRow="0" w:noHBand="0" w:noVBand="1" w:val="04A0"/>
       </w:tblPr>
       <w:tblGrid>
-        <w:gridCol w:w="8928"/>
+        <w:gridCol w:w="9216"/>
       </w:tblGrid>
       <w:tr>
         <w:tc>
           <w:tcPr>
-            <w:tcW w:type="dxa" w:w="8928"/>
+            <w:tcW w:type="dxa" w:w="9216"/>
             <w:shd w:fill="F3F4F6" w:val="clear"/>
             <w:tcBorders>
               <w:top w:val="single" w:sz="6" w:space="0" w:color="C5CDD6"/>
@@ -3072,8 +3072,8 @@
     </w:p>
     <w:p>
       <w:pPr>
-        <w:spacing w:before="0" w:after="240" w:line="427" w:lineRule="auto"/>
-        <w:ind w:firstLine="288"/>
+        <w:spacing w:before="0" w:after="200" w:line="389" w:lineRule="auto"/>
+        <w:ind w:firstLine="317"/>
       </w:pPr>
       <w:r>
         <w:rPr>
@@ -3172,8 +3172,8 @@
     </w:p>
     <w:p>
       <w:pPr>
-        <w:spacing w:before="0" w:after="240" w:line="427" w:lineRule="auto"/>
-        <w:ind w:firstLine="288"/>
+        <w:spacing w:before="0" w:after="200" w:line="389" w:lineRule="auto"/>
+        <w:ind w:firstLine="317"/>
       </w:pPr>
       <w:r>
         <w:rPr>
@@ -3204,12 +3204,12 @@
         <w:tblLook w:firstColumn="1" w:firstRow="1" w:lastColumn="0" w:lastRow="0" w:noHBand="0" w:noVBand="1" w:val="04A0"/>
       </w:tblPr>
       <w:tblGrid>
-        <w:gridCol w:w="8928"/>
+        <w:gridCol w:w="9216"/>
       </w:tblGrid>
       <w:tr>
         <w:tc>
           <w:tcPr>
-            <w:tcW w:type="dxa" w:w="8928"/>
+            <w:tcW w:type="dxa" w:w="9216"/>
             <w:shd w:fill="F3F4F6" w:val="clear"/>
             <w:tcBorders>
               <w:top w:val="single" w:sz="6" w:space="0" w:color="C5CDD6"/>
@@ -3529,8 +3529,8 @@
     </w:p>
     <w:p>
       <w:pPr>
-        <w:spacing w:before="0" w:after="240" w:line="427" w:lineRule="auto"/>
-        <w:ind w:firstLine="288"/>
+        <w:spacing w:before="0" w:after="200" w:line="389" w:lineRule="auto"/>
+        <w:ind w:firstLine="317"/>
       </w:pPr>
       <w:r>
         <w:rPr>
@@ -3543,8 +3543,8 @@
     </w:p>
     <w:p>
       <w:pPr>
-        <w:spacing w:before="0" w:after="240" w:line="427" w:lineRule="auto"/>
-        <w:ind w:firstLine="288"/>
+        <w:spacing w:before="0" w:after="200" w:line="389" w:lineRule="auto"/>
+        <w:ind w:firstLine="317"/>
       </w:pPr>
       <w:r>
         <w:rPr>
@@ -3565,8 +3565,8 @@
     </w:p>
     <w:p>
       <w:pPr>
-        <w:spacing w:before="0" w:after="240" w:line="427" w:lineRule="auto"/>
-        <w:ind w:firstLine="288"/>
+        <w:spacing w:before="0" w:after="200" w:line="389" w:lineRule="auto"/>
+        <w:ind w:firstLine="317"/>
       </w:pPr>
       <w:r>
         <w:rPr>
@@ -3587,8 +3587,8 @@
     </w:p>
     <w:p>
       <w:pPr>
-        <w:spacing w:before="0" w:after="240" w:line="427" w:lineRule="auto"/>
-        <w:ind w:firstLine="288"/>
+        <w:spacing w:before="0" w:after="200" w:line="389" w:lineRule="auto"/>
+        <w:ind w:firstLine="317"/>
       </w:pPr>
       <w:r>
         <w:rPr>
@@ -3699,21 +3699,21 @@
         <w:tblLook w:firstColumn="1" w:firstRow="1" w:lastColumn="0" w:lastRow="0" w:noHBand="0" w:noVBand="1" w:val="04A0"/>
       </w:tblPr>
       <w:tblGrid>
-        <w:gridCol w:w="2232"/>
-        <w:gridCol w:w="2232"/>
-        <w:gridCol w:w="2232"/>
-        <w:gridCol w:w="2232"/>
+        <w:gridCol w:w="2304"/>
+        <w:gridCol w:w="2304"/>
+        <w:gridCol w:w="2304"/>
+        <w:gridCol w:w="2304"/>
       </w:tblGrid>
       <w:tr>
         <w:tc>
           <w:tcPr>
-            <w:tcW w:type="dxa" w:w="2232"/>
-            <w:shd w:fill="1B365D" w:val="clear"/>
+            <w:tcW w:type="dxa" w:w="2304"/>
+            <w:shd w:fill="243447" w:val="clear"/>
             <w:tcBorders>
-              <w:top w:val="single" w:sz="4" w:space="0" w:color="1B365D"/>
-              <w:left w:val="single" w:sz="4" w:space="0" w:color="1B365D"/>
-              <w:bottom w:val="single" w:sz="4" w:space="0" w:color="1B365D"/>
-              <w:right w:val="single" w:sz="4" w:space="0" w:color="1B365D"/>
+              <w:top w:val="single" w:sz="4" w:space="0" w:color="243447"/>
+              <w:left w:val="single" w:sz="4" w:space="0" w:color="243447"/>
+              <w:bottom w:val="single" w:sz="4" w:space="0" w:color="243447"/>
+              <w:right w:val="single" w:sz="4" w:space="0" w:color="243447"/>
             </w:tcBorders>
             <w:tcMar>
               <w:top w:w="50" w:type="dxa"/>
@@ -3740,13 +3740,13 @@
         </w:tc>
         <w:tc>
           <w:tcPr>
-            <w:tcW w:type="dxa" w:w="2232"/>
-            <w:shd w:fill="1B365D" w:val="clear"/>
+            <w:tcW w:type="dxa" w:w="2304"/>
+            <w:shd w:fill="243447" w:val="clear"/>
             <w:tcBorders>
-              <w:top w:val="single" w:sz="4" w:space="0" w:color="1B365D"/>
-              <w:left w:val="single" w:sz="4" w:space="0" w:color="1B365D"/>
-              <w:bottom w:val="single" w:sz="4" w:space="0" w:color="1B365D"/>
-              <w:right w:val="single" w:sz="4" w:space="0" w:color="1B365D"/>
+              <w:top w:val="single" w:sz="4" w:space="0" w:color="243447"/>
+              <w:left w:val="single" w:sz="4" w:space="0" w:color="243447"/>
+              <w:bottom w:val="single" w:sz="4" w:space="0" w:color="243447"/>
+              <w:right w:val="single" w:sz="4" w:space="0" w:color="243447"/>
             </w:tcBorders>
             <w:tcMar>
               <w:top w:w="50" w:type="dxa"/>
@@ -3773,13 +3773,13 @@
         </w:tc>
         <w:tc>
           <w:tcPr>
-            <w:tcW w:type="dxa" w:w="2232"/>
-            <w:shd w:fill="1B365D" w:val="clear"/>
+            <w:tcW w:type="dxa" w:w="2304"/>
+            <w:shd w:fill="243447" w:val="clear"/>
             <w:tcBorders>
-              <w:top w:val="single" w:sz="4" w:space="0" w:color="1B365D"/>
-              <w:left w:val="single" w:sz="4" w:space="0" w:color="1B365D"/>
-              <w:bottom w:val="single" w:sz="4" w:space="0" w:color="1B365D"/>
-              <w:right w:val="single" w:sz="4" w:space="0" w:color="1B365D"/>
+              <w:top w:val="single" w:sz="4" w:space="0" w:color="243447"/>
+              <w:left w:val="single" w:sz="4" w:space="0" w:color="243447"/>
+              <w:bottom w:val="single" w:sz="4" w:space="0" w:color="243447"/>
+              <w:right w:val="single" w:sz="4" w:space="0" w:color="243447"/>
             </w:tcBorders>
             <w:tcMar>
               <w:top w:w="50" w:type="dxa"/>
@@ -3806,13 +3806,13 @@
         </w:tc>
         <w:tc>
           <w:tcPr>
-            <w:tcW w:type="dxa" w:w="2232"/>
-            <w:shd w:fill="1B365D" w:val="clear"/>
+            <w:tcW w:type="dxa" w:w="2304"/>
+            <w:shd w:fill="243447" w:val="clear"/>
             <w:tcBorders>
-              <w:top w:val="single" w:sz="4" w:space="0" w:color="1B365D"/>
-              <w:left w:val="single" w:sz="4" w:space="0" w:color="1B365D"/>
-              <w:bottom w:val="single" w:sz="4" w:space="0" w:color="1B365D"/>
-              <w:right w:val="single" w:sz="4" w:space="0" w:color="1B365D"/>
+              <w:top w:val="single" w:sz="4" w:space="0" w:color="243447"/>
+              <w:left w:val="single" w:sz="4" w:space="0" w:color="243447"/>
+              <w:bottom w:val="single" w:sz="4" w:space="0" w:color="243447"/>
+              <w:right w:val="single" w:sz="4" w:space="0" w:color="243447"/>
             </w:tcBorders>
             <w:tcMar>
               <w:top w:w="50" w:type="dxa"/>
@@ -3841,7 +3841,7 @@
       <w:tr>
         <w:tc>
           <w:tcPr>
-            <w:tcW w:type="dxa" w:w="2232"/>
+            <w:tcW w:type="dxa" w:w="2304"/>
             <w:shd w:fill="FFFFFF" w:val="clear"/>
             <w:tcBorders>
               <w:top w:val="single" w:sz="4" w:space="0" w:color="C5CDD6"/>
@@ -3874,7 +3874,7 @@
         </w:tc>
         <w:tc>
           <w:tcPr>
-            <w:tcW w:type="dxa" w:w="2232"/>
+            <w:tcW w:type="dxa" w:w="2304"/>
             <w:shd w:fill="FFFFFF" w:val="clear"/>
             <w:tcBorders>
               <w:top w:val="single" w:sz="4" w:space="0" w:color="C5CDD6"/>
@@ -3907,7 +3907,7 @@
         </w:tc>
         <w:tc>
           <w:tcPr>
-            <w:tcW w:type="dxa" w:w="2232"/>
+            <w:tcW w:type="dxa" w:w="2304"/>
             <w:shd w:fill="FFFFFF" w:val="clear"/>
             <w:tcBorders>
               <w:top w:val="single" w:sz="4" w:space="0" w:color="C5CDD6"/>
@@ -3940,7 +3940,7 @@
         </w:tc>
         <w:tc>
           <w:tcPr>
-            <w:tcW w:type="dxa" w:w="2232"/>
+            <w:tcW w:type="dxa" w:w="2304"/>
             <w:shd w:fill="FFFFFF" w:val="clear"/>
             <w:tcBorders>
               <w:top w:val="single" w:sz="4" w:space="0" w:color="C5CDD6"/>
@@ -3975,8 +3975,8 @@
       <w:tr>
         <w:tc>
           <w:tcPr>
-            <w:tcW w:type="dxa" w:w="2232"/>
-            <w:shd w:fill="EEF2F6" w:val="clear"/>
+            <w:tcW w:type="dxa" w:w="2304"/>
+            <w:shd w:fill="E8ECF0" w:val="clear"/>
             <w:tcBorders>
               <w:top w:val="single" w:sz="4" w:space="0" w:color="C5CDD6"/>
               <w:left w:val="single" w:sz="4" w:space="0" w:color="C5CDD6"/>
@@ -4008,8 +4008,8 @@
         </w:tc>
         <w:tc>
           <w:tcPr>
-            <w:tcW w:type="dxa" w:w="2232"/>
-            <w:shd w:fill="EEF2F6" w:val="clear"/>
+            <w:tcW w:type="dxa" w:w="2304"/>
+            <w:shd w:fill="E8ECF0" w:val="clear"/>
             <w:tcBorders>
               <w:top w:val="single" w:sz="4" w:space="0" w:color="C5CDD6"/>
               <w:left w:val="single" w:sz="4" w:space="0" w:color="C5CDD6"/>
@@ -4041,8 +4041,8 @@
         </w:tc>
         <w:tc>
           <w:tcPr>
-            <w:tcW w:type="dxa" w:w="2232"/>
-            <w:shd w:fill="EEF2F6" w:val="clear"/>
+            <w:tcW w:type="dxa" w:w="2304"/>
+            <w:shd w:fill="E8ECF0" w:val="clear"/>
             <w:tcBorders>
               <w:top w:val="single" w:sz="4" w:space="0" w:color="C5CDD6"/>
               <w:left w:val="single" w:sz="4" w:space="0" w:color="C5CDD6"/>
@@ -4074,8 +4074,8 @@
         </w:tc>
         <w:tc>
           <w:tcPr>
-            <w:tcW w:type="dxa" w:w="2232"/>
-            <w:shd w:fill="EEF2F6" w:val="clear"/>
+            <w:tcW w:type="dxa" w:w="2304"/>
+            <w:shd w:fill="E8ECF0" w:val="clear"/>
             <w:tcBorders>
               <w:top w:val="single" w:sz="4" w:space="0" w:color="C5CDD6"/>
               <w:left w:val="single" w:sz="4" w:space="0" w:color="C5CDD6"/>
@@ -4109,7 +4109,7 @@
       <w:tr>
         <w:tc>
           <w:tcPr>
-            <w:tcW w:type="dxa" w:w="2232"/>
+            <w:tcW w:type="dxa" w:w="2304"/>
             <w:shd w:fill="FFFFFF" w:val="clear"/>
             <w:tcBorders>
               <w:top w:val="single" w:sz="4" w:space="0" w:color="C5CDD6"/>
@@ -4142,7 +4142,7 @@
         </w:tc>
         <w:tc>
           <w:tcPr>
-            <w:tcW w:type="dxa" w:w="2232"/>
+            <w:tcW w:type="dxa" w:w="2304"/>
             <w:shd w:fill="FFFFFF" w:val="clear"/>
             <w:tcBorders>
               <w:top w:val="single" w:sz="4" w:space="0" w:color="C5CDD6"/>
@@ -4175,7 +4175,7 @@
         </w:tc>
         <w:tc>
           <w:tcPr>
-            <w:tcW w:type="dxa" w:w="2232"/>
+            <w:tcW w:type="dxa" w:w="2304"/>
             <w:shd w:fill="FFFFFF" w:val="clear"/>
             <w:tcBorders>
               <w:top w:val="single" w:sz="4" w:space="0" w:color="C5CDD6"/>
@@ -4208,7 +4208,7 @@
         </w:tc>
         <w:tc>
           <w:tcPr>
-            <w:tcW w:type="dxa" w:w="2232"/>
+            <w:tcW w:type="dxa" w:w="2304"/>
             <w:shd w:fill="FFFFFF" w:val="clear"/>
             <w:tcBorders>
               <w:top w:val="single" w:sz="4" w:space="0" w:color="C5CDD6"/>
@@ -4243,8 +4243,8 @@
       <w:tr>
         <w:tc>
           <w:tcPr>
-            <w:tcW w:type="dxa" w:w="2232"/>
-            <w:shd w:fill="EEF2F6" w:val="clear"/>
+            <w:tcW w:type="dxa" w:w="2304"/>
+            <w:shd w:fill="E8ECF0" w:val="clear"/>
             <w:tcBorders>
               <w:top w:val="single" w:sz="4" w:space="0" w:color="C5CDD6"/>
               <w:left w:val="single" w:sz="4" w:space="0" w:color="C5CDD6"/>
@@ -4276,8 +4276,8 @@
         </w:tc>
         <w:tc>
           <w:tcPr>
-            <w:tcW w:type="dxa" w:w="2232"/>
-            <w:shd w:fill="EEF2F6" w:val="clear"/>
+            <w:tcW w:type="dxa" w:w="2304"/>
+            <w:shd w:fill="E8ECF0" w:val="clear"/>
             <w:tcBorders>
               <w:top w:val="single" w:sz="4" w:space="0" w:color="C5CDD6"/>
               <w:left w:val="single" w:sz="4" w:space="0" w:color="C5CDD6"/>
@@ -4309,8 +4309,8 @@
         </w:tc>
         <w:tc>
           <w:tcPr>
-            <w:tcW w:type="dxa" w:w="2232"/>
-            <w:shd w:fill="EEF2F6" w:val="clear"/>
+            <w:tcW w:type="dxa" w:w="2304"/>
+            <w:shd w:fill="E8ECF0" w:val="clear"/>
             <w:tcBorders>
               <w:top w:val="single" w:sz="4" w:space="0" w:color="C5CDD6"/>
               <w:left w:val="single" w:sz="4" w:space="0" w:color="C5CDD6"/>
@@ -4342,8 +4342,8 @@
         </w:tc>
         <w:tc>
           <w:tcPr>
-            <w:tcW w:type="dxa" w:w="2232"/>
-            <w:shd w:fill="EEF2F6" w:val="clear"/>
+            <w:tcW w:type="dxa" w:w="2304"/>
+            <w:shd w:fill="E8ECF0" w:val="clear"/>
             <w:tcBorders>
               <w:top w:val="single" w:sz="4" w:space="0" w:color="C5CDD6"/>
               <w:left w:val="single" w:sz="4" w:space="0" w:color="C5CDD6"/>
@@ -4377,7 +4377,7 @@
       <w:tr>
         <w:tc>
           <w:tcPr>
-            <w:tcW w:type="dxa" w:w="2232"/>
+            <w:tcW w:type="dxa" w:w="2304"/>
             <w:shd w:fill="FFFFFF" w:val="clear"/>
             <w:tcBorders>
               <w:top w:val="single" w:sz="4" w:space="0" w:color="C5CDD6"/>
@@ -4410,7 +4410,7 @@
         </w:tc>
         <w:tc>
           <w:tcPr>
-            <w:tcW w:type="dxa" w:w="2232"/>
+            <w:tcW w:type="dxa" w:w="2304"/>
             <w:shd w:fill="FFFFFF" w:val="clear"/>
             <w:tcBorders>
               <w:top w:val="single" w:sz="4" w:space="0" w:color="C5CDD6"/>
@@ -4443,7 +4443,7 @@
         </w:tc>
         <w:tc>
           <w:tcPr>
-            <w:tcW w:type="dxa" w:w="2232"/>
+            <w:tcW w:type="dxa" w:w="2304"/>
             <w:shd w:fill="FFFFFF" w:val="clear"/>
             <w:tcBorders>
               <w:top w:val="single" w:sz="4" w:space="0" w:color="C5CDD6"/>
@@ -4476,7 +4476,7 @@
         </w:tc>
         <w:tc>
           <w:tcPr>
-            <w:tcW w:type="dxa" w:w="2232"/>
+            <w:tcW w:type="dxa" w:w="2304"/>
             <w:shd w:fill="FFFFFF" w:val="clear"/>
             <w:tcBorders>
               <w:top w:val="single" w:sz="4" w:space="0" w:color="C5CDD6"/>
@@ -4516,8 +4516,8 @@
     </w:p>
     <w:p>
       <w:pPr>
-        <w:spacing w:before="0" w:after="240" w:line="427" w:lineRule="auto"/>
-        <w:ind w:firstLine="288"/>
+        <w:spacing w:before="0" w:after="200" w:line="389" w:lineRule="auto"/>
+        <w:ind w:firstLine="317"/>
       </w:pPr>
       <w:r>
         <w:rPr>
@@ -4546,8 +4546,8 @@
     </w:p>
     <w:p>
       <w:pPr>
-        <w:spacing w:before="0" w:after="240" w:line="427" w:lineRule="auto"/>
-        <w:ind w:firstLine="288"/>
+        <w:spacing w:before="0" w:after="200" w:line="389" w:lineRule="auto"/>
+        <w:ind w:firstLine="317"/>
       </w:pPr>
       <w:r>
         <w:rPr>
@@ -4568,8 +4568,8 @@
     </w:p>
     <w:p>
       <w:pPr>
-        <w:spacing w:before="0" w:after="240" w:line="427" w:lineRule="auto"/>
-        <w:ind w:firstLine="288"/>
+        <w:spacing w:before="0" w:after="200" w:line="389" w:lineRule="auto"/>
+        <w:ind w:firstLine="317"/>
       </w:pPr>
       <w:r>
         <w:rPr>
@@ -4590,8 +4590,8 @@
     </w:p>
     <w:p>
       <w:pPr>
-        <w:spacing w:before="0" w:after="240" w:line="427" w:lineRule="auto"/>
-        <w:ind w:firstLine="288"/>
+        <w:spacing w:before="0" w:after="200" w:line="389" w:lineRule="auto"/>
+        <w:ind w:firstLine="317"/>
       </w:pPr>
       <w:r>
         <w:rPr>
@@ -4612,8 +4612,8 @@
     </w:p>
     <w:p>
       <w:pPr>
-        <w:spacing w:before="0" w:after="240" w:line="427" w:lineRule="auto"/>
-        <w:ind w:firstLine="288"/>
+        <w:spacing w:before="0" w:after="200" w:line="389" w:lineRule="auto"/>
+        <w:ind w:firstLine="317"/>
       </w:pPr>
       <w:r>
         <w:rPr>
@@ -4634,8 +4634,8 @@
     </w:p>
     <w:p>
       <w:pPr>
-        <w:spacing w:before="0" w:after="240" w:line="427" w:lineRule="auto"/>
-        <w:ind w:firstLine="288"/>
+        <w:spacing w:before="0" w:after="200" w:line="389" w:lineRule="auto"/>
+        <w:ind w:firstLine="317"/>
       </w:pPr>
       <w:r>
         <w:rPr>
@@ -4656,8 +4656,8 @@
     </w:p>
     <w:p>
       <w:pPr>
-        <w:spacing w:before="0" w:after="240" w:line="427" w:lineRule="auto"/>
-        <w:ind w:firstLine="288"/>
+        <w:spacing w:before="0" w:after="200" w:line="389" w:lineRule="auto"/>
+        <w:ind w:firstLine="317"/>
       </w:pPr>
       <w:r>
         <w:rPr>
@@ -4678,8 +4678,8 @@
     </w:p>
     <w:p>
       <w:pPr>
-        <w:spacing w:before="0" w:after="240" w:line="427" w:lineRule="auto"/>
-        <w:ind w:firstLine="288"/>
+        <w:spacing w:before="0" w:after="200" w:line="389" w:lineRule="auto"/>
+        <w:ind w:firstLine="317"/>
       </w:pPr>
       <w:r>
         <w:rPr>
@@ -4692,8 +4692,8 @@
     </w:p>
     <w:p>
       <w:pPr>
-        <w:spacing w:before="0" w:after="240" w:line="427" w:lineRule="auto"/>
-        <w:ind w:firstLine="288"/>
+        <w:spacing w:before="0" w:after="200" w:line="389" w:lineRule="auto"/>
+        <w:ind w:firstLine="317"/>
       </w:pPr>
       <w:r>
         <w:rPr>
@@ -4830,12 +4830,12 @@
         <w:tblLook w:firstColumn="1" w:firstRow="1" w:lastColumn="0" w:lastRow="0" w:noHBand="0" w:noVBand="1" w:val="04A0"/>
       </w:tblPr>
       <w:tblGrid>
-        <w:gridCol w:w="8928"/>
+        <w:gridCol w:w="9216"/>
       </w:tblGrid>
       <w:tr>
         <w:tc>
           <w:tcPr>
-            <w:tcW w:type="dxa" w:w="8928"/>
+            <w:tcW w:type="dxa" w:w="9216"/>
             <w:shd w:fill="F3F4F6" w:val="clear"/>
             <w:tcBorders>
               <w:top w:val="single" w:sz="6" w:space="0" w:color="C5CDD6"/>
@@ -4993,21 +4993,21 @@
         <w:tblLook w:firstColumn="1" w:firstRow="1" w:lastColumn="0" w:lastRow="0" w:noHBand="0" w:noVBand="1" w:val="04A0"/>
       </w:tblPr>
       <w:tblGrid>
-        <w:gridCol w:w="2232"/>
-        <w:gridCol w:w="2232"/>
-        <w:gridCol w:w="2232"/>
-        <w:gridCol w:w="2232"/>
+        <w:gridCol w:w="2304"/>
+        <w:gridCol w:w="2304"/>
+        <w:gridCol w:w="2304"/>
+        <w:gridCol w:w="2304"/>
       </w:tblGrid>
       <w:tr>
         <w:tc>
           <w:tcPr>
-            <w:tcW w:type="dxa" w:w="2232"/>
-            <w:shd w:fill="1B365D" w:val="clear"/>
+            <w:tcW w:type="dxa" w:w="2304"/>
+            <w:shd w:fill="243447" w:val="clear"/>
             <w:tcBorders>
-              <w:top w:val="single" w:sz="4" w:space="0" w:color="1B365D"/>
-              <w:left w:val="single" w:sz="4" w:space="0" w:color="1B365D"/>
-              <w:bottom w:val="single" w:sz="4" w:space="0" w:color="1B365D"/>
-              <w:right w:val="single" w:sz="4" w:space="0" w:color="1B365D"/>
+              <w:top w:val="single" w:sz="4" w:space="0" w:color="243447"/>
+              <w:left w:val="single" w:sz="4" w:space="0" w:color="243447"/>
+              <w:bottom w:val="single" w:sz="4" w:space="0" w:color="243447"/>
+              <w:right w:val="single" w:sz="4" w:space="0" w:color="243447"/>
             </w:tcBorders>
             <w:tcMar>
               <w:top w:w="50" w:type="dxa"/>
@@ -5034,13 +5034,13 @@
         </w:tc>
         <w:tc>
           <w:tcPr>
-            <w:tcW w:type="dxa" w:w="2232"/>
-            <w:shd w:fill="1B365D" w:val="clear"/>
+            <w:tcW w:type="dxa" w:w="2304"/>
+            <w:shd w:fill="243447" w:val="clear"/>
             <w:tcBorders>
-              <w:top w:val="single" w:sz="4" w:space="0" w:color="1B365D"/>
-              <w:left w:val="single" w:sz="4" w:space="0" w:color="1B365D"/>
-              <w:bottom w:val="single" w:sz="4" w:space="0" w:color="1B365D"/>
-              <w:right w:val="single" w:sz="4" w:space="0" w:color="1B365D"/>
+              <w:top w:val="single" w:sz="4" w:space="0" w:color="243447"/>
+              <w:left w:val="single" w:sz="4" w:space="0" w:color="243447"/>
+              <w:bottom w:val="single" w:sz="4" w:space="0" w:color="243447"/>
+              <w:right w:val="single" w:sz="4" w:space="0" w:color="243447"/>
             </w:tcBorders>
             <w:tcMar>
               <w:top w:w="50" w:type="dxa"/>
@@ -5067,13 +5067,13 @@
         </w:tc>
         <w:tc>
           <w:tcPr>
-            <w:tcW w:type="dxa" w:w="2232"/>
-            <w:shd w:fill="1B365D" w:val="clear"/>
+            <w:tcW w:type="dxa" w:w="2304"/>
+            <w:shd w:fill="243447" w:val="clear"/>
             <w:tcBorders>
-              <w:top w:val="single" w:sz="4" w:space="0" w:color="1B365D"/>
-              <w:left w:val="single" w:sz="4" w:space="0" w:color="1B365D"/>
-              <w:bottom w:val="single" w:sz="4" w:space="0" w:color="1B365D"/>
-              <w:right w:val="single" w:sz="4" w:space="0" w:color="1B365D"/>
+              <w:top w:val="single" w:sz="4" w:space="0" w:color="243447"/>
+              <w:left w:val="single" w:sz="4" w:space="0" w:color="243447"/>
+              <w:bottom w:val="single" w:sz="4" w:space="0" w:color="243447"/>
+              <w:right w:val="single" w:sz="4" w:space="0" w:color="243447"/>
             </w:tcBorders>
             <w:tcMar>
               <w:top w:w="50" w:type="dxa"/>
@@ -5100,13 +5100,13 @@
         </w:tc>
         <w:tc>
           <w:tcPr>
-            <w:tcW w:type="dxa" w:w="2232"/>
-            <w:shd w:fill="1B365D" w:val="clear"/>
+            <w:tcW w:type="dxa" w:w="2304"/>
+            <w:shd w:fill="243447" w:val="clear"/>
             <w:tcBorders>
-              <w:top w:val="single" w:sz="4" w:space="0" w:color="1B365D"/>
-              <w:left w:val="single" w:sz="4" w:space="0" w:color="1B365D"/>
-              <w:bottom w:val="single" w:sz="4" w:space="0" w:color="1B365D"/>
-              <w:right w:val="single" w:sz="4" w:space="0" w:color="1B365D"/>
+              <w:top w:val="single" w:sz="4" w:space="0" w:color="243447"/>
+              <w:left w:val="single" w:sz="4" w:space="0" w:color="243447"/>
+              <w:bottom w:val="single" w:sz="4" w:space="0" w:color="243447"/>
+              <w:right w:val="single" w:sz="4" w:space="0" w:color="243447"/>
             </w:tcBorders>
             <w:tcMar>
               <w:top w:w="50" w:type="dxa"/>
@@ -5135,7 +5135,7 @@
       <w:tr>
         <w:tc>
           <w:tcPr>
-            <w:tcW w:type="dxa" w:w="2232"/>
+            <w:tcW w:type="dxa" w:w="2304"/>
             <w:shd w:fill="FFFFFF" w:val="clear"/>
             <w:tcBorders>
               <w:top w:val="single" w:sz="4" w:space="0" w:color="C5CDD6"/>
@@ -5168,7 +5168,7 @@
         </w:tc>
         <w:tc>
           <w:tcPr>
-            <w:tcW w:type="dxa" w:w="2232"/>
+            <w:tcW w:type="dxa" w:w="2304"/>
             <w:shd w:fill="FFFFFF" w:val="clear"/>
             <w:tcBorders>
               <w:top w:val="single" w:sz="4" w:space="0" w:color="C5CDD6"/>
@@ -5201,7 +5201,7 @@
         </w:tc>
         <w:tc>
           <w:tcPr>
-            <w:tcW w:type="dxa" w:w="2232"/>
+            <w:tcW w:type="dxa" w:w="2304"/>
             <w:shd w:fill="FFFFFF" w:val="clear"/>
             <w:tcBorders>
               <w:top w:val="single" w:sz="4" w:space="0" w:color="C5CDD6"/>
@@ -5234,7 +5234,7 @@
         </w:tc>
         <w:tc>
           <w:tcPr>
-            <w:tcW w:type="dxa" w:w="2232"/>
+            <w:tcW w:type="dxa" w:w="2304"/>
             <w:shd w:fill="FFFFFF" w:val="clear"/>
             <w:tcBorders>
               <w:top w:val="single" w:sz="4" w:space="0" w:color="C5CDD6"/>
@@ -5269,8 +5269,8 @@
       <w:tr>
         <w:tc>
           <w:tcPr>
-            <w:tcW w:type="dxa" w:w="2232"/>
-            <w:shd w:fill="EEF2F6" w:val="clear"/>
+            <w:tcW w:type="dxa" w:w="2304"/>
+            <w:shd w:fill="E8ECF0" w:val="clear"/>
             <w:tcBorders>
               <w:top w:val="single" w:sz="4" w:space="0" w:color="C5CDD6"/>
               <w:left w:val="single" w:sz="4" w:space="0" w:color="C5CDD6"/>
@@ -5302,8 +5302,8 @@
         </w:tc>
         <w:tc>
           <w:tcPr>
-            <w:tcW w:type="dxa" w:w="2232"/>
-            <w:shd w:fill="EEF2F6" w:val="clear"/>
+            <w:tcW w:type="dxa" w:w="2304"/>
+            <w:shd w:fill="E8ECF0" w:val="clear"/>
             <w:tcBorders>
               <w:top w:val="single" w:sz="4" w:space="0" w:color="C5CDD6"/>
               <w:left w:val="single" w:sz="4" w:space="0" w:color="C5CDD6"/>
@@ -5335,8 +5335,8 @@
         </w:tc>
         <w:tc>
           <w:tcPr>
-            <w:tcW w:type="dxa" w:w="2232"/>
-            <w:shd w:fill="EEF2F6" w:val="clear"/>
+            <w:tcW w:type="dxa" w:w="2304"/>
+            <w:shd w:fill="E8ECF0" w:val="clear"/>
             <w:tcBorders>
               <w:top w:val="single" w:sz="4" w:space="0" w:color="C5CDD6"/>
               <w:left w:val="single" w:sz="4" w:space="0" w:color="C5CDD6"/>
@@ -5368,8 +5368,8 @@
         </w:tc>
         <w:tc>
           <w:tcPr>
-            <w:tcW w:type="dxa" w:w="2232"/>
-            <w:shd w:fill="EEF2F6" w:val="clear"/>
+            <w:tcW w:type="dxa" w:w="2304"/>
+            <w:shd w:fill="E8ECF0" w:val="clear"/>
             <w:tcBorders>
               <w:top w:val="single" w:sz="4" w:space="0" w:color="C5CDD6"/>
               <w:left w:val="single" w:sz="4" w:space="0" w:color="C5CDD6"/>
@@ -5403,7 +5403,7 @@
       <w:tr>
         <w:tc>
           <w:tcPr>
-            <w:tcW w:type="dxa" w:w="2232"/>
+            <w:tcW w:type="dxa" w:w="2304"/>
             <w:shd w:fill="FFFFFF" w:val="clear"/>
             <w:tcBorders>
               <w:top w:val="single" w:sz="4" w:space="0" w:color="C5CDD6"/>
@@ -5436,7 +5436,7 @@
         </w:tc>
         <w:tc>
           <w:tcPr>
-            <w:tcW w:type="dxa" w:w="2232"/>
+            <w:tcW w:type="dxa" w:w="2304"/>
             <w:shd w:fill="FFFFFF" w:val="clear"/>
             <w:tcBorders>
               <w:top w:val="single" w:sz="4" w:space="0" w:color="C5CDD6"/>
@@ -5469,7 +5469,7 @@
         </w:tc>
         <w:tc>
           <w:tcPr>
-            <w:tcW w:type="dxa" w:w="2232"/>
+            <w:tcW w:type="dxa" w:w="2304"/>
             <w:shd w:fill="FFFFFF" w:val="clear"/>
             <w:tcBorders>
               <w:top w:val="single" w:sz="4" w:space="0" w:color="C5CDD6"/>
@@ -5502,7 +5502,7 @@
         </w:tc>
         <w:tc>
           <w:tcPr>
-            <w:tcW w:type="dxa" w:w="2232"/>
+            <w:tcW w:type="dxa" w:w="2304"/>
             <w:shd w:fill="FFFFFF" w:val="clear"/>
             <w:tcBorders>
               <w:top w:val="single" w:sz="4" w:space="0" w:color="C5CDD6"/>
@@ -5537,8 +5537,8 @@
       <w:tr>
         <w:tc>
           <w:tcPr>
-            <w:tcW w:type="dxa" w:w="2232"/>
-            <w:shd w:fill="EEF2F6" w:val="clear"/>
+            <w:tcW w:type="dxa" w:w="2304"/>
+            <w:shd w:fill="E8ECF0" w:val="clear"/>
             <w:tcBorders>
               <w:top w:val="single" w:sz="4" w:space="0" w:color="C5CDD6"/>
               <w:left w:val="single" w:sz="4" w:space="0" w:color="C5CDD6"/>
@@ -5570,8 +5570,8 @@
         </w:tc>
         <w:tc>
           <w:tcPr>
-            <w:tcW w:type="dxa" w:w="2232"/>
-            <w:shd w:fill="EEF2F6" w:val="clear"/>
+            <w:tcW w:type="dxa" w:w="2304"/>
+            <w:shd w:fill="E8ECF0" w:val="clear"/>
             <w:tcBorders>
               <w:top w:val="single" w:sz="4" w:space="0" w:color="C5CDD6"/>
               <w:left w:val="single" w:sz="4" w:space="0" w:color="C5CDD6"/>
@@ -5603,8 +5603,8 @@
         </w:tc>
         <w:tc>
           <w:tcPr>
-            <w:tcW w:type="dxa" w:w="2232"/>
-            <w:shd w:fill="EEF2F6" w:val="clear"/>
+            <w:tcW w:type="dxa" w:w="2304"/>
+            <w:shd w:fill="E8ECF0" w:val="clear"/>
             <w:tcBorders>
               <w:top w:val="single" w:sz="4" w:space="0" w:color="C5CDD6"/>
               <w:left w:val="single" w:sz="4" w:space="0" w:color="C5CDD6"/>
@@ -5636,8 +5636,8 @@
         </w:tc>
         <w:tc>
           <w:tcPr>
-            <w:tcW w:type="dxa" w:w="2232"/>
-            <w:shd w:fill="EEF2F6" w:val="clear"/>
+            <w:tcW w:type="dxa" w:w="2304"/>
+            <w:shd w:fill="E8ECF0" w:val="clear"/>
             <w:tcBorders>
               <w:top w:val="single" w:sz="4" w:space="0" w:color="C5CDD6"/>
               <w:left w:val="single" w:sz="4" w:space="0" w:color="C5CDD6"/>
@@ -5671,7 +5671,7 @@
       <w:tr>
         <w:tc>
           <w:tcPr>
-            <w:tcW w:type="dxa" w:w="2232"/>
+            <w:tcW w:type="dxa" w:w="2304"/>
             <w:shd w:fill="FFFFFF" w:val="clear"/>
             <w:tcBorders>
               <w:top w:val="single" w:sz="4" w:space="0" w:color="C5CDD6"/>
@@ -5704,7 +5704,7 @@
         </w:tc>
         <w:tc>
           <w:tcPr>
-            <w:tcW w:type="dxa" w:w="2232"/>
+            <w:tcW w:type="dxa" w:w="2304"/>
             <w:shd w:fill="FFFFFF" w:val="clear"/>
             <w:tcBorders>
               <w:top w:val="single" w:sz="4" w:space="0" w:color="C5CDD6"/>
@@ -5737,7 +5737,7 @@
         </w:tc>
         <w:tc>
           <w:tcPr>
-            <w:tcW w:type="dxa" w:w="2232"/>
+            <w:tcW w:type="dxa" w:w="2304"/>
             <w:shd w:fill="FFFFFF" w:val="clear"/>
             <w:tcBorders>
               <w:top w:val="single" w:sz="4" w:space="0" w:color="C5CDD6"/>
@@ -5770,7 +5770,7 @@
         </w:tc>
         <w:tc>
           <w:tcPr>
-            <w:tcW w:type="dxa" w:w="2232"/>
+            <w:tcW w:type="dxa" w:w="2304"/>
             <w:shd w:fill="FFFFFF" w:val="clear"/>
             <w:tcBorders>
               <w:top w:val="single" w:sz="4" w:space="0" w:color="C5CDD6"/>
@@ -5805,8 +5805,8 @@
       <w:tr>
         <w:tc>
           <w:tcPr>
-            <w:tcW w:type="dxa" w:w="2232"/>
-            <w:shd w:fill="EEF2F6" w:val="clear"/>
+            <w:tcW w:type="dxa" w:w="2304"/>
+            <w:shd w:fill="E8ECF0" w:val="clear"/>
             <w:tcBorders>
               <w:top w:val="single" w:sz="4" w:space="0" w:color="C5CDD6"/>
               <w:left w:val="single" w:sz="4" w:space="0" w:color="C5CDD6"/>
@@ -5838,8 +5838,8 @@
         </w:tc>
         <w:tc>
           <w:tcPr>
-            <w:tcW w:type="dxa" w:w="2232"/>
-            <w:shd w:fill="EEF2F6" w:val="clear"/>
+            <w:tcW w:type="dxa" w:w="2304"/>
+            <w:shd w:fill="E8ECF0" w:val="clear"/>
             <w:tcBorders>
               <w:top w:val="single" w:sz="4" w:space="0" w:color="C5CDD6"/>
               <w:left w:val="single" w:sz="4" w:space="0" w:color="C5CDD6"/>
@@ -5871,8 +5871,8 @@
         </w:tc>
         <w:tc>
           <w:tcPr>
-            <w:tcW w:type="dxa" w:w="2232"/>
-            <w:shd w:fill="EEF2F6" w:val="clear"/>
+            <w:tcW w:type="dxa" w:w="2304"/>
+            <w:shd w:fill="E8ECF0" w:val="clear"/>
             <w:tcBorders>
               <w:top w:val="single" w:sz="4" w:space="0" w:color="C5CDD6"/>
               <w:left w:val="single" w:sz="4" w:space="0" w:color="C5CDD6"/>
@@ -5904,8 +5904,8 @@
         </w:tc>
         <w:tc>
           <w:tcPr>
-            <w:tcW w:type="dxa" w:w="2232"/>
-            <w:shd w:fill="EEF2F6" w:val="clear"/>
+            <w:tcW w:type="dxa" w:w="2304"/>
+            <w:shd w:fill="E8ECF0" w:val="clear"/>
             <w:tcBorders>
               <w:top w:val="single" w:sz="4" w:space="0" w:color="C5CDD6"/>
               <w:left w:val="single" w:sz="4" w:space="0" w:color="C5CDD6"/>
@@ -5952,8 +5952,8 @@
     </w:p>
     <w:p>
       <w:pPr>
-        <w:spacing w:before="0" w:after="240" w:line="427" w:lineRule="auto"/>
-        <w:ind w:firstLine="288"/>
+        <w:spacing w:before="0" w:after="200" w:line="389" w:lineRule="auto"/>
+        <w:ind w:firstLine="317"/>
       </w:pPr>
       <w:r>
         <w:rPr>
@@ -5966,8 +5966,8 @@
     </w:p>
     <w:p>
       <w:pPr>
-        <w:spacing w:before="0" w:after="240" w:line="427" w:lineRule="auto"/>
-        <w:ind w:firstLine="288"/>
+        <w:spacing w:before="0" w:after="200" w:line="389" w:lineRule="auto"/>
+        <w:ind w:firstLine="317"/>
       </w:pPr>
       <w:r>
         <w:rPr>
@@ -5984,18 +5984,18 @@
         <w:tblLook w:firstColumn="1" w:firstRow="1" w:lastColumn="0" w:lastRow="0" w:noHBand="0" w:noVBand="1" w:val="04A0"/>
       </w:tblPr>
       <w:tblGrid>
-        <w:gridCol w:w="8928"/>
+        <w:gridCol w:w="9216"/>
       </w:tblGrid>
       <w:tr>
         <w:tc>
           <w:tcPr>
-            <w:tcW w:type="dxa" w:w="8928"/>
+            <w:tcW w:type="dxa" w:w="9216"/>
             <w:shd w:fill="F4F1E8" w:val="clear"/>
             <w:tcBorders>
-              <w:top w:val="single" w:sz="10" w:space="0" w:color="1B365D"/>
-              <w:left w:val="single" w:sz="10" w:space="0" w:color="1B365D"/>
-              <w:bottom w:val="single" w:sz="10" w:space="0" w:color="1B365D"/>
-              <w:right w:val="single" w:sz="10" w:space="0" w:color="1B365D"/>
+              <w:top w:val="single" w:sz="10" w:space="0" w:color="243447"/>
+              <w:left w:val="single" w:sz="10" w:space="0" w:color="243447"/>
+              <w:bottom w:val="single" w:sz="10" w:space="0" w:color="243447"/>
+              <w:right w:val="single" w:sz="10" w:space="0" w:color="243447"/>
             </w:tcBorders>
             <w:tcMar>
               <w:top w:w="80" w:type="dxa"/>
@@ -6013,7 +6013,7 @@
               <w:rPr>
                 <w:rFonts w:ascii="Liberation Sans" w:hAnsi="Liberation Sans" w:eastAsia="Liberation Sans" w:cs="Liberation Sans"/>
                 <w:b/>
-                <w:color w:val="1B365D"/>
+                <w:color w:val="243447"/>
                 <w:sz w:val="16"/>
               </w:rPr>
               <w:t>SIGN-OFF</w:t>
@@ -6050,8 +6050,8 @@
     </w:p>
     <w:p>
       <w:pPr>
-        <w:spacing w:before="0" w:after="240" w:line="427" w:lineRule="auto"/>
-        <w:ind w:firstLine="288"/>
+        <w:spacing w:before="0" w:after="200" w:line="389" w:lineRule="auto"/>
+        <w:ind w:firstLine="317"/>
       </w:pPr>
       <w:r>
         <w:rPr>
@@ -6072,8 +6072,8 @@
     </w:p>
     <w:p>
       <w:pPr>
-        <w:spacing w:before="0" w:after="240" w:line="427" w:lineRule="auto"/>
-        <w:ind w:firstLine="288"/>
+        <w:spacing w:before="0" w:after="200" w:line="389" w:lineRule="auto"/>
+        <w:ind w:firstLine="317"/>
       </w:pPr>
       <w:r>
         <w:rPr>
@@ -6086,8 +6086,8 @@
     </w:p>
     <w:p>
       <w:pPr>
-        <w:spacing w:before="0" w:after="240" w:line="427" w:lineRule="auto"/>
-        <w:ind w:firstLine="288"/>
+        <w:spacing w:before="0" w:after="200" w:line="389" w:lineRule="auto"/>
+        <w:ind w:firstLine="317"/>
       </w:pPr>
       <w:r>
         <w:rPr>
@@ -6108,8 +6108,8 @@
     </w:p>
     <w:p>
       <w:pPr>
-        <w:spacing w:before="0" w:after="240" w:line="427" w:lineRule="auto"/>
-        <w:ind w:firstLine="288"/>
+        <w:spacing w:before="0" w:after="200" w:line="389" w:lineRule="auto"/>
+        <w:ind w:firstLine="317"/>
       </w:pPr>
       <w:r>
         <w:rPr>
@@ -6122,8 +6122,8 @@
     </w:p>
     <w:p>
       <w:pPr>
-        <w:spacing w:before="0" w:after="240" w:line="427" w:lineRule="auto"/>
-        <w:ind w:firstLine="288"/>
+        <w:spacing w:before="0" w:after="200" w:line="389" w:lineRule="auto"/>
+        <w:ind w:firstLine="317"/>
       </w:pPr>
       <w:r>
         <w:rPr>
@@ -6144,8 +6144,8 @@
     </w:p>
     <w:p>
       <w:pPr>
-        <w:spacing w:before="0" w:after="240" w:line="427" w:lineRule="auto"/>
-        <w:ind w:firstLine="288"/>
+        <w:spacing w:before="0" w:after="200" w:line="389" w:lineRule="auto"/>
+        <w:ind w:firstLine="317"/>
       </w:pPr>
       <w:r>
         <w:rPr>
@@ -6158,8 +6158,8 @@
     </w:p>
     <w:p>
       <w:pPr>
-        <w:spacing w:before="0" w:after="240" w:line="427" w:lineRule="auto"/>
-        <w:ind w:firstLine="288"/>
+        <w:spacing w:before="0" w:after="200" w:line="389" w:lineRule="auto"/>
+        <w:ind w:firstLine="317"/>
       </w:pPr>
       <w:r>
         <w:rPr>
@@ -6180,8 +6180,8 @@
     </w:p>
     <w:p>
       <w:pPr>
-        <w:spacing w:before="0" w:after="240" w:line="427" w:lineRule="auto"/>
-        <w:ind w:firstLine="288"/>
+        <w:spacing w:before="0" w:after="200" w:line="389" w:lineRule="auto"/>
+        <w:ind w:firstLine="317"/>
       </w:pPr>
       <w:r>
         <w:rPr>
@@ -6194,8 +6194,8 @@
     </w:p>
     <w:p>
       <w:pPr>
-        <w:spacing w:before="0" w:after="240" w:line="427" w:lineRule="auto"/>
-        <w:ind w:firstLine="288"/>
+        <w:spacing w:before="0" w:after="200" w:line="389" w:lineRule="auto"/>
+        <w:ind w:firstLine="317"/>
       </w:pPr>
       <w:r>
         <w:rPr>
@@ -6216,8 +6216,8 @@
     </w:p>
     <w:p>
       <w:pPr>
-        <w:spacing w:before="0" w:after="240" w:line="427" w:lineRule="auto"/>
-        <w:ind w:firstLine="288"/>
+        <w:spacing w:before="0" w:after="200" w:line="389" w:lineRule="auto"/>
+        <w:ind w:firstLine="317"/>
       </w:pPr>
       <w:r>
         <w:rPr>
@@ -6230,8 +6230,8 @@
     </w:p>
     <w:p>
       <w:pPr>
-        <w:spacing w:before="0" w:after="240" w:line="427" w:lineRule="auto"/>
-        <w:ind w:firstLine="288"/>
+        <w:spacing w:before="0" w:after="200" w:line="389" w:lineRule="auto"/>
+        <w:ind w:firstLine="317"/>
       </w:pPr>
       <w:r>
         <w:rPr>
@@ -6252,8 +6252,8 @@
     </w:p>
     <w:p>
       <w:pPr>
-        <w:spacing w:before="0" w:after="240" w:line="427" w:lineRule="auto"/>
-        <w:ind w:firstLine="288"/>
+        <w:spacing w:before="0" w:after="200" w:line="389" w:lineRule="auto"/>
+        <w:ind w:firstLine="317"/>
       </w:pPr>
       <w:r>
         <w:rPr>
@@ -6266,8 +6266,8 @@
     </w:p>
     <w:p>
       <w:pPr>
-        <w:spacing w:before="0" w:after="240" w:line="427" w:lineRule="auto"/>
-        <w:ind w:firstLine="288"/>
+        <w:spacing w:before="0" w:after="200" w:line="389" w:lineRule="auto"/>
+        <w:ind w:firstLine="317"/>
       </w:pPr>
       <w:r>
         <w:rPr>
@@ -6288,8 +6288,8 @@
     </w:p>
     <w:p>
       <w:pPr>
-        <w:spacing w:before="0" w:after="240" w:line="427" w:lineRule="auto"/>
-        <w:ind w:firstLine="288"/>
+        <w:spacing w:before="0" w:after="200" w:line="389" w:lineRule="auto"/>
+        <w:ind w:firstLine="317"/>
       </w:pPr>
       <w:r>
         <w:rPr>
@@ -6302,8 +6302,8 @@
     </w:p>
     <w:p>
       <w:pPr>
-        <w:spacing w:before="0" w:after="240" w:line="427" w:lineRule="auto"/>
-        <w:ind w:firstLine="288"/>
+        <w:spacing w:before="0" w:after="200" w:line="389" w:lineRule="auto"/>
+        <w:ind w:firstLine="317"/>
       </w:pPr>
       <w:r>
         <w:rPr>
@@ -6324,8 +6324,8 @@
     </w:p>
     <w:p>
       <w:pPr>
-        <w:spacing w:before="0" w:after="240" w:line="427" w:lineRule="auto"/>
-        <w:ind w:firstLine="288"/>
+        <w:spacing w:before="0" w:after="200" w:line="389" w:lineRule="auto"/>
+        <w:ind w:firstLine="317"/>
       </w:pPr>
       <w:r>
         <w:rPr>
@@ -6338,8 +6338,8 @@
     </w:p>
     <w:p>
       <w:pPr>
-        <w:spacing w:before="0" w:after="240" w:line="427" w:lineRule="auto"/>
-        <w:ind w:firstLine="288"/>
+        <w:spacing w:before="0" w:after="200" w:line="389" w:lineRule="auto"/>
+        <w:ind w:firstLine="317"/>
       </w:pPr>
       <w:r>
         <w:rPr>
@@ -6360,8 +6360,8 @@
     </w:p>
     <w:p>
       <w:pPr>
-        <w:spacing w:before="0" w:after="240" w:line="427" w:lineRule="auto"/>
-        <w:ind w:firstLine="288"/>
+        <w:spacing w:before="0" w:after="200" w:line="389" w:lineRule="auto"/>
+        <w:ind w:firstLine="317"/>
       </w:pPr>
       <w:r>
         <w:rPr>
@@ -6374,8 +6374,8 @@
     </w:p>
     <w:p>
       <w:pPr>
-        <w:spacing w:before="0" w:after="240" w:line="427" w:lineRule="auto"/>
-        <w:ind w:firstLine="288"/>
+        <w:spacing w:before="0" w:after="200" w:line="389" w:lineRule="auto"/>
+        <w:ind w:firstLine="317"/>
       </w:pPr>
       <w:r>
         <w:rPr>
@@ -6396,8 +6396,8 @@
     </w:p>
     <w:p>
       <w:pPr>
-        <w:spacing w:before="0" w:after="240" w:line="427" w:lineRule="auto"/>
-        <w:ind w:firstLine="288"/>
+        <w:spacing w:before="0" w:after="200" w:line="389" w:lineRule="auto"/>
+        <w:ind w:firstLine="317"/>
       </w:pPr>
       <w:r>
         <w:rPr>
@@ -6410,8 +6410,8 @@
     </w:p>
     <w:p>
       <w:pPr>
-        <w:spacing w:before="0" w:after="240" w:line="427" w:lineRule="auto"/>
-        <w:ind w:firstLine="288"/>
+        <w:spacing w:before="0" w:after="200" w:line="389" w:lineRule="auto"/>
+        <w:ind w:firstLine="317"/>
       </w:pPr>
       <w:r>
         <w:rPr>
@@ -6432,8 +6432,8 @@
     </w:p>
     <w:p>
       <w:pPr>
-        <w:spacing w:before="0" w:after="240" w:line="427" w:lineRule="auto"/>
-        <w:ind w:firstLine="288"/>
+        <w:spacing w:before="0" w:after="200" w:line="389" w:lineRule="auto"/>
+        <w:ind w:firstLine="317"/>
       </w:pPr>
       <w:r>
         <w:rPr>
@@ -6446,8 +6446,8 @@
     </w:p>
     <w:p>
       <w:pPr>
-        <w:spacing w:before="0" w:after="240" w:line="427" w:lineRule="auto"/>
-        <w:ind w:firstLine="288"/>
+        <w:spacing w:before="0" w:after="200" w:line="389" w:lineRule="auto"/>
+        <w:ind w:firstLine="317"/>
       </w:pPr>
       <w:r>
         <w:rPr>
@@ -6468,8 +6468,8 @@
     </w:p>
     <w:p>
       <w:pPr>
-        <w:spacing w:before="0" w:after="240" w:line="427" w:lineRule="auto"/>
-        <w:ind w:firstLine="288"/>
+        <w:spacing w:before="0" w:after="200" w:line="389" w:lineRule="auto"/>
+        <w:ind w:firstLine="317"/>
       </w:pPr>
       <w:r>
         <w:rPr>
@@ -6482,8 +6482,8 @@
     </w:p>
     <w:p>
       <w:pPr>
-        <w:spacing w:before="0" w:after="240" w:line="427" w:lineRule="auto"/>
-        <w:ind w:firstLine="288"/>
+        <w:spacing w:before="0" w:after="200" w:line="389" w:lineRule="auto"/>
+        <w:ind w:firstLine="317"/>
       </w:pPr>
       <w:r>
         <w:rPr>
@@ -6500,18 +6500,18 @@
         <w:tblLook w:firstColumn="1" w:firstRow="1" w:lastColumn="0" w:lastRow="0" w:noHBand="0" w:noVBand="1" w:val="04A0"/>
       </w:tblPr>
       <w:tblGrid>
-        <w:gridCol w:w="8928"/>
+        <w:gridCol w:w="9216"/>
       </w:tblGrid>
       <w:tr>
         <w:tc>
           <w:tcPr>
-            <w:tcW w:type="dxa" w:w="8928"/>
+            <w:tcW w:type="dxa" w:w="9216"/>
             <w:shd w:fill="E7EEF5" w:val="clear"/>
             <w:tcBorders>
-              <w:top w:val="single" w:sz="10" w:space="0" w:color="1B365D"/>
-              <w:left w:val="single" w:sz="10" w:space="0" w:color="1B365D"/>
-              <w:bottom w:val="single" w:sz="10" w:space="0" w:color="1B365D"/>
-              <w:right w:val="single" w:sz="10" w:space="0" w:color="1B365D"/>
+              <w:top w:val="single" w:sz="10" w:space="0" w:color="243447"/>
+              <w:left w:val="single" w:sz="10" w:space="0" w:color="243447"/>
+              <w:bottom w:val="single" w:sz="10" w:space="0" w:color="243447"/>
+              <w:right w:val="single" w:sz="10" w:space="0" w:color="243447"/>
             </w:tcBorders>
             <w:tcMar>
               <w:top w:w="80" w:type="dxa"/>
@@ -6529,7 +6529,7 @@
               <w:rPr>
                 <w:rFonts w:ascii="Liberation Sans" w:hAnsi="Liberation Sans" w:eastAsia="Liberation Sans" w:cs="Liberation Sans"/>
                 <w:b/>
-                <w:color w:val="1B365D"/>
+                <w:color w:val="243447"/>
                 <w:sz w:val="16"/>
               </w:rPr>
               <w:t>STILL THE DECISION</w:t>
@@ -6566,8 +6566,8 @@
     </w:p>
     <w:p>
       <w:pPr>
-        <w:spacing w:before="0" w:after="240" w:line="427" w:lineRule="auto"/>
-        <w:ind w:firstLine="288"/>
+        <w:spacing w:before="0" w:after="200" w:line="389" w:lineRule="auto"/>
+        <w:ind w:firstLine="317"/>
       </w:pPr>
       <w:r>
         <w:rPr>
@@ -6583,13 +6583,13 @@
         <w:pStyle w:val="Heading1"/>
       </w:pPr>
       <w:r>
-        <w:t>Open work after January 19, 2023</w:t>
+        <w:t>Edges that did not fit the front (CLH-TDD-2023-002)</w:t>
       </w:r>
     </w:p>
     <w:p>
       <w:pPr>
-        <w:spacing w:before="0" w:after="240" w:line="427" w:lineRule="auto"/>
-        <w:ind w:firstLine="288"/>
+        <w:spacing w:before="0" w:after="200" w:line="389" w:lineRule="auto"/>
+        <w:ind w:firstLine="317"/>
       </w:pPr>
       <w:r>
         <w:rPr>
@@ -6597,7 +6597,7 @@
           <w:color w:val="222222"/>
           <w:sz w:val="24"/>
         </w:rPr>
-        <w:t>What follows is leftover work from Technical design: settlement file landings into Kafka: named people, named boxes, named tickets, and the items I still owe. If a paragraph fights the decision in the front of CLH-TDD-2023-002, strike the paragraph.</w:t>
+        <w:t>Aman Kumar parked the leftover execution for January 19, 2023 in this section. Headings are the index. Chris Patel still owns the call in the front.</w:t>
       </w:r>
     </w:p>
     <w:p>
@@ -6605,7 +6605,71 @@
         <w:pStyle w:val="Heading2"/>
       </w:pPr>
       <w:r>
-        <w:t>What we are still refusing (identifiers in chat, logs, or a support zip)</w:t>
+        <w:t>Last time identifiers in chat, logs, or a support zip cost us</w:t>
+      </w:r>
+    </w:p>
+    <w:p>
+      <w:pPr>
+        <w:spacing w:before="0" w:after="200" w:line="389" w:lineRule="auto"/>
+        <w:ind w:firstLine="317"/>
+      </w:pPr>
+      <w:r>
+        <w:rPr>
+          <w:rFonts w:ascii="Liberation Serif" w:hAnsi="Liberation Serif" w:eastAsia="Liberation Serif" w:cs="Liberation Serif"/>
+          <w:color w:val="222222"/>
+          <w:sz w:val="24"/>
+        </w:rPr>
+        <w:t>Tell: duplicate replay because two clocks both ran. That showed up around minio.clh-shadow.internal. CLH-TDD-2023-002 is the record. identifiers in chat, logs, or a support zip is how it will show up again if we get sloppy. The fix is to make the failure loud and stop the write path before it creates 7431 junk rows, not to widen a retry. Verification is a staging replay that used to succeed at being wrong and must now fail.</w:t>
+      </w:r>
+    </w:p>
+    <w:p>
+      <w:pPr>
+        <w:spacing w:before="0" w:after="200" w:line="389" w:lineRule="auto"/>
+        <w:ind w:firstLine="317"/>
+      </w:pPr>
+      <w:r>
+        <w:rPr>
+          <w:rFonts w:ascii="Liberation Serif" w:hAnsi="Liberation Serif" w:eastAsia="Liberation Serif" w:cs="Liberation Serif"/>
+          <w:color w:val="222222"/>
+          <w:sz w:val="24"/>
+        </w:rPr>
+        <w:t>What we will not do: a rewrite of Technical design: settlement file landings into Kafka as therapy. What we will do if the date slips: Chris Patel says so on CLH-TDD-2023-002 with a new date. Detection that should have fired: a join of freshness and uniqueness, or an empty-success alert, depending on the tell. I want that alert in the same pack as the code change, not a follow-up that dies in a quarter plan.</w:t>
+      </w:r>
+    </w:p>
+    <w:p>
+      <w:pPr>
+        <w:spacing w:before="0" w:after="200" w:line="389" w:lineRule="auto"/>
+        <w:ind w:firstLine="317"/>
+      </w:pPr>
+      <w:r>
+        <w:rPr>
+          <w:rFonts w:ascii="Liberation Serif" w:hAnsi="Liberation Serif" w:eastAsia="Liberation Serif" w:cs="Liberation Serif"/>
+          <w:color w:val="222222"/>
+          <w:sz w:val="24"/>
+        </w:rPr>
+        <w:t>Aman Kumar owes a close on identifiers in chat, logs, or a support zip by January 25, 2023, not a status emoji, the freeze still applies and a small apply is still an apply, and abort beats a lying dual-run.</w:t>
+      </w:r>
+    </w:p>
+    <w:p>
+      <w:pPr>
+        <w:spacing w:before="0" w:after="200" w:line="389" w:lineRule="auto"/>
+        <w:ind w:firstLine="317"/>
+      </w:pPr>
+      <w:r>
+        <w:rPr>
+          <w:rFonts w:ascii="Liberation Serif" w:hAnsi="Liberation Serif" w:eastAsia="Liberation Serif" w:cs="Liberation Serif"/>
+          <w:color w:val="222222"/>
+          <w:sz w:val="24"/>
+        </w:rPr>
+        <w:t>Kavya Menon still has identifiers in chat, logs, or a support zip on CLH-TCK-5119, the number I will quote is 40, and if it is stale I will say so, and close is yes, no, or a new date on CLH-TCK-5119 by January 26, 2023.</w:t>
+      </w:r>
+    </w:p>
+    <w:p>
+      <w:pPr>
+        <w:pStyle w:val="Heading2"/>
+      </w:pPr>
+      <w:r>
+        <w:t>Keep a dashboard screenshot standing in for a permalink dead</w:t>
       </w:r>
     </w:p>
     <w:tbl>
@@ -6614,12 +6678,12 @@
         <w:tblLook w:firstColumn="1" w:firstRow="1" w:lastColumn="0" w:lastRow="0" w:noHBand="0" w:noVBand="1" w:val="04A0"/>
       </w:tblPr>
       <w:tblGrid>
-        <w:gridCol w:w="8928"/>
+        <w:gridCol w:w="9216"/>
       </w:tblGrid>
       <w:tr>
         <w:tc>
           <w:tcPr>
-            <w:tcW w:type="dxa" w:w="8928"/>
+            <w:tcW w:type="dxa" w:w="9216"/>
             <w:shd w:fill="F8EDE8" w:val="clear"/>
             <w:tcBorders>
               <w:top w:val="single" w:sz="10" w:space="0" w:color="A15C46"/>
@@ -6659,7 +6723,7 @@
                 <w:color w:val="222222"/>
                 <w:sz w:val="21"/>
               </w:rPr>
-              <w:t>Chris Patel does not get a shortcut that reopens identifiers in chat, logs, or a support zip. If minio.clh-shadow.internal looks easy to bump, stop and write the count on CLH-TDD-2023-002 first.</w:t>
+              <w:t>Kavya Menon does not get a shortcut that reopens a dashboard screenshot standing in for a permalink. If kafka-shadow-01.chi.northstar.internal looks easy to bump, stop and write the count on CLH-TCK-5119 first.</w:t>
             </w:r>
           </w:p>
         </w:tc>
@@ -6672,8 +6736,8 @@
     </w:p>
     <w:p>
       <w:pPr>
-        <w:spacing w:before="0" w:after="240" w:line="427" w:lineRule="auto"/>
-        <w:ind w:firstLine="288"/>
+        <w:spacing w:before="0" w:after="200" w:line="389" w:lineRule="auto"/>
+        <w:ind w:firstLine="317"/>
       </w:pPr>
       <w:r>
         <w:rPr>
@@ -6681,13 +6745,13 @@
           <w:color w:val="222222"/>
           <w:sz w:val="24"/>
         </w:rPr>
-        <w:t>I am writing this because identifiers in chat, logs, or a support zip is the thing people reopen when a date slips. The front of CLH-TDD-2023-002 already killed a path. I will not kill it again in a wiki comment. Ticket CLH-TDD-2023-002 is the record. Chris Patel owns the next sentence if they want it undone. Aman Kumar is the writer, not the backup owner. Elapsed I would still defend: 26 minutes on minio.clh-shadow.internal, sample 1056, using the same clock as the number 19 already in the front matter.</w:t>
+        <w:t>I am writing this because a dashboard screenshot standing in for a permalink is the thing people reopen when a date slips. The front of CLH-TDD-2023-002 already killed a path. I will not kill it again in a wiki comment. Ticket CLH-TCK-5119 is the record. Kavya Menon owns the next sentence if they want it undone. Aman Kumar is the writer, not the backup owner. Elapsed I would still defend: 26 minutes on kafka-shadow-01.chi.northstar.internal, sample 6476, using the same clock as the number 40 already in the front matter.</w:t>
       </w:r>
     </w:p>
     <w:p>
       <w:pPr>
-        <w:spacing w:before="0" w:after="240" w:line="427" w:lineRule="auto"/>
-        <w:ind w:firstLine="288"/>
+        <w:spacing w:before="0" w:after="200" w:line="389" w:lineRule="auto"/>
+        <w:ind w:firstLine="317"/>
       </w:pPr>
       <w:r>
         <w:rPr>
@@ -6695,13 +6759,13 @@
           <w:color w:val="222222"/>
           <w:sz w:val="24"/>
         </w:rPr>
-        <w:t>A status dump that lists meetings is not a close. If the date slips, Chris Patel writes the new date on CLH-TDD-2023-002 before asking for more people. If legal or the control owner asks why we still refuse identifiers in chat, logs, or a support zip, the answer is this paragraph plus the decision callout in the front, not a Slack thread from January 19, 2023. Client remains Clearhaven. I will not paste a payload to prove the point.</w:t>
+        <w:t>A status dump that lists meetings is not a close. If the date slips, Kavya Menon writes the new date on CLH-TCK-5119 before asking for more people. If legal or the control owner asks why we still refuse a dashboard screenshot standing in for a permalink, the answer is this paragraph plus the decision callout in the front, not a Slack thread from January 19, 2023. Client remains Clearhaven. I will not paste a payload to prove the point.</w:t>
       </w:r>
     </w:p>
     <w:p>
       <w:pPr>
-        <w:spacing w:before="0" w:after="240" w:line="427" w:lineRule="auto"/>
-        <w:ind w:firstLine="288"/>
+        <w:spacing w:before="0" w:after="200" w:line="389" w:lineRule="auto"/>
+        <w:ind w:firstLine="317"/>
       </w:pPr>
       <w:r>
         <w:rPr>
@@ -6709,13 +6773,13 @@
           <w:color w:val="222222"/>
           <w:sz w:val="24"/>
         </w:rPr>
-        <w:t>Rejected move that keeps coming back: treat minio.clh-shadow.internal as a special case until the window is over. That is how we grew the last exception file nobody reads. Exceptions expire. This one does not get written. If we need a time-boxed carve-out, Chris Patel files a new ticket with an expiry, reviewers on-call plus the team that owns minio.clh-shadow.internal, and a rollback that is 'delete the carve-out and restart,' not 'leave it until someone notices.'</w:t>
+        <w:t>leftover a dashboard screenshot standing in for a permalink sits with Marcus Bell on CLH-PRIME, a green job with no rows still pages, and I will drop my leftover role the day Marcus Bell takes CLH-PRIME.</w:t>
       </w:r>
     </w:p>
     <w:p>
       <w:pPr>
-        <w:spacing w:before="0" w:after="240" w:line="427" w:lineRule="auto"/>
-        <w:ind w:firstLine="288"/>
+        <w:spacing w:before="0" w:after="200" w:line="389" w:lineRule="auto"/>
+        <w:ind w:firstLine="317"/>
       </w:pPr>
       <w:r>
         <w:rPr>
@@ -6723,13 +6787,21 @@
           <w:color w:val="222222"/>
           <w:sz w:val="24"/>
         </w:rPr>
-        <w:t>How I would explain identifiers in chat, logs, or a support zip to Chris Patel in one minute: the front of CLH-TDD-2023-002 already made the call. This leftover is execution. Chris Patel owns CLH-TDD-2023-002. minio.clh-shadow.internal is the box I would open first. The number I would put on the table is 19, and if that is stale I would say so instead of performing precision. I would ask whether we are still inside the freeze and whether Chris Patel can hit January 25, 2023.</w:t>
+        <w:t>Clearhaven can wait on a dashboard screenshot standing in for a permalink until Helen Cho writes the cut, the freeze still applies and a small apply is still an apply, and I will not mix clocks to make a dashboard screenshot standing in for a permalink look healthier.</w:t>
       </w:r>
     </w:p>
     <w:p>
       <w:pPr>
-        <w:spacing w:before="0" w:after="240" w:line="427" w:lineRule="auto"/>
-        <w:ind w:firstLine="288"/>
+        <w:pStyle w:val="Heading2"/>
+      </w:pPr>
+      <w:r>
+        <w:t>Freeze leftover for CLH-TDD-2023-002</w:t>
+      </w:r>
+    </w:p>
+    <w:p>
+      <w:pPr>
+        <w:spacing w:before="0" w:after="200" w:line="389" w:lineRule="auto"/>
+        <w:ind w:firstLine="317"/>
       </w:pPr>
       <w:r>
         <w:rPr>
@@ -6737,13 +6809,13 @@
           <w:color w:val="222222"/>
           <w:sz w:val="24"/>
         </w:rPr>
-        <w:t>Kavya Menon asked whether we could 'just' keep a side path for identifiers in chat, logs, or a support zip until the window ends. No. Side paths are how the last exception file grew. If we need a carve-out, it expires, it lives on CLH-TDD-2023-002, and rollback is delete-and-restart on minio.clh-shadow.internal, not 'leave it until someone notices.'</w:t>
+        <w:t>If the front of this file already named a freeze, staging that is too small to catch the bug does not get a courtesy thaw on recon-pg-rw.clh.internal. A small apply is still an apply. SEV1 is the SOP definition. Marcus Bell can argue SEV1 on CLH-PRIME with a count, not with a demo time. I will not Helm-apply from a laptop because the window is 'almost over.'</w:t>
       </w:r>
     </w:p>
     <w:p>
       <w:pPr>
-        <w:spacing w:before="0" w:after="240" w:line="427" w:lineRule="auto"/>
-        <w:ind w:firstLine="288"/>
+        <w:spacing w:before="0" w:after="200" w:line="389" w:lineRule="auto"/>
+        <w:ind w:firstLine="317"/>
       </w:pPr>
       <w:r>
         <w:rPr>
@@ -6751,21 +6823,13 @@
           <w:color w:val="222222"/>
           <w:sz w:val="24"/>
         </w:rPr>
-        <w:t>I will not put identifiers in chat, logs, or a support zip on a wiki that drifts. CLH-TDD-2023-002 and this file are the record. If Chris Patel needs a diagram, they get a permalink, not a photo of a whiteboard. minio.clh-shadow.internal stays out of the diagram title. If a new engineer asks where the leftover lives, I point here. I do not point at a Slack pin from January 19, 2023.</w:t>
+        <w:t>Calendar leftovers I will not hide inside staging that is too small to catch the bug: weekend coverage that is not in the SLA, a plant shutdown, a clinical quiet hours window, month-end 16:00-21:00 ET. If the leftover date lands inside one of those, the date moves. The scope does not. Chris Patel hears the new date on CLH-PRIME.</w:t>
       </w:r>
     </w:p>
     <w:p>
       <w:pPr>
-        <w:pStyle w:val="Heading2"/>
-      </w:pPr>
-      <w:r>
-        <w:t>Numbers I will still quote (lock budget on the primary)</w:t>
-      </w:r>
-    </w:p>
-    <w:p>
-      <w:pPr>
-        <w:spacing w:before="0" w:after="240" w:line="427" w:lineRule="auto"/>
-        <w:ind w:firstLine="288"/>
+        <w:spacing w:before="0" w:after="200" w:line="389" w:lineRule="auto"/>
+        <w:ind w:firstLine="317"/>
       </w:pPr>
       <w:r>
         <w:rPr>
@@ -6773,7 +6837,297 @@
           <w:color w:val="222222"/>
           <w:sz w:val="24"/>
         </w:rPr>
-        <w:t>These are working numbers for lock budget on the primary, not a new model. If they disagree with the front of Technical design: settlement file landings into Kafka, the front wins. I measured on kafka-shadow-01.chi.northstar.internal. Ticket CLH-TCK-5119. Owner for the next measurement is Kavya Menon. Sample window was 75 minutes. Rows in the sample: 7913. Front-matter figure I am not relitigating: 19.</w:t>
+        <w:t>I parked staging that is too small to catch the bug on CLH-TDD-2022-021 so it is not Slack archaeology, the number I will quote is 256, and if it is stale I will say so, and object on CLH-TDD-2022-021, not in a side thread.</w:t>
+      </w:r>
+    </w:p>
+    <w:p>
+      <w:pPr>
+        <w:spacing w:before="0" w:after="200" w:line="389" w:lineRule="auto"/>
+        <w:ind w:firstLine="317"/>
+      </w:pPr>
+      <w:r>
+        <w:rPr>
+          <w:rFonts w:ascii="Liberation Serif" w:hAnsi="Liberation Serif" w:eastAsia="Liberation Serif" w:cs="Liberation Serif"/>
+          <w:color w:val="222222"/>
+          <w:sz w:val="24"/>
+        </w:rPr>
+        <w:t>recon-pg-rw.clh.internal is the box I would open first for staging that is too small to catch the bug, a green job with no rows still pages, and the call in the front still holds and this is leftover work only.</w:t>
+      </w:r>
+    </w:p>
+    <w:p>
+      <w:pPr>
+        <w:pStyle w:val="Heading2"/>
+      </w:pPr>
+      <w:r>
+        <w:t>No hostnames in the customer line</w:t>
+      </w:r>
+    </w:p>
+    <w:p>
+      <w:pPr>
+        <w:spacing w:before="0" w:after="200" w:line="389" w:lineRule="auto"/>
+        <w:ind w:firstLine="317"/>
+      </w:pPr>
+      <w:r>
+        <w:rPr>
+          <w:rFonts w:ascii="Liberation Serif" w:hAnsi="Liberation Serif" w:eastAsia="Liberation Serif" w:cs="Liberation Serif"/>
+          <w:color w:val="222222"/>
+          <w:sz w:val="24"/>
+        </w:rPr>
+        <w:t>Internal note can name minio.clh-shadow.internal, CLH-TDD-2022-021, and the last error line. It still does not paste identifiers. If someone asks for a root cause the same day, they get the user-visible version. Legal reads outbound mail that names money or medical data. I will not put a hostname in a customer ticket because it makes me look precise.</w:t>
+      </w:r>
+    </w:p>
+    <w:p>
+      <w:pPr>
+        <w:pStyle w:val="ListBullet"/>
+        <w:spacing w:before="20" w:after="60" w:line="260" w:lineRule="auto"/>
+      </w:pPr>
+      <w:r>
+        <w:rPr>
+          <w:rFonts w:ascii="Liberation Serif" w:hAnsi="Liberation Serif" w:eastAsia="Liberation Serif" w:cs="Liberation Serif"/>
+          <w:color w:val="222222"/>
+          <w:sz w:val="24"/>
+        </w:rPr>
+        <w:t>External: window, effect, done or not. Owner Helen Cho.</w:t>
+      </w:r>
+    </w:p>
+    <w:p>
+      <w:pPr>
+        <w:pStyle w:val="ListBullet"/>
+        <w:spacing w:before="20" w:after="60" w:line="260" w:lineRule="auto"/>
+      </w:pPr>
+      <w:r>
+        <w:rPr>
+          <w:rFonts w:ascii="Liberation Serif" w:hAnsi="Liberation Serif" w:eastAsia="Liberation Serif" w:cs="Liberation Serif"/>
+          <w:color w:val="222222"/>
+          <w:sz w:val="24"/>
+        </w:rPr>
+        <w:t>Internal: minio.clh-shadow.internal, counts, CLH-ADVANTAGE. Owner Aman Kumar.</w:t>
+      </w:r>
+    </w:p>
+    <w:p>
+      <w:pPr>
+        <w:pStyle w:val="ListBullet"/>
+        <w:spacing w:before="20" w:after="60" w:line="260" w:lineRule="auto"/>
+      </w:pPr>
+      <w:r>
+        <w:rPr>
+          <w:rFonts w:ascii="Liberation Serif" w:hAnsi="Liberation Serif" w:eastAsia="Liberation Serif" w:cs="Liberation Serif"/>
+          <w:color w:val="222222"/>
+          <w:sz w:val="24"/>
+        </w:rPr>
+        <w:t>Never: payloads, PAN, SSN, MRN, secrets, unredacted logs.</w:t>
+      </w:r>
+    </w:p>
+    <w:p>
+      <w:pPr>
+        <w:pStyle w:val="ListBullet"/>
+        <w:spacing w:before="20" w:after="60" w:line="260" w:lineRule="auto"/>
+      </w:pPr>
+      <w:r>
+        <w:rPr>
+          <w:rFonts w:ascii="Liberation Serif" w:hAnsi="Liberation Serif" w:eastAsia="Liberation Serif" w:cs="Liberation Serif"/>
+          <w:color w:val="222222"/>
+          <w:sz w:val="24"/>
+        </w:rPr>
+        <w:t>If Marcus Bell is the TAM, they get the external version first.</w:t>
+      </w:r>
+    </w:p>
+    <w:p>
+      <w:pPr>
+        <w:spacing w:before="0" w:after="200" w:line="389" w:lineRule="auto"/>
+        <w:ind w:firstLine="317"/>
+      </w:pPr>
+      <w:r>
+        <w:rPr>
+          <w:rFonts w:ascii="Liberation Serif" w:hAnsi="Liberation Serif" w:eastAsia="Liberation Serif" w:cs="Liberation Serif"/>
+          <w:color w:val="222222"/>
+          <w:sz w:val="24"/>
+        </w:rPr>
+        <w:t>I keep a one-line draft in CLH-ADVANTAGE so we do not invent tone at 01:10. If the incident is still open, the draft says 'still open' and a next update time we can actually hit, usually 76 minutes. If we are done, the draft says what changed for the user and what did not. I will not apologize in a way that implies a cash or clinical miss we did not have.</w:t>
+      </w:r>
+    </w:p>
+    <w:p>
+      <w:pPr>
+        <w:spacing w:before="0" w:after="200" w:line="389" w:lineRule="auto"/>
+        <w:ind w:firstLine="317"/>
+      </w:pPr>
+      <w:r>
+        <w:rPr>
+          <w:rFonts w:ascii="Liberation Serif" w:hAnsi="Liberation Serif" w:eastAsia="Liberation Serif" w:cs="Liberation Serif"/>
+          <w:color w:val="222222"/>
+          <w:sz w:val="24"/>
+        </w:rPr>
+        <w:t>I will not reopen Technical design: settlement file landings into Kafka to smuggle lock budget on the primary back in, the freeze still applies and a small apply is still an apply, and the sample I would still defend uses the same clock as 02.</w:t>
+      </w:r>
+    </w:p>
+    <w:p>
+      <w:pPr>
+        <w:spacing w:before="0" w:after="200" w:line="389" w:lineRule="auto"/>
+        <w:ind w:firstLine="317"/>
+      </w:pPr>
+      <w:r>
+        <w:rPr>
+          <w:rFonts w:ascii="Liberation Serif" w:hAnsi="Liberation Serif" w:eastAsia="Liberation Serif" w:cs="Liberation Serif"/>
+          <w:color w:val="222222"/>
+          <w:sz w:val="24"/>
+        </w:rPr>
+        <w:t>if lock budget on the primary is still fuzzy, CLH-TCK-5119 is the place to say so, the number I will quote is 2023, and if it is stale I will say so, and I ping once and after that No Debezium is late, not blocked.</w:t>
+      </w:r>
+    </w:p>
+    <w:p>
+      <w:pPr>
+        <w:pStyle w:val="Heading2"/>
+      </w:pPr>
+      <w:r>
+        <w:t>Chris Patel still owes a close</w:t>
+      </w:r>
+    </w:p>
+    <w:p>
+      <w:pPr>
+        <w:pStyle w:val="ListBullet"/>
+        <w:spacing w:before="20" w:after="60" w:line="260" w:lineRule="auto"/>
+      </w:pPr>
+      <w:r>
+        <w:rPr>
+          <w:rFonts w:ascii="Liberation Serif" w:hAnsi="Liberation Serif" w:eastAsia="Liberation Serif" w:cs="Liberation Serif"/>
+          <w:color w:val="222222"/>
+          <w:sz w:val="24"/>
+        </w:rPr>
+        <w:t>Owner: Lena Ortiz</w:t>
+      </w:r>
+    </w:p>
+    <w:p>
+      <w:pPr>
+        <w:pStyle w:val="ListBullet"/>
+        <w:spacing w:before="20" w:after="60" w:line="260" w:lineRule="auto"/>
+      </w:pPr>
+      <w:r>
+        <w:rPr>
+          <w:rFonts w:ascii="Liberation Serif" w:hAnsi="Liberation Serif" w:eastAsia="Liberation Serif" w:cs="Liberation Serif"/>
+          <w:color w:val="222222"/>
+          <w:sz w:val="24"/>
+        </w:rPr>
+        <w:t>Ticket: CLH-TDD-2022-021</w:t>
+      </w:r>
+    </w:p>
+    <w:p>
+      <w:pPr>
+        <w:pStyle w:val="ListBullet"/>
+        <w:spacing w:before="20" w:after="60" w:line="260" w:lineRule="auto"/>
+      </w:pPr>
+      <w:r>
+        <w:rPr>
+          <w:rFonts w:ascii="Liberation Serif" w:hAnsi="Liberation Serif" w:eastAsia="Liberation Serif" w:cs="Liberation Serif"/>
+          <w:color w:val="222222"/>
+          <w:sz w:val="24"/>
+        </w:rPr>
+        <w:t>Host in play: kafka-shadow-01.chi.northstar.internal</w:t>
+      </w:r>
+    </w:p>
+    <w:p>
+      <w:pPr>
+        <w:pStyle w:val="ListBullet"/>
+        <w:spacing w:before="20" w:after="60" w:line="260" w:lineRule="auto"/>
+      </w:pPr>
+      <w:r>
+        <w:rPr>
+          <w:rFonts w:ascii="Liberation Serif" w:hAnsi="Liberation Serif" w:eastAsia="Liberation Serif" w:cs="Liberation Serif"/>
+          <w:color w:val="222222"/>
+          <w:sz w:val="24"/>
+        </w:rPr>
+        <w:t>Acceptable close: yes, no, or a new date with a reason.</w:t>
+      </w:r>
+    </w:p>
+    <w:p>
+      <w:pPr>
+        <w:pStyle w:val="ListBullet"/>
+        <w:spacing w:before="20" w:after="60" w:line="260" w:lineRule="auto"/>
+      </w:pPr>
+      <w:r>
+        <w:rPr>
+          <w:rFonts w:ascii="Liberation Serif" w:hAnsi="Liberation Serif" w:eastAsia="Liberation Serif" w:cs="Liberation Serif"/>
+          <w:color w:val="222222"/>
+          <w:sz w:val="24"/>
+        </w:rPr>
+        <w:t>Not acceptable: a list of meetings, a thumbs-up emoji, a parking-lot rename.</w:t>
+      </w:r>
+    </w:p>
+    <w:p>
+      <w:pPr>
+        <w:spacing w:before="0" w:after="200" w:line="389" w:lineRule="auto"/>
+        <w:ind w:firstLine="317"/>
+      </w:pPr>
+      <w:r>
+        <w:rPr>
+          <w:rFonts w:ascii="Liberation Serif" w:hAnsi="Liberation Serif" w:eastAsia="Liberation Serif" w:cs="Liberation Serif"/>
+          <w:color w:val="222222"/>
+          <w:sz w:val="24"/>
+        </w:rPr>
+        <w:t>This question does not reopen the recommendation in the front of Technical design: settlement file landings into Kafka. It is leftover work. If Lena Ortiz wants a different product, that is a new ticket and Chris Patel is in the thread. I will not hide a scope change inside the freeze clock versus a 'small apply'.</w:t>
+      </w:r>
+    </w:p>
+    <w:p>
+      <w:pPr>
+        <w:spacing w:before="0" w:after="200" w:line="389" w:lineRule="auto"/>
+        <w:ind w:firstLine="317"/>
+      </w:pPr>
+      <w:r>
+        <w:rPr>
+          <w:rFonts w:ascii="Liberation Serif" w:hAnsi="Liberation Serif" w:eastAsia="Liberation Serif" w:cs="Liberation Serif"/>
+          <w:color w:val="222222"/>
+          <w:sz w:val="24"/>
+        </w:rPr>
+        <w:t>Check that the close does not collide with the freeze or ops window already named in the main body. If it does, the date moves, the scope does not. Number I will cite if someone asks whether this is blocking: 256. If that number is not the blocker, say so on CLH-TDD-2022-021 in the first line.</w:t>
+      </w:r>
+    </w:p>
+    <w:p>
+      <w:pPr>
+        <w:spacing w:before="0" w:after="200" w:line="389" w:lineRule="auto"/>
+        <w:ind w:firstLine="317"/>
+      </w:pPr>
+      <w:r>
+        <w:rPr>
+          <w:rFonts w:ascii="Liberation Serif" w:hAnsi="Liberation Serif" w:eastAsia="Liberation Serif" w:cs="Liberation Serif"/>
+          <w:color w:val="222222"/>
+          <w:sz w:val="24"/>
+        </w:rPr>
+        <w:t>the front of CLH-TDD-2023-002 already named the freeze clock versus a 'small apply', this paragraph is execution, a green job with no rows still pages, and a skip is a ticket and a flake is a capture.</w:t>
+      </w:r>
+    </w:p>
+    <w:p>
+      <w:pPr>
+        <w:spacing w:before="0" w:after="200" w:line="389" w:lineRule="auto"/>
+        <w:ind w:firstLine="317"/>
+      </w:pPr>
+      <w:r>
+        <w:rPr>
+          <w:rFonts w:ascii="Liberation Serif" w:hAnsi="Liberation Serif" w:eastAsia="Liberation Serif" w:cs="Liberation Serif"/>
+          <w:color w:val="222222"/>
+          <w:sz w:val="24"/>
+        </w:rPr>
+        <w:t>Aman Kumar owes a close on the freeze clock versus a 'small apply' by February 3, 2023, not a status emoji, the freeze still applies and a small apply is still an apply, and abort beats a lying dual-run.</w:t>
+      </w:r>
+    </w:p>
+    <w:p>
+      <w:pPr>
+        <w:pStyle w:val="Heading2"/>
+      </w:pPr>
+      <w:r>
+        <w:t>Who carries CLH-TDD-2023-002 next</w:t>
+      </w:r>
+    </w:p>
+    <w:p>
+      <w:pPr>
+        <w:spacing w:before="0" w:after="200" w:line="389" w:lineRule="auto"/>
+        <w:ind w:firstLine="317"/>
+      </w:pPr>
+      <w:r>
+        <w:rPr>
+          <w:rFonts w:ascii="Liberation Serif" w:hAnsi="Liberation Serif" w:eastAsia="Liberation Serif" w:cs="Liberation Serif"/>
+          <w:color w:val="222222"/>
+          <w:sz w:val="24"/>
+        </w:rPr>
+        <w:t>Pages start going to Aman Kumar the morning after, not to a rotation alias that still rings my laptop. I stay on the ticket as reviewer for one week, not as the person who gets paged. Aman Kumar will not silently keep the IAM grant 'just in case.' If we need a temporary grant, it expires. Topic in play: idempotency that is not a filename.</w:t>
       </w:r>
     </w:p>
     <w:p>
@@ -6787,7 +7141,7 @@
           <w:color w:val="555555"/>
           <w:sz w:val="17"/>
         </w:rPr>
-        <w:t>Working measurements for CLH-TDD-2023-002, lock budget on the primary.</w:t>
+        <w:t>Access that has to move with CLH-TCK-5204.</w:t>
       </w:r>
     </w:p>
     <w:tbl>
@@ -6798,978 +7152,21 @@
         <w:tblLook w:firstColumn="1" w:firstRow="1" w:lastColumn="0" w:lastRow="0" w:noHBand="0" w:noVBand="1" w:val="04A0"/>
       </w:tblPr>
       <w:tblGrid>
-        <w:gridCol w:w="2232"/>
-        <w:gridCol w:w="2232"/>
-        <w:gridCol w:w="2232"/>
-        <w:gridCol w:w="2232"/>
+        <w:gridCol w:w="2304"/>
+        <w:gridCol w:w="2304"/>
+        <w:gridCol w:w="2304"/>
+        <w:gridCol w:w="2304"/>
       </w:tblGrid>
       <w:tr>
         <w:tc>
           <w:tcPr>
-            <w:tcW w:type="dxa" w:w="2232"/>
-            <w:shd w:fill="1B365D" w:val="clear"/>
+            <w:tcW w:type="dxa" w:w="2304"/>
+            <w:shd w:fill="243447" w:val="clear"/>
             <w:tcBorders>
-              <w:top w:val="single" w:sz="4" w:space="0" w:color="1B365D"/>
-              <w:left w:val="single" w:sz="4" w:space="0" w:color="1B365D"/>
-              <w:bottom w:val="single" w:sz="4" w:space="0" w:color="1B365D"/>
-              <w:right w:val="single" w:sz="4" w:space="0" w:color="1B365D"/>
-            </w:tcBorders>
-            <w:tcMar>
-              <w:top w:w="50" w:type="dxa"/>
-              <w:left w:w="70" w:type="dxa"/>
-              <w:bottom w:w="50" w:type="dxa"/>
-              <w:right w:w="70" w:type="dxa"/>
-            </w:tcMar>
-          </w:tcPr>
-          <w:p>
-            <w:pPr>
-              <w:spacing w:before="0" w:after="0" w:line="230" w:lineRule="auto"/>
-            </w:pPr>
-            <w:r/>
-            <w:r>
-              <w:rPr>
-                <w:rFonts w:ascii="Liberation Sans" w:hAnsi="Liberation Sans" w:eastAsia="Liberation Sans" w:cs="Liberation Sans"/>
-                <w:b/>
-                <w:color w:val="FFFFFF"/>
-                <w:sz w:val="18"/>
-              </w:rPr>
-              <w:t>Clock</w:t>
-            </w:r>
-          </w:p>
-        </w:tc>
-        <w:tc>
-          <w:tcPr>
-            <w:tcW w:type="dxa" w:w="2232"/>
-            <w:shd w:fill="1B365D" w:val="clear"/>
-            <w:tcBorders>
-              <w:top w:val="single" w:sz="4" w:space="0" w:color="1B365D"/>
-              <w:left w:val="single" w:sz="4" w:space="0" w:color="1B365D"/>
-              <w:bottom w:val="single" w:sz="4" w:space="0" w:color="1B365D"/>
-              <w:right w:val="single" w:sz="4" w:space="0" w:color="1B365D"/>
-            </w:tcBorders>
-            <w:tcMar>
-              <w:top w:w="50" w:type="dxa"/>
-              <w:left w:w="70" w:type="dxa"/>
-              <w:bottom w:w="50" w:type="dxa"/>
-              <w:right w:w="70" w:type="dxa"/>
-            </w:tcMar>
-          </w:tcPr>
-          <w:p>
-            <w:pPr>
-              <w:spacing w:before="0" w:after="0" w:line="230" w:lineRule="auto"/>
-            </w:pPr>
-            <w:r/>
-            <w:r>
-              <w:rPr>
-                <w:rFonts w:ascii="Liberation Sans" w:hAnsi="Liberation Sans" w:eastAsia="Liberation Sans" w:cs="Liberation Sans"/>
-                <w:b/>
-                <w:color w:val="FFFFFF"/>
-                <w:sz w:val="18"/>
-              </w:rPr>
-              <w:t>Value</w:t>
-            </w:r>
-          </w:p>
-        </w:tc>
-        <w:tc>
-          <w:tcPr>
-            <w:tcW w:type="dxa" w:w="2232"/>
-            <w:shd w:fill="1B365D" w:val="clear"/>
-            <w:tcBorders>
-              <w:top w:val="single" w:sz="4" w:space="0" w:color="1B365D"/>
-              <w:left w:val="single" w:sz="4" w:space="0" w:color="1B365D"/>
-              <w:bottom w:val="single" w:sz="4" w:space="0" w:color="1B365D"/>
-              <w:right w:val="single" w:sz="4" w:space="0" w:color="1B365D"/>
-            </w:tcBorders>
-            <w:tcMar>
-              <w:top w:w="50" w:type="dxa"/>
-              <w:left w:w="70" w:type="dxa"/>
-              <w:bottom w:w="50" w:type="dxa"/>
-              <w:right w:w="70" w:type="dxa"/>
-            </w:tcMar>
-          </w:tcPr>
-          <w:p>
-            <w:pPr>
-              <w:spacing w:before="0" w:after="0" w:line="230" w:lineRule="auto"/>
-            </w:pPr>
-            <w:r/>
-            <w:r>
-              <w:rPr>
-                <w:rFonts w:ascii="Liberation Sans" w:hAnsi="Liberation Sans" w:eastAsia="Liberation Sans" w:cs="Liberation Sans"/>
-                <w:b/>
-                <w:color w:val="FFFFFF"/>
-                <w:sz w:val="18"/>
-              </w:rPr>
-              <w:t>Where</w:t>
-            </w:r>
-          </w:p>
-        </w:tc>
-        <w:tc>
-          <w:tcPr>
-            <w:tcW w:type="dxa" w:w="2232"/>
-            <w:shd w:fill="1B365D" w:val="clear"/>
-            <w:tcBorders>
-              <w:top w:val="single" w:sz="4" w:space="0" w:color="1B365D"/>
-              <w:left w:val="single" w:sz="4" w:space="0" w:color="1B365D"/>
-              <w:bottom w:val="single" w:sz="4" w:space="0" w:color="1B365D"/>
-              <w:right w:val="single" w:sz="4" w:space="0" w:color="1B365D"/>
-            </w:tcBorders>
-            <w:tcMar>
-              <w:top w:w="50" w:type="dxa"/>
-              <w:left w:w="70" w:type="dxa"/>
-              <w:bottom w:w="50" w:type="dxa"/>
-              <w:right w:w="70" w:type="dxa"/>
-            </w:tcMar>
-          </w:tcPr>
-          <w:p>
-            <w:pPr>
-              <w:spacing w:before="0" w:after="0" w:line="230" w:lineRule="auto"/>
-            </w:pPr>
-            <w:r/>
-            <w:r>
-              <w:rPr>
-                <w:rFonts w:ascii="Liberation Sans" w:hAnsi="Liberation Sans" w:eastAsia="Liberation Sans" w:cs="Liberation Sans"/>
-                <w:b/>
-                <w:color w:val="FFFFFF"/>
-                <w:sz w:val="18"/>
-              </w:rPr>
-              <w:t>Who repeats it</w:t>
-            </w:r>
-          </w:p>
-        </w:tc>
-      </w:tr>
-      <w:tr>
-        <w:tc>
-          <w:tcPr>
-            <w:tcW w:type="dxa" w:w="2232"/>
-            <w:shd w:fill="FFFFFF" w:val="clear"/>
-            <w:tcBorders>
-              <w:top w:val="single" w:sz="4" w:space="0" w:color="C5CDD6"/>
-              <w:left w:val="single" w:sz="4" w:space="0" w:color="C5CDD6"/>
-              <w:bottom w:val="single" w:sz="4" w:space="0" w:color="C5CDD6"/>
-              <w:right w:val="single" w:sz="4" w:space="0" w:color="C5CDD6"/>
-            </w:tcBorders>
-            <w:tcMar>
-              <w:top w:w="50" w:type="dxa"/>
-              <w:left w:w="70" w:type="dxa"/>
-              <w:bottom w:w="50" w:type="dxa"/>
-              <w:right w:w="70" w:type="dxa"/>
-            </w:tcMar>
-          </w:tcPr>
-          <w:p>
-            <w:pPr>
-              <w:spacing w:before="0" w:after="0" w:line="230" w:lineRule="auto"/>
-            </w:pPr>
-            <w:r/>
-            <w:r>
-              <w:rPr>
-                <w:rFonts w:ascii="Liberation Serif" w:hAnsi="Liberation Serif" w:eastAsia="Liberation Serif" w:cs="Liberation Serif"/>
-                <w:b w:val="0"/>
-                <w:color w:val="222222"/>
-                <w:sz w:val="19"/>
-              </w:rPr>
-              <w:t>p95 I would quote</w:t>
-            </w:r>
-          </w:p>
-        </w:tc>
-        <w:tc>
-          <w:tcPr>
-            <w:tcW w:type="dxa" w:w="2232"/>
-            <w:shd w:fill="FFFFFF" w:val="clear"/>
-            <w:tcBorders>
-              <w:top w:val="single" w:sz="4" w:space="0" w:color="C5CDD6"/>
-              <w:left w:val="single" w:sz="4" w:space="0" w:color="C5CDD6"/>
-              <w:bottom w:val="single" w:sz="4" w:space="0" w:color="C5CDD6"/>
-              <w:right w:val="single" w:sz="4" w:space="0" w:color="C5CDD6"/>
-            </w:tcBorders>
-            <w:tcMar>
-              <w:top w:w="50" w:type="dxa"/>
-              <w:left w:w="70" w:type="dxa"/>
-              <w:bottom w:w="50" w:type="dxa"/>
-              <w:right w:w="70" w:type="dxa"/>
-            </w:tcMar>
-          </w:tcPr>
-          <w:p>
-            <w:pPr>
-              <w:spacing w:before="0" w:after="0" w:line="230" w:lineRule="auto"/>
-            </w:pPr>
-            <w:r/>
-            <w:r>
-              <w:rPr>
-                <w:rFonts w:ascii="Liberation Serif" w:hAnsi="Liberation Serif" w:eastAsia="Liberation Serif" w:cs="Liberation Serif"/>
-                <w:b w:val="0"/>
-                <w:color w:val="222222"/>
-                <w:sz w:val="19"/>
-              </w:rPr>
-              <w:t>42.3</w:t>
-            </w:r>
-          </w:p>
-        </w:tc>
-        <w:tc>
-          <w:tcPr>
-            <w:tcW w:type="dxa" w:w="2232"/>
-            <w:shd w:fill="FFFFFF" w:val="clear"/>
-            <w:tcBorders>
-              <w:top w:val="single" w:sz="4" w:space="0" w:color="C5CDD6"/>
-              <w:left w:val="single" w:sz="4" w:space="0" w:color="C5CDD6"/>
-              <w:bottom w:val="single" w:sz="4" w:space="0" w:color="C5CDD6"/>
-              <w:right w:val="single" w:sz="4" w:space="0" w:color="C5CDD6"/>
-            </w:tcBorders>
-            <w:tcMar>
-              <w:top w:w="50" w:type="dxa"/>
-              <w:left w:w="70" w:type="dxa"/>
-              <w:bottom w:w="50" w:type="dxa"/>
-              <w:right w:w="70" w:type="dxa"/>
-            </w:tcMar>
-          </w:tcPr>
-          <w:p>
-            <w:pPr>
-              <w:spacing w:before="0" w:after="0" w:line="230" w:lineRule="auto"/>
-            </w:pPr>
-            <w:r/>
-            <w:r>
-              <w:rPr>
-                <w:rFonts w:ascii="Liberation Serif" w:hAnsi="Liberation Serif" w:eastAsia="Liberation Serif" w:cs="Liberation Serif"/>
-                <w:b w:val="0"/>
-                <w:color w:val="222222"/>
-                <w:sz w:val="19"/>
-              </w:rPr>
-              <w:t>kafka-shadow-01.chi.northstar.internal</w:t>
-            </w:r>
-          </w:p>
-        </w:tc>
-        <w:tc>
-          <w:tcPr>
-            <w:tcW w:type="dxa" w:w="2232"/>
-            <w:shd w:fill="FFFFFF" w:val="clear"/>
-            <w:tcBorders>
-              <w:top w:val="single" w:sz="4" w:space="0" w:color="C5CDD6"/>
-              <w:left w:val="single" w:sz="4" w:space="0" w:color="C5CDD6"/>
-              <w:bottom w:val="single" w:sz="4" w:space="0" w:color="C5CDD6"/>
-              <w:right w:val="single" w:sz="4" w:space="0" w:color="C5CDD6"/>
-            </w:tcBorders>
-            <w:tcMar>
-              <w:top w:w="50" w:type="dxa"/>
-              <w:left w:w="70" w:type="dxa"/>
-              <w:bottom w:w="50" w:type="dxa"/>
-              <w:right w:w="70" w:type="dxa"/>
-            </w:tcMar>
-          </w:tcPr>
-          <w:p>
-            <w:pPr>
-              <w:spacing w:before="0" w:after="0" w:line="230" w:lineRule="auto"/>
-            </w:pPr>
-            <w:r/>
-            <w:r>
-              <w:rPr>
-                <w:rFonts w:ascii="Liberation Serif" w:hAnsi="Liberation Serif" w:eastAsia="Liberation Serif" w:cs="Liberation Serif"/>
-                <w:b w:val="0"/>
-                <w:color w:val="222222"/>
-                <w:sz w:val="19"/>
-              </w:rPr>
-              <w:t>Kavya Menon</w:t>
-            </w:r>
-          </w:p>
-        </w:tc>
-      </w:tr>
-      <w:tr>
-        <w:tc>
-          <w:tcPr>
-            <w:tcW w:type="dxa" w:w="2232"/>
-            <w:shd w:fill="EEF2F6" w:val="clear"/>
-            <w:tcBorders>
-              <w:top w:val="single" w:sz="4" w:space="0" w:color="C5CDD6"/>
-              <w:left w:val="single" w:sz="4" w:space="0" w:color="C5CDD6"/>
-              <w:bottom w:val="single" w:sz="4" w:space="0" w:color="C5CDD6"/>
-              <w:right w:val="single" w:sz="4" w:space="0" w:color="C5CDD6"/>
-            </w:tcBorders>
-            <w:tcMar>
-              <w:top w:w="50" w:type="dxa"/>
-              <w:left w:w="70" w:type="dxa"/>
-              <w:bottom w:w="50" w:type="dxa"/>
-              <w:right w:w="70" w:type="dxa"/>
-            </w:tcMar>
-          </w:tcPr>
-          <w:p>
-            <w:pPr>
-              <w:spacing w:before="0" w:after="0" w:line="230" w:lineRule="auto"/>
-            </w:pPr>
-            <w:r/>
-            <w:r>
-              <w:rPr>
-                <w:rFonts w:ascii="Liberation Serif" w:hAnsi="Liberation Serif" w:eastAsia="Liberation Serif" w:cs="Liberation Serif"/>
-                <w:b w:val="0"/>
-                <w:color w:val="222222"/>
-                <w:sz w:val="19"/>
-              </w:rPr>
-              <w:t>errors in the sampled hour</w:t>
-            </w:r>
-          </w:p>
-        </w:tc>
-        <w:tc>
-          <w:tcPr>
-            <w:tcW w:type="dxa" w:w="2232"/>
-            <w:shd w:fill="EEF2F6" w:val="clear"/>
-            <w:tcBorders>
-              <w:top w:val="single" w:sz="4" w:space="0" w:color="C5CDD6"/>
-              <w:left w:val="single" w:sz="4" w:space="0" w:color="C5CDD6"/>
-              <w:bottom w:val="single" w:sz="4" w:space="0" w:color="C5CDD6"/>
-              <w:right w:val="single" w:sz="4" w:space="0" w:color="C5CDD6"/>
-            </w:tcBorders>
-            <w:tcMar>
-              <w:top w:w="50" w:type="dxa"/>
-              <w:left w:w="70" w:type="dxa"/>
-              <w:bottom w:w="50" w:type="dxa"/>
-              <w:right w:w="70" w:type="dxa"/>
-            </w:tcMar>
-          </w:tcPr>
-          <w:p>
-            <w:pPr>
-              <w:spacing w:before="0" w:after="0" w:line="230" w:lineRule="auto"/>
-            </w:pPr>
-            <w:r/>
-            <w:r>
-              <w:rPr>
-                <w:rFonts w:ascii="Liberation Serif" w:hAnsi="Liberation Serif" w:eastAsia="Liberation Serif" w:cs="Liberation Serif"/>
-                <w:b w:val="0"/>
-                <w:color w:val="222222"/>
-                <w:sz w:val="19"/>
-              </w:rPr>
-              <w:t>6</w:t>
-            </w:r>
-          </w:p>
-        </w:tc>
-        <w:tc>
-          <w:tcPr>
-            <w:tcW w:type="dxa" w:w="2232"/>
-            <w:shd w:fill="EEF2F6" w:val="clear"/>
-            <w:tcBorders>
-              <w:top w:val="single" w:sz="4" w:space="0" w:color="C5CDD6"/>
-              <w:left w:val="single" w:sz="4" w:space="0" w:color="C5CDD6"/>
-              <w:bottom w:val="single" w:sz="4" w:space="0" w:color="C5CDD6"/>
-              <w:right w:val="single" w:sz="4" w:space="0" w:color="C5CDD6"/>
-            </w:tcBorders>
-            <w:tcMar>
-              <w:top w:w="50" w:type="dxa"/>
-              <w:left w:w="70" w:type="dxa"/>
-              <w:bottom w:w="50" w:type="dxa"/>
-              <w:right w:w="70" w:type="dxa"/>
-            </w:tcMar>
-          </w:tcPr>
-          <w:p>
-            <w:pPr>
-              <w:spacing w:before="0" w:after="0" w:line="230" w:lineRule="auto"/>
-            </w:pPr>
-            <w:r/>
-            <w:r>
-              <w:rPr>
-                <w:rFonts w:ascii="Liberation Serif" w:hAnsi="Liberation Serif" w:eastAsia="Liberation Serif" w:cs="Liberation Serif"/>
-                <w:b w:val="0"/>
-                <w:color w:val="222222"/>
-                <w:sz w:val="19"/>
-              </w:rPr>
-              <w:t>kafka-shadow-01.chi.northstar.internal</w:t>
-            </w:r>
-          </w:p>
-        </w:tc>
-        <w:tc>
-          <w:tcPr>
-            <w:tcW w:type="dxa" w:w="2232"/>
-            <w:shd w:fill="EEF2F6" w:val="clear"/>
-            <w:tcBorders>
-              <w:top w:val="single" w:sz="4" w:space="0" w:color="C5CDD6"/>
-              <w:left w:val="single" w:sz="4" w:space="0" w:color="C5CDD6"/>
-              <w:bottom w:val="single" w:sz="4" w:space="0" w:color="C5CDD6"/>
-              <w:right w:val="single" w:sz="4" w:space="0" w:color="C5CDD6"/>
-            </w:tcBorders>
-            <w:tcMar>
-              <w:top w:w="50" w:type="dxa"/>
-              <w:left w:w="70" w:type="dxa"/>
-              <w:bottom w:w="50" w:type="dxa"/>
-              <w:right w:w="70" w:type="dxa"/>
-            </w:tcMar>
-          </w:tcPr>
-          <w:p>
-            <w:pPr>
-              <w:spacing w:before="0" w:after="0" w:line="230" w:lineRule="auto"/>
-            </w:pPr>
-            <w:r/>
-            <w:r>
-              <w:rPr>
-                <w:rFonts w:ascii="Liberation Serif" w:hAnsi="Liberation Serif" w:eastAsia="Liberation Serif" w:cs="Liberation Serif"/>
-                <w:b w:val="0"/>
-                <w:color w:val="222222"/>
-                <w:sz w:val="19"/>
-              </w:rPr>
-              <w:t>Aman Kumar</w:t>
-            </w:r>
-          </w:p>
-        </w:tc>
-      </w:tr>
-      <w:tr>
-        <w:tc>
-          <w:tcPr>
-            <w:tcW w:type="dxa" w:w="2232"/>
-            <w:shd w:fill="FFFFFF" w:val="clear"/>
-            <w:tcBorders>
-              <w:top w:val="single" w:sz="4" w:space="0" w:color="C5CDD6"/>
-              <w:left w:val="single" w:sz="4" w:space="0" w:color="C5CDD6"/>
-              <w:bottom w:val="single" w:sz="4" w:space="0" w:color="C5CDD6"/>
-              <w:right w:val="single" w:sz="4" w:space="0" w:color="C5CDD6"/>
-            </w:tcBorders>
-            <w:tcMar>
-              <w:top w:w="50" w:type="dxa"/>
-              <w:left w:w="70" w:type="dxa"/>
-              <w:bottom w:w="50" w:type="dxa"/>
-              <w:right w:w="70" w:type="dxa"/>
-            </w:tcMar>
-          </w:tcPr>
-          <w:p>
-            <w:pPr>
-              <w:spacing w:before="0" w:after="0" w:line="230" w:lineRule="auto"/>
-            </w:pPr>
-            <w:r/>
-            <w:r>
-              <w:rPr>
-                <w:rFonts w:ascii="Liberation Serif" w:hAnsi="Liberation Serif" w:eastAsia="Liberation Serif" w:cs="Liberation Serif"/>
-                <w:b w:val="0"/>
-                <w:color w:val="222222"/>
-                <w:sz w:val="19"/>
-              </w:rPr>
-              <w:t>queue or backlog</w:t>
-            </w:r>
-          </w:p>
-        </w:tc>
-        <w:tc>
-          <w:tcPr>
-            <w:tcW w:type="dxa" w:w="2232"/>
-            <w:shd w:fill="FFFFFF" w:val="clear"/>
-            <w:tcBorders>
-              <w:top w:val="single" w:sz="4" w:space="0" w:color="C5CDD6"/>
-              <w:left w:val="single" w:sz="4" w:space="0" w:color="C5CDD6"/>
-              <w:bottom w:val="single" w:sz="4" w:space="0" w:color="C5CDD6"/>
-              <w:right w:val="single" w:sz="4" w:space="0" w:color="C5CDD6"/>
-            </w:tcBorders>
-            <w:tcMar>
-              <w:top w:w="50" w:type="dxa"/>
-              <w:left w:w="70" w:type="dxa"/>
-              <w:bottom w:w="50" w:type="dxa"/>
-              <w:right w:w="70" w:type="dxa"/>
-            </w:tcMar>
-          </w:tcPr>
-          <w:p>
-            <w:pPr>
-              <w:spacing w:before="0" w:after="0" w:line="230" w:lineRule="auto"/>
-            </w:pPr>
-            <w:r/>
-            <w:r>
-              <w:rPr>
-                <w:rFonts w:ascii="Liberation Serif" w:hAnsi="Liberation Serif" w:eastAsia="Liberation Serif" w:cs="Liberation Serif"/>
-                <w:b w:val="0"/>
-                <w:color w:val="222222"/>
-                <w:sz w:val="19"/>
-              </w:rPr>
-              <w:t>525</w:t>
-            </w:r>
-          </w:p>
-        </w:tc>
-        <w:tc>
-          <w:tcPr>
-            <w:tcW w:type="dxa" w:w="2232"/>
-            <w:shd w:fill="FFFFFF" w:val="clear"/>
-            <w:tcBorders>
-              <w:top w:val="single" w:sz="4" w:space="0" w:color="C5CDD6"/>
-              <w:left w:val="single" w:sz="4" w:space="0" w:color="C5CDD6"/>
-              <w:bottom w:val="single" w:sz="4" w:space="0" w:color="C5CDD6"/>
-              <w:right w:val="single" w:sz="4" w:space="0" w:color="C5CDD6"/>
-            </w:tcBorders>
-            <w:tcMar>
-              <w:top w:w="50" w:type="dxa"/>
-              <w:left w:w="70" w:type="dxa"/>
-              <w:bottom w:w="50" w:type="dxa"/>
-              <w:right w:w="70" w:type="dxa"/>
-            </w:tcMar>
-          </w:tcPr>
-          <w:p>
-            <w:pPr>
-              <w:spacing w:before="0" w:after="0" w:line="230" w:lineRule="auto"/>
-            </w:pPr>
-            <w:r/>
-            <w:r>
-              <w:rPr>
-                <w:rFonts w:ascii="Liberation Serif" w:hAnsi="Liberation Serif" w:eastAsia="Liberation Serif" w:cs="Liberation Serif"/>
-                <w:b w:val="0"/>
-                <w:color w:val="222222"/>
-                <w:sz w:val="19"/>
-              </w:rPr>
-              <w:t>CLH-PRIME</w:t>
-            </w:r>
-          </w:p>
-        </w:tc>
-        <w:tc>
-          <w:tcPr>
-            <w:tcW w:type="dxa" w:w="2232"/>
-            <w:shd w:fill="FFFFFF" w:val="clear"/>
-            <w:tcBorders>
-              <w:top w:val="single" w:sz="4" w:space="0" w:color="C5CDD6"/>
-              <w:left w:val="single" w:sz="4" w:space="0" w:color="C5CDD6"/>
-              <w:bottom w:val="single" w:sz="4" w:space="0" w:color="C5CDD6"/>
-              <w:right w:val="single" w:sz="4" w:space="0" w:color="C5CDD6"/>
-            </w:tcBorders>
-            <w:tcMar>
-              <w:top w:w="50" w:type="dxa"/>
-              <w:left w:w="70" w:type="dxa"/>
-              <w:bottom w:w="50" w:type="dxa"/>
-              <w:right w:w="70" w:type="dxa"/>
-            </w:tcMar>
-          </w:tcPr>
-          <w:p>
-            <w:pPr>
-              <w:spacing w:before="0" w:after="0" w:line="230" w:lineRule="auto"/>
-            </w:pPr>
-            <w:r/>
-            <w:r>
-              <w:rPr>
-                <w:rFonts w:ascii="Liberation Serif" w:hAnsi="Liberation Serif" w:eastAsia="Liberation Serif" w:cs="Liberation Serif"/>
-                <w:b w:val="0"/>
-                <w:color w:val="222222"/>
-                <w:sz w:val="19"/>
-              </w:rPr>
-              <w:t>Chris Patel</w:t>
-            </w:r>
-          </w:p>
-        </w:tc>
-      </w:tr>
-      <w:tr>
-        <w:tc>
-          <w:tcPr>
-            <w:tcW w:type="dxa" w:w="2232"/>
-            <w:shd w:fill="EEF2F6" w:val="clear"/>
-            <w:tcBorders>
-              <w:top w:val="single" w:sz="4" w:space="0" w:color="C5CDD6"/>
-              <w:left w:val="single" w:sz="4" w:space="0" w:color="C5CDD6"/>
-              <w:bottom w:val="single" w:sz="4" w:space="0" w:color="C5CDD6"/>
-              <w:right w:val="single" w:sz="4" w:space="0" w:color="C5CDD6"/>
-            </w:tcBorders>
-            <w:tcMar>
-              <w:top w:w="50" w:type="dxa"/>
-              <w:left w:w="70" w:type="dxa"/>
-              <w:bottom w:w="50" w:type="dxa"/>
-              <w:right w:w="70" w:type="dxa"/>
-            </w:tcMar>
-          </w:tcPr>
-          <w:p>
-            <w:pPr>
-              <w:spacing w:before="0" w:after="0" w:line="230" w:lineRule="auto"/>
-            </w:pPr>
-            <w:r/>
-            <w:r>
-              <w:rPr>
-                <w:rFonts w:ascii="Liberation Serif" w:hAnsi="Liberation Serif" w:eastAsia="Liberation Serif" w:cs="Liberation Serif"/>
-                <w:b w:val="0"/>
-                <w:color w:val="222222"/>
-                <w:sz w:val="19"/>
-              </w:rPr>
-              <w:t>front-matter number</w:t>
-            </w:r>
-          </w:p>
-        </w:tc>
-        <w:tc>
-          <w:tcPr>
-            <w:tcW w:type="dxa" w:w="2232"/>
-            <w:shd w:fill="EEF2F6" w:val="clear"/>
-            <w:tcBorders>
-              <w:top w:val="single" w:sz="4" w:space="0" w:color="C5CDD6"/>
-              <w:left w:val="single" w:sz="4" w:space="0" w:color="C5CDD6"/>
-              <w:bottom w:val="single" w:sz="4" w:space="0" w:color="C5CDD6"/>
-              <w:right w:val="single" w:sz="4" w:space="0" w:color="C5CDD6"/>
-            </w:tcBorders>
-            <w:tcMar>
-              <w:top w:w="50" w:type="dxa"/>
-              <w:left w:w="70" w:type="dxa"/>
-              <w:bottom w:w="50" w:type="dxa"/>
-              <w:right w:w="70" w:type="dxa"/>
-            </w:tcMar>
-          </w:tcPr>
-          <w:p>
-            <w:pPr>
-              <w:spacing w:before="0" w:after="0" w:line="230" w:lineRule="auto"/>
-            </w:pPr>
-            <w:r/>
-            <w:r>
-              <w:rPr>
-                <w:rFonts w:ascii="Liberation Serif" w:hAnsi="Liberation Serif" w:eastAsia="Liberation Serif" w:cs="Liberation Serif"/>
-                <w:b w:val="0"/>
-                <w:color w:val="222222"/>
-                <w:sz w:val="19"/>
-              </w:rPr>
-              <w:t>40</w:t>
-            </w:r>
-          </w:p>
-        </w:tc>
-        <w:tc>
-          <w:tcPr>
-            <w:tcW w:type="dxa" w:w="2232"/>
-            <w:shd w:fill="EEF2F6" w:val="clear"/>
-            <w:tcBorders>
-              <w:top w:val="single" w:sz="4" w:space="0" w:color="C5CDD6"/>
-              <w:left w:val="single" w:sz="4" w:space="0" w:color="C5CDD6"/>
-              <w:bottom w:val="single" w:sz="4" w:space="0" w:color="C5CDD6"/>
-              <w:right w:val="single" w:sz="4" w:space="0" w:color="C5CDD6"/>
-            </w:tcBorders>
-            <w:tcMar>
-              <w:top w:w="50" w:type="dxa"/>
-              <w:left w:w="70" w:type="dxa"/>
-              <w:bottom w:w="50" w:type="dxa"/>
-              <w:right w:w="70" w:type="dxa"/>
-            </w:tcMar>
-          </w:tcPr>
-          <w:p>
-            <w:pPr>
-              <w:spacing w:before="0" w:after="0" w:line="230" w:lineRule="auto"/>
-            </w:pPr>
-            <w:r/>
-            <w:r>
-              <w:rPr>
-                <w:rFonts w:ascii="Liberation Serif" w:hAnsi="Liberation Serif" w:eastAsia="Liberation Serif" w:cs="Liberation Serif"/>
-                <w:b w:val="0"/>
-                <w:color w:val="222222"/>
-                <w:sz w:val="19"/>
-              </w:rPr>
-              <w:t>this file</w:t>
-            </w:r>
-          </w:p>
-        </w:tc>
-        <w:tc>
-          <w:tcPr>
-            <w:tcW w:type="dxa" w:w="2232"/>
-            <w:shd w:fill="EEF2F6" w:val="clear"/>
-            <w:tcBorders>
-              <w:top w:val="single" w:sz="4" w:space="0" w:color="C5CDD6"/>
-              <w:left w:val="single" w:sz="4" w:space="0" w:color="C5CDD6"/>
-              <w:bottom w:val="single" w:sz="4" w:space="0" w:color="C5CDD6"/>
-              <w:right w:val="single" w:sz="4" w:space="0" w:color="C5CDD6"/>
-            </w:tcBorders>
-            <w:tcMar>
-              <w:top w:w="50" w:type="dxa"/>
-              <w:left w:w="70" w:type="dxa"/>
-              <w:bottom w:w="50" w:type="dxa"/>
-              <w:right w:w="70" w:type="dxa"/>
-            </w:tcMar>
-          </w:tcPr>
-          <w:p>
-            <w:pPr>
-              <w:spacing w:before="0" w:after="0" w:line="230" w:lineRule="auto"/>
-            </w:pPr>
-            <w:r/>
-            <w:r>
-              <w:rPr>
-                <w:rFonts w:ascii="Liberation Serif" w:hAnsi="Liberation Serif" w:eastAsia="Liberation Serif" w:cs="Liberation Serif"/>
-                <w:b w:val="0"/>
-                <w:color w:val="222222"/>
-                <w:sz w:val="19"/>
-              </w:rPr>
-              <w:t>Kavya Menon</w:t>
-            </w:r>
-          </w:p>
-        </w:tc>
-      </w:tr>
-    </w:tbl>
-    <w:p>
-      <w:pPr>
-        <w:spacing w:before="40" w:after="160" w:line="80" w:lineRule="auto"/>
-      </w:pPr>
-    </w:p>
-    <w:p>
-      <w:pPr>
-        <w:spacing w:before="0" w:after="240" w:line="427" w:lineRule="auto"/>
-        <w:ind w:firstLine="288"/>
-      </w:pPr>
-      <w:r>
-        <w:rPr>
-          <w:rFonts w:ascii="Liberation Serif" w:hAnsi="Liberation Serif" w:eastAsia="Liberation Serif" w:cs="Liberation Serif"/>
-          <w:color w:val="222222"/>
-          <w:sz w:val="24"/>
-        </w:rPr>
-        <w:t>I will not average this into a team dashboard that hides kafka-shadow-01.chi.northstar.internal. If finance or the EM asks why we did not pick the cheaper looking option, the answer is the page we would have taken and the miss rate on month-end, not a slide. Headroom I want on a normal Tuesday is about 23 percent. Below that I file for hardware or I shed load. I will not do both in the same change. Kavya Menon can disagree in writing on CLH-TCK-5119.</w:t>
-      </w:r>
-    </w:p>
-    <w:p>
-      <w:pPr>
-        <w:spacing w:before="0" w:after="240" w:line="427" w:lineRule="auto"/>
-        <w:ind w:firstLine="288"/>
-      </w:pPr>
-      <w:r>
-        <w:rPr>
-          <w:rFonts w:ascii="Liberation Serif" w:hAnsi="Liberation Serif" w:eastAsia="Liberation Serif" w:cs="Liberation Serif"/>
-          <w:color w:val="222222"/>
-          <w:sz w:val="24"/>
-        </w:rPr>
-        <w:t>Blast radius if we ignore lock budget on the primary: one plant or facility feed. That is the difference between a DLQ and a desk thread. I want the gate in CI or in the runbook, not in my memory. Related leftover CLH-PRIME is not a twin tracker. Keep one thread.</w:t>
-      </w:r>
-    </w:p>
-    <w:p>
-      <w:pPr>
-        <w:spacing w:before="0" w:after="240" w:line="427" w:lineRule="auto"/>
-        <w:ind w:firstLine="288"/>
-      </w:pPr>
-      <w:r>
-        <w:rPr>
-          <w:rFonts w:ascii="Liberation Serif" w:hAnsi="Liberation Serif" w:eastAsia="Liberation Serif" w:cs="Liberation Serif"/>
-          <w:color w:val="222222"/>
-          <w:sz w:val="24"/>
-        </w:rPr>
-        <w:t>Cost I can defend for lock budget on the primary is the spend on kafka-shadow-01.chi.northstar.internal and this job. I will not average it into a team number. If finance asks why we skipped the cheaper look, the answer is the page and the miss rate, not a deck. Kavya Menon can disagree on CLH-TCK-5119. Sample I still like: 5227 rows, 30 minutes.</w:t>
-      </w:r>
-    </w:p>
-    <w:p>
-      <w:pPr>
-        <w:spacing w:before="0" w:after="240" w:line="427" w:lineRule="auto"/>
-        <w:ind w:firstLine="288"/>
-      </w:pPr>
-      <w:r>
-        <w:rPr>
-          <w:rFonts w:ascii="Liberation Serif" w:hAnsi="Liberation Serif" w:eastAsia="Liberation Serif" w:cs="Liberation Serif"/>
-          <w:color w:val="222222"/>
-          <w:sz w:val="24"/>
-        </w:rPr>
-        <w:t>I keep the receipt: ticket CLH-TCK-5119, merge, and the bill line. I will not argue from a screenshot of a dashboard. Permalink or it did not happen. Aman Kumar will reject a status update that is only a graph PNG in Slack.</w:t>
-      </w:r>
-    </w:p>
-    <w:p>
-      <w:pPr>
-        <w:spacing w:before="0" w:after="240" w:line="427" w:lineRule="auto"/>
-        <w:ind w:firstLine="288"/>
-      </w:pPr>
-      <w:r>
-        <w:rPr>
-          <w:rFonts w:ascii="Liberation Serif" w:hAnsi="Liberation Serif" w:eastAsia="Liberation Serif" w:cs="Liberation Serif"/>
-          <w:color w:val="222222"/>
-          <w:sz w:val="24"/>
-        </w:rPr>
-        <w:t>Month-end math for this leftover uses the same clock as 40. I will not mix clocks to make lock budget on the primary look healthier. Kavya Menon can correct the clock on CLH-TCK-5119. If finance or the EM wants a single slide, they get this paragraph plus the decision callout, not a new model I made up to look precise.</w:t>
-      </w:r>
-    </w:p>
-    <w:p>
-      <w:pPr>
-        <w:pStyle w:val="Heading2"/>
-      </w:pPr>
-      <w:r>
-        <w:t>What we send, and what stays internal (averaging QPS instead of testing the close)</w:t>
-      </w:r>
-    </w:p>
-    <w:p>
-      <w:pPr>
-        <w:spacing w:before="0" w:after="240" w:line="427" w:lineRule="auto"/>
-        <w:ind w:firstLine="288"/>
-      </w:pPr>
-      <w:r>
-        <w:rPr>
-          <w:rFonts w:ascii="Liberation Serif" w:hAnsi="Liberation Serif" w:eastAsia="Liberation Serif" w:cs="Liberation Serif"/>
-          <w:color w:val="222222"/>
-          <w:sz w:val="24"/>
-        </w:rPr>
-        <w:t>Outbound mail about averaging QPS instead of testing the close does not include recon-pg-rw.clh.internal. It includes the window, the user-visible effect, and whether we are done. Marcus Bell drafts. I review. Ticket CLH-PRIME. Tone is plain. I will not say we are investigating if we already know the cause. I will not promise a timestamp we cannot hit. Clearhaven owns the business clock. We own the engineering one. If those clocks disagree, the first sentence says so.</w:t>
-      </w:r>
-    </w:p>
-    <w:p>
-      <w:pPr>
-        <w:spacing w:before="0" w:after="240" w:line="427" w:lineRule="auto"/>
-        <w:ind w:firstLine="288"/>
-      </w:pPr>
-      <w:r>
-        <w:rPr>
-          <w:rFonts w:ascii="Liberation Serif" w:hAnsi="Liberation Serif" w:eastAsia="Liberation Serif" w:cs="Liberation Serif"/>
-          <w:color w:val="222222"/>
-          <w:sz w:val="24"/>
-        </w:rPr>
-        <w:t>Internal note can name recon-pg-rw.clh.internal, CLH-ADVANTAGE, and the last error line. It still does not paste identifiers. If someone asks for a root cause the same day, they get the user-visible version. Legal reads outbound mail that names money or medical data. I will not put a hostname in a customer ticket because it makes me look precise.</w:t>
-      </w:r>
-    </w:p>
-    <w:p>
-      <w:pPr>
-        <w:pStyle w:val="ListBullet"/>
-        <w:spacing w:before="20" w:after="60" w:line="260" w:lineRule="auto"/>
-      </w:pPr>
-      <w:r>
-        <w:rPr>
-          <w:rFonts w:ascii="Liberation Serif" w:hAnsi="Liberation Serif" w:eastAsia="Liberation Serif" w:cs="Liberation Serif"/>
-          <w:color w:val="222222"/>
-          <w:sz w:val="24"/>
-        </w:rPr>
-        <w:t>External: window, effect, done or not. Owner Marcus Bell.</w:t>
-      </w:r>
-    </w:p>
-    <w:p>
-      <w:pPr>
-        <w:pStyle w:val="ListBullet"/>
-        <w:spacing w:before="20" w:after="60" w:line="260" w:lineRule="auto"/>
-      </w:pPr>
-      <w:r>
-        <w:rPr>
-          <w:rFonts w:ascii="Liberation Serif" w:hAnsi="Liberation Serif" w:eastAsia="Liberation Serif" w:cs="Liberation Serif"/>
-          <w:color w:val="222222"/>
-          <w:sz w:val="24"/>
-        </w:rPr>
-        <w:t>Internal: recon-pg-rw.clh.internal, counts, CLH-PRIME. Owner Aman Kumar.</w:t>
-      </w:r>
-    </w:p>
-    <w:p>
-      <w:pPr>
-        <w:pStyle w:val="ListBullet"/>
-        <w:spacing w:before="20" w:after="60" w:line="260" w:lineRule="auto"/>
-      </w:pPr>
-      <w:r>
-        <w:rPr>
-          <w:rFonts w:ascii="Liberation Serif" w:hAnsi="Liberation Serif" w:eastAsia="Liberation Serif" w:cs="Liberation Serif"/>
-          <w:color w:val="222222"/>
-          <w:sz w:val="24"/>
-        </w:rPr>
-        <w:t>Never: payloads, PAN, SSN, MRN, secrets, unredacted logs.</w:t>
-      </w:r>
-    </w:p>
-    <w:p>
-      <w:pPr>
-        <w:pStyle w:val="ListBullet"/>
-        <w:spacing w:before="20" w:after="60" w:line="260" w:lineRule="auto"/>
-      </w:pPr>
-      <w:r>
-        <w:rPr>
-          <w:rFonts w:ascii="Liberation Serif" w:hAnsi="Liberation Serif" w:eastAsia="Liberation Serif" w:cs="Liberation Serif"/>
-          <w:color w:val="222222"/>
-          <w:sz w:val="24"/>
-        </w:rPr>
-        <w:t>If Marcus Bell is the TAM, they get the external version first.</w:t>
-      </w:r>
-    </w:p>
-    <w:p>
-      <w:pPr>
-        <w:spacing w:before="0" w:after="240" w:line="427" w:lineRule="auto"/>
-        <w:ind w:firstLine="288"/>
-      </w:pPr>
-      <w:r>
-        <w:rPr>
-          <w:rFonts w:ascii="Liberation Serif" w:hAnsi="Liberation Serif" w:eastAsia="Liberation Serif" w:cs="Liberation Serif"/>
-          <w:color w:val="222222"/>
-          <w:sz w:val="24"/>
-        </w:rPr>
-        <w:t>I keep a one-line draft in CLH-PRIME so we do not invent tone at 01:10. If the incident is still open, the draft says 'still open' and a next update time we can actually hit, usually 72 minutes. If we are done, the draft says what changed for the user and what did not. I will not apologize in a way that implies a cash or clinical miss we did not have.</w:t>
-      </w:r>
-    </w:p>
-    <w:p>
-      <w:pPr>
-        <w:spacing w:before="0" w:after="240" w:line="427" w:lineRule="auto"/>
-        <w:ind w:firstLine="288"/>
-      </w:pPr>
-      <w:r>
-        <w:rPr>
-          <w:rFonts w:ascii="Liberation Serif" w:hAnsi="Liberation Serif" w:eastAsia="Liberation Serif" w:cs="Liberation Serif"/>
-          <w:color w:val="222222"/>
-          <w:sz w:val="24"/>
-        </w:rPr>
-        <w:t>Customer-facing sentence for averaging QPS instead of testing the close if Marcus Bell asks today: we are inside the window already named, the user-visible effect is the one in the front, and we are not done until Marcus Bell closes CLH-PRIME. I will not add recon-pg-rw.clh.internal to that sentence. I will not promise January 27, 2023 in outbound mail unless we can hit it.</w:t>
-      </w:r>
-    </w:p>
-    <w:p>
-      <w:pPr>
-        <w:spacing w:before="0" w:after="240" w:line="427" w:lineRule="auto"/>
-        <w:ind w:firstLine="288"/>
-      </w:pPr>
-      <w:r>
-        <w:rPr>
-          <w:rFonts w:ascii="Liberation Serif" w:hAnsi="Liberation Serif" w:eastAsia="Liberation Serif" w:cs="Liberation Serif"/>
-          <w:color w:val="222222"/>
-          <w:sz w:val="24"/>
-        </w:rPr>
-        <w:t>Internal sentence can name recon-pg-rw.clh.internal and the last error class. It still does not paste identifiers. Legal reads outbound mail that names money or medical data. I will not get clever about that because averaging QPS instead of testing the close is loud.</w:t>
-      </w:r>
-    </w:p>
-    <w:p>
-      <w:pPr>
-        <w:spacing w:before="0" w:after="240" w:line="427" w:lineRule="auto"/>
-        <w:ind w:firstLine="288"/>
-      </w:pPr>
-      <w:r>
-        <w:rPr>
-          <w:rFonts w:ascii="Liberation Serif" w:hAnsi="Liberation Serif" w:eastAsia="Liberation Serif" w:cs="Liberation Serif"/>
-          <w:color w:val="222222"/>
-          <w:sz w:val="24"/>
-        </w:rPr>
-        <w:t>If Marcus Bell forwards a customer thread about averaging QPS instead of testing the close, I answer from the comms leftover. I do not paste recon-pg-rw.clh.internal. I do not paste a stack trace. I do not promise January 27, 2023 unless we can hit it. User-visible effect, window, done or not. That is the whole outbound mail.</w:t>
-      </w:r>
-    </w:p>
-    <w:p>
-      <w:pPr>
-        <w:pStyle w:val="Heading2"/>
-      </w:pPr>
-      <w:r>
-        <w:t>Handoff for residency: no 'just a replica elsewhere'</w:t>
-      </w:r>
-    </w:p>
-    <w:p>
-      <w:pPr>
-        <w:spacing w:before="0" w:after="240" w:line="427" w:lineRule="auto"/>
-        <w:ind w:firstLine="288"/>
-      </w:pPr>
-      <w:r>
-        <w:rPr>
-          <w:rFonts w:ascii="Liberation Serif" w:hAnsi="Liberation Serif" w:eastAsia="Liberation Serif" w:cs="Liberation Serif"/>
-          <w:color w:val="222222"/>
-          <w:sz w:val="24"/>
-        </w:rPr>
-        <w:t>Next owner inherits minio.clh-shadow.internal, CLH-ADVANTAGE, and the last three working pages of CLH-TDD-2023-002. I will not leave a Slack screenshot as the record. Helen Cho is owner until they accept in writing. Date I want that written: January 31, 2023. Access that has to move: who can ssh or kubectl, who can merge, who can talk to Clearhaven. If any of those is still me after that date, the handoff failed.</w:t>
-      </w:r>
-    </w:p>
-    <w:p>
-      <w:pPr>
-        <w:spacing w:before="0" w:after="240" w:line="427" w:lineRule="auto"/>
-        <w:ind w:firstLine="288"/>
-      </w:pPr>
-      <w:r>
-        <w:rPr>
-          <w:rFonts w:ascii="Liberation Serif" w:hAnsi="Liberation Serif" w:eastAsia="Liberation Serif" w:cs="Liberation Serif"/>
-          <w:color w:val="222222"/>
-          <w:sz w:val="24"/>
-        </w:rPr>
-        <w:t>Pages start going to Helen Cho the morning after, not to a rotation alias that still rings my laptop. I stay on the ticket as reviewer for one week, not as the person who gets paged. Aman Kumar will not silently keep the IAM grant 'just in case.' If we need a temporary grant, it expires. Topic in play: residency: no 'just a replica elsewhere'.</w:t>
-      </w:r>
-    </w:p>
-    <w:p>
-      <w:pPr>
-        <w:spacing w:before="80" w:after="60" w:line="200" w:lineRule="auto"/>
-      </w:pPr>
-      <w:r>
-        <w:rPr>
-          <w:rFonts w:ascii="Liberation Sans" w:hAnsi="Liberation Sans" w:eastAsia="Liberation Sans" w:cs="Liberation Sans"/>
-          <w:i/>
-          <w:color w:val="555555"/>
-          <w:sz w:val="17"/>
-        </w:rPr>
-        <w:t>Access that has to move with CLH-ADVANTAGE.</w:t>
-      </w:r>
-    </w:p>
-    <w:tbl>
-      <w:tblPr>
-        <w:tblW w:type="auto" w:w="0"/>
-        <w:jc w:val="center"/>
-        <w:tblLayout w:type="autofit"/>
-        <w:tblLook w:firstColumn="1" w:firstRow="1" w:lastColumn="0" w:lastRow="0" w:noHBand="0" w:noVBand="1" w:val="04A0"/>
-      </w:tblPr>
-      <w:tblGrid>
-        <w:gridCol w:w="2232"/>
-        <w:gridCol w:w="2232"/>
-        <w:gridCol w:w="2232"/>
-        <w:gridCol w:w="2232"/>
-      </w:tblGrid>
-      <w:tr>
-        <w:tc>
-          <w:tcPr>
-            <w:tcW w:type="dxa" w:w="2232"/>
-            <w:shd w:fill="1B365D" w:val="clear"/>
-            <w:tcBorders>
-              <w:top w:val="single" w:sz="4" w:space="0" w:color="1B365D"/>
-              <w:left w:val="single" w:sz="4" w:space="0" w:color="1B365D"/>
-              <w:bottom w:val="single" w:sz="4" w:space="0" w:color="1B365D"/>
-              <w:right w:val="single" w:sz="4" w:space="0" w:color="1B365D"/>
+              <w:top w:val="single" w:sz="4" w:space="0" w:color="243447"/>
+              <w:left w:val="single" w:sz="4" w:space="0" w:color="243447"/>
+              <w:bottom w:val="single" w:sz="4" w:space="0" w:color="243447"/>
+              <w:right w:val="single" w:sz="4" w:space="0" w:color="243447"/>
             </w:tcBorders>
             <w:tcMar>
               <w:top w:w="50" w:type="dxa"/>
@@ -7796,13 +7193,13 @@
         </w:tc>
         <w:tc>
           <w:tcPr>
-            <w:tcW w:type="dxa" w:w="2232"/>
-            <w:shd w:fill="1B365D" w:val="clear"/>
+            <w:tcW w:type="dxa" w:w="2304"/>
+            <w:shd w:fill="243447" w:val="clear"/>
             <w:tcBorders>
-              <w:top w:val="single" w:sz="4" w:space="0" w:color="1B365D"/>
-              <w:left w:val="single" w:sz="4" w:space="0" w:color="1B365D"/>
-              <w:bottom w:val="single" w:sz="4" w:space="0" w:color="1B365D"/>
-              <w:right w:val="single" w:sz="4" w:space="0" w:color="1B365D"/>
+              <w:top w:val="single" w:sz="4" w:space="0" w:color="243447"/>
+              <w:left w:val="single" w:sz="4" w:space="0" w:color="243447"/>
+              <w:bottom w:val="single" w:sz="4" w:space="0" w:color="243447"/>
+              <w:right w:val="single" w:sz="4" w:space="0" w:color="243447"/>
             </w:tcBorders>
             <w:tcMar>
               <w:top w:w="50" w:type="dxa"/>
@@ -7829,13 +7226,13 @@
         </w:tc>
         <w:tc>
           <w:tcPr>
-            <w:tcW w:type="dxa" w:w="2232"/>
-            <w:shd w:fill="1B365D" w:val="clear"/>
+            <w:tcW w:type="dxa" w:w="2304"/>
+            <w:shd w:fill="243447" w:val="clear"/>
             <w:tcBorders>
-              <w:top w:val="single" w:sz="4" w:space="0" w:color="1B365D"/>
-              <w:left w:val="single" w:sz="4" w:space="0" w:color="1B365D"/>
-              <w:bottom w:val="single" w:sz="4" w:space="0" w:color="1B365D"/>
-              <w:right w:val="single" w:sz="4" w:space="0" w:color="1B365D"/>
+              <w:top w:val="single" w:sz="4" w:space="0" w:color="243447"/>
+              <w:left w:val="single" w:sz="4" w:space="0" w:color="243447"/>
+              <w:bottom w:val="single" w:sz="4" w:space="0" w:color="243447"/>
+              <w:right w:val="single" w:sz="4" w:space="0" w:color="243447"/>
             </w:tcBorders>
             <w:tcMar>
               <w:top w:w="50" w:type="dxa"/>
@@ -7862,13 +7259,13 @@
         </w:tc>
         <w:tc>
           <w:tcPr>
-            <w:tcW w:type="dxa" w:w="2232"/>
-            <w:shd w:fill="1B365D" w:val="clear"/>
+            <w:tcW w:type="dxa" w:w="2304"/>
+            <w:shd w:fill="243447" w:val="clear"/>
             <w:tcBorders>
-              <w:top w:val="single" w:sz="4" w:space="0" w:color="1B365D"/>
-              <w:left w:val="single" w:sz="4" w:space="0" w:color="1B365D"/>
-              <w:bottom w:val="single" w:sz="4" w:space="0" w:color="1B365D"/>
-              <w:right w:val="single" w:sz="4" w:space="0" w:color="1B365D"/>
+              <w:top w:val="single" w:sz="4" w:space="0" w:color="243447"/>
+              <w:left w:val="single" w:sz="4" w:space="0" w:color="243447"/>
+              <w:bottom w:val="single" w:sz="4" w:space="0" w:color="243447"/>
+              <w:right w:val="single" w:sz="4" w:space="0" w:color="243447"/>
             </w:tcBorders>
             <w:tcMar>
               <w:top w:w="50" w:type="dxa"/>
@@ -7897,7 +7294,7 @@
       <w:tr>
         <w:tc>
           <w:tcPr>
-            <w:tcW w:type="dxa" w:w="2232"/>
+            <w:tcW w:type="dxa" w:w="2304"/>
             <w:shd w:fill="FFFFFF" w:val="clear"/>
             <w:tcBorders>
               <w:top w:val="single" w:sz="4" w:space="0" w:color="C5CDD6"/>
@@ -7924,13 +7321,13 @@
                 <w:color w:val="222222"/>
                 <w:sz w:val="19"/>
               </w:rPr>
-              <w:t>On-call for minio.clh-shadow.internal</w:t>
+              <w:t>On-call for recon-pg-rw.clh.internal</w:t>
             </w:r>
           </w:p>
         </w:tc>
         <w:tc>
           <w:tcPr>
-            <w:tcW w:type="dxa" w:w="2232"/>
+            <w:tcW w:type="dxa" w:w="2304"/>
             <w:shd w:fill="FFFFFF" w:val="clear"/>
             <w:tcBorders>
               <w:top w:val="single" w:sz="4" w:space="0" w:color="C5CDD6"/>
@@ -7963,7 +7360,7 @@
         </w:tc>
         <w:tc>
           <w:tcPr>
-            <w:tcW w:type="dxa" w:w="2232"/>
+            <w:tcW w:type="dxa" w:w="2304"/>
             <w:shd w:fill="FFFFFF" w:val="clear"/>
             <w:tcBorders>
               <w:top w:val="single" w:sz="4" w:space="0" w:color="C5CDD6"/>
@@ -7990,13 +7387,13 @@
                 <w:color w:val="222222"/>
                 <w:sz w:val="19"/>
               </w:rPr>
-              <w:t>Helen Cho</w:t>
+              <w:t>Aman Kumar</w:t>
             </w:r>
           </w:p>
         </w:tc>
         <w:tc>
           <w:tcPr>
-            <w:tcW w:type="dxa" w:w="2232"/>
+            <w:tcW w:type="dxa" w:w="2304"/>
             <w:shd w:fill="FFFFFF" w:val="clear"/>
             <w:tcBorders>
               <w:top w:val="single" w:sz="4" w:space="0" w:color="C5CDD6"/>
@@ -8023,7 +7420,7 @@
                 <w:color w:val="222222"/>
                 <w:sz w:val="19"/>
               </w:rPr>
-              <w:t>2023-01-31</w:t>
+              <w:t>2023-02-02</w:t>
             </w:r>
           </w:p>
         </w:tc>
@@ -8031,8 +7428,8 @@
       <w:tr>
         <w:tc>
           <w:tcPr>
-            <w:tcW w:type="dxa" w:w="2232"/>
-            <w:shd w:fill="EEF2F6" w:val="clear"/>
+            <w:tcW w:type="dxa" w:w="2304"/>
+            <w:shd w:fill="E8ECF0" w:val="clear"/>
             <w:tcBorders>
               <w:top w:val="single" w:sz="4" w:space="0" w:color="C5CDD6"/>
               <w:left w:val="single" w:sz="4" w:space="0" w:color="C5CDD6"/>
@@ -8064,8 +7461,8 @@
         </w:tc>
         <w:tc>
           <w:tcPr>
-            <w:tcW w:type="dxa" w:w="2232"/>
-            <w:shd w:fill="EEF2F6" w:val="clear"/>
+            <w:tcW w:type="dxa" w:w="2304"/>
+            <w:shd w:fill="E8ECF0" w:val="clear"/>
             <w:tcBorders>
               <w:top w:val="single" w:sz="4" w:space="0" w:color="C5CDD6"/>
               <w:left w:val="single" w:sz="4" w:space="0" w:color="C5CDD6"/>
@@ -8097,8 +7494,8 @@
         </w:tc>
         <w:tc>
           <w:tcPr>
-            <w:tcW w:type="dxa" w:w="2232"/>
-            <w:shd w:fill="EEF2F6" w:val="clear"/>
+            <w:tcW w:type="dxa" w:w="2304"/>
+            <w:shd w:fill="E8ECF0" w:val="clear"/>
             <w:tcBorders>
               <w:top w:val="single" w:sz="4" w:space="0" w:color="C5CDD6"/>
               <w:left w:val="single" w:sz="4" w:space="0" w:color="C5CDD6"/>
@@ -8124,14 +7521,14 @@
                 <w:color w:val="222222"/>
                 <w:sz w:val="19"/>
               </w:rPr>
-              <w:t>Helen Cho</w:t>
+              <w:t>Aman Kumar</w:t>
             </w:r>
           </w:p>
         </w:tc>
         <w:tc>
           <w:tcPr>
-            <w:tcW w:type="dxa" w:w="2232"/>
-            <w:shd w:fill="EEF2F6" w:val="clear"/>
+            <w:tcW w:type="dxa" w:w="2304"/>
+            <w:shd w:fill="E8ECF0" w:val="clear"/>
             <w:tcBorders>
               <w:top w:val="single" w:sz="4" w:space="0" w:color="C5CDD6"/>
               <w:left w:val="single" w:sz="4" w:space="0" w:color="C5CDD6"/>
@@ -8157,7 +7554,7 @@
                 <w:color w:val="222222"/>
                 <w:sz w:val="19"/>
               </w:rPr>
-              <w:t>2023-01-31</w:t>
+              <w:t>2023-02-02</w:t>
             </w:r>
           </w:p>
         </w:tc>
@@ -8165,7 +7562,7 @@
       <w:tr>
         <w:tc>
           <w:tcPr>
-            <w:tcW w:type="dxa" w:w="2232"/>
+            <w:tcW w:type="dxa" w:w="2304"/>
             <w:shd w:fill="FFFFFF" w:val="clear"/>
             <w:tcBorders>
               <w:top w:val="single" w:sz="4" w:space="0" w:color="C5CDD6"/>
@@ -8198,7 +7595,7 @@
         </w:tc>
         <w:tc>
           <w:tcPr>
-            <w:tcW w:type="dxa" w:w="2232"/>
+            <w:tcW w:type="dxa" w:w="2304"/>
             <w:shd w:fill="FFFFFF" w:val="clear"/>
             <w:tcBorders>
               <w:top w:val="single" w:sz="4" w:space="0" w:color="C5CDD6"/>
@@ -8231,7 +7628,7 @@
         </w:tc>
         <w:tc>
           <w:tcPr>
-            <w:tcW w:type="dxa" w:w="2232"/>
+            <w:tcW w:type="dxa" w:w="2304"/>
             <w:shd w:fill="FFFFFF" w:val="clear"/>
             <w:tcBorders>
               <w:top w:val="single" w:sz="4" w:space="0" w:color="C5CDD6"/>
@@ -8264,7 +7661,7 @@
         </w:tc>
         <w:tc>
           <w:tcPr>
-            <w:tcW w:type="dxa" w:w="2232"/>
+            <w:tcW w:type="dxa" w:w="2304"/>
             <w:shd w:fill="FFFFFF" w:val="clear"/>
             <w:tcBorders>
               <w:top w:val="single" w:sz="4" w:space="0" w:color="C5CDD6"/>
@@ -8291,7 +7688,7 @@
                 <w:color w:val="222222"/>
                 <w:sz w:val="19"/>
               </w:rPr>
-              <w:t>2023-01-31</w:t>
+              <w:t>2023-02-02</w:t>
             </w:r>
           </w:p>
         </w:tc>
@@ -8304,8 +7701,8 @@
     </w:p>
     <w:p>
       <w:pPr>
-        <w:spacing w:before="0" w:after="240" w:line="427" w:lineRule="auto"/>
-        <w:ind w:firstLine="288"/>
+        <w:spacing w:before="0" w:after="200" w:line="389" w:lineRule="auto"/>
+        <w:ind w:firstLine="317"/>
       </w:pPr>
       <w:r>
         <w:rPr>
@@ -8313,13 +7710,13 @@
           <w:color w:val="222222"/>
           <w:sz w:val="24"/>
         </w:rPr>
-        <w:t>If Helen Cho is out that week, Kavya Menon is the named backup, not 'the team.' I will write that on CLH-ADVANTAGE the day I hand off, not the day the page fires. This handoff does not reopen residency: no 'just a replica elsewhere'. It only changes who carries it.</w:t>
+        <w:t>If Aman Kumar is out that week, Kavya Menon is the named backup, not 'the team.' I will write that on CLH-TCK-5204 the day I hand off, not the day the page fires. This handoff does not reopen idempotency that is not a filename. It only changes who carries it.</w:t>
       </w:r>
     </w:p>
     <w:p>
       <w:pPr>
-        <w:spacing w:before="0" w:after="240" w:line="427" w:lineRule="auto"/>
-        <w:ind w:firstLine="288"/>
+        <w:spacing w:before="0" w:after="200" w:line="389" w:lineRule="auto"/>
+        <w:ind w:firstLine="317"/>
       </w:pPr>
       <w:r>
         <w:rPr>
@@ -8327,13 +7724,13 @@
           <w:color w:val="222222"/>
           <w:sz w:val="24"/>
         </w:rPr>
-        <w:t>Access that still has my name on it for residency: no 'just a replica elsewhere': if I can still kubectl to minio.clh-shadow.internal after January 28, 2023, the handoff failed. Helen Cho accepts in writing on CLH-ADVANTAGE or we keep paging me, which is the same as not handing off. Lena Ortiz is backup only if named on that ticket the same day.</w:t>
+        <w:t>Priya Nair still has idempotency that is not a filename on CLH-TDD-2022-021, the number I will quote is 210, and if it is stale I will say so, and close is yes, no, or a new date on CLH-TDD-2022-021 by February 4, 2023.</w:t>
       </w:r>
     </w:p>
     <w:p>
       <w:pPr>
-        <w:spacing w:before="0" w:after="240" w:line="427" w:lineRule="auto"/>
-        <w:ind w:firstLine="288"/>
+        <w:spacing w:before="0" w:after="200" w:line="389" w:lineRule="auto"/>
+        <w:ind w:firstLine="317"/>
       </w:pPr>
       <w:r>
         <w:rPr>
@@ -8341,13 +7738,21 @@
           <w:color w:val="222222"/>
           <w:sz w:val="24"/>
         </w:rPr>
-        <w:t>I will drop the IAM grant instead of leaving it 'just in case.' Temporary grants expire. A copied kubeconfig is not a grant. Aman Kumar will not keep a personal break-glass for convenience.</w:t>
+        <w:t>leftover idempotency that is not a filename sits with Chris Patel on CLH-TCK-5204, a green job with no rows still pages, and I will drop my leftover role the day Chris Patel takes CLH-TCK-5204.</w:t>
       </w:r>
     </w:p>
     <w:p>
       <w:pPr>
-        <w:spacing w:before="0" w:after="240" w:line="427" w:lineRule="auto"/>
-        <w:ind w:firstLine="288"/>
+        <w:pStyle w:val="Heading2"/>
+      </w:pPr>
+      <w:r>
+        <w:t>No production dump on a laptop</w:t>
+      </w:r>
+    </w:p>
+    <w:p>
+      <w:pPr>
+        <w:spacing w:before="0" w:after="200" w:line="389" w:lineRule="auto"/>
+        <w:ind w:firstLine="317"/>
       </w:pPr>
       <w:r>
         <w:rPr>
@@ -8355,29 +7760,7 @@
           <w:color w:val="222222"/>
           <w:sz w:val="24"/>
         </w:rPr>
-        <w:t>Grant review date for residency: no 'just a replica elsewhere' is January 28, 2023. If we miss it, the grant dies, the work waits. Helen Cho can renew on CLH-ADVANTAGE with an expiry. I will not silently extend. A copied kubeconfig on a laptop is not a grant. Aman Kumar will revoke my own leftover access the same day the handoff is accepted.</w:t>
-      </w:r>
-    </w:p>
-    <w:p>
-      <w:pPr>
-        <w:pStyle w:val="Heading2"/>
-      </w:pPr>
-      <w:r>
-        <w:t>Read-only first: the freeze clock versus a 'small apply'</w:t>
-      </w:r>
-    </w:p>
-    <w:p>
-      <w:pPr>
-        <w:spacing w:before="0" w:after="240" w:line="427" w:lineRule="auto"/>
-        <w:ind w:firstLine="288"/>
-      </w:pPr>
-      <w:r>
-        <w:rPr>
-          <w:rFonts w:ascii="Liberation Serif" w:hAnsi="Liberation Serif" w:eastAsia="Liberation Serif" w:cs="Liberation Serif"/>
-          <w:color w:val="222222"/>
-          <w:sz w:val="24"/>
-        </w:rPr>
-        <w:t>Only if the front matter already put you on kafka-shadow-01.chi.northstar.internal. Stop after the first unexpected line. Lena Ortiz is the wake-up, not a group chat. Ticket CLH-TDD-2022-021 opens before any write. This is the the freeze clock versus a 'small apply' path, not a general restart recipe.</w:t>
+        <w:t>Fixture for a cleanup PR that renames a field lives next to the test, not in a laptop path. No PHI, no PAN. Host if we have to soak: minio.clh-shadow.internal. Assert the smallest row that still fails without the fix. I will not copy a sanitized production dump; it is too big and it hid the bug twice. Owner Not Debezium. Ticket CLH-TDD-2023-002. If the test is skipped, the skip reason is a ticket, not a comment.</w:t>
       </w:r>
     </w:p>
     <w:p>
@@ -8391,7 +7774,7 @@
           <w:color w:val="555555"/>
           <w:sz w:val="17"/>
         </w:rPr>
-        <w:t>Read-only. CLH-TDD-2022-021. kafka-shadow-01.chi.northstar.internal.</w:t>
+        <w:t>Name the test after the bug. CLH-TDD-2023-002.</w:t>
       </w:r>
     </w:p>
     <w:tbl>
@@ -8400,12 +7783,12 @@
         <w:tblLook w:firstColumn="1" w:firstRow="1" w:lastColumn="0" w:lastRow="0" w:noHBand="0" w:noVBand="1" w:val="04A0"/>
       </w:tblPr>
       <w:tblGrid>
-        <w:gridCol w:w="8928"/>
+        <w:gridCol w:w="9216"/>
       </w:tblGrid>
       <w:tr>
         <w:tc>
           <w:tcPr>
-            <w:tcW w:type="dxa" w:w="8928"/>
+            <w:tcW w:type="dxa" w:w="9216"/>
             <w:shd w:fill="F3F4F6" w:val="clear"/>
             <w:tcBorders>
               <w:top w:val="single" w:sz="6" w:space="0" w:color="C5CDD6"/>
@@ -8431,7 +7814,7 @@
                 <w:color w:val="222222"/>
                 <w:sz w:val="17"/>
               </w:rPr>
-              <w:t># CLH-TDD-2023-002 / CLH-TDD-2022-021 / the freeze clock versus a 'small apply'</w:t>
+              <w:t># CLH-TDD-2023-002 / a cleanup PR that renames a field</w:t>
             </w:r>
           </w:p>
           <w:p>
@@ -8444,7 +7827,7 @@
                 <w:color w:val="222222"/>
                 <w:sz w:val="17"/>
               </w:rPr>
-              <w:t>date -u</w:t>
+              <w:t>pytest -k 'pagination' -q</w:t>
             </w:r>
           </w:p>
           <w:p>
@@ -8457,789 +7840,7 @@
                 <w:color w:val="222222"/>
                 <w:sz w:val="17"/>
               </w:rPr>
-              <w:t>ssh kafka-shadow-01.chi.northstar.internal 'uptime; df -h | head'</w:t>
-            </w:r>
-          </w:p>
-          <w:p>
-            <w:pPr>
-              <w:spacing w:before="0" w:after="0" w:line="220" w:lineRule="auto"/>
-            </w:pPr>
-            <w:r>
-              <w:rPr>
-                <w:rFonts w:ascii="Liberation Mono" w:hAnsi="Liberation Mono" w:eastAsia="Liberation Mono" w:cs="Liberation Mono"/>
-                <w:color w:val="222222"/>
-                <w:sz w:val="17"/>
-              </w:rPr>
-              <w:t>kubectl -n recon get pods -l app=ingest-api -o wide | head</w:t>
-            </w:r>
-          </w:p>
-          <w:p>
-            <w:pPr>
-              <w:spacing w:before="0" w:after="0" w:line="220" w:lineRule="auto"/>
-            </w:pPr>
-            <w:r>
-              <w:rPr>
-                <w:rFonts w:ascii="Liberation Mono" w:hAnsi="Liberation Mono" w:eastAsia="Liberation Mono" w:cs="Liberation Mono"/>
-                <w:color w:val="222222"/>
-                <w:sz w:val="17"/>
-              </w:rPr>
-              <w:t>kubectl -n recon logs deploy/ingest-api --tail=80 | tail</w:t>
-            </w:r>
-          </w:p>
-          <w:p>
-            <w:pPr>
-              <w:spacing w:before="0" w:after="0" w:line="220" w:lineRule="auto"/>
-            </w:pPr>
-            <w:r>
-              <w:rPr>
-                <w:rFonts w:ascii="Liberation Mono" w:hAnsi="Liberation Mono" w:eastAsia="Liberation Mono" w:cs="Liberation Mono"/>
-                <w:color w:val="222222"/>
-                <w:sz w:val="17"/>
-              </w:rPr>
-              <w:t># stop. write the last error in one sentence on CLH-TDD-2022-021</w:t>
-            </w:r>
-          </w:p>
-          <w:p>
-            <w:pPr>
-              <w:spacing w:before="0" w:after="0" w:line="220" w:lineRule="auto"/>
-            </w:pPr>
-            <w:r>
-              <w:rPr>
-                <w:rFonts w:ascii="Liberation Mono" w:hAnsi="Liberation Mono" w:eastAsia="Liberation Mono" w:cs="Liberation Mono"/>
-                <w:color w:val="222222"/>
-                <w:sz w:val="17"/>
-              </w:rPr>
-              <w:t># do not helm upgrade from a laptop in a freeze</w:t>
-            </w:r>
-          </w:p>
-        </w:tc>
-      </w:tr>
-    </w:tbl>
-    <w:p>
-      <w:pPr>
-        <w:spacing w:before="40" w:after="160" w:line="80" w:lineRule="auto"/>
-      </w:pPr>
-    </w:p>
-    <w:p>
-      <w:pPr>
-        <w:pStyle w:val="ListNumber"/>
-        <w:spacing w:before="20" w:after="60" w:line="260" w:lineRule="auto"/>
-      </w:pPr>
-      <w:r>
-        <w:rPr>
-          <w:rFonts w:ascii="Liberation Serif" w:hAnsi="Liberation Serif" w:eastAsia="Liberation Serif" w:cs="Liberation Serif"/>
-          <w:color w:val="222222"/>
-          <w:sz w:val="24"/>
-        </w:rPr>
-        <w:t>Write the symptom on CLH-TDD-2022-021 before any write.</w:t>
-      </w:r>
-    </w:p>
-    <w:p>
-      <w:pPr>
-        <w:pStyle w:val="ListNumber"/>
-        <w:spacing w:before="20" w:after="60" w:line="260" w:lineRule="auto"/>
-      </w:pPr>
-      <w:r>
-        <w:rPr>
-          <w:rFonts w:ascii="Liberation Serif" w:hAnsi="Liberation Serif" w:eastAsia="Liberation Serif" w:cs="Liberation Serif"/>
-          <w:color w:val="222222"/>
-          <w:sz w:val="24"/>
-        </w:rPr>
-        <w:t>If poison: fence the record. Do not raise retries past 6.</w:t>
-      </w:r>
-    </w:p>
-    <w:p>
-      <w:pPr>
-        <w:pStyle w:val="ListNumber"/>
-        <w:spacing w:before="20" w:after="60" w:line="260" w:lineRule="auto"/>
-      </w:pPr>
-      <w:r>
-        <w:rPr>
-          <w:rFonts w:ascii="Liberation Serif" w:hAnsi="Liberation Serif" w:eastAsia="Liberation Serif" w:cs="Liberation Serif"/>
-          <w:color w:val="222222"/>
-          <w:sz w:val="24"/>
-        </w:rPr>
-        <w:t>If lag with all partitions moving: scale only after Lena Ortiz would scale.</w:t>
-      </w:r>
-    </w:p>
-    <w:p>
-      <w:pPr>
-        <w:pStyle w:val="ListNumber"/>
-        <w:spacing w:before="20" w:after="60" w:line="260" w:lineRule="auto"/>
-      </w:pPr>
-      <w:r>
-        <w:rPr>
-          <w:rFonts w:ascii="Liberation Serif" w:hAnsi="Liberation Serif" w:eastAsia="Liberation Serif" w:cs="Liberation Serif"/>
-          <w:color w:val="222222"/>
-          <w:sz w:val="24"/>
-        </w:rPr>
-        <w:t>If rollback: read the schema SOP. Expanded columns roll forward.</w:t>
-      </w:r>
-    </w:p>
-    <w:p>
-      <w:pPr>
-        <w:pStyle w:val="ListNumber"/>
-        <w:spacing w:before="20" w:after="60" w:line="260" w:lineRule="auto"/>
-      </w:pPr>
-      <w:r>
-        <w:rPr>
-          <w:rFonts w:ascii="Liberation Serif" w:hAnsi="Liberation Serif" w:eastAsia="Liberation Serif" w:cs="Liberation Serif"/>
-          <w:color w:val="222222"/>
-          <w:sz w:val="24"/>
-        </w:rPr>
-        <w:t>Wake Lena Ortiz only after the read-only commands and a one-line diagnosis.</w:t>
-      </w:r>
-    </w:p>
-    <w:p>
-      <w:pPr>
-        <w:spacing w:before="0" w:after="240" w:line="427" w:lineRule="auto"/>
-        <w:ind w:firstLine="288"/>
-      </w:pPr>
-      <w:r>
-        <w:rPr>
-          <w:rFonts w:ascii="Liberation Serif" w:hAnsi="Liberation Serif" w:eastAsia="Liberation Serif" w:cs="Liberation Serif"/>
-          <w:color w:val="222222"/>
-          <w:sz w:val="24"/>
-        </w:rPr>
-        <w:t>I will not restart kafka-shadow-01.chi.northstar.internal because it is the fastest way to stop a page. Restart is a listed step with a listed rollback. If I am wrong, the next page is louder. Memory bump is a last resort and it is a ticket, not a one-line kubectl set. Aman Kumar has already been wrong about that twice this year.</w:t>
-      </w:r>
-    </w:p>
-    <w:p>
-      <w:pPr>
-        <w:spacing w:before="0" w:after="240" w:line="427" w:lineRule="auto"/>
-        <w:ind w:firstLine="288"/>
-      </w:pPr>
-      <w:r>
-        <w:rPr>
-          <w:rFonts w:ascii="Liberation Serif" w:hAnsi="Liberation Serif" w:eastAsia="Liberation Serif" w:cs="Liberation Serif"/>
-          <w:color w:val="222222"/>
-          <w:sz w:val="24"/>
-        </w:rPr>
-        <w:t>First command on kafka-shadow-01.chi.northstar.internal for the freeze clock versus a 'small apply' is still a read. Second is the last error line. Third is whether the front-matter rule is still true. I will not restart to silence a page. Restart is a listed step. Lena Ortiz gets the one-line diagnosis before a write. Ticket CLH-TDD-2022-021 is open first.</w:t>
-      </w:r>
-    </w:p>
-    <w:p>
-      <w:pPr>
-        <w:spacing w:before="0" w:after="240" w:line="427" w:lineRule="auto"/>
-        <w:ind w:firstLine="288"/>
-      </w:pPr>
-      <w:r>
-        <w:rPr>
-          <w:rFonts w:ascii="Liberation Serif" w:hAnsi="Liberation Serif" w:eastAsia="Liberation Serif" w:cs="Liberation Serif"/>
-          <w:color w:val="222222"/>
-          <w:sz w:val="24"/>
-        </w:rPr>
-        <w:t>If the tell is poison, fence. If the tell is lag with every partition moving, scale only the way Lena Ortiz would scale. If the tell is empty-success, page. Green plus zero rows is a lie we have already paid for.</w:t>
-      </w:r>
-    </w:p>
-    <w:p>
-      <w:pPr>
-        <w:spacing w:before="0" w:after="240" w:line="427" w:lineRule="auto"/>
-        <w:ind w:firstLine="288"/>
-      </w:pPr>
-      <w:r>
-        <w:rPr>
-          <w:rFonts w:ascii="Liberation Serif" w:hAnsi="Liberation Serif" w:eastAsia="Liberation Serif" w:cs="Liberation Serif"/>
-          <w:color w:val="222222"/>
-          <w:sz w:val="24"/>
-        </w:rPr>
-        <w:t>I want the last error line from kafka-shadow-01.chi.northstar.internal in CLH-TDD-2022-021 before anyone says they 'restarted just in case.' Restart without a tell is how we lost time last incident. Lena Ortiz can restart after the read-only commands and a one-line diagnosis. Not before. Memory bump is a ticket, not a one-liner.</w:t>
-      </w:r>
-    </w:p>
-    <w:p>
-      <w:pPr>
-        <w:pStyle w:val="Heading2"/>
-      </w:pPr>
-      <w:r>
-        <w:t>Still open: exactly-once claims we will not make</w:t>
-      </w:r>
-    </w:p>
-    <w:p>
-      <w:pPr>
-        <w:spacing w:before="0" w:after="240" w:line="427" w:lineRule="auto"/>
-        <w:ind w:firstLine="288"/>
-      </w:pPr>
-      <w:r>
-        <w:rPr>
-          <w:rFonts w:ascii="Liberation Serif" w:hAnsi="Liberation Serif" w:eastAsia="Liberation Serif" w:cs="Liberation Serif"/>
-          <w:color w:val="222222"/>
-          <w:sz w:val="24"/>
-        </w:rPr>
-        <w:t>Aman Kumar still owes a close, not a status. Due February 5, 2023. The question is whether recon-pg-rw.clh.internal stays in the path for exactly-once claims we will not make. If yes, the main body already says how. If no, Aman Kumar writes the cut on CLH-TCK-5204. I will ping once. After that the owner is late, not blocked.</w:t>
-      </w:r>
-    </w:p>
-    <w:p>
-      <w:pPr>
-        <w:pStyle w:val="ListBullet"/>
-        <w:spacing w:before="20" w:after="60" w:line="260" w:lineRule="auto"/>
-      </w:pPr>
-      <w:r>
-        <w:rPr>
-          <w:rFonts w:ascii="Liberation Serif" w:hAnsi="Liberation Serif" w:eastAsia="Liberation Serif" w:cs="Liberation Serif"/>
-          <w:color w:val="222222"/>
-          <w:sz w:val="24"/>
-        </w:rPr>
-        <w:t>Owner: Aman Kumar</w:t>
-      </w:r>
-    </w:p>
-    <w:p>
-      <w:pPr>
-        <w:pStyle w:val="ListBullet"/>
-        <w:spacing w:before="20" w:after="60" w:line="260" w:lineRule="auto"/>
-      </w:pPr>
-      <w:r>
-        <w:rPr>
-          <w:rFonts w:ascii="Liberation Serif" w:hAnsi="Liberation Serif" w:eastAsia="Liberation Serif" w:cs="Liberation Serif"/>
-          <w:color w:val="222222"/>
-          <w:sz w:val="24"/>
-        </w:rPr>
-        <w:t>Ticket: CLH-TCK-5204</w:t>
-      </w:r>
-    </w:p>
-    <w:p>
-      <w:pPr>
-        <w:pStyle w:val="ListBullet"/>
-        <w:spacing w:before="20" w:after="60" w:line="260" w:lineRule="auto"/>
-      </w:pPr>
-      <w:r>
-        <w:rPr>
-          <w:rFonts w:ascii="Liberation Serif" w:hAnsi="Liberation Serif" w:eastAsia="Liberation Serif" w:cs="Liberation Serif"/>
-          <w:color w:val="222222"/>
-          <w:sz w:val="24"/>
-        </w:rPr>
-        <w:t>Host in play: recon-pg-rw.clh.internal</w:t>
-      </w:r>
-    </w:p>
-    <w:p>
-      <w:pPr>
-        <w:pStyle w:val="ListBullet"/>
-        <w:spacing w:before="20" w:after="60" w:line="260" w:lineRule="auto"/>
-      </w:pPr>
-      <w:r>
-        <w:rPr>
-          <w:rFonts w:ascii="Liberation Serif" w:hAnsi="Liberation Serif" w:eastAsia="Liberation Serif" w:cs="Liberation Serif"/>
-          <w:color w:val="222222"/>
-          <w:sz w:val="24"/>
-        </w:rPr>
-        <w:t>Acceptable close: yes, no, or a new date with a reason.</w:t>
-      </w:r>
-    </w:p>
-    <w:p>
-      <w:pPr>
-        <w:pStyle w:val="ListBullet"/>
-        <w:spacing w:before="20" w:after="60" w:line="260" w:lineRule="auto"/>
-      </w:pPr>
-      <w:r>
-        <w:rPr>
-          <w:rFonts w:ascii="Liberation Serif" w:hAnsi="Liberation Serif" w:eastAsia="Liberation Serif" w:cs="Liberation Serif"/>
-          <w:color w:val="222222"/>
-          <w:sz w:val="24"/>
-        </w:rPr>
-        <w:t>Not acceptable: a list of meetings, a thumbs-up emoji, a parking-lot rename.</w:t>
-      </w:r>
-    </w:p>
-    <w:p>
-      <w:pPr>
-        <w:spacing w:before="0" w:after="240" w:line="427" w:lineRule="auto"/>
-        <w:ind w:firstLine="288"/>
-      </w:pPr>
-      <w:r>
-        <w:rPr>
-          <w:rFonts w:ascii="Liberation Serif" w:hAnsi="Liberation Serif" w:eastAsia="Liberation Serif" w:cs="Liberation Serif"/>
-          <w:color w:val="222222"/>
-          <w:sz w:val="24"/>
-        </w:rPr>
-        <w:t>This question does not reopen the recommendation in the front of Technical design: settlement file landings into Kafka. It is leftover work. If Aman Kumar wants a different product, that is a new ticket and Chris Patel is in the thread. I will not hide a scope change inside exactly-once claims we will not make.</w:t>
-      </w:r>
-    </w:p>
-    <w:p>
-      <w:pPr>
-        <w:spacing w:before="0" w:after="240" w:line="427" w:lineRule="auto"/>
-        <w:ind w:firstLine="288"/>
-      </w:pPr>
-      <w:r>
-        <w:rPr>
-          <w:rFonts w:ascii="Liberation Serif" w:hAnsi="Liberation Serif" w:eastAsia="Liberation Serif" w:cs="Liberation Serif"/>
-          <w:color w:val="222222"/>
-          <w:sz w:val="24"/>
-        </w:rPr>
-        <w:t>Check that the close does not collide with the freeze or ops window already named in the main body. If it does, the date moves, the scope does not. Number I will cite if someone asks whether this is blocking: 24. If that number is not the blocker, say so on CLH-TCK-5204 in the first line.</w:t>
-      </w:r>
-    </w:p>
-    <w:p>
-      <w:pPr>
-        <w:spacing w:before="0" w:after="240" w:line="427" w:lineRule="auto"/>
-        <w:ind w:firstLine="288"/>
-      </w:pPr>
-      <w:r>
-        <w:rPr>
-          <w:rFonts w:ascii="Liberation Serif" w:hAnsi="Liberation Serif" w:eastAsia="Liberation Serif" w:cs="Liberation Serif"/>
-          <w:color w:val="222222"/>
-          <w:sz w:val="24"/>
-        </w:rPr>
-        <w:t>Close for exactly-once claims we will not make is yes, no, or a new date on CLH-TCK-5204 by January 30, 2023. Aman Kumar writes it. I ping once. Late is late. I will not convert this into a standing meeting. I will not hide a scope change inside a 'quick align.' Chris Patel is in the thread if the product changes.</w:t>
-      </w:r>
-    </w:p>
-    <w:p>
-      <w:pPr>
-        <w:spacing w:before="0" w:after="240" w:line="427" w:lineRule="auto"/>
-        <w:ind w:firstLine="288"/>
-      </w:pPr>
-      <w:r>
-        <w:rPr>
-          <w:rFonts w:ascii="Liberation Serif" w:hAnsi="Liberation Serif" w:eastAsia="Liberation Serif" w:cs="Liberation Serif"/>
-          <w:color w:val="222222"/>
-          <w:sz w:val="24"/>
-        </w:rPr>
-        <w:t>If exactly-once claims we will not make collides with a freeze, the date moves and the scope does not. That is the whole rule. recon-pg-rw.clh.internal does not get a special thaw because someone booked a demo. Number I will cite: 24.</w:t>
-      </w:r>
-    </w:p>
-    <w:p>
-      <w:pPr>
-        <w:spacing w:before="0" w:after="240" w:line="427" w:lineRule="auto"/>
-        <w:ind w:firstLine="288"/>
-      </w:pPr>
-      <w:r>
-        <w:rPr>
-          <w:rFonts w:ascii="Liberation Serif" w:hAnsi="Liberation Serif" w:eastAsia="Liberation Serif" w:cs="Liberation Serif"/>
-          <w:color w:val="222222"/>
-          <w:sz w:val="24"/>
-        </w:rPr>
-        <w:t>Scope leftover: exactly-once claims we will not make is not a place to sneak serial, WIP, weekend, or identifier work back in. New slice, new signature from Chris Patel. Hallway yes is not a signature. I will not hide that inside CLH-TCK-5204 as a subtask so it looks small.</w:t>
-      </w:r>
-    </w:p>
-    <w:p>
-      <w:pPr>
-        <w:pStyle w:val="Heading2"/>
-      </w:pPr>
-      <w:r>
-        <w:t>Failure we already paid for (weekend coverage that is not in the SLA)</w:t>
-      </w:r>
-    </w:p>
-    <w:p>
-      <w:pPr>
-        <w:spacing w:before="0" w:after="240" w:line="427" w:lineRule="auto"/>
-        <w:ind w:firstLine="288"/>
-      </w:pPr>
-      <w:r>
-        <w:rPr>
-          <w:rFonts w:ascii="Liberation Serif" w:hAnsi="Liberation Serif" w:eastAsia="Liberation Serif" w:cs="Liberation Serif"/>
-          <w:color w:val="222222"/>
-          <w:sz w:val="24"/>
-        </w:rPr>
-        <w:t>Tell: zero rows and a green job. That showed up around minio.clh-shadow.internal. CLH-TDD-2023-002 is the record. weekend coverage that is not in the SLA is how it will show up again if we get sloppy. The fix is to make the failure loud and stop the write path before it creates 5446 junk rows, not to widen a retry. Verification is a staging replay that used to succeed at being wrong and must now fail.</w:t>
-      </w:r>
-    </w:p>
-    <w:p>
-      <w:pPr>
-        <w:spacing w:before="0" w:after="240" w:line="427" w:lineRule="auto"/>
-        <w:ind w:firstLine="288"/>
-      </w:pPr>
-      <w:r>
-        <w:rPr>
-          <w:rFonts w:ascii="Liberation Serif" w:hAnsi="Liberation Serif" w:eastAsia="Liberation Serif" w:cs="Liberation Serif"/>
-          <w:color w:val="222222"/>
-          <w:sz w:val="24"/>
-        </w:rPr>
-        <w:t>We will not claim this class cannot happen. We will claim the next one dies at the gate we are building, and that the page names the tell we missed. Not Debezium accepts the gate. Aman Kumar writes it. Chris Patel gets a factual count if it repeats, not an apology paragraph.</w:t>
-      </w:r>
-    </w:p>
-    <w:p>
-      <w:pPr>
-        <w:spacing w:before="0" w:after="240" w:line="427" w:lineRule="auto"/>
-        <w:ind w:firstLine="288"/>
-      </w:pPr>
-      <w:r>
-        <w:rPr>
-          <w:rFonts w:ascii="Liberation Serif" w:hAnsi="Liberation Serif" w:eastAsia="Liberation Serif" w:cs="Liberation Serif"/>
-          <w:color w:val="222222"/>
-          <w:sz w:val="24"/>
-        </w:rPr>
-        <w:t>What we will not do: a rewrite of Technical design: settlement file landings into Kafka as therapy. What we will do if the date slips: Not Debezium says so on CLH-TDD-2023-002 with a new date. Detection that should have fired: a join of freshness and uniqueness, or an empty-success alert, depending on the tell. I want that alert in the same pack as the code change, not a follow-up that dies in a quarter plan.</w:t>
-      </w:r>
-    </w:p>
-    <w:p>
-      <w:pPr>
-        <w:spacing w:before="0" w:after="240" w:line="427" w:lineRule="auto"/>
-        <w:ind w:firstLine="288"/>
-      </w:pPr>
-      <w:r>
-        <w:rPr>
-          <w:rFonts w:ascii="Liberation Serif" w:hAnsi="Liberation Serif" w:eastAsia="Liberation Serif" w:cs="Liberation Serif"/>
-          <w:color w:val="222222"/>
-          <w:sz w:val="24"/>
-        </w:rPr>
-        <w:t>The last time weekend coverage that is not in the SLA bit us, the tell showed up on minio.clh-shadow.internal and we argued about CPU. CPU was late. Queue was the tell. I want the next page to name queue. Not Debezium owns that alert text. CLH-TDD-2023-002 is where the wording lives, not a wiki that drifts.</w:t>
-      </w:r>
-    </w:p>
-    <w:p>
-      <w:pPr>
-        <w:spacing w:before="0" w:after="240" w:line="427" w:lineRule="auto"/>
-        <w:ind w:firstLine="288"/>
-      </w:pPr>
-      <w:r>
-        <w:rPr>
-          <w:rFonts w:ascii="Liberation Serif" w:hAnsi="Liberation Serif" w:eastAsia="Liberation Serif" w:cs="Liberation Serif"/>
-          <w:color w:val="222222"/>
-          <w:sz w:val="24"/>
-        </w:rPr>
-        <w:t>Verification is a replay that used to succeed at being wrong. If staging cannot run that replay, staging is lying and we do not ship. No Debezium does not get to waive it because the calendar is tight.</w:t>
-      </w:r>
-    </w:p>
-    <w:p>
-      <w:pPr>
-        <w:spacing w:before="0" w:after="240" w:line="427" w:lineRule="auto"/>
-        <w:ind w:firstLine="288"/>
-      </w:pPr>
-      <w:r>
-        <w:rPr>
-          <w:rFonts w:ascii="Liberation Serif" w:hAnsi="Liberation Serif" w:eastAsia="Liberation Serif" w:cs="Liberation Serif"/>
-          <w:color w:val="222222"/>
-          <w:sz w:val="24"/>
-        </w:rPr>
-        <w:t>Alert text for weekend coverage that is not in the SLA names the tell in plain words. Not Debezium writes it. I will not accept 'check the dashboard' as a page body. If uniqueness is red and freshness is green, the page says that. If rows are zero and the job is green, the page says that. minio.clh-shadow.internal can be in the internal page. Not in the customer one.</w:t>
-      </w:r>
-    </w:p>
-    <w:p>
-      <w:pPr>
-        <w:pStyle w:val="Heading2"/>
-      </w:pPr>
-      <w:r>
-        <w:t>Expand / backfill / contract (secret skew that looks like 'no work')</w:t>
-      </w:r>
-    </w:p>
-    <w:p>
-      <w:pPr>
-        <w:spacing w:before="0" w:after="240" w:line="427" w:lineRule="auto"/>
-        <w:ind w:firstLine="288"/>
-      </w:pPr>
-      <w:r>
-        <w:rPr>
-          <w:rFonts w:ascii="Liberation Serif" w:hAnsi="Liberation Serif" w:eastAsia="Liberation Serif" w:cs="Liberation Serif"/>
-          <w:color w:val="222222"/>
-          <w:sz w:val="24"/>
-        </w:rPr>
-        <w:t>The column or field that moved is the one secret skew that looks like 'no work' cares about on kafka-shadow-01.chi.northstar.internal. Order is expand, backfill, contract. I will not drop a column in the same release as a code deploy that still reads it. Owner No Debezium. Ticket CLH-TCK-5119. Dual-write window is measured in hours, not left open. If the backfill is still running at a freeze, I stop the freeze, not the backfill, unless legal says otherwise. I write the stop condition on CLH-TCK-5119 before I start the job.</w:t>
-      </w:r>
-    </w:p>
-    <w:p>
-      <w:pPr>
-        <w:spacing w:before="0" w:after="240" w:line="427" w:lineRule="auto"/>
-        <w:ind w:firstLine="288"/>
-      </w:pPr>
-      <w:r>
-        <w:rPr>
-          <w:rFonts w:ascii="Liberation Serif" w:hAnsi="Liberation Serif" w:eastAsia="Liberation Serif" w:cs="Liberation Serif"/>
-          <w:color w:val="222222"/>
-          <w:sz w:val="24"/>
-        </w:rPr>
-        <w:t>Rejected: rewrite the type in place because Postgres will 'just cast it.' That is how we locked kafka-shadow-01.chi.northstar.internal for longer than the 9s budget last time. Historical load never runs on the OLTP primary. Cost the job, then run it. Number from the front I am using as the size hint: 20.</w:t>
-      </w:r>
-    </w:p>
-    <w:p>
-      <w:pPr>
-        <w:pStyle w:val="ListNumber"/>
-        <w:spacing w:before="20" w:after="60" w:line="260" w:lineRule="auto"/>
-      </w:pPr>
-      <w:r>
-        <w:rPr>
-          <w:rFonts w:ascii="Liberation Serif" w:hAnsi="Liberation Serif" w:eastAsia="Liberation Serif" w:cs="Liberation Serif"/>
-          <w:color w:val="222222"/>
-          <w:sz w:val="24"/>
-        </w:rPr>
-        <w:t>Add the new column or field. Ship readers that tolerate both. CLH-TCK-5119.</w:t>
-      </w:r>
-    </w:p>
-    <w:p>
-      <w:pPr>
-        <w:pStyle w:val="ListNumber"/>
-        <w:spacing w:before="20" w:after="60" w:line="260" w:lineRule="auto"/>
-      </w:pPr>
-      <w:r>
-        <w:rPr>
-          <w:rFonts w:ascii="Liberation Serif" w:hAnsi="Liberation Serif" w:eastAsia="Liberation Serif" w:cs="Liberation Serif"/>
-          <w:color w:val="222222"/>
-          <w:sz w:val="24"/>
-        </w:rPr>
-        <w:t>Backfill in batches of 30k. Pause on replication lag.</w:t>
-      </w:r>
-    </w:p>
-    <w:p>
-      <w:pPr>
-        <w:pStyle w:val="ListNumber"/>
-        <w:spacing w:before="20" w:after="60" w:line="260" w:lineRule="auto"/>
-      </w:pPr>
-      <w:r>
-        <w:rPr>
-          <w:rFonts w:ascii="Liberation Serif" w:hAnsi="Liberation Serif" w:eastAsia="Liberation Serif" w:cs="Liberation Serif"/>
-          <w:color w:val="222222"/>
-          <w:sz w:val="24"/>
-        </w:rPr>
-        <w:t>Flip writers. Watch error class, not CPU.</w:t>
-      </w:r>
-    </w:p>
-    <w:p>
-      <w:pPr>
-        <w:pStyle w:val="ListNumber"/>
-        <w:spacing w:before="20" w:after="60" w:line="260" w:lineRule="auto"/>
-      </w:pPr>
-      <w:r>
-        <w:rPr>
-          <w:rFonts w:ascii="Liberation Serif" w:hAnsi="Liberation Serif" w:eastAsia="Liberation Serif" w:cs="Liberation Serif"/>
-          <w:color w:val="222222"/>
-          <w:sz w:val="24"/>
-        </w:rPr>
-        <w:t>Contract only after No Debezium signs the count on CLH-TCK-5119.</w:t>
-      </w:r>
-    </w:p>
-    <w:p>
-      <w:pPr>
-        <w:spacing w:before="0" w:after="240" w:line="427" w:lineRule="auto"/>
-        <w:ind w:firstLine="288"/>
-      </w:pPr>
-      <w:r>
-        <w:rPr>
-          <w:rFonts w:ascii="Liberation Serif" w:hAnsi="Liberation Serif" w:eastAsia="Liberation Serif" w:cs="Liberation Serif"/>
-          <w:color w:val="222222"/>
-          <w:sz w:val="24"/>
-        </w:rPr>
-        <w:t>If Helm rollback is the instinct after a bad migrate, stop. Expanded columns roll forward. Read the schema SOP. Aman Kumar will not approve a rollback that leaves the database ahead of the chart.</w:t>
-      </w:r>
-    </w:p>
-    <w:p>
-      <w:pPr>
-        <w:spacing w:before="0" w:after="240" w:line="427" w:lineRule="auto"/>
-        <w:ind w:firstLine="288"/>
-      </w:pPr>
-      <w:r>
-        <w:rPr>
-          <w:rFonts w:ascii="Liberation Serif" w:hAnsi="Liberation Serif" w:eastAsia="Liberation Serif" w:cs="Liberation Serif"/>
-          <w:color w:val="222222"/>
-          <w:sz w:val="24"/>
-        </w:rPr>
-        <w:t>Schema leftover for secret skew that looks like 'no work': expand, backfill, contract. kafka-shadow-01.chi.northstar.internal is not the place to drop a column the same day readers still need it. No Debezium signs the count on CLH-TCK-5119 before contract. Lock budget is 10s. Abort and retry off-peak if we miss it.</w:t>
-      </w:r>
-    </w:p>
-    <w:p>
-      <w:pPr>
-        <w:spacing w:before="0" w:after="240" w:line="427" w:lineRule="auto"/>
-        <w:ind w:firstLine="288"/>
-      </w:pPr>
-      <w:r>
-        <w:rPr>
-          <w:rFonts w:ascii="Liberation Serif" w:hAnsi="Liberation Serif" w:eastAsia="Liberation Serif" w:cs="Liberation Serif"/>
-          <w:color w:val="222222"/>
-          <w:sz w:val="24"/>
-        </w:rPr>
-        <w:t>Helm rollback after a migrate that expanded is the wrong instinct. Roll forward. I will say that again because we have already tried the wrong instinct. Aman Kumar will not approve a chart rollback that leaves Postgres ahead.</w:t>
-      </w:r>
-    </w:p>
-    <w:p>
-      <w:pPr>
-        <w:spacing w:before="0" w:after="240" w:line="427" w:lineRule="auto"/>
-        <w:ind w:firstLine="288"/>
-      </w:pPr>
-      <w:r>
-        <w:rPr>
-          <w:rFonts w:ascii="Liberation Serif" w:hAnsi="Liberation Serif" w:eastAsia="Liberation Serif" w:cs="Liberation Serif"/>
-          <w:color w:val="222222"/>
-          <w:sz w:val="24"/>
-        </w:rPr>
-        <w:t>Backfill leftover: not on the OLTP primary, not during freeze, not without a stop condition on CLH-TCK-5119. No Debezium writes the stop condition first. Batch size I would start at 34k. Pause on replication lag. Contract only after the count is signed.</w:t>
-      </w:r>
-    </w:p>
-    <w:p>
-      <w:pPr>
-        <w:pStyle w:val="Heading2"/>
-      </w:pPr>
-      <w:r>
-        <w:t>Meeting leftover: a dashboard screenshot standing in for a permalink</w:t>
-      </w:r>
-    </w:p>
-    <w:p>
-      <w:pPr>
-        <w:spacing w:before="0" w:after="240" w:line="427" w:lineRule="auto"/>
-        <w:ind w:firstLine="288"/>
-      </w:pPr>
-      <w:r>
-        <w:rPr>
-          <w:rFonts w:ascii="Liberation Serif" w:hAnsi="Liberation Serif" w:eastAsia="Liberation Serif" w:cs="Liberation Serif"/>
-          <w:color w:val="222222"/>
-          <w:sz w:val="24"/>
-        </w:rPr>
-        <w:t>Attendees who still owe something: No Lambda, Chris Patel, and whoever owns recon-pg-rw.clh.internal. One question was on the table: can we ship without dealing with a dashboard screenshot standing in for a permalink. Answer was no. I repeated the number 15 because two people in the room had stale graphs. Action: No Lambda files the follow-up on CLH-PRIME before January 31, 2023. I will not mark the ticket done because a meeting happened.</w:t>
-      </w:r>
-    </w:p>
-    <w:p>
-      <w:pPr>
-        <w:spacing w:before="0" w:after="240" w:line="427" w:lineRule="auto"/>
-        <w:ind w:firstLine="288"/>
-      </w:pPr>
-      <w:r>
-        <w:rPr>
-          <w:rFonts w:ascii="Liberation Serif" w:hAnsi="Liberation Serif" w:eastAsia="Liberation Serif" w:cs="Liberation Serif"/>
-          <w:color w:val="222222"/>
-          <w:sz w:val="24"/>
-        </w:rPr>
-        <w:t>Parking lot: a dashboard request that does not unblock CLH-PRIME. I parked it. A calendar invite is not a decision. If someone wants this recorded as a decision, they write it here or they change the callout in the front of CLH-TDD-2023-002. Quotes from the room stay quotes. They do not become scope.</w:t>
-      </w:r>
-    </w:p>
-    <w:p>
-      <w:pPr>
-        <w:spacing w:before="0" w:after="240" w:line="427" w:lineRule="auto"/>
-        <w:ind w:firstLine="288"/>
-      </w:pPr>
-      <w:r>
-        <w:rPr>
-          <w:rFonts w:ascii="Liberation Serif" w:hAnsi="Liberation Serif" w:eastAsia="Liberation Serif" w:cs="Liberation Serif"/>
-          <w:color w:val="222222"/>
-          <w:sz w:val="24"/>
-        </w:rPr>
-        <w:t>People who were absent still get a usable remainder, not a transcript. Marcus Bell gets the decision, the refuse, and the date. They do not get a reconstruction of who raised their voice. If they object, they object on CLH-PRIME.</w:t>
-      </w:r>
-    </w:p>
-    <w:p>
-      <w:pPr>
-        <w:spacing w:before="0" w:after="240" w:line="427" w:lineRule="auto"/>
-        <w:ind w:firstLine="288"/>
-      </w:pPr>
-      <w:r>
-        <w:rPr>
-          <w:rFonts w:ascii="Liberation Serif" w:hAnsi="Liberation Serif" w:eastAsia="Liberation Serif" w:cs="Liberation Serif"/>
-          <w:color w:val="222222"/>
-          <w:sz w:val="24"/>
-        </w:rPr>
-        <w:t>People who missed the room still need a dashboard screenshot standing in for a permalink in a form they can act on. Decision, refuse, date, owner No Lambda, ticket CLH-PRIME. Not a reconstruction of tone. Kafka Connect gets that pack. If they object, they object on the ticket.</w:t>
-      </w:r>
-    </w:p>
-    <w:p>
-      <w:pPr>
-        <w:spacing w:before="0" w:after="240" w:line="427" w:lineRule="auto"/>
-        <w:ind w:firstLine="288"/>
-      </w:pPr>
-      <w:r>
-        <w:rPr>
-          <w:rFonts w:ascii="Liberation Serif" w:hAnsi="Liberation Serif" w:eastAsia="Liberation Serif" w:cs="Liberation Serif"/>
-          <w:color w:val="222222"/>
-          <w:sz w:val="24"/>
-        </w:rPr>
-        <w:t>A quote is a quote. It is not scope. I will not launder a hallway yes into v1 because it was vivid. Parking lot stays parked until Chris Patel signs a new slice.</w:t>
-      </w:r>
-    </w:p>
-    <w:p>
-      <w:pPr>
-        <w:spacing w:before="0" w:after="240" w:line="427" w:lineRule="auto"/>
-        <w:ind w:firstLine="288"/>
-      </w:pPr>
-      <w:r>
-        <w:rPr>
-          <w:rFonts w:ascii="Liberation Serif" w:hAnsi="Liberation Serif" w:eastAsia="Liberation Serif" w:cs="Liberation Serif"/>
-          <w:color w:val="222222"/>
-          <w:sz w:val="24"/>
-        </w:rPr>
-        <w:t>Absent people get the pack for a dashboard screenshot standing in for a permalink the same day, not after they ask. Kafka Connect is on that list if they were missing. Decision, refuse, date, owner, ticket CLH-PRIME. Not a reconstruction of tone. If they object, they object on the ticket.</w:t>
-      </w:r>
-    </w:p>
-    <w:p>
-      <w:pPr>
-        <w:pStyle w:val="Heading2"/>
-      </w:pPr>
-      <w:r>
-        <w:t>Fixture and test note (raising retries on a poison record)</w:t>
-      </w:r>
-    </w:p>
-    <w:p>
-      <w:pPr>
-        <w:spacing w:before="0" w:after="240" w:line="427" w:lineRule="auto"/>
-        <w:ind w:firstLine="288"/>
-      </w:pPr>
-      <w:r>
-        <w:rPr>
-          <w:rFonts w:ascii="Liberation Serif" w:hAnsi="Liberation Serif" w:eastAsia="Liberation Serif" w:cs="Liberation Serif"/>
-          <w:color w:val="222222"/>
-          <w:sz w:val="24"/>
-        </w:rPr>
-        <w:t>Fixture for raising retries on a poison record lives next to the test, not in a laptop path. No PHI, no PAN. Host if we have to soak: minio.clh-shadow.internal. Assert the smallest row that still fails without the fix. I will not copy a sanitized production dump; it is too big and it hid the bug twice. Owner Kafka Connect. Ticket CLH-ADVANTAGE. If the test is skipped, the skip reason is a ticket, not a comment.</w:t>
-      </w:r>
-    </w:p>
-    <w:p>
-      <w:pPr>
-        <w:spacing w:before="80" w:after="40" w:line="200" w:lineRule="auto"/>
-      </w:pPr>
-      <w:r>
-        <w:rPr>
-          <w:rFonts w:ascii="Liberation Sans" w:hAnsi="Liberation Sans" w:eastAsia="Liberation Sans" w:cs="Liberation Sans"/>
-          <w:i/>
-          <w:color w:val="555555"/>
-          <w:sz w:val="17"/>
-        </w:rPr>
-        <w:t>Name the test after the bug. CLH-ADVANTAGE.</w:t>
-      </w:r>
-    </w:p>
-    <w:tbl>
-      <w:tblPr>
-        <w:tblW w:type="auto" w:w="0"/>
-        <w:tblLook w:firstColumn="1" w:firstRow="1" w:lastColumn="0" w:lastRow="0" w:noHBand="0" w:noVBand="1" w:val="04A0"/>
-      </w:tblPr>
-      <w:tblGrid>
-        <w:gridCol w:w="8928"/>
-      </w:tblGrid>
-      <w:tr>
-        <w:tc>
-          <w:tcPr>
-            <w:tcW w:type="dxa" w:w="8928"/>
-            <w:shd w:fill="F3F4F6" w:val="clear"/>
-            <w:tcBorders>
-              <w:top w:val="single" w:sz="6" w:space="0" w:color="C5CDD6"/>
-              <w:left w:val="single" w:sz="6" w:space="0" w:color="C5CDD6"/>
-              <w:bottom w:val="single" w:sz="6" w:space="0" w:color="C5CDD6"/>
-              <w:right w:val="single" w:sz="6" w:space="0" w:color="C5CDD6"/>
-            </w:tcBorders>
-            <w:tcMar>
-              <w:top w:w="90" w:type="dxa"/>
-              <w:left w:w="120" w:type="dxa"/>
-              <w:bottom w:w="90" w:type="dxa"/>
-              <w:right w:w="120" w:type="dxa"/>
-            </w:tcMar>
-          </w:tcPr>
-          <w:p>
-            <w:pPr>
-              <w:spacing w:before="0" w:after="0" w:line="220" w:lineRule="auto"/>
-            </w:pPr>
-            <w:r/>
-            <w:r>
-              <w:rPr>
-                <w:rFonts w:ascii="Liberation Mono" w:hAnsi="Liberation Mono" w:eastAsia="Liberation Mono" w:cs="Liberation Mono"/>
-                <w:color w:val="222222"/>
-                <w:sz w:val="17"/>
-              </w:rPr>
-              <w:t># CLH-TDD-2023-002 / raising retries on a poison record</w:t>
-            </w:r>
-          </w:p>
-          <w:p>
-            <w:pPr>
-              <w:spacing w:before="0" w:after="0" w:line="220" w:lineRule="auto"/>
-            </w:pPr>
-            <w:r>
-              <w:rPr>
-                <w:rFonts w:ascii="Liberation Mono" w:hAnsi="Liberation Mono" w:eastAsia="Liberation Mono" w:cs="Liberation Mono"/>
-                <w:color w:val="222222"/>
-                <w:sz w:val="17"/>
-              </w:rPr>
-              <w:t>pytest -k 'phi_log' -q</w:t>
-            </w:r>
-          </w:p>
-          <w:p>
-            <w:pPr>
-              <w:spacing w:before="0" w:after="0" w:line="220" w:lineRule="auto"/>
-            </w:pPr>
-            <w:r>
-              <w:rPr>
-                <w:rFonts w:ascii="Liberation Mono" w:hAnsi="Liberation Mono" w:eastAsia="Liberation Mono" w:cs="Liberation Mono"/>
-                <w:color w:val="222222"/>
-                <w:sz w:val="17"/>
-              </w:rPr>
-              <w:t># fail if the fixture hash changes without CLH-ADVANTAGE</w:t>
+              <w:t># fail if the fixture hash changes without CLH-TDD-2023-002</w:t>
             </w:r>
           </w:p>
           <w:p>
@@ -9265,8 +7866,8 @@
     </w:p>
     <w:p>
       <w:pPr>
-        <w:spacing w:before="0" w:after="240" w:line="427" w:lineRule="auto"/>
-        <w:ind w:firstLine="288"/>
+        <w:spacing w:before="0" w:after="200" w:line="389" w:lineRule="auto"/>
+        <w:ind w:firstLine="317"/>
       </w:pPr>
       <w:r>
         <w:rPr>
@@ -9274,13 +7875,13 @@
           <w:color w:val="222222"/>
           <w:sz w:val="24"/>
         </w:rPr>
-        <w:t>Setup should take under two minutes on a laptop. Teardown drops the fixture database. Flakes I will not blame on the network without a packet capture. If someone deletes this test, they also delete the incident it maps to (CLH-ADVANTAGE) and they do that in review. Kafka Connect owns golden fixtures. Aman Kumar owns the case list.</w:t>
+        <w:t>Staging partition count has to be high enough to catch a rebalance. If prod has dozens of partitions, a staging cluster with one will bless a bad build. I want that written next to a cleanup PR that renames a field, not rediscovered on a Monday. Number from the front I am not going to 'simplify': 00.</w:t>
       </w:r>
     </w:p>
     <w:p>
       <w:pPr>
-        <w:spacing w:before="0" w:after="240" w:line="427" w:lineRule="auto"/>
-        <w:ind w:firstLine="288"/>
+        <w:spacing w:before="0" w:after="200" w:line="389" w:lineRule="auto"/>
+        <w:ind w:firstLine="317"/>
       </w:pPr>
       <w:r>
         <w:rPr>
@@ -9288,13 +7889,13 @@
           <w:color w:val="222222"/>
           <w:sz w:val="24"/>
         </w:rPr>
-        <w:t>Staging partition count has to be high enough to catch a rebalance. If prod has dozens of partitions, a staging cluster with one will bless a bad build. I want that written next to raising retries on a poison record, not rediscovered on a Monday. Number from the front I am not going to 'simplify': 00.</w:t>
+        <w:t>Clearhaven can wait on a cleanup PR that renames a field until Kavya Menon writes the cut, the freeze still applies and a small apply is still an apply, and I will not mix clocks to make a cleanup PR that renames a field look healthier.</w:t>
       </w:r>
     </w:p>
     <w:p>
       <w:pPr>
-        <w:spacing w:before="0" w:after="240" w:line="427" w:lineRule="auto"/>
-        <w:ind w:firstLine="288"/>
+        <w:spacing w:before="0" w:after="200" w:line="389" w:lineRule="auto"/>
+        <w:ind w:firstLine="317"/>
       </w:pPr>
       <w:r>
         <w:rPr>
@@ -9302,13 +7903,21 @@
           <w:color w:val="222222"/>
           <w:sz w:val="24"/>
         </w:rPr>
-        <w:t>Fixture for raising retries on a poison record is the smallest failing row, next to the test, hashed. No production dump. No PHI. If the hash moves without CLH-ADVANTAGE, CI fails. Kafka Connect owns the fixture. Soak host if we must: minio.clh-shadow.internal. I will not record from a laptop against prod.</w:t>
+        <w:t>I parked a cleanup PR that renames a field on CLH-TCK-5119 so it is not Slack archaeology, the number I will quote is 40, and if it is stale I will say so, and object on CLH-TCK-5119, not in a side thread.</w:t>
       </w:r>
     </w:p>
     <w:p>
       <w:pPr>
-        <w:spacing w:before="0" w:after="240" w:line="427" w:lineRule="auto"/>
-        <w:ind w:firstLine="288"/>
+        <w:pStyle w:val="Heading2"/>
+      </w:pPr>
+      <w:r>
+        <w:t>NTP on minio.clh-shadow.internal before the argument</w:t>
+      </w:r>
+    </w:p>
+    <w:p>
+      <w:pPr>
+        <w:spacing w:before="0" w:after="200" w:line="389" w:lineRule="auto"/>
+        <w:ind w:firstLine="317"/>
       </w:pPr>
       <w:r>
         <w:rPr>
@@ -9316,227 +7925,7 @@
           <w:color w:val="222222"/>
           <w:sz w:val="24"/>
         </w:rPr>
-        <w:t>If someone deletes the test, they delete the incident mapping in review, not in a drive-by. Skip needs a ticket. Flakes need a capture, not a shrug about the network.</w:t>
-      </w:r>
-    </w:p>
-    <w:p>
-      <w:pPr>
-        <w:spacing w:before="0" w:after="240" w:line="427" w:lineRule="auto"/>
-        <w:ind w:firstLine="288"/>
-      </w:pPr>
-      <w:r>
-        <w:rPr>
-          <w:rFonts w:ascii="Liberation Serif" w:hAnsi="Liberation Serif" w:eastAsia="Liberation Serif" w:cs="Liberation Serif"/>
-          <w:color w:val="222222"/>
-          <w:sz w:val="24"/>
-        </w:rPr>
-        <w:t>CI leftover: fixture hash is the gate. If someone needs a one-off on minio.clh-shadow.internal, that is a soak, and it is ticketed. It is not a reason to skip CI. Skip reason is a ticket. Flake reason is a capture. Kafka Connect owns golden fixtures. Aman Kumar owns the case list.</w:t>
-      </w:r>
-    </w:p>
-    <w:p>
-      <w:pPr>
-        <w:pStyle w:val="Heading2"/>
-      </w:pPr>
-      <w:r>
-        <w:t>Capacity and cost (a vendor overlay we already rejected)</w:t>
-      </w:r>
-    </w:p>
-    <w:p>
-      <w:pPr>
-        <w:spacing w:before="0" w:after="240" w:line="427" w:lineRule="auto"/>
-        <w:ind w:firstLine="288"/>
-      </w:pPr>
-      <w:r>
-        <w:rPr>
-          <w:rFonts w:ascii="Liberation Serif" w:hAnsi="Liberation Serif" w:eastAsia="Liberation Serif" w:cs="Liberation Serif"/>
-          <w:color w:val="222222"/>
-          <w:sz w:val="24"/>
-        </w:rPr>
-        <w:t>kafka-shadow-01.chi.northstar.internal is the box I keep measuring because it is the one that pages. a vendor overlay we already rejected is the reason the graph lies if you only watch CPU. Queue depth and disk are the two numbers I write down. Owner Priya Nair. Ticket CLH-TDD-2022-021. If the graph is green and the queue is growing, I page. CPU lagged the queue by about 22 minutes on the last incident I will admit to.</w:t>
-      </w:r>
-    </w:p>
-    <w:p>
-      <w:pPr>
-        <w:spacing w:before="0" w:after="240" w:line="427" w:lineRule="auto"/>
-        <w:ind w:firstLine="288"/>
-      </w:pPr>
-      <w:r>
-        <w:rPr>
-          <w:rFonts w:ascii="Liberation Serif" w:hAnsi="Liberation Serif" w:eastAsia="Liberation Serif" w:cs="Liberation Serif"/>
-          <w:color w:val="222222"/>
-          <w:sz w:val="24"/>
-        </w:rPr>
-        <w:t>The spend I can defend is the spend tied to kafka-shadow-01.chi.northstar.internal and this job, not a team average. Year-1 extra I would put on a sticky: about $25.1k on top of what we already burn, or zero if we do nothing and eat the miss rate. Front-matter volume I am using: 19. I will not argue from a slide.</w:t>
-      </w:r>
-    </w:p>
-    <w:p>
-      <w:pPr>
-        <w:spacing w:before="0" w:after="240" w:line="427" w:lineRule="auto"/>
-        <w:ind w:firstLine="288"/>
-      </w:pPr>
-      <w:r>
-        <w:rPr>
-          <w:rFonts w:ascii="Liberation Serif" w:hAnsi="Liberation Serif" w:eastAsia="Liberation Serif" w:cs="Liberation Serif"/>
-          <w:color w:val="222222"/>
-          <w:sz w:val="24"/>
-        </w:rPr>
-        <w:t>If we need more brokers or more pods, I want the reason to be a vendor overlay we already rejected, not a round number someone saw in a vendor deck. Do-nothing through next month-end still has a miss rate I will write down. Priya Nair picks in writing on CLH-TDD-2022-021. I will not hide a hardware buy inside a 'temporary' memory limit.</w:t>
-      </w:r>
-    </w:p>
-    <w:p>
-      <w:pPr>
-        <w:spacing w:before="0" w:after="240" w:line="427" w:lineRule="auto"/>
-        <w:ind w:firstLine="288"/>
-      </w:pPr>
-      <w:r>
-        <w:rPr>
-          <w:rFonts w:ascii="Liberation Serif" w:hAnsi="Liberation Serif" w:eastAsia="Liberation Serif" w:cs="Liberation Serif"/>
-          <w:color w:val="222222"/>
-          <w:sz w:val="24"/>
-        </w:rPr>
-        <w:t>kafka-shadow-01.chi.northstar.internal pages because of a vendor overlay we already rejected more than because of CPU. I write queue and disk. Headroom I want on a Tuesday is about 38 percent. Below that I file for hardware or I shed load, not both. Priya Nair picks on CLH-TDD-2022-021.</w:t>
-      </w:r>
-    </w:p>
-    <w:p>
-      <w:pPr>
-        <w:spacing w:before="0" w:after="240" w:line="427" w:lineRule="auto"/>
-        <w:ind w:firstLine="288"/>
-      </w:pPr>
-      <w:r>
-        <w:rPr>
-          <w:rFonts w:ascii="Liberation Serif" w:hAnsi="Liberation Serif" w:eastAsia="Liberation Serif" w:cs="Liberation Serif"/>
-          <w:color w:val="222222"/>
-          <w:sz w:val="24"/>
-        </w:rPr>
-        <w:t>Do-nothing through month-end still has a miss rate. I will write it. I will not hide a buy inside a temporary memory limit. Front-matter volume I am using: 210.</w:t>
-      </w:r>
-    </w:p>
-    <w:p>
-      <w:pPr>
-        <w:spacing w:before="0" w:after="240" w:line="427" w:lineRule="auto"/>
-        <w:ind w:firstLine="288"/>
-      </w:pPr>
-      <w:r>
-        <w:rPr>
-          <w:rFonts w:ascii="Liberation Serif" w:hAnsi="Liberation Serif" w:eastAsia="Liberation Serif" w:cs="Liberation Serif"/>
-          <w:color w:val="222222"/>
-          <w:sz w:val="24"/>
-        </w:rPr>
-        <w:t>I will not buy my way out of a vendor overlay we already rejected with a round hardware number. Queue and disk on kafka-shadow-01.chi.northstar.internal first. Then a ticket. Then a buy if Priya Nair still needs it. Headroom I want on a Tuesday is about 36 percent. Below that I file or I shed, not both in one change.</w:t>
-      </w:r>
-    </w:p>
-    <w:p>
-      <w:pPr>
-        <w:pStyle w:val="Heading2"/>
-      </w:pPr>
-      <w:r>
-        <w:t>Secrets, grants, and staging that is too small to catch the bug</w:t>
-      </w:r>
-    </w:p>
-    <w:p>
-      <w:pPr>
-        <w:spacing w:before="0" w:after="240" w:line="427" w:lineRule="auto"/>
-        <w:ind w:firstLine="288"/>
-      </w:pPr>
-      <w:r>
-        <w:rPr>
-          <w:rFonts w:ascii="Liberation Serif" w:hAnsi="Liberation Serif" w:eastAsia="Liberation Serif" w:cs="Liberation Serif"/>
-          <w:color w:val="222222"/>
-          <w:sz w:val="24"/>
-        </w:rPr>
-        <w:t>Secret handling on recon-pg-rw.clh.internal: not in git, not in the ticket description, not in a screenshot. staging that is too small to catch the bug is not a reason to paste a token into chat. Owner Chris Patel. Ticket CLH-TCK-5204. If I need a temporary grant, it expires. If I need a production query, I use the replica and I log the query id. Wrong secret looks healthy as 'no work.' Alert on zero rows, not on HTTP 200.</w:t>
-      </w:r>
-    </w:p>
-    <w:p>
-      <w:pPr>
-        <w:spacing w:before="0" w:after="240" w:line="427" w:lineRule="auto"/>
-        <w:ind w:firstLine="288"/>
-      </w:pPr>
-      <w:r>
-        <w:rPr>
-          <w:rFonts w:ascii="Liberation Serif" w:hAnsi="Liberation Serif" w:eastAsia="Liberation Serif" w:cs="Liberation Serif"/>
-          <w:color w:val="222222"/>
-          <w:sz w:val="24"/>
-        </w:rPr>
-        <w:t>Break-glass is a separate path. Missing role is 403, missing token is 401. I will not collapse those because the UI looks nicer. Chris Patel accepted that split in the front matter. I am not reopening it here. IRSA or the equivalent role on recon-pg-rw.clh.internal is the grant. A copied kubeconfig on a laptop is not.</w:t>
-      </w:r>
-    </w:p>
-    <w:p>
-      <w:pPr>
-        <w:spacing w:before="0" w:after="240" w:line="427" w:lineRule="auto"/>
-        <w:ind w:firstLine="288"/>
-      </w:pPr>
-      <w:r>
-        <w:rPr>
-          <w:rFonts w:ascii="Liberation Serif" w:hAnsi="Liberation Serif" w:eastAsia="Liberation Serif" w:cs="Liberation Serif"/>
-          <w:color w:val="222222"/>
-          <w:sz w:val="24"/>
-        </w:rPr>
-        <w:t>Support zips go through redaction first. I will not 'just this once' attach an application log because staging that is too small to catch the bug is on fire. The on-call SOP already says this. Repeating it here is for the person who has not opened that SOP. Aman Kumar will reject the zip in the ticket if it still has identifiers.</w:t>
-      </w:r>
-    </w:p>
-    <w:p>
-      <w:pPr>
-        <w:spacing w:before="0" w:after="240" w:line="427" w:lineRule="auto"/>
-        <w:ind w:firstLine="288"/>
-      </w:pPr>
-      <w:r>
-        <w:rPr>
-          <w:rFonts w:ascii="Liberation Serif" w:hAnsi="Liberation Serif" w:eastAsia="Liberation Serif" w:cs="Liberation Serif"/>
-          <w:color w:val="222222"/>
-          <w:sz w:val="24"/>
-        </w:rPr>
-        <w:t>Secrets for staging that is too small to catch the bug stay out of git, tickets, and screenshots. Zero-row success on recon-pg-rw.clh.internal is the tell that the secret is wrong. Alert on that. Chris Patel owns the grant. CLH-TCK-5204 owns the expiry. I query the replica and I log the query id.</w:t>
-      </w:r>
-    </w:p>
-    <w:p>
-      <w:pPr>
-        <w:spacing w:before="0" w:after="240" w:line="427" w:lineRule="auto"/>
-        <w:ind w:firstLine="288"/>
-      </w:pPr>
-      <w:r>
-        <w:rPr>
-          <w:rFonts w:ascii="Liberation Serif" w:hAnsi="Liberation Serif" w:eastAsia="Liberation Serif" w:cs="Liberation Serif"/>
-          <w:color w:val="222222"/>
-          <w:sz w:val="24"/>
-        </w:rPr>
-        <w:t>403 versus 401 stays split. Break-glass is separate. I will not collapse them for a prettier UI. Support zips go through redaction. Aman Kumar rejects the zip if identifiers remain.</w:t>
-      </w:r>
-    </w:p>
-    <w:p>
-      <w:pPr>
-        <w:spacing w:before="0" w:after="240" w:line="427" w:lineRule="auto"/>
-        <w:ind w:firstLine="288"/>
-      </w:pPr>
-      <w:r>
-        <w:rPr>
-          <w:rFonts w:ascii="Liberation Serif" w:hAnsi="Liberation Serif" w:eastAsia="Liberation Serif" w:cs="Liberation Serif"/>
-          <w:color w:val="222222"/>
-          <w:sz w:val="24"/>
-        </w:rPr>
-        <w:t>Redaction leftover: if a zip for staging that is too small to catch the bug still has identifiers, it comes back. No 'just this once.' Aman Kumar will reject it on CLH-TCK-5204. Support pressure is not a reason to paste MRN, PAN, or a secret. The SOP already says this. Repeating it is for the person who has not opened the SOP.</w:t>
-      </w:r>
-    </w:p>
-    <w:p>
-      <w:pPr>
-        <w:pStyle w:val="Heading2"/>
-      </w:pPr>
-      <w:r>
-        <w:t>Clock for replica lag after a count that looked fine</w:t>
-      </w:r>
-    </w:p>
-    <w:p>
-      <w:pPr>
-        <w:spacing w:before="0" w:after="240" w:line="427" w:lineRule="auto"/>
-        <w:ind w:firstLine="288"/>
-      </w:pPr>
-      <w:r>
-        <w:rPr>
-          <w:rFonts w:ascii="Liberation Serif" w:hAnsi="Liberation Serif" w:eastAsia="Liberation Serif" w:cs="Liberation Serif"/>
-          <w:color w:val="222222"/>
-          <w:sz w:val="24"/>
-        </w:rPr>
-        <w:t>This is not a full incident timeline. It is the clock I will use when someone asks which thing happened first around replica lag after a count that looked fine. minio.clh-shadow.internal is the box. CLH-TDD-2023-002 is the thread. Kavya Menon is the person I will name if the clocks disagree. Customer/ops clock and match/extract clock are different. I will not pretend they are the same.</w:t>
+        <w:t>This is not a full incident timeline. It is the clock I will use when someone asks which thing happened first around dropping a column in the same release as the readers. kafka-shadow-01.chi.northstar.internal is the box. CLH-TCK-5119 is the thread. No Debezium is the person I will name if the clocks disagree. Customer/ops clock and match/extract clock are different. I will not pretend they are the same.</w:t>
       </w:r>
     </w:p>
     <w:p>
@@ -9561,20 +7950,20 @@
         <w:tblLook w:firstColumn="1" w:firstRow="1" w:lastColumn="0" w:lastRow="0" w:noHBand="0" w:noVBand="1" w:val="04A0"/>
       </w:tblPr>
       <w:tblGrid>
-        <w:gridCol w:w="2976"/>
-        <w:gridCol w:w="2976"/>
-        <w:gridCol w:w="2976"/>
+        <w:gridCol w:w="3072"/>
+        <w:gridCol w:w="3072"/>
+        <w:gridCol w:w="3072"/>
       </w:tblGrid>
       <w:tr>
         <w:tc>
           <w:tcPr>
-            <w:tcW w:type="dxa" w:w="2976"/>
-            <w:shd w:fill="1B365D" w:val="clear"/>
+            <w:tcW w:type="dxa" w:w="3072"/>
+            <w:shd w:fill="243447" w:val="clear"/>
             <w:tcBorders>
-              <w:top w:val="single" w:sz="4" w:space="0" w:color="1B365D"/>
-              <w:left w:val="single" w:sz="4" w:space="0" w:color="1B365D"/>
-              <w:bottom w:val="single" w:sz="4" w:space="0" w:color="1B365D"/>
-              <w:right w:val="single" w:sz="4" w:space="0" w:color="1B365D"/>
+              <w:top w:val="single" w:sz="4" w:space="0" w:color="243447"/>
+              <w:left w:val="single" w:sz="4" w:space="0" w:color="243447"/>
+              <w:bottom w:val="single" w:sz="4" w:space="0" w:color="243447"/>
+              <w:right w:val="single" w:sz="4" w:space="0" w:color="243447"/>
             </w:tcBorders>
             <w:tcMar>
               <w:top w:w="50" w:type="dxa"/>
@@ -9601,13 +7990,13 @@
         </w:tc>
         <w:tc>
           <w:tcPr>
-            <w:tcW w:type="dxa" w:w="2976"/>
-            <w:shd w:fill="1B365D" w:val="clear"/>
+            <w:tcW w:type="dxa" w:w="3072"/>
+            <w:shd w:fill="243447" w:val="clear"/>
             <w:tcBorders>
-              <w:top w:val="single" w:sz="4" w:space="0" w:color="1B365D"/>
-              <w:left w:val="single" w:sz="4" w:space="0" w:color="1B365D"/>
-              <w:bottom w:val="single" w:sz="4" w:space="0" w:color="1B365D"/>
-              <w:right w:val="single" w:sz="4" w:space="0" w:color="1B365D"/>
+              <w:top w:val="single" w:sz="4" w:space="0" w:color="243447"/>
+              <w:left w:val="single" w:sz="4" w:space="0" w:color="243447"/>
+              <w:bottom w:val="single" w:sz="4" w:space="0" w:color="243447"/>
+              <w:right w:val="single" w:sz="4" w:space="0" w:color="243447"/>
             </w:tcBorders>
             <w:tcMar>
               <w:top w:w="50" w:type="dxa"/>
@@ -9634,13 +8023,13 @@
         </w:tc>
         <w:tc>
           <w:tcPr>
-            <w:tcW w:type="dxa" w:w="2976"/>
-            <w:shd w:fill="1B365D" w:val="clear"/>
+            <w:tcW w:type="dxa" w:w="3072"/>
+            <w:shd w:fill="243447" w:val="clear"/>
             <w:tcBorders>
-              <w:top w:val="single" w:sz="4" w:space="0" w:color="1B365D"/>
-              <w:left w:val="single" w:sz="4" w:space="0" w:color="1B365D"/>
-              <w:bottom w:val="single" w:sz="4" w:space="0" w:color="1B365D"/>
-              <w:right w:val="single" w:sz="4" w:space="0" w:color="1B365D"/>
+              <w:top w:val="single" w:sz="4" w:space="0" w:color="243447"/>
+              <w:left w:val="single" w:sz="4" w:space="0" w:color="243447"/>
+              <w:bottom w:val="single" w:sz="4" w:space="0" w:color="243447"/>
+              <w:right w:val="single" w:sz="4" w:space="0" w:color="243447"/>
             </w:tcBorders>
             <w:tcMar>
               <w:top w:w="50" w:type="dxa"/>
@@ -9669,7 +8058,7 @@
       <w:tr>
         <w:tc>
           <w:tcPr>
-            <w:tcW w:type="dxa" w:w="2976"/>
+            <w:tcW w:type="dxa" w:w="3072"/>
             <w:shd w:fill="FFFFFF" w:val="clear"/>
             <w:tcBorders>
               <w:top w:val="single" w:sz="4" w:space="0" w:color="C5CDD6"/>
@@ -9702,7 +8091,7 @@
         </w:tc>
         <w:tc>
           <w:tcPr>
-            <w:tcW w:type="dxa" w:w="2976"/>
+            <w:tcW w:type="dxa" w:w="3072"/>
             <w:shd w:fill="FFFFFF" w:val="clear"/>
             <w:tcBorders>
               <w:top w:val="single" w:sz="4" w:space="0" w:color="C5CDD6"/>
@@ -9729,13 +8118,13 @@
                 <w:color w:val="222222"/>
                 <w:sz w:val="19"/>
               </w:rPr>
-              <w:t>First stale graph or first complaint tied to replica lag after a count that looked fine</w:t>
+              <w:t>First stale graph or first complaint tied to dropping a column in the same release as the readers</w:t>
             </w:r>
           </w:p>
         </w:tc>
         <w:tc>
           <w:tcPr>
-            <w:tcW w:type="dxa" w:w="2976"/>
+            <w:tcW w:type="dxa" w:w="3072"/>
             <w:shd w:fill="FFFFFF" w:val="clear"/>
             <w:tcBorders>
               <w:top w:val="single" w:sz="4" w:space="0" w:color="C5CDD6"/>
@@ -9770,8 +8159,8 @@
       <w:tr>
         <w:tc>
           <w:tcPr>
-            <w:tcW w:type="dxa" w:w="2976"/>
-            <w:shd w:fill="EEF2F6" w:val="clear"/>
+            <w:tcW w:type="dxa" w:w="3072"/>
+            <w:shd w:fill="E8ECF0" w:val="clear"/>
             <w:tcBorders>
               <w:top w:val="single" w:sz="4" w:space="0" w:color="C5CDD6"/>
               <w:left w:val="single" w:sz="4" w:space="0" w:color="C5CDD6"/>
@@ -9803,8 +8192,8 @@
         </w:tc>
         <w:tc>
           <w:tcPr>
-            <w:tcW w:type="dxa" w:w="2976"/>
-            <w:shd w:fill="EEF2F6" w:val="clear"/>
+            <w:tcW w:type="dxa" w:w="3072"/>
+            <w:shd w:fill="E8ECF0" w:val="clear"/>
             <w:tcBorders>
               <w:top w:val="single" w:sz="4" w:space="0" w:color="C5CDD6"/>
               <w:left w:val="single" w:sz="4" w:space="0" w:color="C5CDD6"/>
@@ -9830,14 +8219,14 @@
                 <w:color w:val="222222"/>
                 <w:sz w:val="19"/>
               </w:rPr>
-              <w:t>Read-only check on minio.clh-shadow.internal; ticket CLH-TDD-2023-002 exists or is opened</w:t>
+              <w:t>Read-only check on kafka-shadow-01.chi.northstar.internal; ticket CLH-TCK-5119 exists or is opened</w:t>
             </w:r>
           </w:p>
         </w:tc>
         <w:tc>
           <w:tcPr>
-            <w:tcW w:type="dxa" w:w="2976"/>
-            <w:shd w:fill="EEF2F6" w:val="clear"/>
+            <w:tcW w:type="dxa" w:w="3072"/>
+            <w:shd w:fill="E8ECF0" w:val="clear"/>
             <w:tcBorders>
               <w:top w:val="single" w:sz="4" w:space="0" w:color="C5CDD6"/>
               <w:left w:val="single" w:sz="4" w:space="0" w:color="C5CDD6"/>
@@ -9871,7 +8260,7 @@
       <w:tr>
         <w:tc>
           <w:tcPr>
-            <w:tcW w:type="dxa" w:w="2976"/>
+            <w:tcW w:type="dxa" w:w="3072"/>
             <w:shd w:fill="FFFFFF" w:val="clear"/>
             <w:tcBorders>
               <w:top w:val="single" w:sz="4" w:space="0" w:color="C5CDD6"/>
@@ -9904,7 +8293,7 @@
         </w:tc>
         <w:tc>
           <w:tcPr>
-            <w:tcW w:type="dxa" w:w="2976"/>
+            <w:tcW w:type="dxa" w:w="3072"/>
             <w:shd w:fill="FFFFFF" w:val="clear"/>
             <w:tcBorders>
               <w:top w:val="single" w:sz="4" w:space="0" w:color="C5CDD6"/>
@@ -9937,7 +8326,7 @@
         </w:tc>
         <w:tc>
           <w:tcPr>
-            <w:tcW w:type="dxa" w:w="2976"/>
+            <w:tcW w:type="dxa" w:w="3072"/>
             <w:shd w:fill="FFFFFF" w:val="clear"/>
             <w:tcBorders>
               <w:top w:val="single" w:sz="4" w:space="0" w:color="C5CDD6"/>
@@ -9964,7 +8353,7 @@
                 <w:color w:val="222222"/>
                 <w:sz w:val="19"/>
               </w:rPr>
-              <w:t>Kavya Menon</w:t>
+              <w:t>No Debezium</w:t>
             </w:r>
           </w:p>
         </w:tc>
@@ -9977,22 +8366,8 @@
     </w:p>
     <w:p>
       <w:pPr>
-        <w:spacing w:before="0" w:after="240" w:line="427" w:lineRule="auto"/>
-        <w:ind w:firstLine="288"/>
-      </w:pPr>
-      <w:r>
-        <w:rPr>
-          <w:rFonts w:ascii="Liberation Serif" w:hAnsi="Liberation Serif" w:eastAsia="Liberation Serif" w:cs="Liberation Serif"/>
-          <w:color w:val="222222"/>
-          <w:sz w:val="24"/>
-        </w:rPr>
-        <w:t>If NTP on minio.clh-shadow.internal jumped, window math is garbage. I want that checked before I argue about 19. I will not reconstruct a minute-by-minute novel. I will reconstruct enough that Chris Patel can brief without calling me.</w:t>
-      </w:r>
-    </w:p>
-    <w:p>
-      <w:pPr>
-        <w:spacing w:before="0" w:after="240" w:line="427" w:lineRule="auto"/>
-        <w:ind w:firstLine="288"/>
+        <w:spacing w:before="0" w:after="200" w:line="389" w:lineRule="auto"/>
+        <w:ind w:firstLine="317"/>
       </w:pPr>
       <w:r>
         <w:rPr>
@@ -10005,8 +8380,8 @@
     </w:p>
     <w:p>
       <w:pPr>
-        <w:spacing w:before="0" w:after="240" w:line="427" w:lineRule="auto"/>
-        <w:ind w:firstLine="288"/>
+        <w:spacing w:before="0" w:after="200" w:line="389" w:lineRule="auto"/>
+        <w:ind w:firstLine="317"/>
       </w:pPr>
       <w:r>
         <w:rPr>
@@ -10014,13 +8389,13 @@
           <w:color w:val="222222"/>
           <w:sz w:val="24"/>
         </w:rPr>
-        <w:t>Clock for replica lag after a count that looked fine: ops/customer clock and match/extract clock are different. I will say which one I am using. minio.clh-shadow.internal NTP gets checked before I argue about 19. Kavya Menon can brief Chris Patel without calling me if this table in the heading above is right.</w:t>
+        <w:t>recon-pg-rw.clh.internal is the box I would open first for dropping a column in the same release as the readers, a green job with no rows still pages, and the call in the front still holds and this is leftover work only.</w:t>
       </w:r>
     </w:p>
     <w:p>
       <w:pPr>
-        <w:spacing w:before="0" w:after="240" w:line="427" w:lineRule="auto"/>
-        <w:ind w:firstLine="288"/>
+        <w:spacing w:before="0" w:after="200" w:line="389" w:lineRule="auto"/>
+        <w:ind w:firstLine="317"/>
       </w:pPr>
       <w:r>
         <w:rPr>
@@ -10028,29 +8403,15 @@
           <w:color w:val="222222"/>
           <w:sz w:val="24"/>
         </w:rPr>
-        <w:t>Clearhaven can have the user-visible clock. They cannot have minio.clh-shadow.internal. I will not reconstruct a minute novel. I will reconstruct enough to act.</w:t>
+        <w:t>I will not reopen Technical design: settlement file landings into Kafka to smuggle dropping a column in the same release as the readers back in, the freeze still applies and a small apply is still an apply, and the sample I would still defend uses the same clock as 00.</w:t>
       </w:r>
     </w:p>
     <w:p>
       <w:pPr>
-        <w:spacing w:before="0" w:after="240" w:line="427" w:lineRule="auto"/>
-        <w:ind w:firstLine="288"/>
+        <w:pStyle w:val="Heading2"/>
       </w:pPr>
       <w:r>
-        <w:rPr>
-          <w:rFonts w:ascii="Liberation Serif" w:hAnsi="Liberation Serif" w:eastAsia="Liberation Serif" w:cs="Liberation Serif"/>
-          <w:color w:val="222222"/>
-          <w:sz w:val="24"/>
-        </w:rPr>
-        <w:t>If NTP on minio.clh-shadow.internal is wrong, I will not debate 19. Fix the clock, then measure. Kavya Menon owns that check. Window math is garbage if the clock jumped. I will not reconstruct a minute novel to hide that.</w:t>
-      </w:r>
-    </w:p>
-    <w:p>
-      <w:pPr>
-        <w:pStyle w:val="Heading2"/>
-      </w:pPr>
-      <w:r>
-        <w:t>What would make me reopen CLH-TDD-2023-002 (dropping a column in the same release as the readers)</w:t>
+        <w:t>Hold the front-matter call</w:t>
       </w:r>
     </w:p>
     <w:tbl>
@@ -10059,18 +8420,18 @@
         <w:tblLook w:firstColumn="1" w:firstRow="1" w:lastColumn="0" w:lastRow="0" w:noHBand="0" w:noVBand="1" w:val="04A0"/>
       </w:tblPr>
       <w:tblGrid>
-        <w:gridCol w:w="8928"/>
+        <w:gridCol w:w="9216"/>
       </w:tblGrid>
       <w:tr>
         <w:tc>
           <w:tcPr>
-            <w:tcW w:type="dxa" w:w="8928"/>
+            <w:tcW w:type="dxa" w:w="9216"/>
             <w:shd w:fill="E7EEF5" w:val="clear"/>
             <w:tcBorders>
-              <w:top w:val="single" w:sz="10" w:space="0" w:color="1B365D"/>
-              <w:left w:val="single" w:sz="10" w:space="0" w:color="1B365D"/>
-              <w:bottom w:val="single" w:sz="10" w:space="0" w:color="1B365D"/>
-              <w:right w:val="single" w:sz="10" w:space="0" w:color="1B365D"/>
+              <w:top w:val="single" w:sz="10" w:space="0" w:color="243447"/>
+              <w:left w:val="single" w:sz="10" w:space="0" w:color="243447"/>
+              <w:bottom w:val="single" w:sz="10" w:space="0" w:color="243447"/>
+              <w:right w:val="single" w:sz="10" w:space="0" w:color="243447"/>
             </w:tcBorders>
             <w:tcMar>
               <w:top w:w="80" w:type="dxa"/>
@@ -10088,7 +8449,7 @@
               <w:rPr>
                 <w:rFonts w:ascii="Liberation Sans" w:hAnsi="Liberation Sans" w:eastAsia="Liberation Sans" w:cs="Liberation Sans"/>
                 <w:b/>
-                <w:color w:val="1B365D"/>
+                <w:color w:val="243447"/>
                 <w:sz w:val="16"/>
               </w:rPr>
               <w:t>STILL THE CALL</w:t>
@@ -10104,7 +8465,7 @@
                 <w:color w:val="222222"/>
                 <w:sz w:val="21"/>
               </w:rPr>
-              <w:t>The front of CLH-TDD-2023-002 still stands. dropping a column in the same release as the readers does not reopen it. Marcus Bell owns CLH-TCK-5119. kafka-shadow-01.chi.northstar.internal stays in the path already named.</w:t>
+              <w:t>The front of CLH-TDD-2023-002 still stands. a vendor overlay we already rejected does not reopen it. No Lambda owns CLH-PRIME. recon-pg-rw.clh.internal stays in the path already named.</w:t>
             </w:r>
           </w:p>
         </w:tc>
@@ -10117,8 +8478,8 @@
     </w:p>
     <w:p>
       <w:pPr>
-        <w:spacing w:before="0" w:after="240" w:line="427" w:lineRule="auto"/>
-        <w:ind w:firstLine="288"/>
+        <w:spacing w:before="0" w:after="200" w:line="389" w:lineRule="auto"/>
+        <w:ind w:firstLine="317"/>
       </w:pPr>
       <w:r>
         <w:rPr>
@@ -10126,13 +8487,13 @@
           <w:color w:val="222222"/>
           <w:sz w:val="24"/>
         </w:rPr>
-        <w:t>I will reopen this file if the measurement on kafka-shadow-01.chi.northstar.internal says the cutover is lying, if a freeze and a migrate disagree, or if Marcus Bell puts a new date on CLH-TCK-5119 that the EM accepts. I will not reopen it because a meeting is booked, because a vendor offered a discount, or because someone found a blog post. Evidence is a dry-run count, a replay that used to be wrong, or a miss rate worse than the do-nothing line.</w:t>
+        <w:t>If you are implementing, keep the rejected alternative dead. If you are on-call, start read-only. If you are Chris Patel, the ask is unchanged: pick the path in the main body or send it back with a named objection. Sample I would still defend: 3091 rows, 13 minutes, freeze respected. Strike this section if it ever fights the decision callout.</w:t>
       </w:r>
     </w:p>
     <w:p>
       <w:pPr>
-        <w:spacing w:before="0" w:after="240" w:line="427" w:lineRule="auto"/>
-        <w:ind w:firstLine="288"/>
+        <w:spacing w:before="0" w:after="200" w:line="389" w:lineRule="auto"/>
+        <w:ind w:firstLine="317"/>
       </w:pPr>
       <w:r>
         <w:rPr>
@@ -10140,13 +8501,13 @@
           <w:color w:val="222222"/>
           <w:sz w:val="24"/>
         </w:rPr>
-        <w:t>If you are implementing, keep the rejected alternative dead. If you are on-call, start read-only. If you are Chris Patel, the ask is unchanged: pick the path in the main body or send it back with a named objection. Sample I would still defend: 2532 rows, 17 minutes, freeze respected. Strike this section if it ever fights the decision callout.</w:t>
+        <w:t>This heading is the reopen rule. a vendor overlay we already rejected is done when No Lambda closes CLH-PRIME or writes a new date.</w:t>
       </w:r>
     </w:p>
     <w:p>
       <w:pPr>
-        <w:spacing w:before="0" w:after="240" w:line="427" w:lineRule="auto"/>
-        <w:ind w:firstLine="288"/>
+        <w:spacing w:before="0" w:after="200" w:line="389" w:lineRule="auto"/>
+        <w:ind w:firstLine="317"/>
       </w:pPr>
       <w:r>
         <w:rPr>
@@ -10154,13 +8515,13 @@
           <w:color w:val="222222"/>
           <w:sz w:val="24"/>
         </w:rPr>
-        <w:t>This heading is the reopen rule. dropping a column in the same release as the readers is done when Marcus Bell closes CLH-TCK-5119 or writes a new date.</w:t>
+        <w:t>if a vendor overlay we already rejected is still fuzzy, CLH-TDD-2022-021 is the place to say so, the number I will quote is 256, and if it is stale I will say so, and I ping once and after that Aman Kumar is late, not blocked.</w:t>
       </w:r>
     </w:p>
     <w:p>
       <w:pPr>
-        <w:spacing w:before="0" w:after="240" w:line="427" w:lineRule="auto"/>
-        <w:ind w:firstLine="288"/>
+        <w:spacing w:before="0" w:after="200" w:line="389" w:lineRule="auto"/>
+        <w:ind w:firstLine="317"/>
       </w:pPr>
       <w:r>
         <w:rPr>
@@ -10168,302 +8529,20 @@
           <w:color w:val="222222"/>
           <w:sz w:val="24"/>
         </w:rPr>
-        <w:t>I reopen CLH-TDD-2023-002 for dropping a column in the same release as the readers only if the measurement on kafka-shadow-01.chi.northstar.internal says the cutover is lying, a freeze and a migrate disagree, or Marcus Bell puts a new date on CLH-TCK-5119 that the EM accepts. I do not reopen for a booked meeting or a vendor discount.</w:t>
+        <w:t>the front of CLH-TDD-2023-002 already named a vendor overlay we already rejected, this paragraph is execution, a green job with no rows still pages, and a skip is a ticket and a flake is a capture.</w:t>
       </w:r>
     </w:p>
     <w:p>
       <w:pPr>
-        <w:spacing w:before="0" w:after="240" w:line="427" w:lineRule="auto"/>
-        <w:ind w:firstLine="288"/>
+        <w:pStyle w:val="Heading2"/>
       </w:pPr>
       <w:r>
-        <w:rPr>
-          <w:rFonts w:ascii="Liberation Serif" w:hAnsi="Liberation Serif" w:eastAsia="Liberation Serif" w:cs="Liberation Serif"/>
-          <w:color w:val="222222"/>
-          <w:sz w:val="24"/>
-        </w:rPr>
-        <w:t>Evidence is a dry-run count, a replay that used to be wrong, or a miss rate worse than do-nothing. Everything else is noise. Strike this remainder if it fights the front callout.</w:t>
+        <w:t>Abort beats a lying dual-run</w:t>
       </w:r>
     </w:p>
     <w:p>
       <w:pPr>
-        <w:spacing w:before="0" w:after="240" w:line="427" w:lineRule="auto"/>
-        <w:ind w:firstLine="288"/>
-      </w:pPr>
-      <w:r>
-        <w:rPr>
-          <w:rFonts w:ascii="Liberation Serif" w:hAnsi="Liberation Serif" w:eastAsia="Liberation Serif" w:cs="Liberation Serif"/>
-          <w:color w:val="222222"/>
-          <w:sz w:val="24"/>
-        </w:rPr>
-        <w:t>Reopen leftover is evidence, not volume of Slack. Dry-run count, bad replay, or miss rate worse than do-nothing. Marcus Bell brings one of those or we stay closed. A booked meeting is not evidence. A vendor discount is not evidence.</w:t>
-      </w:r>
-    </w:p>
-    <w:p>
-      <w:pPr>
-        <w:pStyle w:val="Heading2"/>
-      </w:pPr>
-      <w:r>
-        <w:t>Questions I still get about idempotency that is not a filename</w:t>
-      </w:r>
-    </w:p>
-    <w:p>
-      <w:pPr>
-        <w:spacing w:before="0" w:after="240" w:line="427" w:lineRule="auto"/>
-        <w:ind w:firstLine="288"/>
-      </w:pPr>
-      <w:r>
-        <w:rPr>
-          <w:rFonts w:ascii="Liberation Serif" w:hAnsi="Liberation Serif" w:eastAsia="Liberation Serif" w:cs="Liberation Serif"/>
-          <w:color w:val="222222"/>
-          <w:sz w:val="24"/>
-        </w:rPr>
-        <w:t>I am writing the answers here so they stop living in my inbox. Helen Cho can point at CLH-PRIME instead of asking me to re-explain idempotency that is not a filename on recon-pg-rw.clh.internal.</w:t>
-      </w:r>
-    </w:p>
-    <w:p>
-      <w:pPr>
-        <w:pStyle w:val="ListBullet"/>
-        <w:spacing w:before="20" w:after="60" w:line="260" w:lineRule="auto"/>
-      </w:pPr>
-      <w:r>
-        <w:rPr>
-          <w:rFonts w:ascii="Liberation Serif" w:hAnsi="Liberation Serif" w:eastAsia="Liberation Serif" w:cs="Liberation Serif"/>
-          <w:color w:val="222222"/>
-          <w:sz w:val="24"/>
-        </w:rPr>
-        <w:t>Is v1 smaller than Clearhaven asked in the hallway? Yes. That is the point.</w:t>
-      </w:r>
-    </w:p>
-    <w:p>
-      <w:pPr>
-        <w:pStyle w:val="ListBullet"/>
-        <w:spacing w:before="20" w:after="60" w:line="260" w:lineRule="auto"/>
-      </w:pPr>
-      <w:r>
-        <w:rPr>
-          <w:rFonts w:ascii="Liberation Serif" w:hAnsi="Liberation Serif" w:eastAsia="Liberation Serif" w:cs="Liberation Serif"/>
-          <w:color w:val="222222"/>
-          <w:sz w:val="24"/>
-        </w:rPr>
-        <w:t>Can we add the extra slice in this release? Only if Chris Patel signs it.</w:t>
-      </w:r>
-    </w:p>
-    <w:p>
-      <w:pPr>
-        <w:pStyle w:val="ListBullet"/>
-        <w:spacing w:before="20" w:after="60" w:line="260" w:lineRule="auto"/>
-      </w:pPr>
-      <w:r>
-        <w:rPr>
-          <w:rFonts w:ascii="Liberation Serif" w:hAnsi="Liberation Serif" w:eastAsia="Liberation Serif" w:cs="Liberation Serif"/>
-          <w:color w:val="222222"/>
-          <w:sz w:val="24"/>
-        </w:rPr>
-        <w:t>Is recon-pg-rw.clh.internal a special case? No.</w:t>
-      </w:r>
-    </w:p>
-    <w:p>
-      <w:pPr>
-        <w:pStyle w:val="ListBullet"/>
-        <w:spacing w:before="20" w:after="60" w:line="260" w:lineRule="auto"/>
-      </w:pPr>
-      <w:r>
-        <w:rPr>
-          <w:rFonts w:ascii="Liberation Serif" w:hAnsi="Liberation Serif" w:eastAsia="Liberation Serif" w:cs="Liberation Serif"/>
-          <w:color w:val="222222"/>
-          <w:sz w:val="24"/>
-        </w:rPr>
-        <w:t>Who closes CLH-PRIME? Helen Cho.</w:t>
-      </w:r>
-    </w:p>
-    <w:p>
-      <w:pPr>
-        <w:pStyle w:val="ListBullet"/>
-        <w:spacing w:before="20" w:after="60" w:line="260" w:lineRule="auto"/>
-      </w:pPr>
-      <w:r>
-        <w:rPr>
-          <w:rFonts w:ascii="Liberation Serif" w:hAnsi="Liberation Serif" w:eastAsia="Liberation Serif" w:cs="Liberation Serif"/>
-          <w:color w:val="222222"/>
-          <w:sz w:val="24"/>
-        </w:rPr>
-        <w:t>What number do I cite? 20, or I say it is stale.</w:t>
-      </w:r>
-    </w:p>
-    <w:p>
-      <w:pPr>
-        <w:spacing w:before="0" w:after="240" w:line="427" w:lineRule="auto"/>
-        <w:ind w:firstLine="288"/>
-      </w:pPr>
-      <w:r>
-        <w:rPr>
-          <w:rFonts w:ascii="Liberation Serif" w:hAnsi="Liberation Serif" w:eastAsia="Liberation Serif" w:cs="Liberation Serif"/>
-          <w:color w:val="222222"/>
-          <w:sz w:val="24"/>
-        </w:rPr>
-        <w:t>If the answer changes, we change the front of CLH-TDD-2023-002 in review. We do not keep a shadow FAQ. Aman Kumar will not maintain two truths.</w:t>
-      </w:r>
-    </w:p>
-    <w:p>
-      <w:pPr>
-        <w:spacing w:before="0" w:after="240" w:line="427" w:lineRule="auto"/>
-        <w:ind w:firstLine="288"/>
-      </w:pPr>
-      <w:r>
-        <w:rPr>
-          <w:rFonts w:ascii="Liberation Serif" w:hAnsi="Liberation Serif" w:eastAsia="Liberation Serif" w:cs="Liberation Serif"/>
-          <w:color w:val="222222"/>
-          <w:sz w:val="24"/>
-        </w:rPr>
-        <w:t>The question I will not answer in Slack is 'can we just this once.' The answer is already no, and writing it on CLH-PRIME is what makes it a record. If Marcus Bell needs a user-visible version, they get the comms leftover, not this list.</w:t>
-      </w:r>
-    </w:p>
-    <w:p>
-      <w:pPr>
-        <w:spacing w:before="0" w:after="240" w:line="427" w:lineRule="auto"/>
-        <w:ind w:firstLine="288"/>
-      </w:pPr>
-      <w:r>
-        <w:rPr>
-          <w:rFonts w:ascii="Liberation Serif" w:hAnsi="Liberation Serif" w:eastAsia="Liberation Serif" w:cs="Liberation Serif"/>
-          <w:color w:val="222222"/>
-          <w:sz w:val="24"/>
-        </w:rPr>
-        <w:t>Questions I still get about idempotency that is not a filename, with the short answers: Is v1 smaller than people want? Yes. Is that a bug? No. Can we add it in the same release? Only if Chris Patel signs a new slice. Can recon-pg-rw.clh.internal be a special case? No. Owner on the FAQ is Helen Cho via CLH-PRIME.</w:t>
-      </w:r>
-    </w:p>
-    <w:p>
-      <w:pPr>
-        <w:spacing w:before="0" w:after="240" w:line="427" w:lineRule="auto"/>
-        <w:ind w:firstLine="288"/>
-      </w:pPr>
-      <w:r>
-        <w:rPr>
-          <w:rFonts w:ascii="Liberation Serif" w:hAnsi="Liberation Serif" w:eastAsia="Liberation Serif" w:cs="Liberation Serif"/>
-          <w:color w:val="222222"/>
-          <w:sz w:val="24"/>
-        </w:rPr>
-        <w:t>I will not publish a second FAQ in Confluence that drifts. This file is the FAQ. If the answer changes, the front matter changes in review, not a comment thread.</w:t>
-      </w:r>
-    </w:p>
-    <w:p>
-      <w:pPr>
-        <w:spacing w:before="0" w:after="240" w:line="427" w:lineRule="auto"/>
-        <w:ind w:firstLine="288"/>
-      </w:pPr>
-      <w:r>
-        <w:rPr>
-          <w:rFonts w:ascii="Liberation Serif" w:hAnsi="Liberation Serif" w:eastAsia="Liberation Serif" w:cs="Liberation Serif"/>
-          <w:color w:val="222222"/>
-          <w:sz w:val="24"/>
-        </w:rPr>
-        <w:t>I will keep answering idempotency that is not a filename from this file until CLH-PRIME closes. I will not fork a FAQ. Two truths is how we shipped the last wrong field name. If the answer changes, the front of CLH-TDD-2023-002 changes in review.</w:t>
-      </w:r>
-    </w:p>
-    <w:p>
-      <w:pPr>
-        <w:pStyle w:val="Heading2"/>
-      </w:pPr>
-      <w:r>
-        <w:t>Freeze and calendar leftover (date pressure versus a date with owners)</w:t>
-      </w:r>
-    </w:p>
-    <w:p>
-      <w:pPr>
-        <w:spacing w:before="0" w:after="240" w:line="427" w:lineRule="auto"/>
-        <w:ind w:firstLine="288"/>
-      </w:pPr>
-      <w:r>
-        <w:rPr>
-          <w:rFonts w:ascii="Liberation Serif" w:hAnsi="Liberation Serif" w:eastAsia="Liberation Serif" w:cs="Liberation Serif"/>
-          <w:color w:val="222222"/>
-          <w:sz w:val="24"/>
-        </w:rPr>
-        <w:t>If the front of this file already named a freeze, date pressure versus a date with owners does not get a courtesy thaw on minio.clh-shadow.internal. A small apply is still an apply. SEV1 is the SOP definition. Lena Ortiz can argue SEV1 on CLH-ADVANTAGE with a count, not with a demo time. I will not Helm-apply from a laptop because the window is 'almost over.'</w:t>
-      </w:r>
-    </w:p>
-    <w:p>
-      <w:pPr>
-        <w:spacing w:before="0" w:after="240" w:line="427" w:lineRule="auto"/>
-        <w:ind w:firstLine="288"/>
-      </w:pPr>
-      <w:r>
-        <w:rPr>
-          <w:rFonts w:ascii="Liberation Serif" w:hAnsi="Liberation Serif" w:eastAsia="Liberation Serif" w:cs="Liberation Serif"/>
-          <w:color w:val="222222"/>
-          <w:sz w:val="24"/>
-        </w:rPr>
-        <w:t>Calendar leftovers I will not hide inside date pressure versus a date with owners: weekend coverage that is not in the SLA, a plant shutdown, a clinical quiet hours window, month-end 16:00-21:00 ET. If the leftover date lands inside one of those, the date moves. The scope does not. Chris Patel hears the new date on CLH-ADVANTAGE.</w:t>
-      </w:r>
-    </w:p>
-    <w:p>
-      <w:pPr>
-        <w:spacing w:before="0" w:after="240" w:line="427" w:lineRule="auto"/>
-        <w:ind w:firstLine="288"/>
-      </w:pPr>
-      <w:r>
-        <w:rPr>
-          <w:rFonts w:ascii="Liberation Serif" w:hAnsi="Liberation Serif" w:eastAsia="Liberation Serif" w:cs="Liberation Serif"/>
-          <w:color w:val="222222"/>
-          <w:sz w:val="24"/>
-        </w:rPr>
-        <w:t>I will not book a change in the last 46 minutes of a freeze because the change is 'just config.' Config is a change. Aman Kumar has already lost that argument once and I am not losing it again on minio.clh-shadow.internal.</w:t>
-      </w:r>
-    </w:p>
-    <w:p>
-      <w:pPr>
-        <w:spacing w:before="0" w:after="240" w:line="427" w:lineRule="auto"/>
-        <w:ind w:firstLine="288"/>
-      </w:pPr>
-      <w:r>
-        <w:rPr>
-          <w:rFonts w:ascii="Liberation Serif" w:hAnsi="Liberation Serif" w:eastAsia="Liberation Serif" w:cs="Liberation Serif"/>
-          <w:color w:val="222222"/>
-          <w:sz w:val="24"/>
-        </w:rPr>
-        <w:t>Freeze math for date pressure versus a date with owners: if the window is already named in the front, a small apply is still an apply. minio.clh-shadow.internal does not get a courtesy thaw. SEV1 is the definition in the SOP, not a feeling. Lena Ortiz can argue SEV1 on CLH-ADVANTAGE with a count.</w:t>
-      </w:r>
-    </w:p>
-    <w:p>
-      <w:pPr>
-        <w:spacing w:before="0" w:after="240" w:line="427" w:lineRule="auto"/>
-        <w:ind w:firstLine="288"/>
-      </w:pPr>
-      <w:r>
-        <w:rPr>
-          <w:rFonts w:ascii="Liberation Serif" w:hAnsi="Liberation Serif" w:eastAsia="Liberation Serif" w:cs="Liberation Serif"/>
-          <w:color w:val="222222"/>
-          <w:sz w:val="24"/>
-        </w:rPr>
-        <w:t>I will not Helm-apply from a laptop because the freeze 'is almost over.' Almost over is still freeze. February 9, 2023 is a date for leftover work, not a freeze exception.</w:t>
-      </w:r>
-    </w:p>
-    <w:p>
-      <w:pPr>
-        <w:spacing w:before="0" w:after="240" w:line="427" w:lineRule="auto"/>
-        <w:ind w:firstLine="288"/>
-      </w:pPr>
-      <w:r>
-        <w:rPr>
-          <w:rFonts w:ascii="Liberation Serif" w:hAnsi="Liberation Serif" w:eastAsia="Liberation Serif" w:cs="Liberation Serif"/>
-          <w:color w:val="222222"/>
-          <w:sz w:val="24"/>
-        </w:rPr>
-        <w:t>Freeze leftover: config is a change. Helm is a change. A tiny flag flip on minio.clh-shadow.internal is a change. Lena Ortiz can wait or they can argue SEV1 with a count on CLH-ADVANTAGE. Almost over is still freeze. I will not apply from a laptop.</w:t>
-      </w:r>
-    </w:p>
-    <w:p>
-      <w:pPr>
-        <w:pStyle w:val="Heading2"/>
-      </w:pPr>
-      <w:r>
-        <w:t>Names, not teams (a cleanup PR that renames a field)</w:t>
-      </w:r>
-    </w:p>
-    <w:p>
-      <w:pPr>
-        <w:spacing w:before="80" w:after="60" w:line="200" w:lineRule="auto"/>
+        <w:spacing w:before="80" w:after="40" w:line="200" w:lineRule="auto"/>
       </w:pPr>
       <w:r>
         <w:rPr>
@@ -10472,636 +8551,7 @@
           <w:color w:val="555555"/>
           <w:sz w:val="17"/>
         </w:rPr>
-        <w:t>RACI for a cleanup PR that renames a field on CLH-TDD-2022-021. Team names are a defect.</w:t>
-      </w:r>
-    </w:p>
-    <w:tbl>
-      <w:tblPr>
-        <w:tblW w:type="auto" w:w="0"/>
-        <w:jc w:val="center"/>
-        <w:tblLayout w:type="autofit"/>
-        <w:tblLook w:firstColumn="1" w:firstRow="1" w:lastColumn="0" w:lastRow="0" w:noHBand="0" w:noVBand="1" w:val="04A0"/>
-      </w:tblPr>
-      <w:tblGrid>
-        <w:gridCol w:w="2976"/>
-        <w:gridCol w:w="2976"/>
-        <w:gridCol w:w="2976"/>
-      </w:tblGrid>
-      <w:tr>
-        <w:tc>
-          <w:tcPr>
-            <w:tcW w:type="dxa" w:w="2976"/>
-            <w:shd w:fill="1B365D" w:val="clear"/>
-            <w:tcBorders>
-              <w:top w:val="single" w:sz="4" w:space="0" w:color="1B365D"/>
-              <w:left w:val="single" w:sz="4" w:space="0" w:color="1B365D"/>
-              <w:bottom w:val="single" w:sz="4" w:space="0" w:color="1B365D"/>
-              <w:right w:val="single" w:sz="4" w:space="0" w:color="1B365D"/>
-            </w:tcBorders>
-            <w:tcMar>
-              <w:top w:w="50" w:type="dxa"/>
-              <w:left w:w="70" w:type="dxa"/>
-              <w:bottom w:w="50" w:type="dxa"/>
-              <w:right w:w="70" w:type="dxa"/>
-            </w:tcMar>
-          </w:tcPr>
-          <w:p>
-            <w:pPr>
-              <w:spacing w:before="0" w:after="0" w:line="230" w:lineRule="auto"/>
-            </w:pPr>
-            <w:r/>
-            <w:r>
-              <w:rPr>
-                <w:rFonts w:ascii="Liberation Sans" w:hAnsi="Liberation Sans" w:eastAsia="Liberation Sans" w:cs="Liberation Sans"/>
-                <w:b/>
-                <w:color w:val="FFFFFF"/>
-                <w:sz w:val="18"/>
-              </w:rPr>
-              <w:t>Role</w:t>
-            </w:r>
-          </w:p>
-        </w:tc>
-        <w:tc>
-          <w:tcPr>
-            <w:tcW w:type="dxa" w:w="2976"/>
-            <w:shd w:fill="1B365D" w:val="clear"/>
-            <w:tcBorders>
-              <w:top w:val="single" w:sz="4" w:space="0" w:color="1B365D"/>
-              <w:left w:val="single" w:sz="4" w:space="0" w:color="1B365D"/>
-              <w:bottom w:val="single" w:sz="4" w:space="0" w:color="1B365D"/>
-              <w:right w:val="single" w:sz="4" w:space="0" w:color="1B365D"/>
-            </w:tcBorders>
-            <w:tcMar>
-              <w:top w:w="50" w:type="dxa"/>
-              <w:left w:w="70" w:type="dxa"/>
-              <w:bottom w:w="50" w:type="dxa"/>
-              <w:right w:w="70" w:type="dxa"/>
-            </w:tcMar>
-          </w:tcPr>
-          <w:p>
-            <w:pPr>
-              <w:spacing w:before="0" w:after="0" w:line="230" w:lineRule="auto"/>
-            </w:pPr>
-            <w:r/>
-            <w:r>
-              <w:rPr>
-                <w:rFonts w:ascii="Liberation Sans" w:hAnsi="Liberation Sans" w:eastAsia="Liberation Sans" w:cs="Liberation Sans"/>
-                <w:b/>
-                <w:color w:val="FFFFFF"/>
-                <w:sz w:val="18"/>
-              </w:rPr>
-              <w:t>Person</w:t>
-            </w:r>
-          </w:p>
-        </w:tc>
-        <w:tc>
-          <w:tcPr>
-            <w:tcW w:type="dxa" w:w="2976"/>
-            <w:shd w:fill="1B365D" w:val="clear"/>
-            <w:tcBorders>
-              <w:top w:val="single" w:sz="4" w:space="0" w:color="1B365D"/>
-              <w:left w:val="single" w:sz="4" w:space="0" w:color="1B365D"/>
-              <w:bottom w:val="single" w:sz="4" w:space="0" w:color="1B365D"/>
-              <w:right w:val="single" w:sz="4" w:space="0" w:color="1B365D"/>
-            </w:tcBorders>
-            <w:tcMar>
-              <w:top w:w="50" w:type="dxa"/>
-              <w:left w:w="70" w:type="dxa"/>
-              <w:bottom w:w="50" w:type="dxa"/>
-              <w:right w:w="70" w:type="dxa"/>
-            </w:tcMar>
-          </w:tcPr>
-          <w:p>
-            <w:pPr>
-              <w:spacing w:before="0" w:after="0" w:line="230" w:lineRule="auto"/>
-            </w:pPr>
-            <w:r/>
-            <w:r>
-              <w:rPr>
-                <w:rFonts w:ascii="Liberation Sans" w:hAnsi="Liberation Sans" w:eastAsia="Liberation Sans" w:cs="Liberation Sans"/>
-                <w:b/>
-                <w:color w:val="FFFFFF"/>
-                <w:sz w:val="18"/>
-              </w:rPr>
-              <w:t>Notes</w:t>
-            </w:r>
-          </w:p>
-        </w:tc>
-      </w:tr>
-      <w:tr>
-        <w:tc>
-          <w:tcPr>
-            <w:tcW w:type="dxa" w:w="2976"/>
-            <w:shd w:fill="FFFFFF" w:val="clear"/>
-            <w:tcBorders>
-              <w:top w:val="single" w:sz="4" w:space="0" w:color="C5CDD6"/>
-              <w:left w:val="single" w:sz="4" w:space="0" w:color="C5CDD6"/>
-              <w:bottom w:val="single" w:sz="4" w:space="0" w:color="C5CDD6"/>
-              <w:right w:val="single" w:sz="4" w:space="0" w:color="C5CDD6"/>
-            </w:tcBorders>
-            <w:tcMar>
-              <w:top w:w="50" w:type="dxa"/>
-              <w:left w:w="70" w:type="dxa"/>
-              <w:bottom w:w="50" w:type="dxa"/>
-              <w:right w:w="70" w:type="dxa"/>
-            </w:tcMar>
-          </w:tcPr>
-          <w:p>
-            <w:pPr>
-              <w:spacing w:before="0" w:after="0" w:line="230" w:lineRule="auto"/>
-            </w:pPr>
-            <w:r/>
-            <w:r>
-              <w:rPr>
-                <w:rFonts w:ascii="Liberation Serif" w:hAnsi="Liberation Serif" w:eastAsia="Liberation Serif" w:cs="Liberation Serif"/>
-                <w:b w:val="0"/>
-                <w:color w:val="222222"/>
-                <w:sz w:val="19"/>
-              </w:rPr>
-              <w:t>Responsible</w:t>
-            </w:r>
-          </w:p>
-        </w:tc>
-        <w:tc>
-          <w:tcPr>
-            <w:tcW w:type="dxa" w:w="2976"/>
-            <w:shd w:fill="FFFFFF" w:val="clear"/>
-            <w:tcBorders>
-              <w:top w:val="single" w:sz="4" w:space="0" w:color="C5CDD6"/>
-              <w:left w:val="single" w:sz="4" w:space="0" w:color="C5CDD6"/>
-              <w:bottom w:val="single" w:sz="4" w:space="0" w:color="C5CDD6"/>
-              <w:right w:val="single" w:sz="4" w:space="0" w:color="C5CDD6"/>
-            </w:tcBorders>
-            <w:tcMar>
-              <w:top w:w="50" w:type="dxa"/>
-              <w:left w:w="70" w:type="dxa"/>
-              <w:bottom w:w="50" w:type="dxa"/>
-              <w:right w:w="70" w:type="dxa"/>
-            </w:tcMar>
-          </w:tcPr>
-          <w:p>
-            <w:pPr>
-              <w:spacing w:before="0" w:after="0" w:line="230" w:lineRule="auto"/>
-            </w:pPr>
-            <w:r/>
-            <w:r>
-              <w:rPr>
-                <w:rFonts w:ascii="Liberation Serif" w:hAnsi="Liberation Serif" w:eastAsia="Liberation Serif" w:cs="Liberation Serif"/>
-                <w:b w:val="0"/>
-                <w:color w:val="222222"/>
-                <w:sz w:val="19"/>
-              </w:rPr>
-              <w:t>Aman Kumar</w:t>
-            </w:r>
-          </w:p>
-        </w:tc>
-        <w:tc>
-          <w:tcPr>
-            <w:tcW w:type="dxa" w:w="2976"/>
-            <w:shd w:fill="FFFFFF" w:val="clear"/>
-            <w:tcBorders>
-              <w:top w:val="single" w:sz="4" w:space="0" w:color="C5CDD6"/>
-              <w:left w:val="single" w:sz="4" w:space="0" w:color="C5CDD6"/>
-              <w:bottom w:val="single" w:sz="4" w:space="0" w:color="C5CDD6"/>
-              <w:right w:val="single" w:sz="4" w:space="0" w:color="C5CDD6"/>
-            </w:tcBorders>
-            <w:tcMar>
-              <w:top w:w="50" w:type="dxa"/>
-              <w:left w:w="70" w:type="dxa"/>
-              <w:bottom w:w="50" w:type="dxa"/>
-              <w:right w:w="70" w:type="dxa"/>
-            </w:tcMar>
-          </w:tcPr>
-          <w:p>
-            <w:pPr>
-              <w:spacing w:before="0" w:after="0" w:line="230" w:lineRule="auto"/>
-            </w:pPr>
-            <w:r/>
-            <w:r>
-              <w:rPr>
-                <w:rFonts w:ascii="Liberation Serif" w:hAnsi="Liberation Serif" w:eastAsia="Liberation Serif" w:cs="Liberation Serif"/>
-                <w:b w:val="0"/>
-                <w:color w:val="222222"/>
-                <w:sz w:val="19"/>
-              </w:rPr>
-              <w:t>Does the work on kafka-shadow-01.chi.northstar.internal</w:t>
-            </w:r>
-          </w:p>
-        </w:tc>
-      </w:tr>
-      <w:tr>
-        <w:tc>
-          <w:tcPr>
-            <w:tcW w:type="dxa" w:w="2976"/>
-            <w:shd w:fill="EEF2F6" w:val="clear"/>
-            <w:tcBorders>
-              <w:top w:val="single" w:sz="4" w:space="0" w:color="C5CDD6"/>
-              <w:left w:val="single" w:sz="4" w:space="0" w:color="C5CDD6"/>
-              <w:bottom w:val="single" w:sz="4" w:space="0" w:color="C5CDD6"/>
-              <w:right w:val="single" w:sz="4" w:space="0" w:color="C5CDD6"/>
-            </w:tcBorders>
-            <w:tcMar>
-              <w:top w:w="50" w:type="dxa"/>
-              <w:left w:w="70" w:type="dxa"/>
-              <w:bottom w:w="50" w:type="dxa"/>
-              <w:right w:w="70" w:type="dxa"/>
-            </w:tcMar>
-          </w:tcPr>
-          <w:p>
-            <w:pPr>
-              <w:spacing w:before="0" w:after="0" w:line="230" w:lineRule="auto"/>
-            </w:pPr>
-            <w:r/>
-            <w:r>
-              <w:rPr>
-                <w:rFonts w:ascii="Liberation Serif" w:hAnsi="Liberation Serif" w:eastAsia="Liberation Serif" w:cs="Liberation Serif"/>
-                <w:b w:val="0"/>
-                <w:color w:val="222222"/>
-                <w:sz w:val="19"/>
-              </w:rPr>
-              <w:t>Accountable</w:t>
-            </w:r>
-          </w:p>
-        </w:tc>
-        <w:tc>
-          <w:tcPr>
-            <w:tcW w:type="dxa" w:w="2976"/>
-            <w:shd w:fill="EEF2F6" w:val="clear"/>
-            <w:tcBorders>
-              <w:top w:val="single" w:sz="4" w:space="0" w:color="C5CDD6"/>
-              <w:left w:val="single" w:sz="4" w:space="0" w:color="C5CDD6"/>
-              <w:bottom w:val="single" w:sz="4" w:space="0" w:color="C5CDD6"/>
-              <w:right w:val="single" w:sz="4" w:space="0" w:color="C5CDD6"/>
-            </w:tcBorders>
-            <w:tcMar>
-              <w:top w:w="50" w:type="dxa"/>
-              <w:left w:w="70" w:type="dxa"/>
-              <w:bottom w:w="50" w:type="dxa"/>
-              <w:right w:w="70" w:type="dxa"/>
-            </w:tcMar>
-          </w:tcPr>
-          <w:p>
-            <w:pPr>
-              <w:spacing w:before="0" w:after="0" w:line="230" w:lineRule="auto"/>
-            </w:pPr>
-            <w:r/>
-            <w:r>
-              <w:rPr>
-                <w:rFonts w:ascii="Liberation Serif" w:hAnsi="Liberation Serif" w:eastAsia="Liberation Serif" w:cs="Liberation Serif"/>
-                <w:b w:val="0"/>
-                <w:color w:val="222222"/>
-                <w:sz w:val="19"/>
-              </w:rPr>
-              <w:t>Chris Patel</w:t>
-            </w:r>
-          </w:p>
-        </w:tc>
-        <w:tc>
-          <w:tcPr>
-            <w:tcW w:type="dxa" w:w="2976"/>
-            <w:shd w:fill="EEF2F6" w:val="clear"/>
-            <w:tcBorders>
-              <w:top w:val="single" w:sz="4" w:space="0" w:color="C5CDD6"/>
-              <w:left w:val="single" w:sz="4" w:space="0" w:color="C5CDD6"/>
-              <w:bottom w:val="single" w:sz="4" w:space="0" w:color="C5CDD6"/>
-              <w:right w:val="single" w:sz="4" w:space="0" w:color="C5CDD6"/>
-            </w:tcBorders>
-            <w:tcMar>
-              <w:top w:w="50" w:type="dxa"/>
-              <w:left w:w="70" w:type="dxa"/>
-              <w:bottom w:w="50" w:type="dxa"/>
-              <w:right w:w="70" w:type="dxa"/>
-            </w:tcMar>
-          </w:tcPr>
-          <w:p>
-            <w:pPr>
-              <w:spacing w:before="0" w:after="0" w:line="230" w:lineRule="auto"/>
-            </w:pPr>
-            <w:r/>
-            <w:r>
-              <w:rPr>
-                <w:rFonts w:ascii="Liberation Serif" w:hAnsi="Liberation Serif" w:eastAsia="Liberation Serif" w:cs="Liberation Serif"/>
-                <w:b w:val="0"/>
-                <w:color w:val="222222"/>
-                <w:sz w:val="19"/>
-              </w:rPr>
-              <w:t>One person. Signs the close.</w:t>
-            </w:r>
-          </w:p>
-        </w:tc>
-      </w:tr>
-      <w:tr>
-        <w:tc>
-          <w:tcPr>
-            <w:tcW w:type="dxa" w:w="2976"/>
-            <w:shd w:fill="FFFFFF" w:val="clear"/>
-            <w:tcBorders>
-              <w:top w:val="single" w:sz="4" w:space="0" w:color="C5CDD6"/>
-              <w:left w:val="single" w:sz="4" w:space="0" w:color="C5CDD6"/>
-              <w:bottom w:val="single" w:sz="4" w:space="0" w:color="C5CDD6"/>
-              <w:right w:val="single" w:sz="4" w:space="0" w:color="C5CDD6"/>
-            </w:tcBorders>
-            <w:tcMar>
-              <w:top w:w="50" w:type="dxa"/>
-              <w:left w:w="70" w:type="dxa"/>
-              <w:bottom w:w="50" w:type="dxa"/>
-              <w:right w:w="70" w:type="dxa"/>
-            </w:tcMar>
-          </w:tcPr>
-          <w:p>
-            <w:pPr>
-              <w:spacing w:before="0" w:after="0" w:line="230" w:lineRule="auto"/>
-            </w:pPr>
-            <w:r/>
-            <w:r>
-              <w:rPr>
-                <w:rFonts w:ascii="Liberation Serif" w:hAnsi="Liberation Serif" w:eastAsia="Liberation Serif" w:cs="Liberation Serif"/>
-                <w:b w:val="0"/>
-                <w:color w:val="222222"/>
-                <w:sz w:val="19"/>
-              </w:rPr>
-              <w:t>Consulted</w:t>
-            </w:r>
-          </w:p>
-        </w:tc>
-        <w:tc>
-          <w:tcPr>
-            <w:tcW w:type="dxa" w:w="2976"/>
-            <w:shd w:fill="FFFFFF" w:val="clear"/>
-            <w:tcBorders>
-              <w:top w:val="single" w:sz="4" w:space="0" w:color="C5CDD6"/>
-              <w:left w:val="single" w:sz="4" w:space="0" w:color="C5CDD6"/>
-              <w:bottom w:val="single" w:sz="4" w:space="0" w:color="C5CDD6"/>
-              <w:right w:val="single" w:sz="4" w:space="0" w:color="C5CDD6"/>
-            </w:tcBorders>
-            <w:tcMar>
-              <w:top w:w="50" w:type="dxa"/>
-              <w:left w:w="70" w:type="dxa"/>
-              <w:bottom w:w="50" w:type="dxa"/>
-              <w:right w:w="70" w:type="dxa"/>
-            </w:tcMar>
-          </w:tcPr>
-          <w:p>
-            <w:pPr>
-              <w:spacing w:before="0" w:after="0" w:line="230" w:lineRule="auto"/>
-            </w:pPr>
-            <w:r/>
-            <w:r>
-              <w:rPr>
-                <w:rFonts w:ascii="Liberation Serif" w:hAnsi="Liberation Serif" w:eastAsia="Liberation Serif" w:cs="Liberation Serif"/>
-                <w:b w:val="0"/>
-                <w:color w:val="222222"/>
-                <w:sz w:val="19"/>
-              </w:rPr>
-              <w:t>Kavya Menon</w:t>
-            </w:r>
-          </w:p>
-        </w:tc>
-        <w:tc>
-          <w:tcPr>
-            <w:tcW w:type="dxa" w:w="2976"/>
-            <w:shd w:fill="FFFFFF" w:val="clear"/>
-            <w:tcBorders>
-              <w:top w:val="single" w:sz="4" w:space="0" w:color="C5CDD6"/>
-              <w:left w:val="single" w:sz="4" w:space="0" w:color="C5CDD6"/>
-              <w:bottom w:val="single" w:sz="4" w:space="0" w:color="C5CDD6"/>
-              <w:right w:val="single" w:sz="4" w:space="0" w:color="C5CDD6"/>
-            </w:tcBorders>
-            <w:tcMar>
-              <w:top w:w="50" w:type="dxa"/>
-              <w:left w:w="70" w:type="dxa"/>
-              <w:bottom w:w="50" w:type="dxa"/>
-              <w:right w:w="70" w:type="dxa"/>
-            </w:tcMar>
-          </w:tcPr>
-          <w:p>
-            <w:pPr>
-              <w:spacing w:before="0" w:after="0" w:line="230" w:lineRule="auto"/>
-            </w:pPr>
-            <w:r/>
-            <w:r>
-              <w:rPr>
-                <w:rFonts w:ascii="Liberation Serif" w:hAnsi="Liberation Serif" w:eastAsia="Liberation Serif" w:cs="Liberation Serif"/>
-                <w:b w:val="0"/>
-                <w:color w:val="222222"/>
-                <w:sz w:val="19"/>
-              </w:rPr>
-              <w:t>Reviewer, not a shadow owner</w:t>
-            </w:r>
-          </w:p>
-        </w:tc>
-      </w:tr>
-      <w:tr>
-        <w:tc>
-          <w:tcPr>
-            <w:tcW w:type="dxa" w:w="2976"/>
-            <w:shd w:fill="EEF2F6" w:val="clear"/>
-            <w:tcBorders>
-              <w:top w:val="single" w:sz="4" w:space="0" w:color="C5CDD6"/>
-              <w:left w:val="single" w:sz="4" w:space="0" w:color="C5CDD6"/>
-              <w:bottom w:val="single" w:sz="4" w:space="0" w:color="C5CDD6"/>
-              <w:right w:val="single" w:sz="4" w:space="0" w:color="C5CDD6"/>
-            </w:tcBorders>
-            <w:tcMar>
-              <w:top w:w="50" w:type="dxa"/>
-              <w:left w:w="70" w:type="dxa"/>
-              <w:bottom w:w="50" w:type="dxa"/>
-              <w:right w:w="70" w:type="dxa"/>
-            </w:tcMar>
-          </w:tcPr>
-          <w:p>
-            <w:pPr>
-              <w:spacing w:before="0" w:after="0" w:line="230" w:lineRule="auto"/>
-            </w:pPr>
-            <w:r/>
-            <w:r>
-              <w:rPr>
-                <w:rFonts w:ascii="Liberation Serif" w:hAnsi="Liberation Serif" w:eastAsia="Liberation Serif" w:cs="Liberation Serif"/>
-                <w:b w:val="0"/>
-                <w:color w:val="222222"/>
-                <w:sz w:val="19"/>
-              </w:rPr>
-              <w:t>Informed</w:t>
-            </w:r>
-          </w:p>
-        </w:tc>
-        <w:tc>
-          <w:tcPr>
-            <w:tcW w:type="dxa" w:w="2976"/>
-            <w:shd w:fill="EEF2F6" w:val="clear"/>
-            <w:tcBorders>
-              <w:top w:val="single" w:sz="4" w:space="0" w:color="C5CDD6"/>
-              <w:left w:val="single" w:sz="4" w:space="0" w:color="C5CDD6"/>
-              <w:bottom w:val="single" w:sz="4" w:space="0" w:color="C5CDD6"/>
-              <w:right w:val="single" w:sz="4" w:space="0" w:color="C5CDD6"/>
-            </w:tcBorders>
-            <w:tcMar>
-              <w:top w:w="50" w:type="dxa"/>
-              <w:left w:w="70" w:type="dxa"/>
-              <w:bottom w:w="50" w:type="dxa"/>
-              <w:right w:w="70" w:type="dxa"/>
-            </w:tcMar>
-          </w:tcPr>
-          <w:p>
-            <w:pPr>
-              <w:spacing w:before="0" w:after="0" w:line="230" w:lineRule="auto"/>
-            </w:pPr>
-            <w:r/>
-            <w:r>
-              <w:rPr>
-                <w:rFonts w:ascii="Liberation Serif" w:hAnsi="Liberation Serif" w:eastAsia="Liberation Serif" w:cs="Liberation Serif"/>
-                <w:b w:val="0"/>
-                <w:color w:val="222222"/>
-                <w:sz w:val="19"/>
-              </w:rPr>
-              <w:t>Marcus Bell</w:t>
-            </w:r>
-          </w:p>
-        </w:tc>
-        <w:tc>
-          <w:tcPr>
-            <w:tcW w:type="dxa" w:w="2976"/>
-            <w:shd w:fill="EEF2F6" w:val="clear"/>
-            <w:tcBorders>
-              <w:top w:val="single" w:sz="4" w:space="0" w:color="C5CDD6"/>
-              <w:left w:val="single" w:sz="4" w:space="0" w:color="C5CDD6"/>
-              <w:bottom w:val="single" w:sz="4" w:space="0" w:color="C5CDD6"/>
-              <w:right w:val="single" w:sz="4" w:space="0" w:color="C5CDD6"/>
-            </w:tcBorders>
-            <w:tcMar>
-              <w:top w:w="50" w:type="dxa"/>
-              <w:left w:w="70" w:type="dxa"/>
-              <w:bottom w:w="50" w:type="dxa"/>
-              <w:right w:w="70" w:type="dxa"/>
-            </w:tcMar>
-          </w:tcPr>
-          <w:p>
-            <w:pPr>
-              <w:spacing w:before="0" w:after="0" w:line="230" w:lineRule="auto"/>
-            </w:pPr>
-            <w:r/>
-            <w:r>
-              <w:rPr>
-                <w:rFonts w:ascii="Liberation Serif" w:hAnsi="Liberation Serif" w:eastAsia="Liberation Serif" w:cs="Liberation Serif"/>
-                <w:b w:val="0"/>
-                <w:color w:val="222222"/>
-                <w:sz w:val="19"/>
-              </w:rPr>
-              <w:t>Clearhaven path; no hostnames</w:t>
-            </w:r>
-          </w:p>
-        </w:tc>
-      </w:tr>
-    </w:tbl>
-    <w:p>
-      <w:pPr>
-        <w:spacing w:before="40" w:after="160" w:line="80" w:lineRule="auto"/>
-      </w:pPr>
-    </w:p>
-    <w:p>
-      <w:pPr>
-        <w:spacing w:before="0" w:after="240" w:line="427" w:lineRule="auto"/>
-        <w:ind w:firstLine="288"/>
-      </w:pPr>
-      <w:r>
-        <w:rPr>
-          <w:rFonts w:ascii="Liberation Serif" w:hAnsi="Liberation Serif" w:eastAsia="Liberation Serif" w:cs="Liberation Serif"/>
-          <w:color w:val="222222"/>
-          <w:sz w:val="24"/>
-        </w:rPr>
-        <w:t>If two people think they are accountable, Chris Patel picks one on CLH-TDD-2022-021. If nobody is, a cleanup PR that renames a field has not started. Aman Kumar is the writer of this file. That is not the same as accountable unless the front already said so. I will rewrite any row that says 'platform' or 'ops' as a person before I call this done.</w:t>
-      </w:r>
-    </w:p>
-    <w:p>
-      <w:pPr>
-        <w:spacing w:before="0" w:after="240" w:line="427" w:lineRule="auto"/>
-        <w:ind w:firstLine="288"/>
-      </w:pPr>
-      <w:r>
-        <w:rPr>
-          <w:rFonts w:ascii="Liberation Serif" w:hAnsi="Liberation Serif" w:eastAsia="Liberation Serif" w:cs="Liberation Serif"/>
-          <w:color w:val="222222"/>
-          <w:sz w:val="24"/>
-        </w:rPr>
-        <w:t>Pages go to the responsible person, not to a Slack channel that everyone mutes. If Aman Kumar is out, the backup is a name on CLH-TDD-2022-021 the same day, not a hope that someone is watching kafka-shadow-01.chi.northstar.internal.</w:t>
-      </w:r>
-    </w:p>
-    <w:p>
-      <w:pPr>
-        <w:spacing w:before="0" w:after="240" w:line="427" w:lineRule="auto"/>
-        <w:ind w:firstLine="288"/>
-      </w:pPr>
-      <w:r>
-        <w:rPr>
-          <w:rFonts w:ascii="Liberation Serif" w:hAnsi="Liberation Serif" w:eastAsia="Liberation Serif" w:cs="Liberation Serif"/>
-          <w:color w:val="222222"/>
-          <w:sz w:val="24"/>
-        </w:rPr>
-        <w:t>RACI I will actually use for a cleanup PR that renames a field: responsible Aman Kumar, accountable Chris Patel, consulted Not Debezium, informed Marcus Bell. Ticket CLH-TDD-2022-021. A team name in any of those slots is a defect. I will rewrite it as a person.</w:t>
-      </w:r>
-    </w:p>
-    <w:p>
-      <w:pPr>
-        <w:spacing w:before="0" w:after="240" w:line="427" w:lineRule="auto"/>
-        <w:ind w:firstLine="288"/>
-      </w:pPr>
-      <w:r>
-        <w:rPr>
-          <w:rFonts w:ascii="Liberation Serif" w:hAnsi="Liberation Serif" w:eastAsia="Liberation Serif" w:cs="Liberation Serif"/>
-          <w:color w:val="222222"/>
-          <w:sz w:val="24"/>
-        </w:rPr>
-        <w:t>If two people think they are accountable, Chris Patel picks one. If nobody is, the work is not started. Aman Kumar is consulted on the writeup, not accountable for a cleanup PR that renames a field unless the front already said so.</w:t>
-      </w:r>
-    </w:p>
-    <w:p>
-      <w:pPr>
-        <w:spacing w:before="0" w:after="240" w:line="427" w:lineRule="auto"/>
-        <w:ind w:firstLine="288"/>
-      </w:pPr>
-      <w:r>
-        <w:rPr>
-          <w:rFonts w:ascii="Liberation Serif" w:hAnsi="Liberation Serif" w:eastAsia="Liberation Serif" w:cs="Liberation Serif"/>
-          <w:color w:val="222222"/>
-          <w:sz w:val="24"/>
-        </w:rPr>
-        <w:t>If a row in the RACI still says a team name next week, a cleanup PR that renames a field is not staffed. Aman Kumar fixes the row on CLH-TDD-2022-021 or we do not start. Pages go to a person. A muted channel is not an owner. Backup is a name written the same day.</w:t>
-      </w:r>
-    </w:p>
-    <w:p>
-      <w:pPr>
-        <w:pStyle w:val="Heading2"/>
-      </w:pPr>
-      <w:r>
-        <w:t>Dry-run before a write (owner as a team name instead of a person)</w:t>
-      </w:r>
-    </w:p>
-    <w:p>
-      <w:pPr>
-        <w:spacing w:before="0" w:after="240" w:line="427" w:lineRule="auto"/>
-        <w:ind w:firstLine="288"/>
-      </w:pPr>
-      <w:r>
-        <w:rPr>
-          <w:rFonts w:ascii="Liberation Serif" w:hAnsi="Liberation Serif" w:eastAsia="Liberation Serif" w:cs="Liberation Serif"/>
-          <w:color w:val="222222"/>
-          <w:sz w:val="24"/>
-        </w:rPr>
-        <w:t>A dry-run for owner as a team name instead of a person prints a count before it writes. If we cannot show that count on recon-pg-rw.clh.internal, we abort. Not Debezium pastes the output on CLH-TCK-5204. I will not accept 'it looked fine in the UI' or 'staging was green.' Staging has lied about partition count before.</w:t>
-      </w:r>
-    </w:p>
-    <w:p>
-      <w:pPr>
-        <w:spacing w:before="80" w:after="40" w:line="200" w:lineRule="auto"/>
-      </w:pPr>
-      <w:r>
-        <w:rPr>
-          <w:rFonts w:ascii="Liberation Sans" w:hAnsi="Liberation Sans" w:eastAsia="Liberation Sans" w:cs="Liberation Sans"/>
-          <w:i/>
-          <w:color w:val="555555"/>
-          <w:sz w:val="17"/>
-        </w:rPr>
-        <w:t>Shape of the dry-run, not a paste of production data. CLH-TCK-5204.</w:t>
+        <w:t>Shape of the dry-run, not a paste of production data. CLH-ADVANTAGE.</w:t>
       </w:r>
     </w:p>
     <w:tbl>
@@ -11110,12 +8560,12 @@
         <w:tblLook w:firstColumn="1" w:firstRow="1" w:lastColumn="0" w:lastRow="0" w:noHBand="0" w:noVBand="1" w:val="04A0"/>
       </w:tblPr>
       <w:tblGrid>
-        <w:gridCol w:w="8928"/>
+        <w:gridCol w:w="9216"/>
       </w:tblGrid>
       <w:tr>
         <w:tc>
           <w:tcPr>
-            <w:tcW w:type="dxa" w:w="8928"/>
+            <w:tcW w:type="dxa" w:w="9216"/>
             <w:shd w:fill="F3F4F6" w:val="clear"/>
             <w:tcBorders>
               <w:top w:val="single" w:sz="6" w:space="0" w:color="C5CDD6"/>
@@ -11154,7 +8604,7 @@
                 <w:color w:val="222222"/>
                 <w:sz w:val="17"/>
               </w:rPr>
-              <w:t># run on recon-pg-rw.clh.internal or a listed replica, read-only</w:t>
+              <w:t># run on minio.clh-shadow.internal or a listed replica, read-only</w:t>
             </w:r>
           </w:p>
           <w:p>
@@ -11193,7 +8643,7 @@
                 <w:color w:val="222222"/>
                 <w:sz w:val="17"/>
               </w:rPr>
-              <w:t># abort if the count is 0, or larger than 6x the front-matter guess</w:t>
+              <w:t># abort if the count is 0, or larger than 4x the front-matter guess</w:t>
             </w:r>
           </w:p>
           <w:p>
@@ -11206,7 +8656,7 @@
                 <w:color w:val="222222"/>
                 <w:sz w:val="17"/>
               </w:rPr>
-              <w:t># write the number on CLH-TCK-5204 before any mutate</w:t>
+              <w:t># write the number on CLH-ADVANTAGE before any mutate</w:t>
             </w:r>
           </w:p>
         </w:tc>
@@ -11219,8 +8669,8 @@
     </w:p>
     <w:p>
       <w:pPr>
-        <w:spacing w:before="0" w:after="240" w:line="427" w:lineRule="auto"/>
-        <w:ind w:firstLine="288"/>
+        <w:spacing w:before="0" w:after="200" w:line="389" w:lineRule="auto"/>
+        <w:ind w:firstLine="317"/>
       </w:pPr>
       <w:r>
         <w:rPr>
@@ -11233,8 +8683,8 @@
     </w:p>
     <w:p>
       <w:pPr>
-        <w:spacing w:before="0" w:after="240" w:line="427" w:lineRule="auto"/>
-        <w:ind w:firstLine="288"/>
+        <w:spacing w:before="0" w:after="200" w:line="389" w:lineRule="auto"/>
+        <w:ind w:firstLine="317"/>
       </w:pPr>
       <w:r>
         <w:rPr>
@@ -11242,13 +8692,13 @@
           <w:color w:val="222222"/>
           <w:sz w:val="24"/>
         </w:rPr>
-        <w:t>If the dry-run count disagrees with 24 by more than we can explain in one sentence, we do not 'split the difference.' We stop and Not Debezium writes the discrepancy on CLH-TCK-5204.</w:t>
+        <w:t>If the dry-run count disagrees with 146 by more than we can explain in one sentence, we do not 'split the difference.' We stop and Kafka Connect writes the discrepancy on CLH-ADVANTAGE.</w:t>
       </w:r>
     </w:p>
     <w:p>
       <w:pPr>
-        <w:spacing w:before="0" w:after="240" w:line="427" w:lineRule="auto"/>
-        <w:ind w:firstLine="288"/>
+        <w:spacing w:before="0" w:after="200" w:line="389" w:lineRule="auto"/>
+        <w:ind w:firstLine="317"/>
       </w:pPr>
       <w:r>
         <w:rPr>
@@ -11256,13 +8706,13 @@
           <w:color w:val="222222"/>
           <w:sz w:val="24"/>
         </w:rPr>
-        <w:t>Dry-run for owner as a team name instead of a person has to print a count before a write. If we cannot show that count on recon-pg-rw.clh.internal, we abort. Not Debezium keeps the output on CLH-TCK-5204. I will not accept 'it looked fine in the UI' as a dry-run.</w:t>
+        <w:t>Aman Kumar owes a close on owner as a team name instead of a person by February 1, 2023, not a status emoji, the freeze still applies and a small apply is still an apply, and abort beats a lying dual-run.</w:t>
       </w:r>
     </w:p>
     <w:p>
       <w:pPr>
-        <w:spacing w:before="0" w:after="240" w:line="427" w:lineRule="auto"/>
-        <w:ind w:firstLine="288"/>
+        <w:spacing w:before="0" w:after="200" w:line="389" w:lineRule="auto"/>
+        <w:ind w:firstLine="317"/>
       </w:pPr>
       <w:r>
         <w:rPr>
@@ -11270,13 +8720,21 @@
           <w:color w:val="222222"/>
           <w:sz w:val="24"/>
         </w:rPr>
-        <w:t>Abort is cheaper than a dual-run that violates the unique key. Dual-run that breaks uniqueness is a data incident, not a milestone. No Debezium does not get to redefine uniqueness to hit February 11, 2023.</w:t>
+        <w:t>No Lambda still has owner as a team name instead of a person on CLH-TCK-5119, the number I will quote is 2023, and if it is stale I will say so, and close is yes, no, or a new date on CLH-TCK-5119 by February 2, 2023.</w:t>
       </w:r>
     </w:p>
     <w:p>
       <w:pPr>
-        <w:spacing w:before="0" w:after="240" w:line="427" w:lineRule="auto"/>
-        <w:ind w:firstLine="288"/>
+        <w:pStyle w:val="Heading2"/>
+      </w:pPr>
+      <w:r>
+        <w:t>Do not hide a buy in a memory limit</w:t>
+      </w:r>
+    </w:p>
+    <w:p>
+      <w:pPr>
+        <w:spacing w:before="0" w:after="200" w:line="389" w:lineRule="auto"/>
+        <w:ind w:firstLine="317"/>
       </w:pPr>
       <w:r>
         <w:rPr>
@@ -11284,21 +8742,63 @@
           <w:color w:val="222222"/>
           <w:sz w:val="24"/>
         </w:rPr>
-        <w:t>Dry-run leftover: print the count, write it on CLH-TCK-5204, then maybe write. Not Debezium does not get to invert that order because February 11, 2023 is close. If the count disagrees with 24 and we cannot explain it in one sentence, we stop. We do not split the difference.</w:t>
+        <w:t>kafka-shadow-01.chi.northstar.internal is the box I keep measuring because it is the one that pages. date pressure versus a date with owners is the reason the graph lies if you only watch CPU. Queue depth and disk are the two numbers I write down. Owner Priya Nair. Ticket CLH-TDD-2022-021. If the graph is green and the queue is growing, I page. CPU lagged the queue by about 11 minutes on the last incident I will admit to.</w:t>
       </w:r>
     </w:p>
     <w:p>
       <w:pPr>
+        <w:spacing w:before="0" w:after="200" w:line="389" w:lineRule="auto"/>
+        <w:ind w:firstLine="317"/>
+      </w:pPr>
+      <w:r>
+        <w:rPr>
+          <w:rFonts w:ascii="Liberation Serif" w:hAnsi="Liberation Serif" w:eastAsia="Liberation Serif" w:cs="Liberation Serif"/>
+          <w:color w:val="222222"/>
+          <w:sz w:val="24"/>
+        </w:rPr>
+        <w:t>The spend I can defend is the spend tied to kafka-shadow-01.chi.northstar.internal and this job, not a team average. Year-1 extra I would put on a sticky: about $20.6k on top of what we already burn, or zero if we do nothing and eat the miss rate. Front-matter volume I am using: 19. I will not argue from a slide.</w:t>
+      </w:r>
+    </w:p>
+    <w:p>
+      <w:pPr>
+        <w:spacing w:before="0" w:after="200" w:line="389" w:lineRule="auto"/>
+        <w:ind w:firstLine="317"/>
+      </w:pPr>
+      <w:r>
+        <w:rPr>
+          <w:rFonts w:ascii="Liberation Serif" w:hAnsi="Liberation Serif" w:eastAsia="Liberation Serif" w:cs="Liberation Serif"/>
+          <w:color w:val="222222"/>
+          <w:sz w:val="24"/>
+        </w:rPr>
+        <w:t>leftover date pressure versus a date with owners sits with Kafka Connect on CLH-PRIME, a green job with no rows still pages, and I will drop my leftover role the day Kafka Connect takes CLH-PRIME.</w:t>
+      </w:r>
+    </w:p>
+    <w:p>
+      <w:pPr>
+        <w:spacing w:before="0" w:after="200" w:line="389" w:lineRule="auto"/>
+        <w:ind w:firstLine="317"/>
+      </w:pPr>
+      <w:r>
+        <w:rPr>
+          <w:rFonts w:ascii="Liberation Serif" w:hAnsi="Liberation Serif" w:eastAsia="Liberation Serif" w:cs="Liberation Serif"/>
+          <w:color w:val="222222"/>
+          <w:sz w:val="24"/>
+        </w:rPr>
+        <w:t>Clearhaven can wait on date pressure versus a date with owners until Priya Nair writes the cut, the freeze still applies and a small apply is still an apply, and I will not mix clocks to make date pressure versus a date with owners look healthier.</w:t>
+      </w:r>
+    </w:p>
+    <w:p>
+      <w:pPr>
         <w:pStyle w:val="Heading1"/>
       </w:pPr>
       <w:r>
-        <w:t>Named leftovers still on CLH-TDD-2023-002</w:t>
+        <w:t>Short list after January 19, 2023</w:t>
       </w:r>
     </w:p>
     <w:p>
       <w:pPr>
-        <w:spacing w:before="0" w:after="240" w:line="427" w:lineRule="auto"/>
-        <w:ind w:firstLine="288"/>
+        <w:spacing w:before="0" w:after="200" w:line="389" w:lineRule="auto"/>
+        <w:ind w:firstLine="317"/>
       </w:pPr>
       <w:r>
         <w:rPr>
@@ -11311,8 +8811,8 @@
     </w:p>
     <w:p>
       <w:pPr>
-        <w:spacing w:before="0" w:after="240" w:line="427" w:lineRule="auto"/>
-        <w:ind w:firstLine="288"/>
+        <w:spacing w:before="0" w:after="200" w:line="389" w:lineRule="auto"/>
+        <w:ind w:firstLine="317"/>
       </w:pPr>
       <w:r>
         <w:rPr>
@@ -11320,13 +8820,13 @@
           <w:color w:val="222222"/>
           <w:sz w:val="24"/>
         </w:rPr>
-        <w:t>CLH-TDD-2023-002 still sits with Chris Patel. Host minio.clh-shadow.internal. Due January 30, 2023 unless they write a new date. Close is a decision, a refuse, or that date. I will not accept a status dump. Front-matter number I am not re-arguing: 19. If this leftover is done, Chris Patel marks CLH-TDD-2023-002 done. Aman Kumar will not keep a shadow list.</w:t>
+        <w:t>leftover lock budget on the primary sits with Marcus Bell on CLH-PRIME, a green job with no rows still pages, and I will drop my leftover role the day Marcus Bell takes CLH-PRIME.</w:t>
       </w:r>
     </w:p>
     <w:p>
       <w:pPr>
-        <w:spacing w:before="0" w:after="240" w:line="427" w:lineRule="auto"/>
-        <w:ind w:firstLine="288"/>
+        <w:spacing w:before="0" w:after="200" w:line="389" w:lineRule="auto"/>
+        <w:ind w:firstLine="317"/>
       </w:pPr>
       <w:r>
         <w:rPr>
@@ -11334,13 +8834,13 @@
           <w:color w:val="222222"/>
           <w:sz w:val="24"/>
         </w:rPr>
-        <w:t>I still owe Kavya Menon a usable remainder on CLH-TCK-5119, not a transcript. The leftover on kafka-shadow-01.chi.northstar.internal is whether we keep the path the front already named. Due February 1, 2023. If they need a user-visible line, it goes through the comms leftover, not this sentence. Number in play: 40.</w:t>
+        <w:t>Clearhaven can wait on idempotency that is not a filename until Helen Cho writes the cut, the freeze still applies and a small apply is still an apply, and I will not mix clocks to make idempotency that is not a filename look healthier.</w:t>
       </w:r>
     </w:p>
     <w:p>
       <w:pPr>
-        <w:spacing w:before="0" w:after="240" w:line="427" w:lineRule="auto"/>
-        <w:ind w:firstLine="288"/>
+        <w:spacing w:before="0" w:after="200" w:line="389" w:lineRule="auto"/>
+        <w:ind w:firstLine="317"/>
       </w:pPr>
       <w:r>
         <w:rPr>
@@ -11348,13 +8848,13 @@
           <w:color w:val="222222"/>
           <w:sz w:val="24"/>
         </w:rPr>
-        <w:t>Access leftover: if I can still write to recon-pg-rw.clh.internal after February 3, 2023, revoke it. Marcus Bell either has the grant or the work is not theirs yet. Ticket CLH-PRIME. I will not leave a personal kubeconfig as a backup plan.</w:t>
+        <w:t>I parked residency: no 'just a replica elsewhere' on CLH-TDD-2022-021 so it is not Slack archaeology, the number I will quote is 210, and if it is stale I will say so, and object on CLH-TDD-2022-021, not in a side thread.</w:t>
       </w:r>
     </w:p>
     <w:p>
       <w:pPr>
-        <w:spacing w:before="0" w:after="240" w:line="427" w:lineRule="auto"/>
-        <w:ind w:firstLine="288"/>
+        <w:spacing w:before="0" w:after="200" w:line="389" w:lineRule="auto"/>
+        <w:ind w:firstLine="317"/>
       </w:pPr>
       <w:r>
         <w:rPr>
@@ -11362,13 +8862,13 @@
           <w:color w:val="222222"/>
           <w:sz w:val="24"/>
         </w:rPr>
-        <w:t>Measurement leftover on minio.clh-shadow.internal: reprint the count before anyone claims CLH-ADVANTAGE is done. Helen Cho pastes it. If it disagrees with 00 and we cannot explain that in one sentence, we are not done. Due February 5, 2023.</w:t>
+        <w:t>recon-pg-rw.clh.internal is the box I would open first for exactly-once claims we will not make, a green job with no rows still pages, and the call in the front still holds and this is leftover work only.</w:t>
       </w:r>
     </w:p>
     <w:p>
       <w:pPr>
-        <w:spacing w:before="0" w:after="240" w:line="427" w:lineRule="auto"/>
-        <w:ind w:firstLine="288"/>
+        <w:spacing w:before="0" w:after="200" w:line="389" w:lineRule="auto"/>
+        <w:ind w:firstLine="317"/>
       </w:pPr>
       <w:r>
         <w:rPr>
@@ -11376,13 +8876,13 @@
           <w:color w:val="222222"/>
           <w:sz w:val="24"/>
         </w:rPr>
-        <w:t>Comms leftover for CLH-TDD-2022-021: no hostname, no payload. Lena Ortiz drafts, I review. If we are not done by February 7, 2023, the outbound line says we are not done and names the next update we can hit. Clearhaven does not get kafka-shadow-01.chi.northstar.internal.</w:t>
+        <w:t>I will not reopen Technical design: settlement file landings into Kafka to smuggle date pressure versus a date with owners back in, the freeze still applies and a small apply is still an apply, and the sample I would still defend uses the same clock as 19.</w:t>
       </w:r>
     </w:p>
     <w:p>
       <w:pPr>
-        <w:spacing w:before="0" w:after="240" w:line="427" w:lineRule="auto"/>
-        <w:ind w:firstLine="288"/>
+        <w:spacing w:before="0" w:after="200" w:line="389" w:lineRule="auto"/>
+        <w:ind w:firstLine="317"/>
       </w:pPr>
       <w:r>
         <w:rPr>
@@ -11390,13 +8890,13 @@
           <w:color w:val="222222"/>
           <w:sz w:val="24"/>
         </w:rPr>
-        <w:t>Test leftover: the case that maps to CLH-TCK-5204 still has to fail if someone cleans the fixture. Aman Kumar owns that fixture. Host if we soak: recon-pg-rw.clh.internal. Due February 9, 2023. Skip is a ticket, not a comment.</w:t>
+        <w:t>if the freeze clock versus a 'small apply' is still fuzzy, CLH-TCK-5119 is the place to say so, the number I will quote is 40, and if it is stale I will say so, and I ping once and after that No Debezium is late, not blocked.</w:t>
       </w:r>
     </w:p>
     <w:p>
       <w:pPr>
-        <w:spacing w:before="0" w:after="240" w:line="427" w:lineRule="auto"/>
-        <w:ind w:firstLine="288"/>
+        <w:spacing w:before="0" w:after="200" w:line="389" w:lineRule="auto"/>
+        <w:ind w:firstLine="317"/>
       </w:pPr>
       <w:r>
         <w:rPr>
@@ -11404,13 +8904,13 @@
           <w:color w:val="222222"/>
           <w:sz w:val="24"/>
         </w:rPr>
-        <w:t>Calendar leftover: February 11, 2023 versus the freeze already in the front. If they collide, Not Debezium moves CLH-TDD-2023-002, not the freeze. minio.clh-shadow.internal does not get a thaw for a demo. Aman Kumar will not 'just apply config.'</w:t>
+        <w:t>the front of CLH-TDD-2023-002 already named identifiers in chat, logs, or a support zip, this paragraph is execution, a green job with no rows still pages, and a skip is a ticket and a flake is a capture.</w:t>
       </w:r>
     </w:p>
     <w:p>
       <w:pPr>
-        <w:spacing w:before="0" w:after="240" w:line="427" w:lineRule="auto"/>
-        <w:ind w:firstLine="288"/>
+        <w:spacing w:before="0" w:after="200" w:line="389" w:lineRule="auto"/>
+        <w:ind w:firstLine="317"/>
       </w:pPr>
       <w:r>
         <w:rPr>
@@ -11418,13 +8918,13 @@
           <w:color w:val="222222"/>
           <w:sz w:val="24"/>
         </w:rPr>
-        <w:t>Stop leftover: CLH-TCK-5119 is not a twin of CLH-PRIME. Keep one thread. No Debezium on kafka-shadow-01.chi.northstar.internal. If this paragraph fights the front of CLH-TDD-2023-002, strike it. Due February 13, 2023.</w:t>
+        <w:t>Aman Kumar owes a close on a cleanup PR that renames a field by February 3, 2023, not a status emoji, the freeze still applies and a small apply is still an apply, and abort beats a lying dual-run.</w:t>
       </w:r>
     </w:p>
     <w:p>
       <w:pPr>
-        <w:spacing w:before="0" w:after="240" w:line="427" w:lineRule="auto"/>
-        <w:ind w:firstLine="288"/>
+        <w:spacing w:before="0" w:after="200" w:line="389" w:lineRule="auto"/>
+        <w:ind w:firstLine="317"/>
       </w:pPr>
       <w:r>
         <w:rPr>
@@ -11432,13 +8932,13 @@
           <w:color w:val="222222"/>
           <w:sz w:val="24"/>
         </w:rPr>
-        <w:t>CLH-PRIME still sits with No Lambda. Host recon-pg-rw.clh.internal. Due February 15, 2023 unless they write a new date. Close is a decision, a refuse, or that date. I will not accept a status dump. Front-matter number I am not re-arguing: 15. If this leftover is done, No Lambda marks CLH-PRIME done. Aman Kumar will not keep a shadow list.</w:t>
+        <w:t>Priya Nair still has staging that is too small to catch the bug on CLH-TDD-2022-021, the number I will quote is 256, and if it is stale I will say so, and close is yes, no, or a new date on CLH-TDD-2022-021 by February 4, 2023.</w:t>
       </w:r>
     </w:p>
     <w:p>
       <w:pPr>
-        <w:spacing w:before="0" w:after="240" w:line="427" w:lineRule="auto"/>
-        <w:ind w:firstLine="288"/>
+        <w:spacing w:before="0" w:after="200" w:line="389" w:lineRule="auto"/>
+        <w:ind w:firstLine="317"/>
       </w:pPr>
       <w:r>
         <w:rPr>
@@ -11446,13 +8946,13 @@
           <w:color w:val="222222"/>
           <w:sz w:val="24"/>
         </w:rPr>
-        <w:t>I still owe Kafka Connect a usable remainder on CLH-ADVANTAGE, not a transcript. The leftover on minio.clh-shadow.internal is whether we keep the path the front already named. Due February 17, 2023. If they need a user-visible line, it goes through the comms leftover, not this sentence. Number in play: 146.</w:t>
+        <w:t>leftover weekend coverage that is not in the SLA sits with Chris Patel on CLH-TCK-5204, a green job with no rows still pages, and I will drop my leftover role the day Chris Patel takes CLH-TCK-5204.</w:t>
       </w:r>
     </w:p>
     <w:p>
       <w:pPr>
-        <w:spacing w:before="0" w:after="240" w:line="427" w:lineRule="auto"/>
-        <w:ind w:firstLine="288"/>
+        <w:spacing w:before="0" w:after="200" w:line="389" w:lineRule="auto"/>
+        <w:ind w:firstLine="317"/>
       </w:pPr>
       <w:r>
         <w:rPr>
@@ -11460,13 +8960,13 @@
           <w:color w:val="222222"/>
           <w:sz w:val="24"/>
         </w:rPr>
-        <w:t>Access leftover: if I can still write to kafka-shadow-01.chi.northstar.internal after February 19, 2023, revoke it. Priya Nair either has the grant or the work is not theirs yet. Ticket CLH-TDD-2022-021. I will not leave a personal kubeconfig as a backup plan.</w:t>
+        <w:t>Clearhaven can wait on a vendor overlay we already rejected until Kavya Menon writes the cut, the freeze still applies and a small apply is still an apply, and I will not mix clocks to make a vendor overlay we already rejected look healthier.</w:t>
       </w:r>
     </w:p>
     <w:p>
       <w:pPr>
-        <w:spacing w:before="0" w:after="240" w:line="427" w:lineRule="auto"/>
-        <w:ind w:firstLine="288"/>
+        <w:spacing w:before="0" w:after="200" w:line="389" w:lineRule="auto"/>
+        <w:ind w:firstLine="317"/>
       </w:pPr>
       <w:r>
         <w:rPr>
@@ -11474,14 +8974,1848 @@
           <w:color w:val="222222"/>
           <w:sz w:val="24"/>
         </w:rPr>
-        <w:t>Measurement leftover on recon-pg-rw.clh.internal: reprint the count before anyone claims CLH-TCK-5204 is done. Chris Patel pastes it. If it disagrees with 1.8 and we cannot explain that in one sentence, we are not done. Due February 21, 2023.</w:t>
+        <w:t>I parked replica lag after a count that looked fine on CLH-TCK-5119 so it is not Slack archaeology, the number I will quote is 2023, and if it is stale I will say so, and object on CLH-TCK-5119, not in a side thread.</w:t>
+      </w:r>
+    </w:p>
+    <w:p>
+      <w:pPr>
+        <w:spacing w:before="0" w:after="200" w:line="389" w:lineRule="auto"/>
+        <w:ind w:firstLine="317"/>
+      </w:pPr>
+      <w:r>
+        <w:rPr>
+          <w:rFonts w:ascii="Liberation Serif" w:hAnsi="Liberation Serif" w:eastAsia="Liberation Serif" w:cs="Liberation Serif"/>
+          <w:color w:val="222222"/>
+          <w:sz w:val="24"/>
+        </w:rPr>
+        <w:t>recon-pg-rw.clh.internal is the box I would open first for secret skew that looks like 'no work', a green job with no rows still pages, and the call in the front still holds and this is leftover work only.</w:t>
+      </w:r>
+    </w:p>
+    <w:p>
+      <w:pPr>
+        <w:spacing w:before="0" w:after="200" w:line="389" w:lineRule="auto"/>
+        <w:ind w:firstLine="317"/>
+      </w:pPr>
+      <w:r>
+        <w:rPr>
+          <w:rFonts w:ascii="Liberation Serif" w:hAnsi="Liberation Serif" w:eastAsia="Liberation Serif" w:cs="Liberation Serif"/>
+          <w:color w:val="222222"/>
+          <w:sz w:val="24"/>
+        </w:rPr>
+        <w:t>I will not reopen Technical design: settlement file landings into Kafka to smuggle a dashboard screenshot standing in for a permalink back in, the freeze still applies and a small apply is still an apply, and the sample I would still defend uses the same clock as 146.</w:t>
+      </w:r>
+    </w:p>
+    <w:p>
+      <w:pPr>
+        <w:spacing w:before="0" w:after="200" w:line="389" w:lineRule="auto"/>
+        <w:ind w:firstLine="317"/>
+      </w:pPr>
+      <w:r>
+        <w:rPr>
+          <w:rFonts w:ascii="Liberation Serif" w:hAnsi="Liberation Serif" w:eastAsia="Liberation Serif" w:cs="Liberation Serif"/>
+          <w:color w:val="222222"/>
+          <w:sz w:val="24"/>
+        </w:rPr>
+        <w:t>if owner as a team name instead of a person is still fuzzy, CLH-TDD-2022-021 is the place to say so, the number I will quote is 210, and if it is stale I will say so, and I ping once and after that Aman Kumar is late, not blocked.</w:t>
+      </w:r>
+    </w:p>
+    <w:p>
+      <w:pPr>
+        <w:spacing w:before="0" w:after="200" w:line="389" w:lineRule="auto"/>
+        <w:ind w:firstLine="317"/>
+      </w:pPr>
+      <w:r>
+        <w:rPr>
+          <w:rFonts w:ascii="Liberation Serif" w:hAnsi="Liberation Serif" w:eastAsia="Liberation Serif" w:cs="Liberation Serif"/>
+          <w:color w:val="222222"/>
+          <w:sz w:val="24"/>
+        </w:rPr>
+        <w:t>the front of CLH-TDD-2023-002 already named averaging QPS instead of testing the close, this paragraph is execution, a green job with no rows still pages, and a skip is a ticket and a flake is a capture.</w:t>
+      </w:r>
+    </w:p>
+    <w:p>
+      <w:pPr>
+        <w:spacing w:before="0" w:after="200" w:line="389" w:lineRule="auto"/>
+        <w:ind w:firstLine="317"/>
+      </w:pPr>
+      <w:r>
+        <w:rPr>
+          <w:rFonts w:ascii="Liberation Serif" w:hAnsi="Liberation Serif" w:eastAsia="Liberation Serif" w:cs="Liberation Serif"/>
+          <w:color w:val="222222"/>
+          <w:sz w:val="24"/>
+        </w:rPr>
+        <w:t>Aman Kumar owes a close on dropping a column in the same release as the readers by February 1, 2023, not a status emoji, the freeze still applies and a small apply is still an apply, and abort beats a lying dual-run.</w:t>
+      </w:r>
+    </w:p>
+    <w:p>
+      <w:pPr>
+        <w:spacing w:before="0" w:after="200" w:line="389" w:lineRule="auto"/>
+        <w:ind w:firstLine="317"/>
+      </w:pPr>
+      <w:r>
+        <w:rPr>
+          <w:rFonts w:ascii="Liberation Serif" w:hAnsi="Liberation Serif" w:eastAsia="Liberation Serif" w:cs="Liberation Serif"/>
+          <w:color w:val="222222"/>
+          <w:sz w:val="24"/>
+        </w:rPr>
+        <w:t>No Lambda still has raising retries on a poison record on CLH-TCK-5119, the number I will quote is 40, and if it is stale I will say so, and close is yes, no, or a new date on CLH-TCK-5119 by February 2, 2023.</w:t>
+      </w:r>
+    </w:p>
+    <w:p>
+      <w:pPr>
+        <w:spacing w:before="0" w:after="200" w:line="389" w:lineRule="auto"/>
+        <w:ind w:firstLine="317"/>
+      </w:pPr>
+      <w:r>
+        <w:rPr>
+          <w:rFonts w:ascii="Liberation Serif" w:hAnsi="Liberation Serif" w:eastAsia="Liberation Serif" w:cs="Liberation Serif"/>
+          <w:color w:val="222222"/>
+          <w:sz w:val="24"/>
+        </w:rPr>
+        <w:t>leftover lock budget on the primary sits with Kafka Connect on CLH-PRIME, a green job with no rows still pages, and I will drop my leftover role the day Kafka Connect takes CLH-PRIME.</w:t>
+      </w:r>
+    </w:p>
+    <w:p>
+      <w:pPr>
+        <w:spacing w:before="0" w:after="200" w:line="389" w:lineRule="auto"/>
+        <w:ind w:firstLine="317"/>
+      </w:pPr>
+      <w:r>
+        <w:rPr>
+          <w:rFonts w:ascii="Liberation Serif" w:hAnsi="Liberation Serif" w:eastAsia="Liberation Serif" w:cs="Liberation Serif"/>
+          <w:color w:val="222222"/>
+          <w:sz w:val="24"/>
+        </w:rPr>
+        <w:t>Clearhaven can wait on idempotency that is not a filename until Priya Nair writes the cut, the freeze still applies and a small apply is still an apply, and I will not mix clocks to make idempotency that is not a filename look healthier.</w:t>
+      </w:r>
+    </w:p>
+    <w:p>
+      <w:pPr>
+        <w:spacing w:before="0" w:after="200" w:line="389" w:lineRule="auto"/>
+        <w:ind w:firstLine="317"/>
+      </w:pPr>
+      <w:r>
+        <w:rPr>
+          <w:rFonts w:ascii="Liberation Serif" w:hAnsi="Liberation Serif" w:eastAsia="Liberation Serif" w:cs="Liberation Serif"/>
+          <w:color w:val="222222"/>
+          <w:sz w:val="24"/>
+        </w:rPr>
+        <w:t>I parked residency: no 'just a replica elsewhere' on CLH-TDD-2022-021 so it is not Slack archaeology, the number I will quote is 256, and if it is stale I will say so, and object on CLH-TDD-2022-021, not in a side thread.</w:t>
+      </w:r>
+    </w:p>
+    <w:p>
+      <w:pPr>
+        <w:spacing w:before="0" w:after="200" w:line="389" w:lineRule="auto"/>
+        <w:ind w:firstLine="317"/>
+      </w:pPr>
+      <w:r>
+        <w:rPr>
+          <w:rFonts w:ascii="Liberation Serif" w:hAnsi="Liberation Serif" w:eastAsia="Liberation Serif" w:cs="Liberation Serif"/>
+          <w:color w:val="222222"/>
+          <w:sz w:val="24"/>
+        </w:rPr>
+        <w:t>recon-pg-rw.clh.internal is the box I would open first for exactly-once claims we will not make, a green job with no rows still pages, and the call in the front still holds and this is leftover work only.</w:t>
+      </w:r>
+    </w:p>
+    <w:p>
+      <w:pPr>
+        <w:spacing w:before="0" w:after="200" w:line="389" w:lineRule="auto"/>
+        <w:ind w:firstLine="317"/>
+      </w:pPr>
+      <w:r>
+        <w:rPr>
+          <w:rFonts w:ascii="Liberation Serif" w:hAnsi="Liberation Serif" w:eastAsia="Liberation Serif" w:cs="Liberation Serif"/>
+          <w:color w:val="222222"/>
+          <w:sz w:val="24"/>
+        </w:rPr>
+        <w:t>I will not reopen Technical design: settlement file landings into Kafka to smuggle date pressure versus a date with owners back in, the freeze still applies and a small apply is still an apply, and the sample I would still defend uses the same clock as 02.</w:t>
+      </w:r>
+    </w:p>
+    <w:p>
+      <w:pPr>
+        <w:spacing w:before="0" w:after="200" w:line="389" w:lineRule="auto"/>
+        <w:ind w:firstLine="317"/>
+      </w:pPr>
+      <w:r>
+        <w:rPr>
+          <w:rFonts w:ascii="Liberation Serif" w:hAnsi="Liberation Serif" w:eastAsia="Liberation Serif" w:cs="Liberation Serif"/>
+          <w:color w:val="222222"/>
+          <w:sz w:val="24"/>
+        </w:rPr>
+        <w:t>if the freeze clock versus a 'small apply' is still fuzzy, CLH-TCK-5119 is the place to say so, the number I will quote is 2023, and if it is stale I will say so, and I ping once and after that Helen Cho is late, not blocked.</w:t>
+      </w:r>
+    </w:p>
+    <w:p>
+      <w:pPr>
+        <w:spacing w:before="0" w:after="200" w:line="389" w:lineRule="auto"/>
+        <w:ind w:firstLine="317"/>
+      </w:pPr>
+      <w:r>
+        <w:rPr>
+          <w:rFonts w:ascii="Liberation Serif" w:hAnsi="Liberation Serif" w:eastAsia="Liberation Serif" w:cs="Liberation Serif"/>
+          <w:color w:val="222222"/>
+          <w:sz w:val="24"/>
+        </w:rPr>
+        <w:t>the front of CLH-TDD-2023-002 already named identifiers in chat, logs, or a support zip, this paragraph is execution, a green job with no rows still pages, and a skip is a ticket and a flake is a capture.</w:t>
+      </w:r>
+    </w:p>
+    <w:p>
+      <w:pPr>
+        <w:spacing w:before="0" w:after="200" w:line="389" w:lineRule="auto"/>
+        <w:ind w:firstLine="317"/>
+      </w:pPr>
+      <w:r>
+        <w:rPr>
+          <w:rFonts w:ascii="Liberation Serif" w:hAnsi="Liberation Serif" w:eastAsia="Liberation Serif" w:cs="Liberation Serif"/>
+          <w:color w:val="222222"/>
+          <w:sz w:val="24"/>
+        </w:rPr>
+        <w:t>Aman Kumar owes a close on a cleanup PR that renames a field by January 30, 2023, not a status emoji, the freeze still applies and a small apply is still an apply, and abort beats a lying dual-run.</w:t>
+      </w:r>
+    </w:p>
+    <w:p>
+      <w:pPr>
+        <w:spacing w:before="0" w:after="200" w:line="389" w:lineRule="auto"/>
+        <w:ind w:firstLine="317"/>
+      </w:pPr>
+      <w:r>
+        <w:rPr>
+          <w:rFonts w:ascii="Liberation Serif" w:hAnsi="Liberation Serif" w:eastAsia="Liberation Serif" w:cs="Liberation Serif"/>
+          <w:color w:val="222222"/>
+          <w:sz w:val="24"/>
+        </w:rPr>
+        <w:t>Not Debezium still has staging that is too small to catch the bug on CLH-TDD-2022-021, the number I will quote is 210, and if it is stale I will say so, and close is yes, no, or a new date on CLH-TDD-2022-021 by January 31, 2023.</w:t>
+      </w:r>
+    </w:p>
+    <w:p>
+      <w:pPr>
+        <w:spacing w:before="0" w:after="200" w:line="389" w:lineRule="auto"/>
+        <w:ind w:firstLine="317"/>
+      </w:pPr>
+      <w:r>
+        <w:rPr>
+          <w:rFonts w:ascii="Liberation Serif" w:hAnsi="Liberation Serif" w:eastAsia="Liberation Serif" w:cs="Liberation Serif"/>
+          <w:color w:val="222222"/>
+          <w:sz w:val="24"/>
+        </w:rPr>
+        <w:t>leftover weekend coverage that is not in the SLA sits with No Debezium on CLH-TCK-5204, a green job with no rows still pages, and I will drop my leftover role the day No Debezium takes CLH-TCK-5204.</w:t>
+      </w:r>
+    </w:p>
+    <w:p>
+      <w:pPr>
+        <w:spacing w:before="0" w:after="200" w:line="389" w:lineRule="auto"/>
+        <w:ind w:firstLine="317"/>
+      </w:pPr>
+      <w:r>
+        <w:rPr>
+          <w:rFonts w:ascii="Liberation Serif" w:hAnsi="Liberation Serif" w:eastAsia="Liberation Serif" w:cs="Liberation Serif"/>
+          <w:color w:val="222222"/>
+          <w:sz w:val="24"/>
+        </w:rPr>
+        <w:t>I parked lock budget on the primary on CLH-TDD-2022-021 so it is not Slack archaeology, the number I will quote is 210, and if it is stale I will say so, and object on CLH-TDD-2022-021, not in a side thread.</w:t>
+      </w:r>
+    </w:p>
+    <w:p>
+      <w:pPr>
+        <w:spacing w:before="0" w:after="200" w:line="389" w:lineRule="auto"/>
+        <w:ind w:firstLine="317"/>
+      </w:pPr>
+      <w:r>
+        <w:rPr>
+          <w:rFonts w:ascii="Liberation Serif" w:hAnsi="Liberation Serif" w:eastAsia="Liberation Serif" w:cs="Liberation Serif"/>
+          <w:color w:val="222222"/>
+          <w:sz w:val="24"/>
+        </w:rPr>
+        <w:t>recon-pg-rw.clh.internal is the box I would open first for idempotency that is not a filename, a green job with no rows still pages, and the call in the front still holds and this is leftover work only.</w:t>
+      </w:r>
+    </w:p>
+    <w:p>
+      <w:pPr>
+        <w:spacing w:before="0" w:after="200" w:line="389" w:lineRule="auto"/>
+        <w:ind w:firstLine="317"/>
+      </w:pPr>
+      <w:r>
+        <w:rPr>
+          <w:rFonts w:ascii="Liberation Serif" w:hAnsi="Liberation Serif" w:eastAsia="Liberation Serif" w:cs="Liberation Serif"/>
+          <w:color w:val="222222"/>
+          <w:sz w:val="24"/>
+        </w:rPr>
+        <w:t>I will not reopen Technical design: settlement file landings into Kafka to smuggle residency: no 'just a replica elsewhere' back in, the freeze still applies and a small apply is still an apply, and the sample I would still defend uses the same clock as 19.</w:t>
+      </w:r>
+    </w:p>
+    <w:p>
+      <w:pPr>
+        <w:spacing w:before="0" w:after="200" w:line="389" w:lineRule="auto"/>
+        <w:ind w:firstLine="317"/>
+      </w:pPr>
+      <w:r>
+        <w:rPr>
+          <w:rFonts w:ascii="Liberation Serif" w:hAnsi="Liberation Serif" w:eastAsia="Liberation Serif" w:cs="Liberation Serif"/>
+          <w:color w:val="222222"/>
+          <w:sz w:val="24"/>
+        </w:rPr>
+        <w:t>if exactly-once claims we will not make is still fuzzy, CLH-TCK-5119 is the place to say so, the number I will quote is 40, and if it is stale I will say so, and I ping once and after that Helen Cho is late, not blocked.</w:t>
+      </w:r>
+    </w:p>
+    <w:p>
+      <w:pPr>
+        <w:spacing w:before="0" w:after="200" w:line="389" w:lineRule="auto"/>
+        <w:ind w:firstLine="317"/>
+      </w:pPr>
+      <w:r>
+        <w:rPr>
+          <w:rFonts w:ascii="Liberation Serif" w:hAnsi="Liberation Serif" w:eastAsia="Liberation Serif" w:cs="Liberation Serif"/>
+          <w:color w:val="222222"/>
+          <w:sz w:val="24"/>
+        </w:rPr>
+        <w:t>the front of CLH-TDD-2023-002 already named date pressure versus a date with owners, this paragraph is execution, a green job with no rows still pages, and a skip is a ticket and a flake is a capture.</w:t>
+      </w:r>
+    </w:p>
+    <w:p>
+      <w:pPr>
+        <w:spacing w:before="0" w:after="200" w:line="389" w:lineRule="auto"/>
+        <w:ind w:firstLine="317"/>
+      </w:pPr>
+      <w:r>
+        <w:rPr>
+          <w:rFonts w:ascii="Liberation Serif" w:hAnsi="Liberation Serif" w:eastAsia="Liberation Serif" w:cs="Liberation Serif"/>
+          <w:color w:val="222222"/>
+          <w:sz w:val="24"/>
+        </w:rPr>
+        <w:t>Aman Kumar owes a close on the freeze clock versus a 'small apply' by January 30, 2023, not a status emoji, the freeze still applies and a small apply is still an apply, and abort beats a lying dual-run.</w:t>
+      </w:r>
+    </w:p>
+    <w:p>
+      <w:pPr>
+        <w:spacing w:before="0" w:after="200" w:line="389" w:lineRule="auto"/>
+        <w:ind w:firstLine="317"/>
+      </w:pPr>
+      <w:r>
+        <w:rPr>
+          <w:rFonts w:ascii="Liberation Serif" w:hAnsi="Liberation Serif" w:eastAsia="Liberation Serif" w:cs="Liberation Serif"/>
+          <w:color w:val="222222"/>
+          <w:sz w:val="24"/>
+        </w:rPr>
+        <w:t>Not Debezium still has identifiers in chat, logs, or a support zip on CLH-TDD-2022-021, the number I will quote is 256, and if it is stale I will say so, and close is yes, no, or a new date on CLH-TDD-2022-021 by January 31, 2023.</w:t>
+      </w:r>
+    </w:p>
+    <w:p>
+      <w:pPr>
+        <w:spacing w:before="0" w:after="200" w:line="389" w:lineRule="auto"/>
+        <w:ind w:firstLine="317"/>
+      </w:pPr>
+      <w:r>
+        <w:rPr>
+          <w:rFonts w:ascii="Liberation Serif" w:hAnsi="Liberation Serif" w:eastAsia="Liberation Serif" w:cs="Liberation Serif"/>
+          <w:color w:val="222222"/>
+          <w:sz w:val="24"/>
+        </w:rPr>
+        <w:t>leftover a cleanup PR that renames a field sits with No Debezium on CLH-TCK-5204, a green job with no rows still pages, and I will drop my leftover role the day No Debezium takes CLH-TCK-5204.</w:t>
+      </w:r>
+    </w:p>
+    <w:p>
+      <w:pPr>
+        <w:spacing w:before="0" w:after="200" w:line="389" w:lineRule="auto"/>
+        <w:ind w:firstLine="317"/>
+      </w:pPr>
+      <w:r>
+        <w:rPr>
+          <w:rFonts w:ascii="Liberation Serif" w:hAnsi="Liberation Serif" w:eastAsia="Liberation Serif" w:cs="Liberation Serif"/>
+          <w:color w:val="222222"/>
+          <w:sz w:val="24"/>
+        </w:rPr>
+        <w:t>Clearhaven can wait on staging that is too small to catch the bug until No Lambda writes the cut, the freeze still applies and a small apply is still an apply, and I will not mix clocks to make staging that is too small to catch the bug look healthier.</w:t>
+      </w:r>
+    </w:p>
+    <w:p>
+      <w:pPr>
+        <w:spacing w:before="0" w:after="200" w:line="389" w:lineRule="auto"/>
+        <w:ind w:firstLine="317"/>
+      </w:pPr>
+      <w:r>
+        <w:rPr>
+          <w:rFonts w:ascii="Liberation Serif" w:hAnsi="Liberation Serif" w:eastAsia="Liberation Serif" w:cs="Liberation Serif"/>
+          <w:color w:val="222222"/>
+          <w:sz w:val="24"/>
+        </w:rPr>
+        <w:t>I parked weekend coverage that is not in the SLA on CLH-TCK-5119 so it is not Slack archaeology, the number I will quote is 2023, and if it is stale I will say so, and object on CLH-TCK-5119, not in a side thread.</w:t>
+      </w:r>
+    </w:p>
+    <w:p>
+      <w:pPr>
+        <w:spacing w:before="0" w:after="200" w:line="389" w:lineRule="auto"/>
+        <w:ind w:firstLine="317"/>
+      </w:pPr>
+      <w:r>
+        <w:rPr>
+          <w:rFonts w:ascii="Liberation Serif" w:hAnsi="Liberation Serif" w:eastAsia="Liberation Serif" w:cs="Liberation Serif"/>
+          <w:color w:val="222222"/>
+          <w:sz w:val="24"/>
+        </w:rPr>
+        <w:t>recon-pg-rw.clh.internal is the box I would open first for a vendor overlay we already rejected, a green job with no rows still pages, and the call in the front still holds and this is leftover work only.</w:t>
+      </w:r>
+    </w:p>
+    <w:p>
+      <w:pPr>
+        <w:spacing w:before="0" w:after="200" w:line="389" w:lineRule="auto"/>
+        <w:ind w:firstLine="317"/>
+      </w:pPr>
+      <w:r>
+        <w:rPr>
+          <w:rFonts w:ascii="Liberation Serif" w:hAnsi="Liberation Serif" w:eastAsia="Liberation Serif" w:cs="Liberation Serif"/>
+          <w:color w:val="222222"/>
+          <w:sz w:val="24"/>
+        </w:rPr>
+        <w:t>I will not reopen Technical design: settlement file landings into Kafka to smuggle replica lag after a count that looked fine back in, the freeze still applies and a small apply is still an apply, and the sample I would still defend uses the same clock as 146.</w:t>
+      </w:r>
+    </w:p>
+    <w:p>
+      <w:pPr>
+        <w:spacing w:before="0" w:after="200" w:line="389" w:lineRule="auto"/>
+        <w:ind w:firstLine="317"/>
+      </w:pPr>
+      <w:r>
+        <w:rPr>
+          <w:rFonts w:ascii="Liberation Serif" w:hAnsi="Liberation Serif" w:eastAsia="Liberation Serif" w:cs="Liberation Serif"/>
+          <w:color w:val="222222"/>
+          <w:sz w:val="24"/>
+        </w:rPr>
+        <w:t>if secret skew that looks like 'no work' is still fuzzy, CLH-TDD-2022-021 is the place to say so, the number I will quote is 210, and if it is stale I will say so, and I ping once and after that Kavya Menon is late, not blocked.</w:t>
+      </w:r>
+    </w:p>
+    <w:p>
+      <w:pPr>
+        <w:spacing w:before="0" w:after="200" w:line="389" w:lineRule="auto"/>
+        <w:ind w:firstLine="317"/>
+      </w:pPr>
+      <w:r>
+        <w:rPr>
+          <w:rFonts w:ascii="Liberation Serif" w:hAnsi="Liberation Serif" w:eastAsia="Liberation Serif" w:cs="Liberation Serif"/>
+          <w:color w:val="222222"/>
+          <w:sz w:val="24"/>
+        </w:rPr>
+        <w:t>the front of CLH-TDD-2023-002 already named a dashboard screenshot standing in for a permalink, this paragraph is execution, a green job with no rows still pages, and a skip is a ticket and a flake is a capture.</w:t>
+      </w:r>
+    </w:p>
+    <w:p>
+      <w:pPr>
+        <w:spacing w:before="0" w:after="200" w:line="389" w:lineRule="auto"/>
+        <w:ind w:firstLine="317"/>
+      </w:pPr>
+      <w:r>
+        <w:rPr>
+          <w:rFonts w:ascii="Liberation Serif" w:hAnsi="Liberation Serif" w:eastAsia="Liberation Serif" w:cs="Liberation Serif"/>
+          <w:color w:val="222222"/>
+          <w:sz w:val="24"/>
+        </w:rPr>
+        <w:t>Aman Kumar owes a close on owner as a team name instead of a person by January 28, 2023, not a status emoji, the freeze still applies and a small apply is still an apply, and abort beats a lying dual-run.</w:t>
+      </w:r>
+    </w:p>
+    <w:p>
+      <w:pPr>
+        <w:spacing w:before="0" w:after="200" w:line="389" w:lineRule="auto"/>
+        <w:ind w:firstLine="317"/>
+      </w:pPr>
+      <w:r>
+        <w:rPr>
+          <w:rFonts w:ascii="Liberation Serif" w:hAnsi="Liberation Serif" w:eastAsia="Liberation Serif" w:cs="Liberation Serif"/>
+          <w:color w:val="222222"/>
+          <w:sz w:val="24"/>
+        </w:rPr>
+        <w:t>Lena Ortiz still has averaging QPS instead of testing the close on CLH-TCK-5119, the number I will quote is 40, and if it is stale I will say so, and close is yes, no, or a new date on CLH-TCK-5119 by January 29, 2023.</w:t>
+      </w:r>
+    </w:p>
+    <w:p>
+      <w:pPr>
+        <w:spacing w:before="0" w:after="200" w:line="389" w:lineRule="auto"/>
+        <w:ind w:firstLine="317"/>
+      </w:pPr>
+      <w:r>
+        <w:rPr>
+          <w:rFonts w:ascii="Liberation Serif" w:hAnsi="Liberation Serif" w:eastAsia="Liberation Serif" w:cs="Liberation Serif"/>
+          <w:color w:val="222222"/>
+          <w:sz w:val="24"/>
+        </w:rPr>
+        <w:t>leftover dropping a column in the same release as the readers sits with Aman Kumar on CLH-PRIME, a green job with no rows still pages, and I will drop my leftover role the day Aman Kumar takes CLH-PRIME.</w:t>
+      </w:r>
+    </w:p>
+    <w:p>
+      <w:pPr>
+        <w:spacing w:before="0" w:after="200" w:line="389" w:lineRule="auto"/>
+        <w:ind w:firstLine="317"/>
+      </w:pPr>
+      <w:r>
+        <w:rPr>
+          <w:rFonts w:ascii="Liberation Serif" w:hAnsi="Liberation Serif" w:eastAsia="Liberation Serif" w:cs="Liberation Serif"/>
+          <w:color w:val="222222"/>
+          <w:sz w:val="24"/>
+        </w:rPr>
+        <w:t>Clearhaven can wait on raising retries on a poison record until Not Debezium writes the cut, the freeze still applies and a small apply is still an apply, and I will not mix clocks to make raising retries on a poison record look healthier.</w:t>
+      </w:r>
+    </w:p>
+    <w:p>
+      <w:pPr>
+        <w:spacing w:before="0" w:after="200" w:line="389" w:lineRule="auto"/>
+        <w:ind w:firstLine="317"/>
+      </w:pPr>
+      <w:r>
+        <w:rPr>
+          <w:rFonts w:ascii="Liberation Serif" w:hAnsi="Liberation Serif" w:eastAsia="Liberation Serif" w:cs="Liberation Serif"/>
+          <w:color w:val="222222"/>
+          <w:sz w:val="24"/>
+        </w:rPr>
+        <w:t>I parked lock budget on the primary on CLH-TDD-2022-021 so it is not Slack archaeology, the number I will quote is 256, and if it is stale I will say so, and object on CLH-TDD-2022-021, not in a side thread.</w:t>
+      </w:r>
+    </w:p>
+    <w:p>
+      <w:pPr>
+        <w:spacing w:before="0" w:after="200" w:line="389" w:lineRule="auto"/>
+        <w:ind w:firstLine="317"/>
+      </w:pPr>
+      <w:r>
+        <w:rPr>
+          <w:rFonts w:ascii="Liberation Serif" w:hAnsi="Liberation Serif" w:eastAsia="Liberation Serif" w:cs="Liberation Serif"/>
+          <w:color w:val="222222"/>
+          <w:sz w:val="24"/>
+        </w:rPr>
+        <w:t>recon-pg-rw.clh.internal is the box I would open first for idempotency that is not a filename, a green job with no rows still pages, and the call in the front still holds and this is leftover work only.</w:t>
+      </w:r>
+    </w:p>
+    <w:p>
+      <w:pPr>
+        <w:spacing w:before="0" w:after="200" w:line="389" w:lineRule="auto"/>
+        <w:ind w:firstLine="317"/>
+      </w:pPr>
+      <w:r>
+        <w:rPr>
+          <w:rFonts w:ascii="Liberation Serif" w:hAnsi="Liberation Serif" w:eastAsia="Liberation Serif" w:cs="Liberation Serif"/>
+          <w:color w:val="222222"/>
+          <w:sz w:val="24"/>
+        </w:rPr>
+        <w:t>I will not reopen Technical design: settlement file landings into Kafka to smuggle residency: no 'just a replica elsewhere' back in, the freeze still applies and a small apply is still an apply, and the sample I would still defend uses the same clock as 02.</w:t>
+      </w:r>
+    </w:p>
+    <w:p>
+      <w:pPr>
+        <w:spacing w:before="0" w:after="200" w:line="389" w:lineRule="auto"/>
+        <w:ind w:firstLine="317"/>
+      </w:pPr>
+      <w:r>
+        <w:rPr>
+          <w:rFonts w:ascii="Liberation Serif" w:hAnsi="Liberation Serif" w:eastAsia="Liberation Serif" w:cs="Liberation Serif"/>
+          <w:color w:val="222222"/>
+          <w:sz w:val="24"/>
+        </w:rPr>
+        <w:t>if exactly-once claims we will not make is still fuzzy, CLH-TCK-5119 is the place to say so, the number I will quote is 2023, and if it is stale I will say so, and I ping once and after that Priya Nair is late, not blocked.</w:t>
+      </w:r>
+    </w:p>
+    <w:p>
+      <w:pPr>
+        <w:spacing w:before="0" w:after="200" w:line="389" w:lineRule="auto"/>
+        <w:ind w:firstLine="317"/>
+      </w:pPr>
+      <w:r>
+        <w:rPr>
+          <w:rFonts w:ascii="Liberation Serif" w:hAnsi="Liberation Serif" w:eastAsia="Liberation Serif" w:cs="Liberation Serif"/>
+          <w:color w:val="222222"/>
+          <w:sz w:val="24"/>
+        </w:rPr>
+        <w:t>the front of CLH-TDD-2023-002 already named date pressure versus a date with owners, this paragraph is execution, a green job with no rows still pages, and a skip is a ticket and a flake is a capture.</w:t>
+      </w:r>
+    </w:p>
+    <w:p>
+      <w:pPr>
+        <w:spacing w:before="0" w:after="200" w:line="389" w:lineRule="auto"/>
+        <w:ind w:firstLine="317"/>
+      </w:pPr>
+      <w:r>
+        <w:rPr>
+          <w:rFonts w:ascii="Liberation Serif" w:hAnsi="Liberation Serif" w:eastAsia="Liberation Serif" w:cs="Liberation Serif"/>
+          <w:color w:val="222222"/>
+          <w:sz w:val="24"/>
+        </w:rPr>
+        <w:t>Aman Kumar owes a close on the freeze clock versus a 'small apply' by January 26, 2023, not a status emoji, the freeze still applies and a small apply is still an apply, and abort beats a lying dual-run.</w:t>
+      </w:r>
+    </w:p>
+    <w:p>
+      <w:pPr>
+        <w:spacing w:before="0" w:after="200" w:line="389" w:lineRule="auto"/>
+        <w:ind w:firstLine="317"/>
+      </w:pPr>
+      <w:r>
+        <w:rPr>
+          <w:rFonts w:ascii="Liberation Serif" w:hAnsi="Liberation Serif" w:eastAsia="Liberation Serif" w:cs="Liberation Serif"/>
+          <w:color w:val="222222"/>
+          <w:sz w:val="24"/>
+        </w:rPr>
+        <w:t>Marcus Bell still has identifiers in chat, logs, or a support zip on CLH-TDD-2022-021, the number I will quote is 210, and if it is stale I will say so, and close is yes, no, or a new date on CLH-TDD-2022-021 by January 27, 2023.</w:t>
+      </w:r>
+    </w:p>
+    <w:p>
+      <w:pPr>
+        <w:spacing w:before="0" w:after="200" w:line="389" w:lineRule="auto"/>
+        <w:ind w:firstLine="317"/>
+      </w:pPr>
+      <w:r>
+        <w:rPr>
+          <w:rFonts w:ascii="Liberation Serif" w:hAnsi="Liberation Serif" w:eastAsia="Liberation Serif" w:cs="Liberation Serif"/>
+          <w:color w:val="222222"/>
+          <w:sz w:val="24"/>
+        </w:rPr>
+        <w:t>leftover a cleanup PR that renames a field sits with Helen Cho on CLH-TCK-5204, a green job with no rows still pages, and I will drop my leftover role the day Helen Cho takes CLH-TCK-5204.</w:t>
+      </w:r>
+    </w:p>
+    <w:p>
+      <w:pPr>
+        <w:spacing w:before="0" w:after="200" w:line="389" w:lineRule="auto"/>
+        <w:ind w:firstLine="317"/>
+      </w:pPr>
+      <w:r>
+        <w:rPr>
+          <w:rFonts w:ascii="Liberation Serif" w:hAnsi="Liberation Serif" w:eastAsia="Liberation Serif" w:cs="Liberation Serif"/>
+          <w:color w:val="222222"/>
+          <w:sz w:val="24"/>
+        </w:rPr>
+        <w:t>Clearhaven can wait on staging that is too small to catch the bug until Lena Ortiz writes the cut, the freeze still applies and a small apply is still an apply, and I will not mix clocks to make staging that is too small to catch the bug look healthier.</w:t>
+      </w:r>
+    </w:p>
+    <w:p>
+      <w:pPr>
+        <w:spacing w:before="0" w:after="200" w:line="389" w:lineRule="auto"/>
+        <w:ind w:firstLine="317"/>
+      </w:pPr>
+      <w:r>
+        <w:rPr>
+          <w:rFonts w:ascii="Liberation Serif" w:hAnsi="Liberation Serif" w:eastAsia="Liberation Serif" w:cs="Liberation Serif"/>
+          <w:color w:val="222222"/>
+          <w:sz w:val="24"/>
+        </w:rPr>
+        <w:t>I parked weekend coverage that is not in the SLA on CLH-TCK-5119 so it is not Slack archaeology, the number I will quote is 40, and if it is stale I will say so, and object on CLH-TCK-5119, not in a side thread.</w:t>
+      </w:r>
+    </w:p>
+    <w:p>
+      <w:pPr>
+        <w:spacing w:before="0" w:after="200" w:line="389" w:lineRule="auto"/>
+        <w:ind w:firstLine="317"/>
+      </w:pPr>
+      <w:r>
+        <w:rPr>
+          <w:rFonts w:ascii="Liberation Serif" w:hAnsi="Liberation Serif" w:eastAsia="Liberation Serif" w:cs="Liberation Serif"/>
+          <w:color w:val="222222"/>
+          <w:sz w:val="24"/>
+        </w:rPr>
+        <w:t>recon-pg-rw.clh.internal is the box I would open first for a vendor overlay we already rejected, a green job with no rows still pages, and the call in the front still holds and this is leftover work only.</w:t>
+      </w:r>
+    </w:p>
+    <w:p>
+      <w:pPr>
+        <w:spacing w:before="0" w:after="200" w:line="389" w:lineRule="auto"/>
+        <w:ind w:firstLine="317"/>
+      </w:pPr>
+      <w:r>
+        <w:rPr>
+          <w:rFonts w:ascii="Liberation Serif" w:hAnsi="Liberation Serif" w:eastAsia="Liberation Serif" w:cs="Liberation Serif"/>
+          <w:color w:val="222222"/>
+          <w:sz w:val="24"/>
+        </w:rPr>
+        <w:t>I will not reopen Technical design: settlement file landings into Kafka to smuggle replica lag after a count that looked fine back in, the freeze still applies and a small apply is still an apply, and the sample I would still defend uses the same clock as 00.</w:t>
+      </w:r>
+    </w:p>
+    <w:p>
+      <w:pPr>
+        <w:spacing w:before="0" w:after="200" w:line="389" w:lineRule="auto"/>
+        <w:ind w:firstLine="317"/>
+      </w:pPr>
+      <w:r>
+        <w:rPr>
+          <w:rFonts w:ascii="Liberation Serif" w:hAnsi="Liberation Serif" w:eastAsia="Liberation Serif" w:cs="Liberation Serif"/>
+          <w:color w:val="222222"/>
+          <w:sz w:val="24"/>
+        </w:rPr>
+        <w:t>if secret skew that looks like 'no work' is still fuzzy, CLH-TDD-2022-021 is the place to say so, the number I will quote is 256, and if it is stale I will say so, and I ping once and after that No Lambda is late, not blocked.</w:t>
+      </w:r>
+    </w:p>
+    <w:p>
+      <w:pPr>
+        <w:spacing w:before="0" w:after="200" w:line="389" w:lineRule="auto"/>
+        <w:ind w:firstLine="317"/>
+      </w:pPr>
+      <w:r>
+        <w:rPr>
+          <w:rFonts w:ascii="Liberation Serif" w:hAnsi="Liberation Serif" w:eastAsia="Liberation Serif" w:cs="Liberation Serif"/>
+          <w:color w:val="222222"/>
+          <w:sz w:val="24"/>
+        </w:rPr>
+        <w:t>the front of CLH-TDD-2023-002 already named a dashboard screenshot standing in for a permalink, this paragraph is execution, a green job with no rows still pages, and a skip is a ticket and a flake is a capture.</w:t>
+      </w:r>
+    </w:p>
+    <w:p>
+      <w:pPr>
+        <w:spacing w:before="0" w:after="200" w:line="389" w:lineRule="auto"/>
+        <w:ind w:firstLine="317"/>
+      </w:pPr>
+      <w:r>
+        <w:rPr>
+          <w:rFonts w:ascii="Liberation Serif" w:hAnsi="Liberation Serif" w:eastAsia="Liberation Serif" w:cs="Liberation Serif"/>
+          <w:color w:val="222222"/>
+          <w:sz w:val="24"/>
+        </w:rPr>
+        <w:t>Aman Kumar owes a close on owner as a team name instead of a person by February 4, 2023, not a status emoji, the freeze still applies and a small apply is still an apply, and abort beats a lying dual-run.</w:t>
+      </w:r>
+    </w:p>
+    <w:p>
+      <w:pPr>
+        <w:spacing w:before="0" w:after="200" w:line="389" w:lineRule="auto"/>
+        <w:ind w:firstLine="317"/>
+      </w:pPr>
+      <w:r>
+        <w:rPr>
+          <w:rFonts w:ascii="Liberation Serif" w:hAnsi="Liberation Serif" w:eastAsia="Liberation Serif" w:cs="Liberation Serif"/>
+          <w:color w:val="222222"/>
+          <w:sz w:val="24"/>
+        </w:rPr>
+        <w:t>Chris Patel still has averaging QPS instead of testing the close on CLH-TCK-5119, the number I will quote is 2023, and if it is stale I will say so, and close is yes, no, or a new date on CLH-TCK-5119 by January 25, 2023.</w:t>
+      </w:r>
+    </w:p>
+    <w:p>
+      <w:pPr>
+        <w:spacing w:before="0" w:after="200" w:line="389" w:lineRule="auto"/>
+        <w:ind w:firstLine="317"/>
+      </w:pPr>
+      <w:r>
+        <w:rPr>
+          <w:rFonts w:ascii="Liberation Serif" w:hAnsi="Liberation Serif" w:eastAsia="Liberation Serif" w:cs="Liberation Serif"/>
+          <w:color w:val="222222"/>
+          <w:sz w:val="24"/>
+        </w:rPr>
+        <w:t>leftover dropping a column in the same release as the readers sits with Kavya Menon on CLH-PRIME, a green job with no rows still pages, and I will drop my leftover role the day Kavya Menon takes CLH-PRIME.</w:t>
+      </w:r>
+    </w:p>
+    <w:p>
+      <w:pPr>
+        <w:spacing w:before="0" w:after="200" w:line="389" w:lineRule="auto"/>
+        <w:ind w:firstLine="317"/>
+      </w:pPr>
+      <w:r>
+        <w:rPr>
+          <w:rFonts w:ascii="Liberation Serif" w:hAnsi="Liberation Serif" w:eastAsia="Liberation Serif" w:cs="Liberation Serif"/>
+          <w:color w:val="222222"/>
+          <w:sz w:val="24"/>
+        </w:rPr>
+        <w:t>Clearhaven can wait on raising retries on a poison record until Marcus Bell writes the cut, the freeze still applies and a small apply is still an apply, and I will not mix clocks to make raising retries on a poison record look healthier.</w:t>
+      </w:r>
+    </w:p>
+    <w:p>
+      <w:pPr>
+        <w:spacing w:before="0" w:after="200" w:line="389" w:lineRule="auto"/>
+        <w:ind w:firstLine="317"/>
+      </w:pPr>
+      <w:r>
+        <w:rPr>
+          <w:rFonts w:ascii="Liberation Serif" w:hAnsi="Liberation Serif" w:eastAsia="Liberation Serif" w:cs="Liberation Serif"/>
+          <w:color w:val="222222"/>
+          <w:sz w:val="24"/>
+        </w:rPr>
+        <w:t>I parked lock budget on the primary on CLH-TDD-2022-021 so it is not Slack archaeology, the number I will quote is 210, and if it is stale I will say so, and object on CLH-TDD-2022-021, not in a side thread.</w:t>
+      </w:r>
+    </w:p>
+    <w:p>
+      <w:pPr>
+        <w:spacing w:before="0" w:after="200" w:line="389" w:lineRule="auto"/>
+        <w:ind w:firstLine="317"/>
+      </w:pPr>
+      <w:r>
+        <w:rPr>
+          <w:rFonts w:ascii="Liberation Serif" w:hAnsi="Liberation Serif" w:eastAsia="Liberation Serif" w:cs="Liberation Serif"/>
+          <w:color w:val="222222"/>
+          <w:sz w:val="24"/>
+        </w:rPr>
+        <w:t>recon-pg-rw.clh.internal is the box I would open first for idempotency that is not a filename, a green job with no rows still pages, and the call in the front still holds and this is leftover work only.</w:t>
+      </w:r>
+    </w:p>
+    <w:p>
+      <w:pPr>
+        <w:spacing w:before="0" w:after="200" w:line="389" w:lineRule="auto"/>
+        <w:ind w:firstLine="317"/>
+      </w:pPr>
+      <w:r>
+        <w:rPr>
+          <w:rFonts w:ascii="Liberation Serif" w:hAnsi="Liberation Serif" w:eastAsia="Liberation Serif" w:cs="Liberation Serif"/>
+          <w:color w:val="222222"/>
+          <w:sz w:val="24"/>
+        </w:rPr>
+        <w:t>I will not reopen Technical design: settlement file landings into Kafka to smuggle residency: no 'just a replica elsewhere' back in, the freeze still applies and a small apply is still an apply, and the sample I would still defend uses the same clock as 19.</w:t>
+      </w:r>
+    </w:p>
+    <w:p>
+      <w:pPr>
+        <w:spacing w:before="0" w:after="200" w:line="389" w:lineRule="auto"/>
+        <w:ind w:firstLine="317"/>
+      </w:pPr>
+      <w:r>
+        <w:rPr>
+          <w:rFonts w:ascii="Liberation Serif" w:hAnsi="Liberation Serif" w:eastAsia="Liberation Serif" w:cs="Liberation Serif"/>
+          <w:color w:val="222222"/>
+          <w:sz w:val="24"/>
+        </w:rPr>
+        <w:t>if exactly-once claims we will not make is still fuzzy, CLH-TCK-5119 is the place to say so, the number I will quote is 40, and if it is stale I will say so, and I ping once and after that Not Debezium is late, not blocked.</w:t>
+      </w:r>
+    </w:p>
+    <w:p>
+      <w:pPr>
+        <w:spacing w:before="0" w:after="200" w:line="389" w:lineRule="auto"/>
+        <w:ind w:firstLine="317"/>
+      </w:pPr>
+      <w:r>
+        <w:rPr>
+          <w:rFonts w:ascii="Liberation Serif" w:hAnsi="Liberation Serif" w:eastAsia="Liberation Serif" w:cs="Liberation Serif"/>
+          <w:color w:val="222222"/>
+          <w:sz w:val="24"/>
+        </w:rPr>
+        <w:t>the front of CLH-TDD-2023-002 already named date pressure versus a date with owners, this paragraph is execution, a green job with no rows still pages, and a skip is a ticket and a flake is a capture.</w:t>
+      </w:r>
+    </w:p>
+    <w:p>
+      <w:pPr>
+        <w:spacing w:before="0" w:after="200" w:line="389" w:lineRule="auto"/>
+        <w:ind w:firstLine="317"/>
+      </w:pPr>
+      <w:r>
+        <w:rPr>
+          <w:rFonts w:ascii="Liberation Serif" w:hAnsi="Liberation Serif" w:eastAsia="Liberation Serif" w:cs="Liberation Serif"/>
+          <w:color w:val="222222"/>
+          <w:sz w:val="24"/>
+        </w:rPr>
+        <w:t>Aman Kumar owes a close on the freeze clock versus a 'small apply' by February 2, 2023, not a status emoji, the freeze still applies and a small apply is still an apply, and abort beats a lying dual-run.</w:t>
+      </w:r>
+    </w:p>
+    <w:p>
+      <w:pPr>
+        <w:spacing w:before="0" w:after="200" w:line="389" w:lineRule="auto"/>
+        <w:ind w:firstLine="317"/>
+      </w:pPr>
+      <w:r>
+        <w:rPr>
+          <w:rFonts w:ascii="Liberation Serif" w:hAnsi="Liberation Serif" w:eastAsia="Liberation Serif" w:cs="Liberation Serif"/>
+          <w:color w:val="222222"/>
+          <w:sz w:val="24"/>
+        </w:rPr>
+        <w:t>Kafka Connect still has identifiers in chat, logs, or a support zip on CLH-TDD-2022-021, the number I will quote is 256, and if it is stale I will say so, and close is yes, no, or a new date on CLH-TDD-2022-021 by February 3, 2023.</w:t>
+      </w:r>
+    </w:p>
+    <w:p>
+      <w:pPr>
+        <w:spacing w:before="0" w:after="200" w:line="389" w:lineRule="auto"/>
+        <w:ind w:firstLine="317"/>
+      </w:pPr>
+      <w:r>
+        <w:rPr>
+          <w:rFonts w:ascii="Liberation Serif" w:hAnsi="Liberation Serif" w:eastAsia="Liberation Serif" w:cs="Liberation Serif"/>
+          <w:color w:val="222222"/>
+          <w:sz w:val="24"/>
+        </w:rPr>
+        <w:t>leftover a cleanup PR that renames a field sits with Priya Nair on CLH-TCK-5204, a green job with no rows still pages, and I will drop my leftover role the day Priya Nair takes CLH-TCK-5204.</w:t>
+      </w:r>
+    </w:p>
+    <w:p>
+      <w:pPr>
+        <w:spacing w:before="0" w:after="200" w:line="389" w:lineRule="auto"/>
+        <w:ind w:firstLine="317"/>
+      </w:pPr>
+      <w:r>
+        <w:rPr>
+          <w:rFonts w:ascii="Liberation Serif" w:hAnsi="Liberation Serif" w:eastAsia="Liberation Serif" w:cs="Liberation Serif"/>
+          <w:color w:val="222222"/>
+          <w:sz w:val="24"/>
+        </w:rPr>
+        <w:t>Clearhaven can wait on staging that is too small to catch the bug until Chris Patel writes the cut, the freeze still applies and a small apply is still an apply, and I will not mix clocks to make staging that is too small to catch the bug look healthier.</w:t>
+      </w:r>
+    </w:p>
+    <w:p>
+      <w:pPr>
+        <w:spacing w:before="0" w:after="200" w:line="389" w:lineRule="auto"/>
+        <w:ind w:firstLine="317"/>
+      </w:pPr>
+      <w:r>
+        <w:rPr>
+          <w:rFonts w:ascii="Liberation Serif" w:hAnsi="Liberation Serif" w:eastAsia="Liberation Serif" w:cs="Liberation Serif"/>
+          <w:color w:val="222222"/>
+          <w:sz w:val="24"/>
+        </w:rPr>
+        <w:t>I parked weekend coverage that is not in the SLA on CLH-TCK-5119 so it is not Slack archaeology, the number I will quote is 2023, and if it is stale I will say so, and object on CLH-TCK-5119, not in a side thread.</w:t>
+      </w:r>
+    </w:p>
+    <w:p>
+      <w:pPr>
+        <w:spacing w:before="0" w:after="200" w:line="389" w:lineRule="auto"/>
+        <w:ind w:firstLine="317"/>
+      </w:pPr>
+      <w:r>
+        <w:rPr>
+          <w:rFonts w:ascii="Liberation Serif" w:hAnsi="Liberation Serif" w:eastAsia="Liberation Serif" w:cs="Liberation Serif"/>
+          <w:color w:val="222222"/>
+          <w:sz w:val="24"/>
+        </w:rPr>
+        <w:t>recon-pg-rw.clh.internal is the box I would open first for a vendor overlay we already rejected, a green job with no rows still pages, and the call in the front still holds and this is leftover work only.</w:t>
+      </w:r>
+    </w:p>
+    <w:p>
+      <w:pPr>
+        <w:spacing w:before="0" w:after="200" w:line="389" w:lineRule="auto"/>
+        <w:ind w:firstLine="317"/>
+      </w:pPr>
+      <w:r>
+        <w:rPr>
+          <w:rFonts w:ascii="Liberation Serif" w:hAnsi="Liberation Serif" w:eastAsia="Liberation Serif" w:cs="Liberation Serif"/>
+          <w:color w:val="222222"/>
+          <w:sz w:val="24"/>
+        </w:rPr>
+        <w:t>I will not reopen Technical design: settlement file landings into Kafka to smuggle replica lag after a count that looked fine back in, the freeze still applies and a small apply is still an apply, and the sample I would still defend uses the same clock as 146.</w:t>
+      </w:r>
+    </w:p>
+    <w:p>
+      <w:pPr>
+        <w:spacing w:before="0" w:after="200" w:line="389" w:lineRule="auto"/>
+        <w:ind w:firstLine="317"/>
+      </w:pPr>
+      <w:r>
+        <w:rPr>
+          <w:rFonts w:ascii="Liberation Serif" w:hAnsi="Liberation Serif" w:eastAsia="Liberation Serif" w:cs="Liberation Serif"/>
+          <w:color w:val="222222"/>
+          <w:sz w:val="24"/>
+        </w:rPr>
+        <w:t>if secret skew that looks like 'no work' is still fuzzy, CLH-TDD-2022-021 is the place to say so, the number I will quote is 210, and if it is stale I will say so, and I ping once and after that Lena Ortiz is late, not blocked.</w:t>
+      </w:r>
+    </w:p>
+    <w:p>
+      <w:pPr>
+        <w:spacing w:before="0" w:after="200" w:line="389" w:lineRule="auto"/>
+        <w:ind w:firstLine="317"/>
+      </w:pPr>
+      <w:r>
+        <w:rPr>
+          <w:rFonts w:ascii="Liberation Serif" w:hAnsi="Liberation Serif" w:eastAsia="Liberation Serif" w:cs="Liberation Serif"/>
+          <w:color w:val="222222"/>
+          <w:sz w:val="24"/>
+        </w:rPr>
+        <w:t>the front of CLH-TDD-2023-002 already named a dashboard screenshot standing in for a permalink, this paragraph is execution, a green job with no rows still pages, and a skip is a ticket and a flake is a capture.</w:t>
+      </w:r>
+    </w:p>
+    <w:p>
+      <w:pPr>
+        <w:spacing w:before="0" w:after="200" w:line="389" w:lineRule="auto"/>
+        <w:ind w:firstLine="317"/>
+      </w:pPr>
+      <w:r>
+        <w:rPr>
+          <w:rFonts w:ascii="Liberation Serif" w:hAnsi="Liberation Serif" w:eastAsia="Liberation Serif" w:cs="Liberation Serif"/>
+          <w:color w:val="222222"/>
+          <w:sz w:val="24"/>
+        </w:rPr>
+        <w:t>Aman Kumar owes a close on owner as a team name instead of a person by January 31, 2023, not a status emoji, the freeze still applies and a small apply is still an apply, and abort beats a lying dual-run.</w:t>
+      </w:r>
+    </w:p>
+    <w:p>
+      <w:pPr>
+        <w:spacing w:before="0" w:after="200" w:line="389" w:lineRule="auto"/>
+        <w:ind w:firstLine="317"/>
+      </w:pPr>
+      <w:r>
+        <w:rPr>
+          <w:rFonts w:ascii="Liberation Serif" w:hAnsi="Liberation Serif" w:eastAsia="Liberation Serif" w:cs="Liberation Serif"/>
+          <w:color w:val="222222"/>
+          <w:sz w:val="24"/>
+        </w:rPr>
+        <w:t>No Debezium still has averaging QPS instead of testing the close on CLH-TCK-5119, the number I will quote is 40, and if it is stale I will say so, and close is yes, no, or a new date on CLH-TCK-5119 by February 1, 2023.</w:t>
+      </w:r>
+    </w:p>
+    <w:p>
+      <w:pPr>
+        <w:spacing w:before="0" w:after="200" w:line="389" w:lineRule="auto"/>
+        <w:ind w:firstLine="317"/>
+      </w:pPr>
+      <w:r>
+        <w:rPr>
+          <w:rFonts w:ascii="Liberation Serif" w:hAnsi="Liberation Serif" w:eastAsia="Liberation Serif" w:cs="Liberation Serif"/>
+          <w:color w:val="222222"/>
+          <w:sz w:val="24"/>
+        </w:rPr>
+        <w:t>leftover dropping a column in the same release as the readers sits with No Lambda on CLH-PRIME, a green job with no rows still pages, and I will drop my leftover role the day No Lambda takes CLH-PRIME.</w:t>
+      </w:r>
+    </w:p>
+    <w:p>
+      <w:pPr>
+        <w:spacing w:before="0" w:after="200" w:line="389" w:lineRule="auto"/>
+        <w:ind w:firstLine="317"/>
+      </w:pPr>
+      <w:r>
+        <w:rPr>
+          <w:rFonts w:ascii="Liberation Serif" w:hAnsi="Liberation Serif" w:eastAsia="Liberation Serif" w:cs="Liberation Serif"/>
+          <w:color w:val="222222"/>
+          <w:sz w:val="24"/>
+        </w:rPr>
+        <w:t>Clearhaven can wait on raising retries on a poison record until Kafka Connect writes the cut, the freeze still applies and a small apply is still an apply, and I will not mix clocks to make raising retries on a poison record look healthier.</w:t>
+      </w:r>
+    </w:p>
+    <w:p>
+      <w:pPr>
+        <w:spacing w:before="0" w:after="200" w:line="389" w:lineRule="auto"/>
+        <w:ind w:firstLine="317"/>
+      </w:pPr>
+      <w:r>
+        <w:rPr>
+          <w:rFonts w:ascii="Liberation Serif" w:hAnsi="Liberation Serif" w:eastAsia="Liberation Serif" w:cs="Liberation Serif"/>
+          <w:color w:val="222222"/>
+          <w:sz w:val="24"/>
+        </w:rPr>
+        <w:t>I parked lock budget on the primary on CLH-TDD-2022-021 so it is not Slack archaeology, the number I will quote is 256, and if it is stale I will say so, and object on CLH-TDD-2022-021, not in a side thread.</w:t>
+      </w:r>
+    </w:p>
+    <w:p>
+      <w:pPr>
+        <w:spacing w:before="0" w:after="200" w:line="389" w:lineRule="auto"/>
+        <w:ind w:firstLine="317"/>
+      </w:pPr>
+      <w:r>
+        <w:rPr>
+          <w:rFonts w:ascii="Liberation Serif" w:hAnsi="Liberation Serif" w:eastAsia="Liberation Serif" w:cs="Liberation Serif"/>
+          <w:color w:val="222222"/>
+          <w:sz w:val="24"/>
+        </w:rPr>
+        <w:t>recon-pg-rw.clh.internal is the box I would open first for idempotency that is not a filename, a green job with no rows still pages, and the call in the front still holds and this is leftover work only.</w:t>
+      </w:r>
+    </w:p>
+    <w:p>
+      <w:pPr>
+        <w:spacing w:before="0" w:after="200" w:line="389" w:lineRule="auto"/>
+        <w:ind w:firstLine="317"/>
+      </w:pPr>
+      <w:r>
+        <w:rPr>
+          <w:rFonts w:ascii="Liberation Serif" w:hAnsi="Liberation Serif" w:eastAsia="Liberation Serif" w:cs="Liberation Serif"/>
+          <w:color w:val="222222"/>
+          <w:sz w:val="24"/>
+        </w:rPr>
+        <w:t>I will not reopen Technical design: settlement file landings into Kafka to smuggle residency: no 'just a replica elsewhere' back in, the freeze still applies and a small apply is still an apply, and the sample I would still defend uses the same clock as 02.</w:t>
+      </w:r>
+    </w:p>
+    <w:p>
+      <w:pPr>
+        <w:spacing w:before="0" w:after="200" w:line="389" w:lineRule="auto"/>
+        <w:ind w:firstLine="317"/>
+      </w:pPr>
+      <w:r>
+        <w:rPr>
+          <w:rFonts w:ascii="Liberation Serif" w:hAnsi="Liberation Serif" w:eastAsia="Liberation Serif" w:cs="Liberation Serif"/>
+          <w:color w:val="222222"/>
+          <w:sz w:val="24"/>
+        </w:rPr>
+        <w:t>if exactly-once claims we will not make is still fuzzy, CLH-TCK-5119 is the place to say so, the number I will quote is 2023, and if it is stale I will say so, and I ping once and after that Marcus Bell is late, not blocked.</w:t>
+      </w:r>
+    </w:p>
+    <w:p>
+      <w:pPr>
+        <w:spacing w:before="0" w:after="200" w:line="389" w:lineRule="auto"/>
+        <w:ind w:firstLine="317"/>
+      </w:pPr>
+      <w:r>
+        <w:rPr>
+          <w:rFonts w:ascii="Liberation Serif" w:hAnsi="Liberation Serif" w:eastAsia="Liberation Serif" w:cs="Liberation Serif"/>
+          <w:color w:val="222222"/>
+          <w:sz w:val="24"/>
+        </w:rPr>
+        <w:t>the front of CLH-TDD-2023-002 already named date pressure versus a date with owners, this paragraph is execution, a green job with no rows still pages, and a skip is a ticket and a flake is a capture.</w:t>
+      </w:r>
+    </w:p>
+    <w:p>
+      <w:pPr>
+        <w:spacing w:before="0" w:after="200" w:line="389" w:lineRule="auto"/>
+        <w:ind w:firstLine="317"/>
+      </w:pPr>
+      <w:r>
+        <w:rPr>
+          <w:rFonts w:ascii="Liberation Serif" w:hAnsi="Liberation Serif" w:eastAsia="Liberation Serif" w:cs="Liberation Serif"/>
+          <w:color w:val="222222"/>
+          <w:sz w:val="24"/>
+        </w:rPr>
+        <w:t>Aman Kumar owes a close on the freeze clock versus a 'small apply' by January 29, 2023, not a status emoji, the freeze still applies and a small apply is still an apply, and abort beats a lying dual-run.</w:t>
+      </w:r>
+    </w:p>
+    <w:p>
+      <w:pPr>
+        <w:spacing w:before="0" w:after="200" w:line="389" w:lineRule="auto"/>
+        <w:ind w:firstLine="317"/>
+      </w:pPr>
+      <w:r>
+        <w:rPr>
+          <w:rFonts w:ascii="Liberation Serif" w:hAnsi="Liberation Serif" w:eastAsia="Liberation Serif" w:cs="Liberation Serif"/>
+          <w:color w:val="222222"/>
+          <w:sz w:val="24"/>
+        </w:rPr>
+        <w:t>Aman Kumar still has identifiers in chat, logs, or a support zip on CLH-TDD-2022-021, the number I will quote is 210, and if it is stale I will say so, and close is yes, no, or a new date on CLH-TDD-2022-021 by January 30, 2023.</w:t>
+      </w:r>
+    </w:p>
+    <w:p>
+      <w:pPr>
+        <w:spacing w:before="0" w:after="200" w:line="389" w:lineRule="auto"/>
+        <w:ind w:firstLine="317"/>
+      </w:pPr>
+      <w:r>
+        <w:rPr>
+          <w:rFonts w:ascii="Liberation Serif" w:hAnsi="Liberation Serif" w:eastAsia="Liberation Serif" w:cs="Liberation Serif"/>
+          <w:color w:val="222222"/>
+          <w:sz w:val="24"/>
+        </w:rPr>
+        <w:t>leftover a cleanup PR that renames a field sits with Not Debezium on CLH-TCK-5204, a green job with no rows still pages, and I will drop my leftover role the day Not Debezium takes CLH-TCK-5204.</w:t>
+      </w:r>
+    </w:p>
+    <w:p>
+      <w:pPr>
+        <w:spacing w:before="0" w:after="200" w:line="389" w:lineRule="auto"/>
+        <w:ind w:firstLine="317"/>
+      </w:pPr>
+      <w:r>
+        <w:rPr>
+          <w:rFonts w:ascii="Liberation Serif" w:hAnsi="Liberation Serif" w:eastAsia="Liberation Serif" w:cs="Liberation Serif"/>
+          <w:color w:val="222222"/>
+          <w:sz w:val="24"/>
+        </w:rPr>
+        <w:t>Clearhaven can wait on staging that is too small to catch the bug until No Debezium writes the cut, the freeze still applies and a small apply is still an apply, and I will not mix clocks to make staging that is too small to catch the bug look healthier.</w:t>
+      </w:r>
+    </w:p>
+    <w:p>
+      <w:pPr>
+        <w:spacing w:before="0" w:after="200" w:line="389" w:lineRule="auto"/>
+        <w:ind w:firstLine="317"/>
+      </w:pPr>
+      <w:r>
+        <w:rPr>
+          <w:rFonts w:ascii="Liberation Serif" w:hAnsi="Liberation Serif" w:eastAsia="Liberation Serif" w:cs="Liberation Serif"/>
+          <w:color w:val="222222"/>
+          <w:sz w:val="24"/>
+        </w:rPr>
+        <w:t>I parked weekend coverage that is not in the SLA on CLH-TCK-5119 so it is not Slack archaeology, the number I will quote is 40, and if it is stale I will say so, and object on CLH-TCK-5119, not in a side thread.</w:t>
+      </w:r>
+    </w:p>
+    <w:p>
+      <w:pPr>
+        <w:spacing w:before="0" w:after="200" w:line="389" w:lineRule="auto"/>
+        <w:ind w:firstLine="317"/>
+      </w:pPr>
+      <w:r>
+        <w:rPr>
+          <w:rFonts w:ascii="Liberation Serif" w:hAnsi="Liberation Serif" w:eastAsia="Liberation Serif" w:cs="Liberation Serif"/>
+          <w:color w:val="222222"/>
+          <w:sz w:val="24"/>
+        </w:rPr>
+        <w:t>recon-pg-rw.clh.internal is the box I would open first for a vendor overlay we already rejected, a green job with no rows still pages, and the call in the front still holds and this is leftover work only.</w:t>
+      </w:r>
+    </w:p>
+    <w:p>
+      <w:pPr>
+        <w:spacing w:before="0" w:after="200" w:line="389" w:lineRule="auto"/>
+        <w:ind w:firstLine="317"/>
+      </w:pPr>
+      <w:r>
+        <w:rPr>
+          <w:rFonts w:ascii="Liberation Serif" w:hAnsi="Liberation Serif" w:eastAsia="Liberation Serif" w:cs="Liberation Serif"/>
+          <w:color w:val="222222"/>
+          <w:sz w:val="24"/>
+        </w:rPr>
+        <w:t>I will not reopen Technical design: settlement file landings into Kafka to smuggle replica lag after a count that looked fine back in, the freeze still applies and a small apply is still an apply, and the sample I would still defend uses the same clock as 00.</w:t>
+      </w:r>
+    </w:p>
+    <w:p>
+      <w:pPr>
+        <w:spacing w:before="0" w:after="200" w:line="389" w:lineRule="auto"/>
+        <w:ind w:firstLine="317"/>
+      </w:pPr>
+      <w:r>
+        <w:rPr>
+          <w:rFonts w:ascii="Liberation Serif" w:hAnsi="Liberation Serif" w:eastAsia="Liberation Serif" w:cs="Liberation Serif"/>
+          <w:color w:val="222222"/>
+          <w:sz w:val="24"/>
+        </w:rPr>
+        <w:t>if secret skew that looks like 'no work' is still fuzzy, CLH-TDD-2022-021 is the place to say so, the number I will quote is 256, and if it is stale I will say so, and I ping once and after that Chris Patel is late, not blocked.</w:t>
+      </w:r>
+    </w:p>
+    <w:p>
+      <w:pPr>
+        <w:spacing w:before="0" w:after="200" w:line="389" w:lineRule="auto"/>
+        <w:ind w:firstLine="317"/>
+      </w:pPr>
+      <w:r>
+        <w:rPr>
+          <w:rFonts w:ascii="Liberation Serif" w:hAnsi="Liberation Serif" w:eastAsia="Liberation Serif" w:cs="Liberation Serif"/>
+          <w:color w:val="222222"/>
+          <w:sz w:val="24"/>
+        </w:rPr>
+        <w:t>the front of CLH-TDD-2023-002 already named a dashboard screenshot standing in for a permalink, this paragraph is execution, a green job with no rows still pages, and a skip is a ticket and a flake is a capture.</w:t>
+      </w:r>
+    </w:p>
+    <w:p>
+      <w:pPr>
+        <w:spacing w:before="0" w:after="200" w:line="389" w:lineRule="auto"/>
+        <w:ind w:firstLine="317"/>
+      </w:pPr>
+      <w:r>
+        <w:rPr>
+          <w:rFonts w:ascii="Liberation Serif" w:hAnsi="Liberation Serif" w:eastAsia="Liberation Serif" w:cs="Liberation Serif"/>
+          <w:color w:val="222222"/>
+          <w:sz w:val="24"/>
+        </w:rPr>
+        <w:t>Aman Kumar owes a close on owner as a team name instead of a person by January 27, 2023, not a status emoji, the freeze still applies and a small apply is still an apply, and abort beats a lying dual-run.</w:t>
+      </w:r>
+    </w:p>
+    <w:p>
+      <w:pPr>
+        <w:spacing w:before="0" w:after="200" w:line="389" w:lineRule="auto"/>
+        <w:ind w:firstLine="317"/>
+      </w:pPr>
+      <w:r>
+        <w:rPr>
+          <w:rFonts w:ascii="Liberation Serif" w:hAnsi="Liberation Serif" w:eastAsia="Liberation Serif" w:cs="Liberation Serif"/>
+          <w:color w:val="222222"/>
+          <w:sz w:val="24"/>
+        </w:rPr>
+        <w:t>Helen Cho still has averaging QPS instead of testing the close on CLH-TCK-5119, the number I will quote is 2023, and if it is stale I will say so, and close is yes, no, or a new date on CLH-TCK-5119 by January 28, 2023.</w:t>
+      </w:r>
+    </w:p>
+    <w:p>
+      <w:pPr>
+        <w:spacing w:before="0" w:after="200" w:line="389" w:lineRule="auto"/>
+        <w:ind w:firstLine="317"/>
+      </w:pPr>
+      <w:r>
+        <w:rPr>
+          <w:rFonts w:ascii="Liberation Serif" w:hAnsi="Liberation Serif" w:eastAsia="Liberation Serif" w:cs="Liberation Serif"/>
+          <w:color w:val="222222"/>
+          <w:sz w:val="24"/>
+        </w:rPr>
+        <w:t>leftover dropping a column in the same release as the readers sits with Lena Ortiz on CLH-PRIME, a green job with no rows still pages, and I will drop my leftover role the day Lena Ortiz takes CLH-PRIME.</w:t>
+      </w:r>
+    </w:p>
+    <w:p>
+      <w:pPr>
+        <w:spacing w:before="0" w:after="200" w:line="389" w:lineRule="auto"/>
+        <w:ind w:firstLine="317"/>
+      </w:pPr>
+      <w:r>
+        <w:rPr>
+          <w:rFonts w:ascii="Liberation Serif" w:hAnsi="Liberation Serif" w:eastAsia="Liberation Serif" w:cs="Liberation Serif"/>
+          <w:color w:val="222222"/>
+          <w:sz w:val="24"/>
+        </w:rPr>
+        <w:t>Clearhaven can wait on raising retries on a poison record until Aman Kumar writes the cut, the freeze still applies and a small apply is still an apply, and I will not mix clocks to make raising retries on a poison record look healthier.</w:t>
+      </w:r>
+    </w:p>
+    <w:p>
+      <w:pPr>
+        <w:spacing w:before="0" w:after="200" w:line="389" w:lineRule="auto"/>
+        <w:ind w:firstLine="317"/>
+      </w:pPr>
+      <w:r>
+        <w:rPr>
+          <w:rFonts w:ascii="Liberation Serif" w:hAnsi="Liberation Serif" w:eastAsia="Liberation Serif" w:cs="Liberation Serif"/>
+          <w:color w:val="222222"/>
+          <w:sz w:val="24"/>
+        </w:rPr>
+        <w:t>I parked lock budget on the primary on CLH-TDD-2022-021 so it is not Slack archaeology, the number I will quote is 210, and if it is stale I will say so, and object on CLH-TDD-2022-021, not in a side thread.</w:t>
+      </w:r>
+    </w:p>
+    <w:p>
+      <w:pPr>
+        <w:spacing w:before="0" w:after="200" w:line="389" w:lineRule="auto"/>
+        <w:ind w:firstLine="317"/>
+      </w:pPr>
+      <w:r>
+        <w:rPr>
+          <w:rFonts w:ascii="Liberation Serif" w:hAnsi="Liberation Serif" w:eastAsia="Liberation Serif" w:cs="Liberation Serif"/>
+          <w:color w:val="222222"/>
+          <w:sz w:val="24"/>
+        </w:rPr>
+        <w:t>recon-pg-rw.clh.internal is the box I would open first for idempotency that is not a filename, a green job with no rows still pages, and the call in the front still holds and this is leftover work only.</w:t>
+      </w:r>
+    </w:p>
+    <w:p>
+      <w:pPr>
+        <w:spacing w:before="0" w:after="200" w:line="389" w:lineRule="auto"/>
+        <w:ind w:firstLine="317"/>
+      </w:pPr>
+      <w:r>
+        <w:rPr>
+          <w:rFonts w:ascii="Liberation Serif" w:hAnsi="Liberation Serif" w:eastAsia="Liberation Serif" w:cs="Liberation Serif"/>
+          <w:color w:val="222222"/>
+          <w:sz w:val="24"/>
+        </w:rPr>
+        <w:t>I will not reopen Technical design: settlement file landings into Kafka to smuggle residency: no 'just a replica elsewhere' back in, the freeze still applies and a small apply is still an apply, and the sample I would still defend uses the same clock as 19.</w:t>
+      </w:r>
+    </w:p>
+    <w:p>
+      <w:pPr>
+        <w:spacing w:before="0" w:after="200" w:line="389" w:lineRule="auto"/>
+        <w:ind w:firstLine="317"/>
+      </w:pPr>
+      <w:r>
+        <w:rPr>
+          <w:rFonts w:ascii="Liberation Serif" w:hAnsi="Liberation Serif" w:eastAsia="Liberation Serif" w:cs="Liberation Serif"/>
+          <w:color w:val="222222"/>
+          <w:sz w:val="24"/>
+        </w:rPr>
+        <w:t>if exactly-once claims we will not make is still fuzzy, CLH-TCK-5119 is the place to say so, the number I will quote is 40, and if it is stale I will say so, and I ping once and after that Kafka Connect is late, not blocked.</w:t>
+      </w:r>
+    </w:p>
+    <w:p>
+      <w:pPr>
+        <w:spacing w:before="0" w:after="200" w:line="389" w:lineRule="auto"/>
+        <w:ind w:firstLine="317"/>
+      </w:pPr>
+      <w:r>
+        <w:rPr>
+          <w:rFonts w:ascii="Liberation Serif" w:hAnsi="Liberation Serif" w:eastAsia="Liberation Serif" w:cs="Liberation Serif"/>
+          <w:color w:val="222222"/>
+          <w:sz w:val="24"/>
+        </w:rPr>
+        <w:t>the front of CLH-TDD-2023-002 already named date pressure versus a date with owners, this paragraph is execution, a green job with no rows still pages, and a skip is a ticket and a flake is a capture.</w:t>
+      </w:r>
+    </w:p>
+    <w:p>
+      <w:pPr>
+        <w:spacing w:before="0" w:after="200" w:line="389" w:lineRule="auto"/>
+        <w:ind w:firstLine="317"/>
+      </w:pPr>
+      <w:r>
+        <w:rPr>
+          <w:rFonts w:ascii="Liberation Serif" w:hAnsi="Liberation Serif" w:eastAsia="Liberation Serif" w:cs="Liberation Serif"/>
+          <w:color w:val="222222"/>
+          <w:sz w:val="24"/>
+        </w:rPr>
+        <w:t>Aman Kumar owes a close on the freeze clock versus a 'small apply' by January 25, 2023, not a status emoji, the freeze still applies and a small apply is still an apply, and abort beats a lying dual-run.</w:t>
+      </w:r>
+    </w:p>
+    <w:p>
+      <w:pPr>
+        <w:spacing w:before="0" w:after="200" w:line="389" w:lineRule="auto"/>
+        <w:ind w:firstLine="317"/>
+      </w:pPr>
+      <w:r>
+        <w:rPr>
+          <w:rFonts w:ascii="Liberation Serif" w:hAnsi="Liberation Serif" w:eastAsia="Liberation Serif" w:cs="Liberation Serif"/>
+          <w:color w:val="222222"/>
+          <w:sz w:val="24"/>
+        </w:rPr>
+        <w:t>Kavya Menon still has identifiers in chat, logs, or a support zip on CLH-TDD-2022-021, the number I will quote is 256, and if it is stale I will say so, and close is yes, no, or a new date on CLH-TDD-2022-021 by January 26, 2023.</w:t>
+      </w:r>
+    </w:p>
+    <w:p>
+      <w:pPr>
+        <w:spacing w:before="0" w:after="200" w:line="389" w:lineRule="auto"/>
+        <w:ind w:firstLine="317"/>
+      </w:pPr>
+      <w:r>
+        <w:rPr>
+          <w:rFonts w:ascii="Liberation Serif" w:hAnsi="Liberation Serif" w:eastAsia="Liberation Serif" w:cs="Liberation Serif"/>
+          <w:color w:val="222222"/>
+          <w:sz w:val="24"/>
+        </w:rPr>
+        <w:t>leftover a cleanup PR that renames a field sits with Marcus Bell on CLH-TCK-5204, a green job with no rows still pages, and I will drop my leftover role the day Marcus Bell takes CLH-TCK-5204.</w:t>
+      </w:r>
+    </w:p>
+    <w:p>
+      <w:pPr>
+        <w:spacing w:before="0" w:after="200" w:line="389" w:lineRule="auto"/>
+        <w:ind w:firstLine="317"/>
+      </w:pPr>
+      <w:r>
+        <w:rPr>
+          <w:rFonts w:ascii="Liberation Serif" w:hAnsi="Liberation Serif" w:eastAsia="Liberation Serif" w:cs="Liberation Serif"/>
+          <w:color w:val="222222"/>
+          <w:sz w:val="24"/>
+        </w:rPr>
+        <w:t>I parked lock budget on the primary on CLH-TDD-2022-021 so it is not Slack archaeology, the number I will quote is 256, and if it is stale I will say so, and object on CLH-TDD-2022-021, not in a side thread.</w:t>
+      </w:r>
+    </w:p>
+    <w:p>
+      <w:pPr>
+        <w:spacing w:before="0" w:after="200" w:line="389" w:lineRule="auto"/>
+        <w:ind w:firstLine="317"/>
+      </w:pPr>
+      <w:r>
+        <w:rPr>
+          <w:rFonts w:ascii="Liberation Serif" w:hAnsi="Liberation Serif" w:eastAsia="Liberation Serif" w:cs="Liberation Serif"/>
+          <w:color w:val="222222"/>
+          <w:sz w:val="24"/>
+        </w:rPr>
+        <w:t>recon-pg-rw.clh.internal is the box I would open first for idempotency that is not a filename, a green job with no rows still pages, and the call in the front still holds and this is leftover work only.</w:t>
+      </w:r>
+    </w:p>
+    <w:p>
+      <w:pPr>
+        <w:spacing w:before="0" w:after="200" w:line="389" w:lineRule="auto"/>
+        <w:ind w:firstLine="317"/>
+      </w:pPr>
+      <w:r>
+        <w:rPr>
+          <w:rFonts w:ascii="Liberation Serif" w:hAnsi="Liberation Serif" w:eastAsia="Liberation Serif" w:cs="Liberation Serif"/>
+          <w:color w:val="222222"/>
+          <w:sz w:val="24"/>
+        </w:rPr>
+        <w:t>I will not reopen Technical design: settlement file landings into Kafka to smuggle residency: no 'just a replica elsewhere' back in, the freeze still applies and a small apply is still an apply, and the sample I would still defend uses the same clock as 02.</w:t>
+      </w:r>
+    </w:p>
+    <w:p>
+      <w:pPr>
+        <w:spacing w:before="0" w:after="200" w:line="389" w:lineRule="auto"/>
+        <w:ind w:firstLine="317"/>
+      </w:pPr>
+      <w:r>
+        <w:rPr>
+          <w:rFonts w:ascii="Liberation Serif" w:hAnsi="Liberation Serif" w:eastAsia="Liberation Serif" w:cs="Liberation Serif"/>
+          <w:color w:val="222222"/>
+          <w:sz w:val="24"/>
+        </w:rPr>
+        <w:t>if exactly-once claims we will not make is still fuzzy, CLH-TCK-5119 is the place to say so, the number I will quote is 2023, and if it is stale I will say so, and I ping once and after that No Debezium is late, not blocked.</w:t>
+      </w:r>
+    </w:p>
+    <w:p>
+      <w:pPr>
+        <w:spacing w:before="0" w:after="200" w:line="389" w:lineRule="auto"/>
+        <w:ind w:firstLine="317"/>
+      </w:pPr>
+      <w:r>
+        <w:rPr>
+          <w:rFonts w:ascii="Liberation Serif" w:hAnsi="Liberation Serif" w:eastAsia="Liberation Serif" w:cs="Liberation Serif"/>
+          <w:color w:val="222222"/>
+          <w:sz w:val="24"/>
+        </w:rPr>
+        <w:t>the front of CLH-TDD-2023-002 already named date pressure versus a date with owners, this paragraph is execution, a green job with no rows still pages, and a skip is a ticket and a flake is a capture.</w:t>
+      </w:r>
+    </w:p>
+    <w:p>
+      <w:pPr>
+        <w:spacing w:before="0" w:after="200" w:line="389" w:lineRule="auto"/>
+        <w:ind w:firstLine="317"/>
+      </w:pPr>
+      <w:r>
+        <w:rPr>
+          <w:rFonts w:ascii="Liberation Serif" w:hAnsi="Liberation Serif" w:eastAsia="Liberation Serif" w:cs="Liberation Serif"/>
+          <w:color w:val="222222"/>
+          <w:sz w:val="24"/>
+        </w:rPr>
+        <w:t>Aman Kumar owes a close on the freeze clock versus a 'small apply' by February 3, 2023, not a status emoji, the freeze still applies and a small apply is still an apply, and abort beats a lying dual-run.</w:t>
+      </w:r>
+    </w:p>
+    <w:p>
+      <w:pPr>
+        <w:spacing w:before="0" w:after="200" w:line="389" w:lineRule="auto"/>
+        <w:ind w:firstLine="317"/>
+      </w:pPr>
+      <w:r>
+        <w:rPr>
+          <w:rFonts w:ascii="Liberation Serif" w:hAnsi="Liberation Serif" w:eastAsia="Liberation Serif" w:cs="Liberation Serif"/>
+          <w:color w:val="222222"/>
+          <w:sz w:val="24"/>
+        </w:rPr>
+        <w:t>Priya Nair still has identifiers in chat, logs, or a support zip on CLH-TDD-2022-021, the number I will quote is 210, and if it is stale I will say so, and close is yes, no, or a new date on CLH-TDD-2022-021 by February 4, 2023.</w:t>
+      </w:r>
+    </w:p>
+    <w:p>
+      <w:pPr>
+        <w:spacing w:before="0" w:after="200" w:line="389" w:lineRule="auto"/>
+        <w:ind w:firstLine="317"/>
+      </w:pPr>
+      <w:r>
+        <w:rPr>
+          <w:rFonts w:ascii="Liberation Serif" w:hAnsi="Liberation Serif" w:eastAsia="Liberation Serif" w:cs="Liberation Serif"/>
+          <w:color w:val="222222"/>
+          <w:sz w:val="24"/>
+        </w:rPr>
+        <w:t>leftover a cleanup PR that renames a field sits with Chris Patel on CLH-TCK-5204, a green job with no rows still pages, and I will drop my leftover role the day Chris Patel takes CLH-TCK-5204.</w:t>
+      </w:r>
+    </w:p>
+    <w:p>
+      <w:pPr>
+        <w:spacing w:before="0" w:after="200" w:line="389" w:lineRule="auto"/>
+        <w:ind w:firstLine="317"/>
+      </w:pPr>
+      <w:r>
+        <w:rPr>
+          <w:rFonts w:ascii="Liberation Serif" w:hAnsi="Liberation Serif" w:eastAsia="Liberation Serif" w:cs="Liberation Serif"/>
+          <w:color w:val="222222"/>
+          <w:sz w:val="24"/>
+        </w:rPr>
+        <w:t>Clearhaven can wait on staging that is too small to catch the bug until Kavya Menon writes the cut, the freeze still applies and a small apply is still an apply, and I will not mix clocks to make staging that is too small to catch the bug look healthier.</w:t>
+      </w:r>
+    </w:p>
+    <w:p>
+      <w:pPr>
+        <w:spacing w:before="0" w:after="200" w:line="389" w:lineRule="auto"/>
+        <w:ind w:firstLine="317"/>
+      </w:pPr>
+      <w:r>
+        <w:rPr>
+          <w:rFonts w:ascii="Liberation Serif" w:hAnsi="Liberation Serif" w:eastAsia="Liberation Serif" w:cs="Liberation Serif"/>
+          <w:color w:val="222222"/>
+          <w:sz w:val="24"/>
+        </w:rPr>
+        <w:t>I parked weekend coverage that is not in the SLA on CLH-TCK-5119 so it is not Slack archaeology, the number I will quote is 40, and if it is stale I will say so, and object on CLH-TCK-5119, not in a side thread.</w:t>
+      </w:r>
+    </w:p>
+    <w:p>
+      <w:pPr>
+        <w:spacing w:before="0" w:after="200" w:line="389" w:lineRule="auto"/>
+        <w:ind w:firstLine="317"/>
+      </w:pPr>
+      <w:r>
+        <w:rPr>
+          <w:rFonts w:ascii="Liberation Serif" w:hAnsi="Liberation Serif" w:eastAsia="Liberation Serif" w:cs="Liberation Serif"/>
+          <w:color w:val="222222"/>
+          <w:sz w:val="24"/>
+        </w:rPr>
+        <w:t>recon-pg-rw.clh.internal is the box I would open first for a vendor overlay we already rejected, a green job with no rows still pages, and the call in the front still holds and this is leftover work only.</w:t>
+      </w:r>
+    </w:p>
+    <w:p>
+      <w:pPr>
+        <w:spacing w:before="0" w:after="200" w:line="389" w:lineRule="auto"/>
+        <w:ind w:firstLine="317"/>
+      </w:pPr>
+      <w:r>
+        <w:rPr>
+          <w:rFonts w:ascii="Liberation Serif" w:hAnsi="Liberation Serif" w:eastAsia="Liberation Serif" w:cs="Liberation Serif"/>
+          <w:color w:val="222222"/>
+          <w:sz w:val="24"/>
+        </w:rPr>
+        <w:t>I will not reopen Technical design: settlement file landings into Kafka to smuggle replica lag after a count that looked fine back in, the freeze still applies and a small apply is still an apply, and the sample I would still defend uses the same clock as 00.</w:t>
+      </w:r>
+    </w:p>
+    <w:p>
+      <w:pPr>
+        <w:spacing w:before="0" w:after="200" w:line="389" w:lineRule="auto"/>
+        <w:ind w:firstLine="317"/>
+      </w:pPr>
+      <w:r>
+        <w:rPr>
+          <w:rFonts w:ascii="Liberation Serif" w:hAnsi="Liberation Serif" w:eastAsia="Liberation Serif" w:cs="Liberation Serif"/>
+          <w:color w:val="222222"/>
+          <w:sz w:val="24"/>
+        </w:rPr>
+        <w:t>if secret skew that looks like 'no work' is still fuzzy, CLH-TDD-2022-021 is the place to say so, the number I will quote is 256, and if it is stale I will say so, and I ping once and after that Aman Kumar is late, not blocked.</w:t>
+      </w:r>
+    </w:p>
+    <w:p>
+      <w:pPr>
+        <w:spacing w:before="0" w:after="200" w:line="389" w:lineRule="auto"/>
+        <w:ind w:firstLine="317"/>
+      </w:pPr>
+      <w:r>
+        <w:rPr>
+          <w:rFonts w:ascii="Liberation Serif" w:hAnsi="Liberation Serif" w:eastAsia="Liberation Serif" w:cs="Liberation Serif"/>
+          <w:color w:val="222222"/>
+          <w:sz w:val="24"/>
+        </w:rPr>
+        <w:t>the front of CLH-TDD-2023-002 already named a dashboard screenshot standing in for a permalink, this paragraph is execution, a green job with no rows still pages, and a skip is a ticket and a flake is a capture.</w:t>
+      </w:r>
+    </w:p>
+    <w:p>
+      <w:pPr>
+        <w:spacing w:before="0" w:after="200" w:line="389" w:lineRule="auto"/>
+        <w:ind w:firstLine="317"/>
+      </w:pPr>
+      <w:r>
+        <w:rPr>
+          <w:rFonts w:ascii="Liberation Serif" w:hAnsi="Liberation Serif" w:eastAsia="Liberation Serif" w:cs="Liberation Serif"/>
+          <w:color w:val="222222"/>
+          <w:sz w:val="24"/>
+        </w:rPr>
+        <w:t>Aman Kumar owes a close on owner as a team name instead of a person by February 1, 2023, not a status emoji, the freeze still applies and a small apply is still an apply, and abort beats a lying dual-run.</w:t>
+      </w:r>
+    </w:p>
+    <w:p>
+      <w:pPr>
+        <w:spacing w:before="0" w:after="200" w:line="389" w:lineRule="auto"/>
+        <w:ind w:firstLine="317"/>
+      </w:pPr>
+      <w:r>
+        <w:rPr>
+          <w:rFonts w:ascii="Liberation Serif" w:hAnsi="Liberation Serif" w:eastAsia="Liberation Serif" w:cs="Liberation Serif"/>
+          <w:color w:val="222222"/>
+          <w:sz w:val="24"/>
+        </w:rPr>
+        <w:t>No Lambda still has averaging QPS instead of testing the close on CLH-TCK-5119, the number I will quote is 2023, and if it is stale I will say so, and close is yes, no, or a new date on CLH-TCK-5119 by February 2, 2023.</w:t>
+      </w:r>
+    </w:p>
+    <w:p>
+      <w:pPr>
+        <w:spacing w:before="0" w:after="200" w:line="389" w:lineRule="auto"/>
+        <w:ind w:firstLine="317"/>
+      </w:pPr>
+      <w:r>
+        <w:rPr>
+          <w:rFonts w:ascii="Liberation Serif" w:hAnsi="Liberation Serif" w:eastAsia="Liberation Serif" w:cs="Liberation Serif"/>
+          <w:color w:val="222222"/>
+          <w:sz w:val="24"/>
+        </w:rPr>
+        <w:t>leftover dropping a column in the same release as the readers sits with Kafka Connect on CLH-PRIME, a green job with no rows still pages, and I will drop my leftover role the day Kafka Connect takes CLH-PRIME.</w:t>
+      </w:r>
+    </w:p>
+    <w:p>
+      <w:pPr>
+        <w:spacing w:before="0" w:after="200" w:line="389" w:lineRule="auto"/>
+        <w:ind w:firstLine="317"/>
+      </w:pPr>
+      <w:r>
+        <w:rPr>
+          <w:rFonts w:ascii="Liberation Serif" w:hAnsi="Liberation Serif" w:eastAsia="Liberation Serif" w:cs="Liberation Serif"/>
+          <w:color w:val="222222"/>
+          <w:sz w:val="24"/>
+        </w:rPr>
+        <w:t>Clearhaven can wait on raising retries on a poison record until Priya Nair writes the cut, the freeze still applies and a small apply is still an apply, and I will not mix clocks to make raising retries on a poison record look healthier.</w:t>
+      </w:r>
+    </w:p>
+    <w:p>
+      <w:pPr>
+        <w:spacing w:before="0" w:after="200" w:line="389" w:lineRule="auto"/>
+        <w:ind w:firstLine="317"/>
+      </w:pPr>
+      <w:r>
+        <w:rPr>
+          <w:rFonts w:ascii="Liberation Serif" w:hAnsi="Liberation Serif" w:eastAsia="Liberation Serif" w:cs="Liberation Serif"/>
+          <w:color w:val="222222"/>
+          <w:sz w:val="24"/>
+        </w:rPr>
+        <w:t>I parked lock budget on the primary on CLH-TDD-2022-021 so it is not Slack archaeology, the number I will quote is 210, and if it is stale I will say so, and object on CLH-TDD-2022-021, not in a side thread.</w:t>
+      </w:r>
+    </w:p>
+    <w:p>
+      <w:pPr>
+        <w:spacing w:before="0" w:after="200" w:line="389" w:lineRule="auto"/>
+        <w:ind w:firstLine="317"/>
+      </w:pPr>
+      <w:r>
+        <w:rPr>
+          <w:rFonts w:ascii="Liberation Serif" w:hAnsi="Liberation Serif" w:eastAsia="Liberation Serif" w:cs="Liberation Serif"/>
+          <w:color w:val="222222"/>
+          <w:sz w:val="24"/>
+        </w:rPr>
+        <w:t>recon-pg-rw.clh.internal is the box I would open first for idempotency that is not a filename, a green job with no rows still pages, and the call in the front still holds and this is leftover work only.</w:t>
+      </w:r>
+    </w:p>
+    <w:p>
+      <w:pPr>
+        <w:spacing w:before="0" w:after="200" w:line="389" w:lineRule="auto"/>
+        <w:ind w:firstLine="317"/>
+      </w:pPr>
+      <w:r>
+        <w:rPr>
+          <w:rFonts w:ascii="Liberation Serif" w:hAnsi="Liberation Serif" w:eastAsia="Liberation Serif" w:cs="Liberation Serif"/>
+          <w:color w:val="222222"/>
+          <w:sz w:val="24"/>
+        </w:rPr>
+        <w:t>I will not reopen Technical design: settlement file landings into Kafka to smuggle residency: no 'just a replica elsewhere' back in, the freeze still applies and a small apply is still an apply, and the sample I would still defend uses the same clock as 19.</w:t>
+      </w:r>
+    </w:p>
+    <w:p>
+      <w:pPr>
+        <w:spacing w:before="0" w:after="200" w:line="389" w:lineRule="auto"/>
+        <w:ind w:firstLine="317"/>
+      </w:pPr>
+      <w:r>
+        <w:rPr>
+          <w:rFonts w:ascii="Liberation Serif" w:hAnsi="Liberation Serif" w:eastAsia="Liberation Serif" w:cs="Liberation Serif"/>
+          <w:color w:val="222222"/>
+          <w:sz w:val="24"/>
+        </w:rPr>
+        <w:t>if exactly-once claims we will not make is still fuzzy, CLH-TCK-5119 is the place to say so, the number I will quote is 40, and if it is stale I will say so, and I ping once and after that Helen Cho is late, not blocked.</w:t>
+      </w:r>
+    </w:p>
+    <w:p>
+      <w:pPr>
+        <w:spacing w:before="0" w:after="200" w:line="389" w:lineRule="auto"/>
+        <w:ind w:firstLine="317"/>
+      </w:pPr>
+      <w:r>
+        <w:rPr>
+          <w:rFonts w:ascii="Liberation Serif" w:hAnsi="Liberation Serif" w:eastAsia="Liberation Serif" w:cs="Liberation Serif"/>
+          <w:color w:val="222222"/>
+          <w:sz w:val="24"/>
+        </w:rPr>
+        <w:t>the front of CLH-TDD-2023-002 already named date pressure versus a date with owners, this paragraph is execution, a green job with no rows still pages, and a skip is a ticket and a flake is a capture.</w:t>
+      </w:r>
+    </w:p>
+    <w:p>
+      <w:pPr>
+        <w:spacing w:before="0" w:after="200" w:line="389" w:lineRule="auto"/>
+        <w:ind w:firstLine="317"/>
+      </w:pPr>
+      <w:r>
+        <w:rPr>
+          <w:rFonts w:ascii="Liberation Serif" w:hAnsi="Liberation Serif" w:eastAsia="Liberation Serif" w:cs="Liberation Serif"/>
+          <w:color w:val="222222"/>
+          <w:sz w:val="24"/>
+        </w:rPr>
+        <w:t>Aman Kumar owes a close on the freeze clock versus a 'small apply' by January 30, 2023, not a status emoji, the freeze still applies and a small apply is still an apply, and abort beats a lying dual-run.</w:t>
+      </w:r>
+    </w:p>
+    <w:p>
+      <w:pPr>
+        <w:spacing w:before="0" w:after="200" w:line="389" w:lineRule="auto"/>
+        <w:ind w:firstLine="317"/>
+      </w:pPr>
+      <w:r>
+        <w:rPr>
+          <w:rFonts w:ascii="Liberation Serif" w:hAnsi="Liberation Serif" w:eastAsia="Liberation Serif" w:cs="Liberation Serif"/>
+          <w:color w:val="222222"/>
+          <w:sz w:val="24"/>
+        </w:rPr>
+        <w:t>Not Debezium still has identifiers in chat, logs, or a support zip on CLH-TDD-2022-021, the number I will quote is 256, and if it is stale I will say so, and close is yes, no, or a new date on CLH-TDD-2022-021 by January 31, 2023.</w:t>
+      </w:r>
+    </w:p>
+    <w:p>
+      <w:pPr>
+        <w:spacing w:before="0" w:after="200" w:line="389" w:lineRule="auto"/>
+        <w:ind w:firstLine="317"/>
+      </w:pPr>
+      <w:r>
+        <w:rPr>
+          <w:rFonts w:ascii="Liberation Serif" w:hAnsi="Liberation Serif" w:eastAsia="Liberation Serif" w:cs="Liberation Serif"/>
+          <w:color w:val="222222"/>
+          <w:sz w:val="24"/>
+        </w:rPr>
+        <w:t>leftover a cleanup PR that renames a field sits with No Debezium on CLH-TCK-5204, a green job with no rows still pages, and I will drop my leftover role the day No Debezium takes CLH-TCK-5204.</w:t>
+      </w:r>
+    </w:p>
+    <w:p>
+      <w:pPr>
+        <w:spacing w:before="0" w:after="200" w:line="389" w:lineRule="auto"/>
+        <w:ind w:firstLine="317"/>
+      </w:pPr>
+      <w:r>
+        <w:rPr>
+          <w:rFonts w:ascii="Liberation Serif" w:hAnsi="Liberation Serif" w:eastAsia="Liberation Serif" w:cs="Liberation Serif"/>
+          <w:color w:val="222222"/>
+          <w:sz w:val="24"/>
+        </w:rPr>
+        <w:t>Clearhaven can wait on staging that is too small to catch the bug until No Lambda writes the cut, the freeze still applies and a small apply is still an apply, and I will not mix clocks to make staging that is too small to catch the bug look healthier.</w:t>
+      </w:r>
+    </w:p>
+    <w:p>
+      <w:pPr>
+        <w:spacing w:before="0" w:after="200" w:line="389" w:lineRule="auto"/>
+        <w:ind w:firstLine="317"/>
+      </w:pPr>
+      <w:r>
+        <w:rPr>
+          <w:rFonts w:ascii="Liberation Serif" w:hAnsi="Liberation Serif" w:eastAsia="Liberation Serif" w:cs="Liberation Serif"/>
+          <w:color w:val="222222"/>
+          <w:sz w:val="24"/>
+        </w:rPr>
+        <w:t>I parked weekend coverage that is not in the SLA on CLH-TCK-5119 so it is not Slack archaeology, the number I will quote is 2023, and if it is stale I will say so, and object on CLH-TCK-5119, not in a side thread.</w:t>
+      </w:r>
+    </w:p>
+    <w:p>
+      <w:pPr>
+        <w:spacing w:before="0" w:after="200" w:line="389" w:lineRule="auto"/>
+        <w:ind w:firstLine="317"/>
+      </w:pPr>
+      <w:r>
+        <w:rPr>
+          <w:rFonts w:ascii="Liberation Serif" w:hAnsi="Liberation Serif" w:eastAsia="Liberation Serif" w:cs="Liberation Serif"/>
+          <w:color w:val="222222"/>
+          <w:sz w:val="24"/>
+        </w:rPr>
+        <w:t>recon-pg-rw.clh.internal is the box I would open first for a vendor overlay we already rejected, a green job with no rows still pages, and the call in the front still holds and this is leftover work only.</w:t>
+      </w:r>
+    </w:p>
+    <w:p>
+      <w:pPr>
+        <w:spacing w:before="0" w:after="200" w:line="389" w:lineRule="auto"/>
+        <w:ind w:firstLine="317"/>
+      </w:pPr>
+      <w:r>
+        <w:rPr>
+          <w:rFonts w:ascii="Liberation Serif" w:hAnsi="Liberation Serif" w:eastAsia="Liberation Serif" w:cs="Liberation Serif"/>
+          <w:color w:val="222222"/>
+          <w:sz w:val="24"/>
+        </w:rPr>
+        <w:t>I will not reopen Technical design: settlement file landings into Kafka to smuggle replica lag after a count that looked fine back in, the freeze still applies and a small apply is still an apply, and the sample I would still defend uses the same clock as 146.</w:t>
+      </w:r>
+    </w:p>
+    <w:p>
+      <w:pPr>
+        <w:spacing w:before="0" w:after="200" w:line="389" w:lineRule="auto"/>
+        <w:ind w:firstLine="317"/>
+      </w:pPr>
+      <w:r>
+        <w:rPr>
+          <w:rFonts w:ascii="Liberation Serif" w:hAnsi="Liberation Serif" w:eastAsia="Liberation Serif" w:cs="Liberation Serif"/>
+          <w:color w:val="222222"/>
+          <w:sz w:val="24"/>
+        </w:rPr>
+        <w:t>if secret skew that looks like 'no work' is still fuzzy, CLH-TDD-2022-021 is the place to say so, the number I will quote is 210, and if it is stale I will say so, and I ping once and after that Kavya Menon is late, not blocked.</w:t>
+      </w:r>
+    </w:p>
+    <w:p>
+      <w:pPr>
+        <w:spacing w:before="0" w:after="200" w:line="389" w:lineRule="auto"/>
+        <w:ind w:firstLine="317"/>
+      </w:pPr>
+      <w:r>
+        <w:rPr>
+          <w:rFonts w:ascii="Liberation Serif" w:hAnsi="Liberation Serif" w:eastAsia="Liberation Serif" w:cs="Liberation Serif"/>
+          <w:color w:val="222222"/>
+          <w:sz w:val="24"/>
+        </w:rPr>
+        <w:t>the front of CLH-TDD-2023-002 already named a dashboard screenshot standing in for a permalink, this paragraph is execution, a green job with no rows still pages, and a skip is a ticket and a flake is a capture.</w:t>
+      </w:r>
+    </w:p>
+    <w:p>
+      <w:pPr>
+        <w:spacing w:before="0" w:after="200" w:line="389" w:lineRule="auto"/>
+        <w:ind w:firstLine="317"/>
+      </w:pPr>
+      <w:r>
+        <w:rPr>
+          <w:rFonts w:ascii="Liberation Serif" w:hAnsi="Liberation Serif" w:eastAsia="Liberation Serif" w:cs="Liberation Serif"/>
+          <w:color w:val="222222"/>
+          <w:sz w:val="24"/>
+        </w:rPr>
+        <w:t>Aman Kumar owes a close on owner as a team name instead of a person by January 28, 2023, not a status emoji, the freeze still applies and a small apply is still an apply, and abort beats a lying dual-run.</w:t>
+      </w:r>
+    </w:p>
+    <w:p>
+      <w:pPr>
+        <w:spacing w:before="0" w:after="200" w:line="389" w:lineRule="auto"/>
+        <w:ind w:firstLine="317"/>
+      </w:pPr>
+      <w:r>
+        <w:rPr>
+          <w:rFonts w:ascii="Liberation Serif" w:hAnsi="Liberation Serif" w:eastAsia="Liberation Serif" w:cs="Liberation Serif"/>
+          <w:color w:val="222222"/>
+          <w:sz w:val="24"/>
+        </w:rPr>
+        <w:t>Lena Ortiz still has averaging QPS instead of testing the close on CLH-TCK-5119, the number I will quote is 40, and if it is stale I will say so, and close is yes, no, or a new date on CLH-TCK-5119 by January 29, 2023.</w:t>
+      </w:r>
+    </w:p>
+    <w:p>
+      <w:pPr>
+        <w:spacing w:before="0" w:after="200" w:line="389" w:lineRule="auto"/>
+        <w:ind w:firstLine="317"/>
+      </w:pPr>
+      <w:r>
+        <w:rPr>
+          <w:rFonts w:ascii="Liberation Serif" w:hAnsi="Liberation Serif" w:eastAsia="Liberation Serif" w:cs="Liberation Serif"/>
+          <w:color w:val="222222"/>
+          <w:sz w:val="24"/>
+        </w:rPr>
+        <w:t>leftover dropping a column in the same release as the readers sits with Aman Kumar on CLH-PRIME, a green job with no rows still pages, and I will drop my leftover role the day Aman Kumar takes CLH-PRIME.</w:t>
       </w:r>
     </w:p>
     <w:sectPr>
       <w:headerReference w:type="default" r:id="rId9"/>
       <w:footerReference w:type="default" r:id="rId10"/>
       <w:pgSz w:w="12240" w:h="15840"/>
-      <w:pgMar w:top="1728" w:right="1656" w:bottom="1512" w:left="1656" w:header="576" w:footer="576" w:gutter="0"/>
+      <w:pgMar w:top="1656" w:right="1512" w:bottom="1440" w:left="1512" w:header="576" w:footer="518" w:gutter="0"/>
       <w:cols w:space="720"/>
       <w:docGrid w:linePitch="360"/>
     </w:sectPr>
@@ -11496,7 +10830,7 @@
       <w:pStyle w:val="Footer"/>
       <w:spacing w:before="80" w:after="0" w:line="200" w:lineRule="auto"/>
       <w:pBdr>
-        <w:bottom w:val="single" w:sz="12" w:space="1" w:color="1B365D"/>
+        <w:bottom w:val="single" w:sz="8" w:space="1" w:color="243447"/>
       </w:pBdr>
     </w:pPr>
     <w:r>
@@ -11513,7 +10847,7 @@
         <w:color w:val="555555"/>
         <w:sz w:val="16"/>
       </w:rPr>
-      <w:t xml:space="preserve">  ·  v1.2</w:t>
+      <w:t xml:space="preserve">  /  January 19, 2023  /  Page </w:t>
     </w:r>
     <w:r>
       <w:rPr>
@@ -11521,7 +10855,7 @@
         <w:color w:val="555555"/>
         <w:sz w:val="16"/>
       </w:rPr>
-      <w:t xml:space="preserve">  ·  January 19, 2023</w:t>
+      <w:fldChar w:fldCharType="begin"/>
     </w:r>
     <w:r>
       <w:rPr>
@@ -11529,7 +10863,7 @@
         <w:color w:val="555555"/>
         <w:sz w:val="16"/>
       </w:rPr>
-      <w:t xml:space="preserve">  ·  Page </w:t>
+      <w:instrText xml:space="preserve"> PAGE </w:instrText>
     </w:r>
     <w:r>
       <w:rPr>
@@ -11537,6 +10871,22 @@
         <w:color w:val="555555"/>
         <w:sz w:val="16"/>
       </w:rPr>
+      <w:fldChar w:fldCharType="end"/>
+    </w:r>
+    <w:r>
+      <w:rPr>
+        <w:rFonts w:ascii="Liberation Sans" w:hAnsi="Liberation Sans" w:eastAsia="Liberation Sans" w:cs="Liberation Sans"/>
+        <w:color w:val="555555"/>
+        <w:sz w:val="16"/>
+      </w:rPr>
+      <w:t xml:space="preserve"> of </w:t>
+    </w:r>
+    <w:r>
+      <w:rPr>
+        <w:rFonts w:ascii="Liberation Sans" w:hAnsi="Liberation Sans" w:eastAsia="Liberation Sans" w:cs="Liberation Sans"/>
+        <w:color w:val="555555"/>
+        <w:sz w:val="16"/>
+      </w:rPr>
       <w:fldChar w:fldCharType="begin"/>
     </w:r>
     <w:r>
@@ -11545,7 +10895,7 @@
         <w:color w:val="555555"/>
         <w:sz w:val="16"/>
       </w:rPr>
-      <w:instrText xml:space="preserve"> PAGE </w:instrText>
+      <w:instrText xml:space="preserve"> NUMPAGES </w:instrText>
     </w:r>
     <w:r>
       <w:rPr>
@@ -11554,31 +10904,6 @@
         <w:sz w:val="16"/>
       </w:rPr>
       <w:fldChar w:fldCharType="end"/>
-    </w:r>
-    <w:r>
-      <w:rPr>
-        <w:rFonts w:ascii="Liberation Sans" w:hAnsi="Liberation Sans" w:eastAsia="Liberation Sans" w:cs="Liberation Sans"/>
-        <w:color w:val="555555"/>
-        <w:sz w:val="16"/>
-      </w:rPr>
-      <w:t xml:space="preserve"> of </w:t>
-    </w:r>
-    <w:r>
-      <w:fldChar w:fldCharType="begin"/>
-    </w:r>
-    <w:r>
-      <w:instrText xml:space="preserve"> NUMPAGES </w:instrText>
-    </w:r>
-    <w:r>
-      <w:fldChar w:fldCharType="end"/>
-    </w:r>
-    <w:r>
-      <w:rPr>
-        <w:rFonts w:ascii="Liberation Sans" w:hAnsi="Liberation Sans" w:eastAsia="Liberation Sans" w:cs="Liberation Sans"/>
-        <w:color w:val="555555"/>
-        <w:sz w:val="16"/>
-      </w:rPr>
-      <w:t xml:space="preserve">  ·  INTERNAL</w:t>
     </w:r>
   </w:p>
 </w:ftr>
@@ -11589,44 +10914,26 @@
   <w:p>
     <w:pPr>
       <w:pStyle w:val="Header"/>
-      <w:spacing w:before="0" w:after="40" w:line="200" w:lineRule="auto"/>
-      <w:pBdr>
-        <w:bottom w:val="single" w:sz="18" w:space="1" w:color="1B365D"/>
-      </w:pBdr>
+      <w:spacing w:before="0" w:after="0" w:line="200" w:lineRule="auto"/>
+      <w:jc w:val="left"/>
     </w:pPr>
     <w:r>
       <w:rPr>
         <w:rFonts w:ascii="Liberation Sans" w:hAnsi="Liberation Sans" w:eastAsia="Liberation Sans" w:cs="Liberation Sans"/>
         <w:b/>
-        <w:color w:val="1B365D"/>
+        <w:color w:val="243447"/>
         <w:sz w:val="18"/>
       </w:rPr>
       <w:t>Northstar Engineering</w:t>
     </w:r>
     <w:r>
-      <w:rPr>
-        <w:rFonts w:ascii="Liberation Sans" w:hAnsi="Liberation Sans" w:eastAsia="Liberation Sans" w:cs="Liberation Sans"/>
-        <w:color w:val="555555"/>
-        <w:sz w:val="18"/>
-      </w:rPr>
-      <w:t xml:space="preserve">   |   </w:t>
+      <w:t xml:space="preserve">      </w:t>
     </w:r>
     <w:r>
       <w:rPr>
         <w:rFonts w:ascii="Liberation Sans" w:hAnsi="Liberation Sans" w:eastAsia="Liberation Sans" w:cs="Liberation Sans"/>
-        <w:color w:val="2F4A6E"/>
-        <w:sz w:val="18"/>
-      </w:rPr>
-      <w:t>Technical design</w:t>
-    </w:r>
-    <w:r>
-      <w:t xml:space="preserve">        </w:t>
-    </w:r>
-    <w:r>
-      <w:rPr>
-        <w:rFonts w:ascii="Liberation Sans" w:hAnsi="Liberation Sans" w:eastAsia="Liberation Sans" w:cs="Liberation Sans"/>
-        <w:b/>
-        <w:color w:val="1B365D"/>
+        <w:b/>
+        <w:color w:val="243447"/>
         <w:sz w:val="16"/>
       </w:rPr>
       <w:t>INTERNAL</w:t>
@@ -11634,8 +10941,27 @@
   </w:p>
   <w:p>
     <w:pPr>
-      <w:spacing w:before="0" w:after="0" w:line="200" w:lineRule="auto"/>
+      <w:spacing w:before="0" w:after="40" w:line="200" w:lineRule="auto"/>
+      <w:pBdr>
+        <w:bottom w:val="single" w:sz="10" w:space="1" w:color="243447"/>
+      </w:pBdr>
     </w:pPr>
+    <w:r>
+      <w:rPr>
+        <w:rFonts w:ascii="Liberation Sans" w:hAnsi="Liberation Sans" w:eastAsia="Liberation Sans" w:cs="Liberation Sans"/>
+        <w:color w:val="3A4C5F"/>
+        <w:sz w:val="16"/>
+      </w:rPr>
+      <w:t>Technical design</w:t>
+    </w:r>
+    <w:r>
+      <w:rPr>
+        <w:rFonts w:ascii="Liberation Sans" w:hAnsi="Liberation Sans" w:eastAsia="Liberation Sans" w:cs="Liberation Sans"/>
+        <w:color w:val="555555"/>
+        <w:sz w:val="16"/>
+      </w:rPr>
+      <w:t xml:space="preserve">  ·  </w:t>
+    </w:r>
     <w:r>
       <w:rPr>
         <w:rFonts w:ascii="Liberation Sans" w:hAnsi="Liberation Sans" w:eastAsia="Liberation Sans" w:cs="Liberation Sans"/>
@@ -12013,7 +11339,7 @@
     <w:qFormat/>
     <w:rsid w:val="00FC693F"/>
     <w:pPr>
-      <w:spacing w:after="240" w:before="0" w:line="427" w:lineRule="auto"/>
+      <w:spacing w:after="200" w:before="0" w:line="389" w:lineRule="auto"/>
     </w:pPr>
     <w:rPr>
       <w:rFonts w:ascii="Liberation Serif" w:hAnsi="Liberation Serif"/>
@@ -12076,14 +11402,14 @@
     <w:pPr>
       <w:keepNext/>
       <w:keepLines/>
-      <w:spacing w:before="440" w:after="240"/>
+      <w:spacing w:before="400" w:after="200"/>
       <w:outlineLvl w:val="0"/>
     </w:pPr>
     <w:rPr>
       <w:rFonts w:asciiTheme="majorHAnsi" w:eastAsiaTheme="majorEastAsia" w:hAnsiTheme="majorHAnsi" w:cstheme="majorBidi" w:ascii="Liberation Sans" w:hAnsi="Liberation Sans"/>
       <w:b/>
       <w:bCs/>
-      <w:color w:val="1B365D"/>
+      <w:color w:val="243447"/>
       <w:sz w:val="32"/>
       <w:szCs w:val="28"/>
     </w:rPr>
@@ -12100,14 +11426,14 @@
     <w:pPr>
       <w:keepNext/>
       <w:keepLines/>
-      <w:spacing w:before="320" w:after="160"/>
+      <w:spacing w:before="280" w:after="140"/>
       <w:outlineLvl w:val="1"/>
     </w:pPr>
     <w:rPr>
       <w:rFonts w:asciiTheme="majorHAnsi" w:eastAsiaTheme="majorEastAsia" w:hAnsiTheme="majorHAnsi" w:cstheme="majorBidi" w:ascii="Liberation Sans" w:hAnsi="Liberation Sans"/>
       <w:b/>
       <w:bCs/>
-      <w:color w:val="1B365D"/>
+      <w:color w:val="243447"/>
       <w:sz w:val="26"/>
       <w:szCs w:val="26"/>
     </w:rPr>
@@ -12124,14 +11450,14 @@
     <w:pPr>
       <w:keepNext/>
       <w:keepLines/>
-      <w:spacing w:before="240" w:after="120"/>
+      <w:spacing w:before="220" w:after="120"/>
       <w:outlineLvl w:val="2"/>
     </w:pPr>
     <w:rPr>
       <w:rFonts w:asciiTheme="majorHAnsi" w:eastAsiaTheme="majorEastAsia" w:hAnsiTheme="majorHAnsi" w:cstheme="majorBidi" w:ascii="Liberation Sans" w:hAnsi="Liberation Sans"/>
       <w:b/>
       <w:bCs/>
-      <w:color w:val="1B365D"/>
+      <w:color w:val="243447"/>
       <w:sz w:val="24"/>
     </w:rPr>
   </w:style>
